--- a/LLDD/word/BE/Jobs/LLDD-BE-Job-9-SyncNewStoreToDocument.docx
+++ b/LLDD/word/BE/Jobs/LLDD-BE-Job-9-SyncNewStoreToDocument.docx
@@ -625,7 +625,7 @@
       <w:r>
         <w:drawing>
           <wp:inline xmlns:a="http://schemas.openxmlformats.org/drawingml/2006/main" xmlns:pic="http://schemas.openxmlformats.org/drawingml/2006/picture">
-            <wp:extent cx="5669280" cy="3741725"/>
+            <wp:extent cx="5669280" cy="4195267"/>
             <wp:docPr id="1" name="Picture 1"/>
             <wp:cNvGraphicFramePr>
               <a:graphicFrameLocks noChangeAspect="1"/>
@@ -646,7 +646,7 @@
                   <pic:spPr>
                     <a:xfrm>
                       <a:off x="0" y="0"/>
-                      <a:ext cx="5669280" cy="3741725"/>
+                      <a:ext cx="5669280" cy="4195267"/>
                     </a:xfrm>
                     <a:prstGeom prst="rect"/>
                   </pic:spPr>
@@ -1049,7 +1049,7 @@
                 <w:b w:val="0"/>
                 <w:sz w:val="18"/>
               </w:rPr>
-              <w:t>ค่า adjust มาก่อน forecast เสมอ</w:t>
+              <w:t>ค่า adjust มาก่อน forecast เสมอ; NULL หรือค่านอกช่วง 0..100 ต้อง reject ก่อน upsert</w:t>
             </w:r>
           </w:p>
         </w:tc>
@@ -2181,7 +2181,7 @@
                 <w:b w:val="0"/>
                 <w:sz w:val="18"/>
               </w:rPr>
-              <w:t>upsert + prune ร้านของ doc_no, validate ผลรวม 100% และ tracking INTERNAL_DB_WRITE ใน transaction เดียว; ไม่ครบให้ rollback</w:t>
+              <w:t>validate source percent ต้องไม่เป็น NULL และอยู่ 0..100 ก่อน upsert; จากนั้น upsert + prune ร้านของ doc_no, validate ผลรวม 100% และ tracking INTERNAL_DB_WRITE ใน transaction เดียว; invalid/ไม่ครบให้ rollback ก่อน prune</w:t>
             </w:r>
           </w:p>
         </w:tc>
@@ -2789,7 +2789,7 @@
                 <w:b w:val="0"/>
                 <w:sz w:val="18"/>
               </w:rPr>
-              <w:t>upsert + prune ร้านของ doc_no, validate ผลรวม 100% และ tracking INTERNAL_DB_WRITE ใน transaction เดียว; ไม่ครบให้ rollback</w:t>
+              <w:t>validate source percent ต้องไม่เป็น NULL และอยู่ 0..100 ก่อน upsert; จากนั้น upsert + prune ร้านของ doc_no, validate ผลรวม 100% และ tracking INTERNAL_DB_WRITE ใน transaction เดียว; invalid/ไม่ครบให้ rollback ก่อน prune</w:t>
             </w:r>
           </w:p>
         </w:tc>
@@ -2874,7 +2874,11 @@
         <w:br/>
         <w:t>JOIN compensation_documents d ON d.impact_process_id = s.impact_process_id</w:t>
         <w:br/>
-        <w:t>WHERE s.impact_month = :impact_month;</w:t>
+        <w:t>WHERE s.impact_month = :impact_month</w:t>
+        <w:br/>
+        <w:t xml:space="preserve">  AND COALESCE(s.adjust_compensate_percent, s.forecast_compensate_percent) IS NOT NULL</w:t>
+        <w:br/>
+        <w:t xml:space="preserve">  AND COALESCE(s.adjust_compensate_percent, s.forecast_compensate_percent) BETWEEN 0 AND 100;</w:t>
       </w:r>
     </w:p>
     <w:p>
@@ -2898,11 +2902,19 @@
           <w:rFonts w:ascii="Courier New" w:hAnsi="Courier New"/>
           <w:sz w:val="16"/>
         </w:rPr>
+        <w:t>-- validateAllocationValues ต้องยืนยัน source_row_count = valid_row_count ก่อนคำสั่งนี้;</w:t>
+        <w:br/>
+        <w:t>-- ถ้าค่า percent เป็น NULL/นอกช่วง ให้ throw COMPENSATE_PERCENT_INVALID และ rollback ก่อน upsert/prune.</w:t>
+        <w:br/>
         <w:t>INSERT INTO document_new_stores</w:t>
         <w:br/>
         <w:t xml:space="preserve">    (doc_no, new_store_code, compensate_percent, compensation_amount, source_system, updated_at)</w:t>
         <w:br/>
-        <w:t>VALUES (:doc_no, :new_store_code, :compensate_percent, :compensation_amount, 'FGI', CURRENT_TIMESTAMP)</w:t>
+        <w:t>SELECT :doc_no, :new_store_code, :compensate_percent, :compensation_amount, 'FGI', CURRENT_TIMESTAMP</w:t>
+        <w:br/>
+        <w:t>WHERE :compensate_percent IS NOT NULL</w:t>
+        <w:br/>
+        <w:t xml:space="preserve">  AND :compensate_percent BETWEEN 0 AND 100</w:t>
         <w:br/>
         <w:t>ON CONFLICT (doc_no, new_store_code)</w:t>
         <w:br/>
@@ -2910,7 +2922,12 @@
         <w:br/>
         <w:t xml:space="preserve">              compensation_amount = EXCLUDED.compensation_amount,</w:t>
         <w:br/>
-        <w:t xml:space="preserve">              updated_at = CURRENT_TIMESTAMP;</w:t>
+        <w:t xml:space="preserve">              updated_at = CURRENT_TIMESTAMP</w:t>
+        <w:br/>
+        <w:t>RETURNING doc_no, new_store_code;</w:t>
+        <w:br/>
+        <w:br/>
+        <w:t>-- Service ต้องได้ RETURNING 1 แถวต่อ source row; ไม่ครบให้ rollback และห้าม prune.</w:t>
         <w:br/>
         <w:br/>
         <w:t>DELETE FROM document_new_stores dns</w:t>
@@ -7643,7 +7660,7 @@
                 <w:b w:val="0"/>
                 <w:sz w:val="18"/>
               </w:rPr>
-              <w:t>upsert document_new_stores (forecast/percent = NVL(adjust_n, forecast_n))</w:t>
+              <w:t>compensate_percent ครบและอยู่ในช่วง 0..100 ทุกแถว? | No: COMPENSATE_PERCENT_INVALID + rollback ก่อน upsert/prune (COALESCE(adjust_compensate_percent, forecast_compensate_percent) ต้องไม่เป็น NULL)</w:t>
             </w:r>
           </w:p>
         </w:tc>
@@ -7690,7 +7707,7 @@
                 <w:b w:val="0"/>
                 <w:sz w:val="18"/>
               </w:rPr>
-              <w:t>validate allocation percent รวมต่อ doc_no (ต้องรวมได้ 100 ก่อน submit workflow)</w:t>
+              <w:t>upsert document_new_stores (forecast/percent = NVL(adjust_n, forecast_n))</w:t>
             </w:r>
           </w:p>
         </w:tc>
@@ -7737,7 +7754,7 @@
                 <w:b w:val="0"/>
                 <w:sz w:val="18"/>
               </w:rPr>
-              <w:t>บันทึก interface_transactions เป็น INTERNAL_DB_WRITE (ไม่สร้างไฟล์ BPM06002O)</w:t>
+              <w:t>validate allocation percent รวมต่อ doc_no (ต้องรวมได้ 100 ก่อน submit workflow)</w:t>
             </w:r>
           </w:p>
         </w:tc>
@@ -7764,6 +7781,53 @@
                 <w:sz w:val="18"/>
               </w:rPr>
               <w:t>7</w:t>
+            </w:r>
+          </w:p>
+        </w:tc>
+        <w:tc>
+          <w:tcPr>
+            <w:tcW w:type="dxa" w:w="5040"/>
+            <w:vAlign w:val="center"/>
+          </w:tcPr>
+          <w:p>
+            <w:pPr>
+              <w:keepLines/>
+              <w:spacing w:after="0"/>
+            </w:pPr>
+            <w:r/>
+            <w:r>
+              <w:rPr>
+                <w:rFonts w:ascii="Arial" w:hAnsi="Arial" w:eastAsia="Arial"/>
+                <w:b w:val="0"/>
+                <w:sz w:val="18"/>
+              </w:rPr>
+              <w:t>บันทึก interface_transactions เป็น INTERNAL_DB_WRITE (ไม่สร้างไฟล์ BPM06002O)</w:t>
+            </w:r>
+          </w:p>
+        </w:tc>
+      </w:tr>
+      <w:tr>
+        <w:trPr>
+          <w:cantSplit/>
+        </w:trPr>
+        <w:tc>
+          <w:tcPr>
+            <w:tcW w:type="dxa" w:w="5040"/>
+            <w:vAlign w:val="center"/>
+          </w:tcPr>
+          <w:p>
+            <w:pPr>
+              <w:keepLines/>
+              <w:spacing w:after="0"/>
+            </w:pPr>
+            <w:r/>
+            <w:r>
+              <w:rPr>
+                <w:rFonts w:ascii="Arial" w:hAnsi="Arial" w:eastAsia="Arial"/>
+                <w:b w:val="0"/>
+                <w:sz w:val="18"/>
+              </w:rPr>
+              <w:t>8</w:t>
             </w:r>
           </w:p>
         </w:tc>

--- a/LLDD/word/BE/Jobs/LLDD-BE-Job-9-SyncNewStoreToDocument.docx
+++ b/LLDD/word/BE/Jobs/LLDD-BE-Job-9-SyncNewStoreToDocument.docx
@@ -6629,7 +6629,7 @@
               <w:br/>
               <w:t xml:space="preserve">    {</w:t>
               <w:br/>
-              <w:t xml:space="preserve">      "startedAt": "30/06/2569 17:30",</w:t>
+              <w:t xml:space="preserve">      "startedAt": "30/06/2026 17:30",</w:t>
               <w:br/>
               <w:t xml:space="preserve">      "status": "ok"</w:t>
               <w:br/>

--- a/LLDD/word/BE/Jobs/LLDD-BE-Job-9-SyncNewStoreToDocument.docx
+++ b/LLDD/word/BE/Jobs/LLDD-BE-Job-9-SyncNewStoreToDocument.docx
@@ -7564,7 +7564,7 @@
         <w:br/>
         <w:t>-- [W] document_new_stores : บันทึกร้านเปิดใหม่เข้าเอกสารโดยตรง</w:t>
         <w:br/>
-        <w:t>-- TODO: เติมคอลัมน์จริงจาก Database design และยืนยัน unique key ที่กันข้อมูลซ้ำตอน rerun</w:t>
+        <w:t>-- TODO: เติมคอลัมน์ payload จริงจาก Database design</w:t>
         <w:br/>
         <w:t>INSERT INTO document_new_stores</w:t>
         <w:br/>
@@ -7572,7 +7572,7 @@
         <w:br/>
         <w:t>VALUES (/* TODO: bind params ตามลำดับคอลัมน์ด้านบน */)</w:t>
         <w:br/>
-        <w:t>ON CONFLICT (/* TODO: unique key ที่ใช้กันซ้ำ */)</w:t>
+        <w:t>ON CONFLICT (doc_no, new_store_code)   -- unique key จริงตาม DDL ของ document_new_stores (ห้ามเดา)</w:t>
         <w:br/>
         <w:t>DO UPDATE SET /* TODO: คอลัมน์ที่ยอมให้ทับ */</w:t>
         <w:br/>
@@ -7585,13 +7585,15 @@
         <w:br/>
         <w:t>INSERT INTO interface_transactions</w:t>
         <w:br/>
-        <w:t xml:space="preserve">  (job_no, data_name, direction, status, business_key, period_key,</w:t>
+        <w:t xml:space="preserve">  (run_id, data_name, direction, status, business_key, period_key,</w:t>
         <w:br/>
         <w:t xml:space="preserve">   file_name, file_checksum, created_at)</w:t>
         <w:br/>
-        <w:t>VALUES ('9', $1 /* TODO: data_name ของ Job 9 */, $2 /* IN|OUT|INTERNAL */, 'READY',</w:t>
-        <w:br/>
-        <w:t xml:space="preserve">        $3 /* business key ของแถว */, $4 /* YYYYMM */, $5, $6, NOW())</w:t>
+        <w:t>VALUES ($1 /* run_id = correlation id ของรอบรัน Job 9 จาก application log */,</w:t>
+        <w:br/>
+        <w:t xml:space="preserve">        $2 /* TODO: data_name ของ Job 9 */, $3 /* IN|OUT|INTERNAL */, 'READY',</w:t>
+        <w:br/>
+        <w:t xml:space="preserve">        $4 /* business key ของแถว */, $5 /* YYYYMM */, $6, $7, NOW())</w:t>
         <w:br/>
         <w:t>ON CONFLICT (data_name, direction, business_key, period_key) DO NOTHING;</w:t>
       </w:r>

--- a/LLDD/word/BE/Jobs/LLDD-BE-Job-9-SyncNewStoreToDocument.docx
+++ b/LLDD/word/BE/Jobs/LLDD-BE-Job-9-SyncNewStoreToDocument.docx
@@ -5,7 +5,7 @@
     <w:p>
       <w:r>
         <w:rPr>
-          <w:rFonts w:ascii="Arial" w:hAnsi="Arial" w:eastAsia="Arial"/>
+          <w:rFonts w:ascii="Arial" w:hAnsi="Arial" w:eastAsia="Arial" w:cs="Tahoma"/>
           <w:b/>
           <w:color w:val="0B2545"/>
           <w:sz w:val="40"/>
@@ -58,7 +58,7 @@
             <w:r/>
             <w:r>
               <w:rPr>
-                <w:rFonts w:ascii="Arial" w:hAnsi="Arial" w:eastAsia="Arial"/>
+                <w:rFonts w:ascii="Arial" w:hAnsi="Arial" w:eastAsia="Arial" w:cs="Tahoma"/>
                 <w:b/>
                 <w:sz w:val="18"/>
               </w:rPr>
@@ -80,7 +80,7 @@
             <w:r/>
             <w:r>
               <w:rPr>
-                <w:rFonts w:ascii="Arial" w:hAnsi="Arial" w:eastAsia="Arial"/>
+                <w:rFonts w:ascii="Arial" w:hAnsi="Arial" w:eastAsia="Arial" w:cs="Tahoma"/>
                 <w:b/>
                 <w:sz w:val="18"/>
               </w:rPr>
@@ -105,13 +105,13 @@
             </w:pPr>
             <w:r>
               <w:rPr>
-                <w:rFonts w:ascii="Arial" w:hAnsi="Arial" w:eastAsia="Arial"/>
-                <w:sz w:val="18"/>
-              </w:rPr>
-            </w:r>
-            <w:r>
-              <w:rPr>
-                <w:rFonts w:ascii="Arial" w:hAnsi="Arial" w:eastAsia="Arial"/>
+                <w:rFonts w:ascii="Arial" w:hAnsi="Arial" w:eastAsia="Arial" w:cs="Tahoma"/>
+                <w:sz w:val="18"/>
+              </w:rPr>
+            </w:r>
+            <w:r>
+              <w:rPr>
+                <w:rFonts w:ascii="Arial" w:hAnsi="Arial" w:eastAsia="Arial" w:cs="Tahoma"/>
                 <w:sz w:val="18"/>
               </w:rPr>
               <w:t>วัตถุประสงค์</w:t>
@@ -130,13 +130,13 @@
             </w:pPr>
             <w:r>
               <w:rPr>
-                <w:rFonts w:ascii="Arial" w:hAnsi="Arial" w:eastAsia="Arial"/>
-                <w:sz w:val="18"/>
-              </w:rPr>
-            </w:r>
-            <w:r>
-              <w:rPr>
-                <w:rFonts w:ascii="Arial" w:hAnsi="Arial" w:eastAsia="Arial"/>
+                <w:rFonts w:ascii="Arial" w:hAnsi="Arial" w:eastAsia="Arial" w:cs="Tahoma"/>
+                <w:sz w:val="18"/>
+              </w:rPr>
+            </w:r>
+            <w:r>
+              <w:rPr>
+                <w:rFonts w:ascii="Arial" w:hAnsi="Arial" w:eastAsia="Arial" w:cs="Tahoma"/>
                 <w:sz w:val="18"/>
               </w:rPr>
               <w:t>ใช้เป็นรายละเอียดระดับพัฒนาสำหรับออกแบบ ลงมือพัฒนา ตรวจทาน และทดสอบขอบเขตที่ระบุในฉบับนี้</w:t>
@@ -160,13 +160,13 @@
             </w:pPr>
             <w:r>
               <w:rPr>
-                <w:rFonts w:ascii="Arial" w:hAnsi="Arial" w:eastAsia="Arial"/>
-                <w:sz w:val="18"/>
-              </w:rPr>
-            </w:r>
-            <w:r>
-              <w:rPr>
-                <w:rFonts w:ascii="Arial" w:hAnsi="Arial" w:eastAsia="Arial"/>
+                <w:rFonts w:ascii="Arial" w:hAnsi="Arial" w:eastAsia="Arial" w:cs="Tahoma"/>
+                <w:sz w:val="18"/>
+              </w:rPr>
+            </w:r>
+            <w:r>
+              <w:rPr>
+                <w:rFonts w:ascii="Arial" w:hAnsi="Arial" w:eastAsia="Arial" w:cs="Tahoma"/>
                 <w:sz w:val="18"/>
               </w:rPr>
               <w:t>ลำดับการอ่าน</w:t>
@@ -185,13 +185,13 @@
             </w:pPr>
             <w:r>
               <w:rPr>
-                <w:rFonts w:ascii="Arial" w:hAnsi="Arial" w:eastAsia="Arial"/>
-                <w:sz w:val="18"/>
-              </w:rPr>
-            </w:r>
-            <w:r>
-              <w:rPr>
-                <w:rFonts w:ascii="Arial" w:hAnsi="Arial" w:eastAsia="Arial"/>
+                <w:rFonts w:ascii="Arial" w:hAnsi="Arial" w:eastAsia="Arial" w:cs="Tahoma"/>
+                <w:sz w:val="18"/>
+              </w:rPr>
+            </w:r>
+            <w:r>
+              <w:rPr>
+                <w:rFonts w:ascii="Arial" w:hAnsi="Arial" w:eastAsia="Arial" w:cs="Tahoma"/>
                 <w:sz w:val="18"/>
               </w:rPr>
               <w:t>เริ่มจาก Overview และ Scope จากนั้นตรวจ Field/Validation, Implementation, Contract, Processing Flow, Acceptance Criteria และ Test Checklist ตามลำดับ</w:t>
@@ -215,13 +215,13 @@
             </w:pPr>
             <w:r>
               <w:rPr>
-                <w:rFonts w:ascii="Arial" w:hAnsi="Arial" w:eastAsia="Arial"/>
-                <w:sz w:val="18"/>
-              </w:rPr>
-            </w:r>
-            <w:r>
-              <w:rPr>
-                <w:rFonts w:ascii="Arial" w:hAnsi="Arial" w:eastAsia="Arial"/>
+                <w:rFonts w:ascii="Arial" w:hAnsi="Arial" w:eastAsia="Arial" w:cs="Tahoma"/>
+                <w:sz w:val="18"/>
+              </w:rPr>
+            </w:r>
+            <w:r>
+              <w:rPr>
+                <w:rFonts w:ascii="Arial" w:hAnsi="Arial" w:eastAsia="Arial" w:cs="Tahoma"/>
                 <w:sz w:val="18"/>
               </w:rPr>
               <w:t>ผลลัพธ์ที่คาดหวัง</w:t>
@@ -240,13 +240,13 @@
             </w:pPr>
             <w:r>
               <w:rPr>
-                <w:rFonts w:ascii="Arial" w:hAnsi="Arial" w:eastAsia="Arial"/>
-                <w:sz w:val="18"/>
-              </w:rPr>
-            </w:r>
-            <w:r>
-              <w:rPr>
-                <w:rFonts w:ascii="Arial" w:hAnsi="Arial" w:eastAsia="Arial"/>
+                <w:rFonts w:ascii="Arial" w:hAnsi="Arial" w:eastAsia="Arial" w:cs="Tahoma"/>
+                <w:sz w:val="18"/>
+              </w:rPr>
+            </w:r>
+            <w:r>
+              <w:rPr>
+                <w:rFonts w:ascii="Arial" w:hAnsi="Arial" w:eastAsia="Arial" w:cs="Tahoma"/>
                 <w:sz w:val="18"/>
               </w:rPr>
               <w:t>ผู้อ่านสามารถระบุ input, ขั้นตอนประมวลผล, output, เงื่อนไขผิดพลาด และหลักฐานการทดสอบได้จากเนื้อหาในฉบับเดียว</w:t>
@@ -270,13 +270,13 @@
             </w:pPr>
             <w:r>
               <w:rPr>
-                <w:rFonts w:ascii="Arial" w:hAnsi="Arial" w:eastAsia="Arial"/>
-                <w:sz w:val="18"/>
-              </w:rPr>
-            </w:r>
-            <w:r>
-              <w:rPr>
-                <w:rFonts w:ascii="Arial" w:hAnsi="Arial" w:eastAsia="Arial"/>
+                <w:rFonts w:ascii="Arial" w:hAnsi="Arial" w:eastAsia="Arial" w:cs="Tahoma"/>
+                <w:sz w:val="18"/>
+              </w:rPr>
+            </w:r>
+            <w:r>
+              <w:rPr>
+                <w:rFonts w:ascii="Arial" w:hAnsi="Arial" w:eastAsia="Arial" w:cs="Tahoma"/>
                 <w:sz w:val="18"/>
               </w:rPr>
               <w:t>Java เดิม</w:t>
@@ -295,13 +295,13 @@
             </w:pPr>
             <w:r>
               <w:rPr>
-                <w:rFonts w:ascii="Arial" w:hAnsi="Arial" w:eastAsia="Arial"/>
-                <w:sz w:val="18"/>
-              </w:rPr>
-            </w:r>
-            <w:r>
-              <w:rPr>
-                <w:rFonts w:ascii="Arial" w:hAnsi="Arial" w:eastAsia="Arial"/>
+                <w:rFonts w:ascii="Arial" w:hAnsi="Arial" w:eastAsia="Arial" w:cs="Tahoma"/>
+                <w:sz w:val="18"/>
+              </w:rPr>
+            </w:r>
+            <w:r>
+              <w:rPr>
+                <w:rFonts w:ascii="Arial" w:hAnsi="Arial" w:eastAsia="Arial" w:cs="Tahoma"/>
                 <w:sz w:val="18"/>
               </w:rPr>
               <w:t>ภาคผนวกท้ายฉบับระบุ source file, ช่วงบรรทัด และ code Java เดิมสำหรับตรวจเทียบ behavior ก่อนย้ายระบบ</w:t>
@@ -356,7 +356,7 @@
             <w:r/>
             <w:r>
               <w:rPr>
-                <w:rFonts w:ascii="Arial" w:hAnsi="Arial" w:eastAsia="Arial"/>
+                <w:rFonts w:ascii="Arial" w:hAnsi="Arial" w:eastAsia="Arial" w:cs="Tahoma"/>
                 <w:b/>
                 <w:sz w:val="18"/>
               </w:rPr>
@@ -378,7 +378,7 @@
             <w:r/>
             <w:r>
               <w:rPr>
-                <w:rFonts w:ascii="Arial" w:hAnsi="Arial" w:eastAsia="Arial"/>
+                <w:rFonts w:ascii="Arial" w:hAnsi="Arial" w:eastAsia="Arial" w:cs="Tahoma"/>
                 <w:b/>
                 <w:sz w:val="18"/>
               </w:rPr>
@@ -403,13 +403,13 @@
             </w:pPr>
             <w:r>
               <w:rPr>
-                <w:rFonts w:ascii="Arial" w:hAnsi="Arial" w:eastAsia="Arial"/>
-                <w:sz w:val="18"/>
-              </w:rPr>
-            </w:r>
-            <w:r>
-              <w:rPr>
-                <w:rFonts w:ascii="Arial" w:hAnsi="Arial" w:eastAsia="Arial"/>
+                <w:rFonts w:ascii="Arial" w:hAnsi="Arial" w:eastAsia="Arial" w:cs="Tahoma"/>
+                <w:sz w:val="18"/>
+              </w:rPr>
+            </w:r>
+            <w:r>
+              <w:rPr>
+                <w:rFonts w:ascii="Arial" w:hAnsi="Arial" w:eastAsia="Arial" w:cs="Tahoma"/>
                 <w:sz w:val="18"/>
               </w:rPr>
               <w:t>Track</w:t>
@@ -428,13 +428,13 @@
             </w:pPr>
             <w:r>
               <w:rPr>
-                <w:rFonts w:ascii="Arial" w:hAnsi="Arial" w:eastAsia="Arial"/>
-                <w:sz w:val="18"/>
-              </w:rPr>
-            </w:r>
-            <w:r>
-              <w:rPr>
-                <w:rFonts w:ascii="Arial" w:hAnsi="Arial" w:eastAsia="Arial"/>
+                <w:rFonts w:ascii="Arial" w:hAnsi="Arial" w:eastAsia="Arial" w:cs="Tahoma"/>
+                <w:sz w:val="18"/>
+              </w:rPr>
+            </w:r>
+            <w:r>
+              <w:rPr>
+                <w:rFonts w:ascii="Arial" w:hAnsi="Arial" w:eastAsia="Arial" w:cs="Tahoma"/>
                 <w:sz w:val="18"/>
               </w:rPr>
               <w:t>BE</w:t>
@@ -458,13 +458,13 @@
             </w:pPr>
             <w:r>
               <w:rPr>
-                <w:rFonts w:ascii="Arial" w:hAnsi="Arial" w:eastAsia="Arial"/>
-                <w:sz w:val="18"/>
-              </w:rPr>
-            </w:r>
-            <w:r>
-              <w:rPr>
-                <w:rFonts w:ascii="Arial" w:hAnsi="Arial" w:eastAsia="Arial"/>
+                <w:rFonts w:ascii="Arial" w:hAnsi="Arial" w:eastAsia="Arial" w:cs="Tahoma"/>
+                <w:sz w:val="18"/>
+              </w:rPr>
+            </w:r>
+            <w:r>
+              <w:rPr>
+                <w:rFonts w:ascii="Arial" w:hAnsi="Arial" w:eastAsia="Arial" w:cs="Tahoma"/>
                 <w:sz w:val="18"/>
               </w:rPr>
               <w:t>Estimate</w:t>
@@ -483,16 +483,24 @@
             </w:pPr>
             <w:r>
               <w:rPr>
-                <w:rFonts w:ascii="Arial" w:hAnsi="Arial" w:eastAsia="Arial"/>
-                <w:sz w:val="18"/>
-              </w:rPr>
-            </w:r>
-            <w:r>
-              <w:rPr>
-                <w:rFonts w:ascii="Arial" w:hAnsi="Arial" w:eastAsia="Arial"/>
-                <w:sz w:val="18"/>
-              </w:rPr>
-              <w:t>11 ชั่วโมง</w:t>
+                <w:rFonts w:ascii="Arial" w:hAnsi="Arial" w:eastAsia="Arial" w:cs="Tahoma"/>
+                <w:sz w:val="18"/>
+              </w:rPr>
+            </w:r>
+            <w:r>
+              <w:rPr>
+                <w:rFonts w:ascii="Arial" w:hAnsi="Arial" w:eastAsia="Arial" w:cs="Tahoma"/>
+                <w:b/>
+                <w:sz w:val="18"/>
+              </w:rPr>
+              <w:t>15 ชั่วโมง</w:t>
+            </w:r>
+            <w:r>
+              <w:rPr>
+                <w:rFonts w:ascii="Arial" w:hAnsi="Arial" w:eastAsia="Arial" w:cs="Tahoma"/>
+                <w:sz w:val="18"/>
+              </w:rPr>
+              <w:t xml:space="preserve"> = implementation 11 + unit test 4 (30%)</w:t>
             </w:r>
           </w:p>
         </w:tc>
@@ -513,13 +521,13 @@
             </w:pPr>
             <w:r>
               <w:rPr>
-                <w:rFonts w:ascii="Arial" w:hAnsi="Arial" w:eastAsia="Arial"/>
-                <w:sz w:val="18"/>
-              </w:rPr>
-            </w:r>
-            <w:r>
-              <w:rPr>
-                <w:rFonts w:ascii="Arial" w:hAnsi="Arial" w:eastAsia="Arial"/>
+                <w:rFonts w:ascii="Arial" w:hAnsi="Arial" w:eastAsia="Arial" w:cs="Tahoma"/>
+                <w:sz w:val="18"/>
+              </w:rPr>
+            </w:r>
+            <w:r>
+              <w:rPr>
+                <w:rFonts w:ascii="Arial" w:hAnsi="Arial" w:eastAsia="Arial" w:cs="Tahoma"/>
                 <w:sz w:val="18"/>
               </w:rPr>
               <w:t>Owner</w:t>
@@ -538,13 +546,13 @@
             </w:pPr>
             <w:r>
               <w:rPr>
-                <w:rFonts w:ascii="Arial" w:hAnsi="Arial" w:eastAsia="Arial"/>
-                <w:sz w:val="18"/>
-              </w:rPr>
-            </w:r>
-            <w:r>
-              <w:rPr>
-                <w:rFonts w:ascii="Arial" w:hAnsi="Arial" w:eastAsia="Arial"/>
+                <w:rFonts w:ascii="Arial" w:hAnsi="Arial" w:eastAsia="Arial" w:cs="Tahoma"/>
+                <w:sz w:val="18"/>
+              </w:rPr>
+            </w:r>
+            <w:r>
+              <w:rPr>
+                <w:rFonts w:ascii="Arial" w:hAnsi="Arial" w:eastAsia="Arial" w:cs="Tahoma"/>
                 <w:sz w:val="18"/>
               </w:rPr>
               <w:t>Peerakorn &lt;Pete&gt; Sakunkaewphithak</w:t>
@@ -568,16 +576,16 @@
             </w:pPr>
             <w:r>
               <w:rPr>
-                <w:rFonts w:ascii="Arial" w:hAnsi="Arial" w:eastAsia="Arial"/>
-                <w:sz w:val="18"/>
-              </w:rPr>
-            </w:r>
-            <w:r>
-              <w:rPr>
-                <w:rFonts w:ascii="Arial" w:hAnsi="Arial" w:eastAsia="Arial"/>
-                <w:sz w:val="18"/>
-              </w:rPr>
-              <w:t>Objective</w:t>
+                <w:rFonts w:ascii="Arial" w:hAnsi="Arial" w:eastAsia="Arial" w:cs="Tahoma"/>
+                <w:sz w:val="18"/>
+              </w:rPr>
+            </w:r>
+            <w:r>
+              <w:rPr>
+                <w:rFonts w:ascii="Arial" w:hAnsi="Arial" w:eastAsia="Arial" w:cs="Tahoma"/>
+                <w:sz w:val="18"/>
+              </w:rPr>
+              <w:t>Target repository</w:t>
             </w:r>
           </w:p>
         </w:tc>
@@ -593,13 +601,104 @@
             </w:pPr>
             <w:r>
               <w:rPr>
-                <w:rFonts w:ascii="Arial" w:hAnsi="Arial" w:eastAsia="Arial"/>
-                <w:sz w:val="18"/>
-              </w:rPr>
-            </w:r>
-            <w:r>
-              <w:rPr>
-                <w:rFonts w:ascii="Arial" w:hAnsi="Arial" w:eastAsia="Arial"/>
+                <w:rFonts w:ascii="Arial" w:hAnsi="Arial" w:eastAsia="Arial" w:cs="Tahoma"/>
+                <w:sz w:val="18"/>
+              </w:rPr>
+            </w:r>
+            <w:r>
+              <w:rPr>
+                <w:rFonts w:ascii="Courier New" w:hAnsi="Courier New" w:eastAsia="Courier New" w:cs="Tahoma"/>
+                <w:sz w:val="18"/>
+              </w:rPr>
+              <w:t>SBP/srm-sps-spsap-store-backend</w:t>
+            </w:r>
+            <w:r>
+              <w:rPr>
+                <w:rFonts w:ascii="Arial" w:hAnsi="Arial" w:eastAsia="Arial" w:cs="Tahoma"/>
+                <w:sz w:val="18"/>
+              </w:rPr>
+              <w:t xml:space="preserve"> (NestJS + TypeORM · schema </w:t>
+            </w:r>
+            <w:r>
+              <w:rPr>
+                <w:rFonts w:ascii="Courier New" w:hAnsi="Courier New" w:eastAsia="Courier New" w:cs="Tahoma"/>
+                <w:sz w:val="18"/>
+              </w:rPr>
+              <w:t>sps_store</w:t>
+            </w:r>
+            <w:r>
+              <w:rPr>
+                <w:rFonts w:ascii="Arial" w:hAnsi="Arial" w:eastAsia="Arial" w:cs="Tahoma"/>
+                <w:sz w:val="18"/>
+              </w:rPr>
+              <w:t xml:space="preserve">) — batch runner ฝั่ง backend </w:t>
+            </w:r>
+            <w:r>
+              <w:rPr>
+                <w:rFonts w:ascii="Arial" w:hAnsi="Arial" w:eastAsia="Arial" w:cs="Tahoma"/>
+                <w:b/>
+                <w:sz w:val="18"/>
+              </w:rPr>
+              <w:t>ไม่ผ่าน BFF</w:t>
+            </w:r>
+            <w:r>
+              <w:rPr>
+                <w:rFonts w:ascii="Arial" w:hAnsi="Arial" w:eastAsia="Arial" w:cs="Tahoma"/>
+                <w:sz w:val="18"/>
+              </w:rPr>
+              <w:t xml:space="preserve"> · cron/พารามิเตอร์อยู่ใน backend config (env/config file)</w:t>
+            </w:r>
+          </w:p>
+        </w:tc>
+      </w:tr>
+      <w:tr>
+        <w:trPr>
+          <w:cantSplit/>
+        </w:trPr>
+        <w:tc>
+          <w:tcPr>
+            <w:tcW w:type="dxa" w:w="5040"/>
+            <w:vAlign w:val="center"/>
+          </w:tcPr>
+          <w:p>
+            <w:pPr>
+              <w:keepLines/>
+              <w:spacing w:after="0"/>
+            </w:pPr>
+            <w:r>
+              <w:rPr>
+                <w:rFonts w:ascii="Arial" w:hAnsi="Arial" w:eastAsia="Arial" w:cs="Tahoma"/>
+                <w:sz w:val="18"/>
+              </w:rPr>
+            </w:r>
+            <w:r>
+              <w:rPr>
+                <w:rFonts w:ascii="Arial" w:hAnsi="Arial" w:eastAsia="Arial" w:cs="Tahoma"/>
+                <w:sz w:val="18"/>
+              </w:rPr>
+              <w:t>Objective</w:t>
+            </w:r>
+          </w:p>
+        </w:tc>
+        <w:tc>
+          <w:tcPr>
+            <w:tcW w:type="dxa" w:w="5040"/>
+            <w:vAlign w:val="center"/>
+          </w:tcPr>
+          <w:p>
+            <w:pPr>
+              <w:keepLines/>
+              <w:spacing w:after="0"/>
+            </w:pPr>
+            <w:r>
+              <w:rPr>
+                <w:rFonts w:ascii="Arial" w:hAnsi="Arial" w:eastAsia="Arial" w:cs="Tahoma"/>
+                <w:sz w:val="18"/>
+              </w:rPr>
+            </w:r>
+            <w:r>
+              <w:rPr>
+                <w:rFonts w:ascii="Arial" w:hAnsi="Arial" w:eastAsia="Arial" w:cs="Tahoma"/>
                 <w:sz w:val="18"/>
               </w:rPr>
               <w:t>บันทึกร้านเปิดใหม่เข้าเอกสาร: อ่านโปรไฟล์ร้านเปิดใหม่และค่า forecast/adjust แล้วบันทึกเข้า document_new_stores ผ่าน Document Service โดยตรง แทนการเขียนไฟล์ BPM06002O และ SFTP ไป impactprofile</w:t>
@@ -677,6 +776,25 @@
       </w:pPr>
       <w:r>
         <w:t>Runbook, rerun rule, risk และ history ตามเอกสาร Batch v4.0 · ผลการรันเขียน application log แบบ structured</w:t>
+      </w:r>
+    </w:p>
+    <w:p>
+      <w:pPr>
+        <w:pStyle w:val="Heading1"/>
+        <w:keepNext/>
+        <w:keepLines/>
+        <w:pageBreakBefore w:val="0"/>
+      </w:pPr>
+      <w:r>
+        <w:t>3. Screenshot Reference</w:t>
+      </w:r>
+    </w:p>
+    <w:p>
+      <w:pPr>
+        <w:keepNext w:val="0"/>
+      </w:pPr>
+      <w:r>
+        <w:t>ไม่มีภาพหน้าจอสำหรับหัวข้อนี้ — เป็นเอกสารฝั่ง Backend/Batch ที่ไม่มี UI (ภาพหน้าจอทั้งหมดอยู่ในเอกสารชุด FE)</w:t>
       </w:r>
     </w:p>
     <w:p>
@@ -785,7 +903,7 @@
             <w:r/>
             <w:r>
               <w:rPr>
-                <w:rFonts w:ascii="Arial" w:hAnsi="Arial" w:eastAsia="Arial"/>
+                <w:rFonts w:ascii="Arial" w:hAnsi="Arial" w:eastAsia="Arial" w:cs="Tahoma"/>
                 <w:b/>
                 <w:sz w:val="18"/>
               </w:rPr>
@@ -807,7 +925,7 @@
             <w:r/>
             <w:r>
               <w:rPr>
-                <w:rFonts w:ascii="Arial" w:hAnsi="Arial" w:eastAsia="Arial"/>
+                <w:rFonts w:ascii="Arial" w:hAnsi="Arial" w:eastAsia="Arial" w:cs="Tahoma"/>
                 <w:b/>
                 <w:sz w:val="18"/>
               </w:rPr>
@@ -829,7 +947,7 @@
             <w:r/>
             <w:r>
               <w:rPr>
-                <w:rFonts w:ascii="Arial" w:hAnsi="Arial" w:eastAsia="Arial"/>
+                <w:rFonts w:ascii="Arial" w:hAnsi="Arial" w:eastAsia="Arial" w:cs="Tahoma"/>
                 <w:b/>
                 <w:sz w:val="18"/>
               </w:rPr>
@@ -851,7 +969,7 @@
             <w:r/>
             <w:r>
               <w:rPr>
-                <w:rFonts w:ascii="Arial" w:hAnsi="Arial" w:eastAsia="Arial"/>
+                <w:rFonts w:ascii="Arial" w:hAnsi="Arial" w:eastAsia="Arial" w:cs="Tahoma"/>
                 <w:b/>
                 <w:sz w:val="18"/>
               </w:rPr>
@@ -876,13 +994,13 @@
             </w:pPr>
             <w:r>
               <w:rPr>
-                <w:rFonts w:ascii="Arial" w:hAnsi="Arial" w:eastAsia="Arial"/>
-                <w:sz w:val="18"/>
-              </w:rPr>
-            </w:r>
-            <w:r>
-              <w:rPr>
-                <w:rFonts w:ascii="Arial" w:hAnsi="Arial" w:eastAsia="Arial"/>
+                <w:rFonts w:ascii="Arial" w:hAnsi="Arial" w:eastAsia="Arial" w:cs="Tahoma"/>
+                <w:sz w:val="18"/>
+              </w:rPr>
+            </w:r>
+            <w:r>
+              <w:rPr>
+                <w:rFonts w:ascii="Arial" w:hAnsi="Arial" w:eastAsia="Arial" w:cs="Tahoma"/>
                 <w:sz w:val="18"/>
               </w:rPr>
               <w:t>กำหนดการรัน (Cron)</w:t>
@@ -901,13 +1019,13 @@
             </w:pPr>
             <w:r>
               <w:rPr>
-                <w:rFonts w:ascii="Arial" w:hAnsi="Arial" w:eastAsia="Arial"/>
-                <w:sz w:val="18"/>
-              </w:rPr>
-            </w:r>
-            <w:r>
-              <w:rPr>
-                <w:rFonts w:ascii="Arial" w:hAnsi="Arial" w:eastAsia="Arial"/>
+                <w:rFonts w:ascii="Arial" w:hAnsi="Arial" w:eastAsia="Arial" w:cs="Tahoma"/>
+                <w:sz w:val="18"/>
+              </w:rPr>
+            </w:r>
+            <w:r>
+              <w:rPr>
+                <w:rFonts w:ascii="Arial" w:hAnsi="Arial" w:eastAsia="Arial" w:cs="Tahoma"/>
                 <w:sz w:val="18"/>
               </w:rPr>
               <w:t>30 17 7-31 * *</w:t>
@@ -926,13 +1044,13 @@
             </w:pPr>
             <w:r>
               <w:rPr>
-                <w:rFonts w:ascii="Arial" w:hAnsi="Arial" w:eastAsia="Arial"/>
-                <w:sz w:val="18"/>
-              </w:rPr>
-            </w:r>
-            <w:r>
-              <w:rPr>
-                <w:rFonts w:ascii="Arial" w:hAnsi="Arial" w:eastAsia="Arial"/>
+                <w:rFonts w:ascii="Arial" w:hAnsi="Arial" w:eastAsia="Arial" w:cs="Tahoma"/>
+                <w:sz w:val="18"/>
+              </w:rPr>
+            </w:r>
+            <w:r>
+              <w:rPr>
+                <w:rFonts w:ascii="Arial" w:hAnsi="Arial" w:eastAsia="Arial" w:cs="Tahoma"/>
                 <w:sz w:val="18"/>
               </w:rPr>
               <w:t>แก้ไขได้</w:t>
@@ -951,13 +1069,13 @@
             </w:pPr>
             <w:r>
               <w:rPr>
-                <w:rFonts w:ascii="Arial" w:hAnsi="Arial" w:eastAsia="Arial"/>
-                <w:sz w:val="18"/>
-              </w:rPr>
-            </w:r>
-            <w:r>
-              <w:rPr>
-                <w:rFonts w:ascii="Arial" w:hAnsi="Arial" w:eastAsia="Arial"/>
+                <w:rFonts w:ascii="Arial" w:hAnsi="Arial" w:eastAsia="Arial" w:cs="Tahoma"/>
+                <w:sz w:val="18"/>
+              </w:rPr>
+            </w:r>
+            <w:r>
+              <w:rPr>
+                <w:rFonts w:ascii="Arial" w:hAnsi="Arial" w:eastAsia="Arial" w:cs="Tahoma"/>
                 <w:sz w:val="18"/>
               </w:rPr>
               <w:t>ใช้รอบเดิม แต่ปลายทางเป็น DB ภายใน</w:t>
@@ -981,13 +1099,13 @@
             </w:pPr>
             <w:r>
               <w:rPr>
-                <w:rFonts w:ascii="Arial" w:hAnsi="Arial" w:eastAsia="Arial"/>
-                <w:sz w:val="18"/>
-              </w:rPr>
-            </w:r>
-            <w:r>
-              <w:rPr>
-                <w:rFonts w:ascii="Arial" w:hAnsi="Arial" w:eastAsia="Arial"/>
+                <w:rFonts w:ascii="Arial" w:hAnsi="Arial" w:eastAsia="Arial" w:cs="Tahoma"/>
+                <w:sz w:val="18"/>
+              </w:rPr>
+            </w:r>
+            <w:r>
+              <w:rPr>
+                <w:rFonts w:ascii="Arial" w:hAnsi="Arial" w:eastAsia="Arial" w:cs="Tahoma"/>
                 <w:sz w:val="18"/>
               </w:rPr>
               <w:t>Target table</w:t>
@@ -1006,13 +1124,13 @@
             </w:pPr>
             <w:r>
               <w:rPr>
-                <w:rFonts w:ascii="Arial" w:hAnsi="Arial" w:eastAsia="Arial"/>
-                <w:sz w:val="18"/>
-              </w:rPr>
-            </w:r>
-            <w:r>
-              <w:rPr>
-                <w:rFonts w:ascii="Arial" w:hAnsi="Arial" w:eastAsia="Arial"/>
+                <w:rFonts w:ascii="Arial" w:hAnsi="Arial" w:eastAsia="Arial" w:cs="Tahoma"/>
+                <w:sz w:val="18"/>
+              </w:rPr>
+            </w:r>
+            <w:r>
+              <w:rPr>
+                <w:rFonts w:ascii="Arial" w:hAnsi="Arial" w:eastAsia="Arial" w:cs="Tahoma"/>
                 <w:sz w:val="18"/>
               </w:rPr>
               <w:t>document_new_stores</w:t>
@@ -1031,13 +1149,13 @@
             </w:pPr>
             <w:r>
               <w:rPr>
-                <w:rFonts w:ascii="Arial" w:hAnsi="Arial" w:eastAsia="Arial"/>
-                <w:sz w:val="18"/>
-              </w:rPr>
-            </w:r>
-            <w:r>
-              <w:rPr>
-                <w:rFonts w:ascii="Arial" w:hAnsi="Arial" w:eastAsia="Arial"/>
+                <w:rFonts w:ascii="Arial" w:hAnsi="Arial" w:eastAsia="Arial" w:cs="Tahoma"/>
+                <w:sz w:val="18"/>
+              </w:rPr>
+            </w:r>
+            <w:r>
+              <w:rPr>
+                <w:rFonts w:ascii="Arial" w:hAnsi="Arial" w:eastAsia="Arial" w:cs="Tahoma"/>
                 <w:sz w:val="18"/>
               </w:rPr>
               <w:t>ค่าคงที่/แก้ผ่านหน้าจอไม่ได้</w:t>
@@ -1056,13 +1174,13 @@
             </w:pPr>
             <w:r>
               <w:rPr>
-                <w:rFonts w:ascii="Arial" w:hAnsi="Arial" w:eastAsia="Arial"/>
-                <w:sz w:val="18"/>
-              </w:rPr>
-            </w:r>
-            <w:r>
-              <w:rPr>
-                <w:rFonts w:ascii="Arial" w:hAnsi="Arial" w:eastAsia="Arial"/>
+                <w:rFonts w:ascii="Arial" w:hAnsi="Arial" w:eastAsia="Arial" w:cs="Tahoma"/>
+                <w:sz w:val="18"/>
+              </w:rPr>
+            </w:r>
+            <w:r>
+              <w:rPr>
+                <w:rFonts w:ascii="Arial" w:hAnsi="Arial" w:eastAsia="Arial" w:cs="Tahoma"/>
                 <w:sz w:val="18"/>
               </w:rPr>
               <w:t>upsert ด้วย doc_no / new_store_code</w:t>
@@ -1086,13 +1204,13 @@
             </w:pPr>
             <w:r>
               <w:rPr>
-                <w:rFonts w:ascii="Arial" w:hAnsi="Arial" w:eastAsia="Arial"/>
-                <w:sz w:val="18"/>
-              </w:rPr>
-            </w:r>
-            <w:r>
-              <w:rPr>
-                <w:rFonts w:ascii="Arial" w:hAnsi="Arial" w:eastAsia="Arial"/>
+                <w:rFonts w:ascii="Arial" w:hAnsi="Arial" w:eastAsia="Arial" w:cs="Tahoma"/>
+                <w:sz w:val="18"/>
+              </w:rPr>
+            </w:r>
+            <w:r>
+              <w:rPr>
+                <w:rFonts w:ascii="Arial" w:hAnsi="Arial" w:eastAsia="Arial" w:cs="Tahoma"/>
                 <w:sz w:val="18"/>
               </w:rPr>
               <w:t>กฎ Forecast / Percent</w:t>
@@ -1111,13 +1229,13 @@
             </w:pPr>
             <w:r>
               <w:rPr>
-                <w:rFonts w:ascii="Arial" w:hAnsi="Arial" w:eastAsia="Arial"/>
-                <w:sz w:val="18"/>
-              </w:rPr>
-            </w:r>
-            <w:r>
-              <w:rPr>
-                <w:rFonts w:ascii="Arial" w:hAnsi="Arial" w:eastAsia="Arial"/>
+                <w:rFonts w:ascii="Arial" w:hAnsi="Arial" w:eastAsia="Arial" w:cs="Tahoma"/>
+                <w:sz w:val="18"/>
+              </w:rPr>
+            </w:r>
+            <w:r>
+              <w:rPr>
+                <w:rFonts w:ascii="Arial" w:hAnsi="Arial" w:eastAsia="Arial" w:cs="Tahoma"/>
                 <w:sz w:val="18"/>
               </w:rPr>
               <w:t>NVL(adjust_n, forecast_n)</w:t>
@@ -1136,13 +1254,13 @@
             </w:pPr>
             <w:r>
               <w:rPr>
-                <w:rFonts w:ascii="Arial" w:hAnsi="Arial" w:eastAsia="Arial"/>
-                <w:sz w:val="18"/>
-              </w:rPr>
-            </w:r>
-            <w:r>
-              <w:rPr>
-                <w:rFonts w:ascii="Arial" w:hAnsi="Arial" w:eastAsia="Arial"/>
+                <w:rFonts w:ascii="Arial" w:hAnsi="Arial" w:eastAsia="Arial" w:cs="Tahoma"/>
+                <w:sz w:val="18"/>
+              </w:rPr>
+            </w:r>
+            <w:r>
+              <w:rPr>
+                <w:rFonts w:ascii="Arial" w:hAnsi="Arial" w:eastAsia="Arial" w:cs="Tahoma"/>
                 <w:sz w:val="18"/>
               </w:rPr>
               <w:t>ค่าคงที่/แก้ผ่านหน้าจอไม่ได้</w:t>
@@ -1161,13 +1279,13 @@
             </w:pPr>
             <w:r>
               <w:rPr>
-                <w:rFonts w:ascii="Arial" w:hAnsi="Arial" w:eastAsia="Arial"/>
-                <w:sz w:val="18"/>
-              </w:rPr>
-            </w:r>
-            <w:r>
-              <w:rPr>
-                <w:rFonts w:ascii="Arial" w:hAnsi="Arial" w:eastAsia="Arial"/>
+                <w:rFonts w:ascii="Arial" w:hAnsi="Arial" w:eastAsia="Arial" w:cs="Tahoma"/>
+                <w:sz w:val="18"/>
+              </w:rPr>
+            </w:r>
+            <w:r>
+              <w:rPr>
+                <w:rFonts w:ascii="Arial" w:hAnsi="Arial" w:eastAsia="Arial" w:cs="Tahoma"/>
                 <w:sz w:val="18"/>
               </w:rPr>
               <w:t>ค่า adjust มาก่อน forecast เสมอ; NULL หรือค่านอกช่วง 0..100 ต้อง reject ก่อน upsert</w:t>
@@ -1191,13 +1309,13 @@
             </w:pPr>
             <w:r>
               <w:rPr>
-                <w:rFonts w:ascii="Arial" w:hAnsi="Arial" w:eastAsia="Arial"/>
-                <w:sz w:val="18"/>
-              </w:rPr>
-            </w:r>
-            <w:r>
-              <w:rPr>
-                <w:rFonts w:ascii="Arial" w:hAnsi="Arial" w:eastAsia="Arial"/>
+                <w:rFonts w:ascii="Arial" w:hAnsi="Arial" w:eastAsia="Arial" w:cs="Tahoma"/>
+                <w:sz w:val="18"/>
+              </w:rPr>
+            </w:r>
+            <w:r>
+              <w:rPr>
+                <w:rFonts w:ascii="Arial" w:hAnsi="Arial" w:eastAsia="Arial" w:cs="Tahoma"/>
                 <w:sz w:val="18"/>
               </w:rPr>
               <w:t>เงื่อนไขเลือกข้อมูล</w:t>
@@ -1216,13 +1334,13 @@
             </w:pPr>
             <w:r>
               <w:rPr>
-                <w:rFonts w:ascii="Arial" w:hAnsi="Arial" w:eastAsia="Arial"/>
-                <w:sz w:val="18"/>
-              </w:rPr>
-            </w:r>
-            <w:r>
-              <w:rPr>
-                <w:rFonts w:ascii="Arial" w:hAnsi="Arial" w:eastAsia="Arial"/>
+                <w:rFonts w:ascii="Arial" w:hAnsi="Arial" w:eastAsia="Arial" w:cs="Tahoma"/>
+                <w:sz w:val="18"/>
+              </w:rPr>
+            </w:r>
+            <w:r>
+              <w:rPr>
+                <w:rFonts w:ascii="Arial" w:hAnsi="Arial" w:eastAsia="Arial" w:cs="Tahoma"/>
                 <w:sz w:val="18"/>
               </w:rPr>
               <w:t>ร้านเปิดใหม่ สถานะ I + forecast + ยังไม่ sync</w:t>
@@ -1241,13 +1359,13 @@
             </w:pPr>
             <w:r>
               <w:rPr>
-                <w:rFonts w:ascii="Arial" w:hAnsi="Arial" w:eastAsia="Arial"/>
-                <w:sz w:val="18"/>
-              </w:rPr>
-            </w:r>
-            <w:r>
-              <w:rPr>
-                <w:rFonts w:ascii="Arial" w:hAnsi="Arial" w:eastAsia="Arial"/>
+                <w:rFonts w:ascii="Arial" w:hAnsi="Arial" w:eastAsia="Arial" w:cs="Tahoma"/>
+                <w:sz w:val="18"/>
+              </w:rPr>
+            </w:r>
+            <w:r>
+              <w:rPr>
+                <w:rFonts w:ascii="Arial" w:hAnsi="Arial" w:eastAsia="Arial" w:cs="Tahoma"/>
                 <w:sz w:val="18"/>
               </w:rPr>
               <w:t>ค่าคงที่/แก้ผ่านหน้าจอไม่ได้</w:t>
@@ -1266,7 +1384,7 @@
             </w:pPr>
             <w:r>
               <w:rPr>
-                <w:rFonts w:ascii="Arial" w:hAnsi="Arial" w:eastAsia="Arial"/>
+                <w:rFonts w:ascii="Arial" w:hAnsi="Arial" w:eastAsia="Arial" w:cs="Tahoma"/>
                 <w:sz w:val="18"/>
               </w:rPr>
             </w:r>
@@ -1277,13 +1395,13 @@
     <w:p/>
     <w:p>
       <w:pPr>
-        <w:pStyle w:val="Heading1"/>
+        <w:pStyle w:val="Heading2"/>
         <w:keepNext/>
         <w:keepLines/>
         <w:pageBreakBefore w:val="0"/>
       </w:pPr>
       <w:r>
-        <w:t>5.1 Input / Progress / Output Contract</w:t>
+        <w:t>5.9 Input / Progress / Output Contract</w:t>
       </w:r>
     </w:p>
     <w:tbl>
@@ -1315,7 +1433,7 @@
             <w:r/>
             <w:r>
               <w:rPr>
-                <w:rFonts w:ascii="Arial" w:hAnsi="Arial" w:eastAsia="Arial"/>
+                <w:rFonts w:ascii="Arial" w:hAnsi="Arial" w:eastAsia="Arial" w:cs="Tahoma"/>
                 <w:b/>
                 <w:sz w:val="18"/>
               </w:rPr>
@@ -1337,7 +1455,7 @@
             <w:r/>
             <w:r>
               <w:rPr>
-                <w:rFonts w:ascii="Arial" w:hAnsi="Arial" w:eastAsia="Arial"/>
+                <w:rFonts w:ascii="Arial" w:hAnsi="Arial" w:eastAsia="Arial" w:cs="Tahoma"/>
                 <w:b/>
                 <w:sz w:val="18"/>
               </w:rPr>
@@ -1362,13 +1480,13 @@
             </w:pPr>
             <w:r>
               <w:rPr>
-                <w:rFonts w:ascii="Arial" w:hAnsi="Arial" w:eastAsia="Arial"/>
-                <w:sz w:val="18"/>
-              </w:rPr>
-            </w:r>
-            <w:r>
-              <w:rPr>
-                <w:rFonts w:ascii="Arial" w:hAnsi="Arial" w:eastAsia="Arial"/>
+                <w:rFonts w:ascii="Arial" w:hAnsi="Arial" w:eastAsia="Arial" w:cs="Tahoma"/>
+                <w:sz w:val="18"/>
+              </w:rPr>
+            </w:r>
+            <w:r>
+              <w:rPr>
+                <w:rFonts w:ascii="Arial" w:hAnsi="Arial" w:eastAsia="Arial" w:cs="Tahoma"/>
                 <w:sz w:val="18"/>
               </w:rPr>
               <w:t>Input</w:t>
@@ -1387,13 +1505,13 @@
             </w:pPr>
             <w:r>
               <w:rPr>
-                <w:rFonts w:ascii="Arial" w:hAnsi="Arial" w:eastAsia="Arial"/>
-                <w:sz w:val="18"/>
-              </w:rPr>
-            </w:r>
-            <w:r>
-              <w:rPr>
-                <w:rFonts w:ascii="Arial" w:hAnsi="Arial" w:eastAsia="Arial"/>
+                <w:rFonts w:ascii="Arial" w:hAnsi="Arial" w:eastAsia="Arial" w:cs="Tahoma"/>
+                <w:sz w:val="18"/>
+              </w:rPr>
+            </w:r>
+            <w:r>
+              <w:rPr>
+                <w:rFonts w:ascii="Arial" w:hAnsi="Arial" w:eastAsia="Arial" w:cs="Tahoma"/>
                 <w:sz w:val="18"/>
               </w:rPr>
               <w:t>New-store compensation rows linked to active impact-process records, plus BPM/export SFTP parameters.</w:t>
@@ -1417,13 +1535,13 @@
             </w:pPr>
             <w:r>
               <w:rPr>
-                <w:rFonts w:ascii="Arial" w:hAnsi="Arial" w:eastAsia="Arial"/>
-                <w:sz w:val="18"/>
-              </w:rPr>
-            </w:r>
-            <w:r>
-              <w:rPr>
-                <w:rFonts w:ascii="Arial" w:hAnsi="Arial" w:eastAsia="Arial"/>
+                <w:rFonts w:ascii="Arial" w:hAnsi="Arial" w:eastAsia="Arial" w:cs="Tahoma"/>
+                <w:sz w:val="18"/>
+              </w:rPr>
+            </w:r>
+            <w:r>
+              <w:rPr>
+                <w:rFonts w:ascii="Arial" w:hAnsi="Arial" w:eastAsia="Arial" w:cs="Tahoma"/>
                 <w:sz w:val="18"/>
               </w:rPr>
               <w:t>Progress</w:t>
@@ -1442,13 +1560,13 @@
             </w:pPr>
             <w:r>
               <w:rPr>
-                <w:rFonts w:ascii="Arial" w:hAnsi="Arial" w:eastAsia="Arial"/>
-                <w:sz w:val="18"/>
-              </w:rPr>
-            </w:r>
-            <w:r>
-              <w:rPr>
-                <w:rFonts w:ascii="Arial" w:hAnsi="Arial" w:eastAsia="Arial"/>
+                <w:rFonts w:ascii="Arial" w:hAnsi="Arial" w:eastAsia="Arial" w:cs="Tahoma"/>
+                <w:sz w:val="18"/>
+              </w:rPr>
+            </w:r>
+            <w:r>
+              <w:rPr>
+                <w:rFonts w:ascii="Arial" w:hAnsi="Arial" w:eastAsia="Arial" w:cs="Tahoma"/>
                 <w:sz w:val="18"/>
               </w:rPr>
               <w:t>query eligible new-store rows, filter process errors, write outbound new-store payload, insert confirm-receive rows, upload/export, backup, notify.</w:t>
@@ -1472,13 +1590,13 @@
             </w:pPr>
             <w:r>
               <w:rPr>
-                <w:rFonts w:ascii="Arial" w:hAnsi="Arial" w:eastAsia="Arial"/>
-                <w:sz w:val="18"/>
-              </w:rPr>
-            </w:r>
-            <w:r>
-              <w:rPr>
-                <w:rFonts w:ascii="Arial" w:hAnsi="Arial" w:eastAsia="Arial"/>
+                <w:rFonts w:ascii="Arial" w:hAnsi="Arial" w:eastAsia="Arial" w:cs="Tahoma"/>
+                <w:sz w:val="18"/>
+              </w:rPr>
+            </w:r>
+            <w:r>
+              <w:rPr>
+                <w:rFonts w:ascii="Arial" w:hAnsi="Arial" w:eastAsia="Arial" w:cs="Tahoma"/>
                 <w:sz w:val="18"/>
               </w:rPr>
               <w:t>Output</w:t>
@@ -1497,13 +1615,13 @@
             </w:pPr>
             <w:r>
               <w:rPr>
-                <w:rFonts w:ascii="Arial" w:hAnsi="Arial" w:eastAsia="Arial"/>
-                <w:sz w:val="18"/>
-              </w:rPr>
-            </w:r>
-            <w:r>
-              <w:rPr>
-                <w:rFonts w:ascii="Arial" w:hAnsi="Arial" w:eastAsia="Arial"/>
+                <w:rFonts w:ascii="Arial" w:hAnsi="Arial" w:eastAsia="Arial" w:cs="Tahoma"/>
+                <w:sz w:val="18"/>
+              </w:rPr>
+            </w:r>
+            <w:r>
+              <w:rPr>
+                <w:rFonts w:ascii="Arial" w:hAnsi="Arial" w:eastAsia="Arial" w:cs="Tahoma"/>
                 <w:sz w:val="18"/>
               </w:rPr>
               <w:t>New-store sync payload/output and confirm-receive rows keyed by NEW_STORE_INFO_ID/month/year.</w:t>
@@ -1563,7 +1681,7 @@
             <w:r/>
             <w:r>
               <w:rPr>
-                <w:rFonts w:ascii="Arial" w:hAnsi="Arial" w:eastAsia="Arial"/>
+                <w:rFonts w:ascii="Arial" w:hAnsi="Arial" w:eastAsia="Arial" w:cs="Tahoma"/>
                 <w:b/>
                 <w:sz w:val="18"/>
               </w:rPr>
@@ -1585,7 +1703,7 @@
             <w:r/>
             <w:r>
               <w:rPr>
-                <w:rFonts w:ascii="Arial" w:hAnsi="Arial" w:eastAsia="Arial"/>
+                <w:rFonts w:ascii="Arial" w:hAnsi="Arial" w:eastAsia="Arial" w:cs="Tahoma"/>
                 <w:b/>
                 <w:sz w:val="18"/>
               </w:rPr>
@@ -1607,7 +1725,7 @@
             <w:r/>
             <w:r>
               <w:rPr>
-                <w:rFonts w:ascii="Arial" w:hAnsi="Arial" w:eastAsia="Arial"/>
+                <w:rFonts w:ascii="Arial" w:hAnsi="Arial" w:eastAsia="Arial" w:cs="Tahoma"/>
                 <w:b/>
                 <w:sz w:val="18"/>
               </w:rPr>
@@ -1629,7 +1747,7 @@
             <w:r/>
             <w:r>
               <w:rPr>
-                <w:rFonts w:ascii="Arial" w:hAnsi="Arial" w:eastAsia="Arial"/>
+                <w:rFonts w:ascii="Arial" w:hAnsi="Arial" w:eastAsia="Arial" w:cs="Tahoma"/>
                 <w:b/>
                 <w:sz w:val="18"/>
               </w:rPr>
@@ -1654,13 +1772,13 @@
             </w:pPr>
             <w:r>
               <w:rPr>
-                <w:rFonts w:ascii="Arial" w:hAnsi="Arial" w:eastAsia="Arial"/>
-                <w:sz w:val="18"/>
-              </w:rPr>
-            </w:r>
-            <w:r>
-              <w:rPr>
-                <w:rFonts w:ascii="Arial" w:hAnsi="Arial" w:eastAsia="Arial"/>
+                <w:rFonts w:ascii="Arial" w:hAnsi="Arial" w:eastAsia="Arial" w:cs="Tahoma"/>
+                <w:sz w:val="18"/>
+              </w:rPr>
+            </w:r>
+            <w:r>
+              <w:rPr>
+                <w:rFonts w:ascii="Arial" w:hAnsi="Arial" w:eastAsia="Arial" w:cs="Tahoma"/>
                 <w:sz w:val="18"/>
               </w:rPr>
               <w:t>1</w:t>
@@ -1679,13 +1797,13 @@
             </w:pPr>
             <w:r>
               <w:rPr>
-                <w:rFonts w:ascii="Arial" w:hAnsi="Arial" w:eastAsia="Arial"/>
-                <w:sz w:val="18"/>
-              </w:rPr>
-            </w:r>
-            <w:r>
-              <w:rPr>
-                <w:rFonts w:ascii="Arial" w:hAnsi="Arial" w:eastAsia="Arial"/>
+                <w:rFonts w:ascii="Arial" w:hAnsi="Arial" w:eastAsia="Arial" w:cs="Tahoma"/>
+                <w:sz w:val="18"/>
+              </w:rPr>
+            </w:r>
+            <w:r>
+              <w:rPr>
+                <w:rFonts w:ascii="Arial" w:hAnsi="Arial" w:eastAsia="Arial" w:cs="Tahoma"/>
                 <w:sz w:val="18"/>
               </w:rPr>
               <w:t>loadNewStoreAllocations</w:t>
@@ -1704,13 +1822,13 @@
             </w:pPr>
             <w:r>
               <w:rPr>
-                <w:rFonts w:ascii="Arial" w:hAnsi="Arial" w:eastAsia="Arial"/>
-                <w:sz w:val="18"/>
-              </w:rPr>
-            </w:r>
-            <w:r>
-              <w:rPr>
-                <w:rFonts w:ascii="Arial" w:hAnsi="Arial" w:eastAsia="Arial"/>
+                <w:rFonts w:ascii="Arial" w:hAnsi="Arial" w:eastAsia="Arial" w:cs="Tahoma"/>
+                <w:sz w:val="18"/>
+              </w:rPr>
+            </w:r>
+            <w:r>
+              <w:rPr>
+                <w:rFonts w:ascii="Arial" w:hAnsi="Arial" w:eastAsia="Arial" w:cs="Tahoma"/>
                 <w:sz w:val="18"/>
               </w:rPr>
               <w:t>documentNewStoreRepository</w:t>
@@ -1729,13 +1847,13 @@
             </w:pPr>
             <w:r>
               <w:rPr>
-                <w:rFonts w:ascii="Arial" w:hAnsi="Arial" w:eastAsia="Arial"/>
-                <w:sz w:val="18"/>
-              </w:rPr>
-            </w:r>
-            <w:r>
-              <w:rPr>
-                <w:rFonts w:ascii="Arial" w:hAnsi="Arial" w:eastAsia="Arial"/>
+                <w:rFonts w:ascii="Arial" w:hAnsi="Arial" w:eastAsia="Arial" w:cs="Tahoma"/>
+                <w:sz w:val="18"/>
+              </w:rPr>
+            </w:r>
+            <w:r>
+              <w:rPr>
+                <w:rFonts w:ascii="Arial" w:hAnsi="Arial" w:eastAsia="Arial" w:cs="Tahoma"/>
                 <w:sz w:val="18"/>
               </w:rPr>
               <w:t>คืน metrics และ throw typed error; transaction/rerun ใช้ contract ด้านล่าง</w:t>
@@ -1759,13 +1877,13 @@
             </w:pPr>
             <w:r>
               <w:rPr>
-                <w:rFonts w:ascii="Arial" w:hAnsi="Arial" w:eastAsia="Arial"/>
-                <w:sz w:val="18"/>
-              </w:rPr>
-            </w:r>
-            <w:r>
-              <w:rPr>
-                <w:rFonts w:ascii="Arial" w:hAnsi="Arial" w:eastAsia="Arial"/>
+                <w:rFonts w:ascii="Arial" w:hAnsi="Arial" w:eastAsia="Arial" w:cs="Tahoma"/>
+                <w:sz w:val="18"/>
+              </w:rPr>
+            </w:r>
+            <w:r>
+              <w:rPr>
+                <w:rFonts w:ascii="Arial" w:hAnsi="Arial" w:eastAsia="Arial" w:cs="Tahoma"/>
                 <w:sz w:val="18"/>
               </w:rPr>
               <w:t>2</w:t>
@@ -1784,13 +1902,13 @@
             </w:pPr>
             <w:r>
               <w:rPr>
-                <w:rFonts w:ascii="Arial" w:hAnsi="Arial" w:eastAsia="Arial"/>
-                <w:sz w:val="18"/>
-              </w:rPr>
-            </w:r>
-            <w:r>
-              <w:rPr>
-                <w:rFonts w:ascii="Arial" w:hAnsi="Arial" w:eastAsia="Arial"/>
+                <w:rFonts w:ascii="Arial" w:hAnsi="Arial" w:eastAsia="Arial" w:cs="Tahoma"/>
+                <w:sz w:val="18"/>
+              </w:rPr>
+            </w:r>
+            <w:r>
+              <w:rPr>
+                <w:rFonts w:ascii="Arial" w:hAnsi="Arial" w:eastAsia="Arial" w:cs="Tahoma"/>
                 <w:sz w:val="18"/>
               </w:rPr>
               <w:t>validateAllocationValues</w:t>
@@ -1809,13 +1927,13 @@
             </w:pPr>
             <w:r>
               <w:rPr>
-                <w:rFonts w:ascii="Arial" w:hAnsi="Arial" w:eastAsia="Arial"/>
-                <w:sz w:val="18"/>
-              </w:rPr>
-            </w:r>
-            <w:r>
-              <w:rPr>
-                <w:rFonts w:ascii="Arial" w:hAnsi="Arial" w:eastAsia="Arial"/>
+                <w:rFonts w:ascii="Arial" w:hAnsi="Arial" w:eastAsia="Arial" w:cs="Tahoma"/>
+                <w:sz w:val="18"/>
+              </w:rPr>
+            </w:r>
+            <w:r>
+              <w:rPr>
+                <w:rFonts w:ascii="Arial" w:hAnsi="Arial" w:eastAsia="Arial" w:cs="Tahoma"/>
                 <w:sz w:val="18"/>
               </w:rPr>
               <w:t>documentNewStoreRepository</w:t>
@@ -1834,13 +1952,13 @@
             </w:pPr>
             <w:r>
               <w:rPr>
-                <w:rFonts w:ascii="Arial" w:hAnsi="Arial" w:eastAsia="Arial"/>
-                <w:sz w:val="18"/>
-              </w:rPr>
-            </w:r>
-            <w:r>
-              <w:rPr>
-                <w:rFonts w:ascii="Arial" w:hAnsi="Arial" w:eastAsia="Arial"/>
+                <w:rFonts w:ascii="Arial" w:hAnsi="Arial" w:eastAsia="Arial" w:cs="Tahoma"/>
+                <w:sz w:val="18"/>
+              </w:rPr>
+            </w:r>
+            <w:r>
+              <w:rPr>
+                <w:rFonts w:ascii="Arial" w:hAnsi="Arial" w:eastAsia="Arial" w:cs="Tahoma"/>
                 <w:sz w:val="18"/>
               </w:rPr>
               <w:t>คืน metrics และ throw typed error; transaction/rerun ใช้ contract ด้านล่าง</w:t>
@@ -1864,13 +1982,13 @@
             </w:pPr>
             <w:r>
               <w:rPr>
-                <w:rFonts w:ascii="Arial" w:hAnsi="Arial" w:eastAsia="Arial"/>
-                <w:sz w:val="18"/>
-              </w:rPr>
-            </w:r>
-            <w:r>
-              <w:rPr>
-                <w:rFonts w:ascii="Arial" w:hAnsi="Arial" w:eastAsia="Arial"/>
+                <w:rFonts w:ascii="Arial" w:hAnsi="Arial" w:eastAsia="Arial" w:cs="Tahoma"/>
+                <w:sz w:val="18"/>
+              </w:rPr>
+            </w:r>
+            <w:r>
+              <w:rPr>
+                <w:rFonts w:ascii="Arial" w:hAnsi="Arial" w:eastAsia="Arial" w:cs="Tahoma"/>
                 <w:sz w:val="18"/>
               </w:rPr>
               <w:t>3</w:t>
@@ -1889,13 +2007,13 @@
             </w:pPr>
             <w:r>
               <w:rPr>
-                <w:rFonts w:ascii="Arial" w:hAnsi="Arial" w:eastAsia="Arial"/>
-                <w:sz w:val="18"/>
-              </w:rPr>
-            </w:r>
-            <w:r>
-              <w:rPr>
-                <w:rFonts w:ascii="Arial" w:hAnsi="Arial" w:eastAsia="Arial"/>
+                <w:rFonts w:ascii="Arial" w:hAnsi="Arial" w:eastAsia="Arial" w:cs="Tahoma"/>
+                <w:sz w:val="18"/>
+              </w:rPr>
+            </w:r>
+            <w:r>
+              <w:rPr>
+                <w:rFonts w:ascii="Arial" w:hAnsi="Arial" w:eastAsia="Arial" w:cs="Tahoma"/>
                 <w:sz w:val="18"/>
               </w:rPr>
               <w:t>upsertDocumentNewStores</w:t>
@@ -1914,13 +2032,13 @@
             </w:pPr>
             <w:r>
               <w:rPr>
-                <w:rFonts w:ascii="Arial" w:hAnsi="Arial" w:eastAsia="Arial"/>
-                <w:sz w:val="18"/>
-              </w:rPr>
-            </w:r>
-            <w:r>
-              <w:rPr>
-                <w:rFonts w:ascii="Arial" w:hAnsi="Arial" w:eastAsia="Arial"/>
+                <w:rFonts w:ascii="Arial" w:hAnsi="Arial" w:eastAsia="Arial" w:cs="Tahoma"/>
+                <w:sz w:val="18"/>
+              </w:rPr>
+            </w:r>
+            <w:r>
+              <w:rPr>
+                <w:rFonts w:ascii="Arial" w:hAnsi="Arial" w:eastAsia="Arial" w:cs="Tahoma"/>
                 <w:sz w:val="18"/>
               </w:rPr>
               <w:t>documentNewStoreRepository</w:t>
@@ -1939,13 +2057,13 @@
             </w:pPr>
             <w:r>
               <w:rPr>
-                <w:rFonts w:ascii="Arial" w:hAnsi="Arial" w:eastAsia="Arial"/>
-                <w:sz w:val="18"/>
-              </w:rPr>
-            </w:r>
-            <w:r>
-              <w:rPr>
-                <w:rFonts w:ascii="Arial" w:hAnsi="Arial" w:eastAsia="Arial"/>
+                <w:rFonts w:ascii="Arial" w:hAnsi="Arial" w:eastAsia="Arial" w:cs="Tahoma"/>
+                <w:sz w:val="18"/>
+              </w:rPr>
+            </w:r>
+            <w:r>
+              <w:rPr>
+                <w:rFonts w:ascii="Arial" w:hAnsi="Arial" w:eastAsia="Arial" w:cs="Tahoma"/>
                 <w:sz w:val="18"/>
               </w:rPr>
               <w:t>คืน metrics และ throw typed error; transaction/rerun ใช้ contract ด้านล่าง</w:t>
@@ -1969,13 +2087,13 @@
             </w:pPr>
             <w:r>
               <w:rPr>
-                <w:rFonts w:ascii="Arial" w:hAnsi="Arial" w:eastAsia="Arial"/>
-                <w:sz w:val="18"/>
-              </w:rPr>
-            </w:r>
-            <w:r>
-              <w:rPr>
-                <w:rFonts w:ascii="Arial" w:hAnsi="Arial" w:eastAsia="Arial"/>
+                <w:rFonts w:ascii="Arial" w:hAnsi="Arial" w:eastAsia="Arial" w:cs="Tahoma"/>
+                <w:sz w:val="18"/>
+              </w:rPr>
+            </w:r>
+            <w:r>
+              <w:rPr>
+                <w:rFonts w:ascii="Arial" w:hAnsi="Arial" w:eastAsia="Arial" w:cs="Tahoma"/>
                 <w:sz w:val="18"/>
               </w:rPr>
               <w:t>4</w:t>
@@ -1994,13 +2112,13 @@
             </w:pPr>
             <w:r>
               <w:rPr>
-                <w:rFonts w:ascii="Arial" w:hAnsi="Arial" w:eastAsia="Arial"/>
-                <w:sz w:val="18"/>
-              </w:rPr>
-            </w:r>
-            <w:r>
-              <w:rPr>
-                <w:rFonts w:ascii="Arial" w:hAnsi="Arial" w:eastAsia="Arial"/>
+                <w:rFonts w:ascii="Arial" w:hAnsi="Arial" w:eastAsia="Arial" w:cs="Tahoma"/>
+                <w:sz w:val="18"/>
+              </w:rPr>
+            </w:r>
+            <w:r>
+              <w:rPr>
+                <w:rFonts w:ascii="Arial" w:hAnsi="Arial" w:eastAsia="Arial" w:cs="Tahoma"/>
                 <w:sz w:val="18"/>
               </w:rPr>
               <w:t>reconcileAllocationTotals</w:t>
@@ -2019,13 +2137,13 @@
             </w:pPr>
             <w:r>
               <w:rPr>
-                <w:rFonts w:ascii="Arial" w:hAnsi="Arial" w:eastAsia="Arial"/>
-                <w:sz w:val="18"/>
-              </w:rPr>
-            </w:r>
-            <w:r>
-              <w:rPr>
-                <w:rFonts w:ascii="Arial" w:hAnsi="Arial" w:eastAsia="Arial"/>
+                <w:rFonts w:ascii="Arial" w:hAnsi="Arial" w:eastAsia="Arial" w:cs="Tahoma"/>
+                <w:sz w:val="18"/>
+              </w:rPr>
+            </w:r>
+            <w:r>
+              <w:rPr>
+                <w:rFonts w:ascii="Arial" w:hAnsi="Arial" w:eastAsia="Arial" w:cs="Tahoma"/>
                 <w:sz w:val="18"/>
               </w:rPr>
               <w:t>documentNewStoreRepository</w:t>
@@ -2044,13 +2162,13 @@
             </w:pPr>
             <w:r>
               <w:rPr>
-                <w:rFonts w:ascii="Arial" w:hAnsi="Arial" w:eastAsia="Arial"/>
-                <w:sz w:val="18"/>
-              </w:rPr>
-            </w:r>
-            <w:r>
-              <w:rPr>
-                <w:rFonts w:ascii="Arial" w:hAnsi="Arial" w:eastAsia="Arial"/>
+                <w:rFonts w:ascii="Arial" w:hAnsi="Arial" w:eastAsia="Arial" w:cs="Tahoma"/>
+                <w:sz w:val="18"/>
+              </w:rPr>
+            </w:r>
+            <w:r>
+              <w:rPr>
+                <w:rFonts w:ascii="Arial" w:hAnsi="Arial" w:eastAsia="Arial" w:cs="Tahoma"/>
                 <w:sz w:val="18"/>
               </w:rPr>
               <w:t>คืน metrics และ throw typed error; transaction/rerun ใช้ contract ด้านล่าง</w:t>
@@ -2101,7 +2219,7 @@
             <w:r/>
             <w:r>
               <w:rPr>
-                <w:rFonts w:ascii="Arial" w:hAnsi="Arial" w:eastAsia="Arial"/>
+                <w:rFonts w:ascii="Arial" w:hAnsi="Arial" w:eastAsia="Arial" w:cs="Tahoma"/>
                 <w:b/>
                 <w:sz w:val="18"/>
               </w:rPr>
@@ -2123,7 +2241,7 @@
             <w:r/>
             <w:r>
               <w:rPr>
-                <w:rFonts w:ascii="Arial" w:hAnsi="Arial" w:eastAsia="Arial"/>
+                <w:rFonts w:ascii="Arial" w:hAnsi="Arial" w:eastAsia="Arial" w:cs="Tahoma"/>
                 <w:b/>
                 <w:sz w:val="18"/>
               </w:rPr>
@@ -2145,7 +2263,7 @@
             <w:r/>
             <w:r>
               <w:rPr>
-                <w:rFonts w:ascii="Arial" w:hAnsi="Arial" w:eastAsia="Arial"/>
+                <w:rFonts w:ascii="Arial" w:hAnsi="Arial" w:eastAsia="Arial" w:cs="Tahoma"/>
                 <w:b/>
                 <w:sz w:val="18"/>
               </w:rPr>
@@ -2170,13 +2288,13 @@
             </w:pPr>
             <w:r>
               <w:rPr>
-                <w:rFonts w:ascii="Arial" w:hAnsi="Arial" w:eastAsia="Arial"/>
-                <w:sz w:val="18"/>
-              </w:rPr>
-            </w:r>
-            <w:r>
-              <w:rPr>
-                <w:rFonts w:ascii="Arial" w:hAnsi="Arial" w:eastAsia="Arial"/>
+                <w:rFonts w:ascii="Arial" w:hAnsi="Arial" w:eastAsia="Arial" w:cs="Tahoma"/>
+                <w:sz w:val="18"/>
+              </w:rPr>
+            </w:r>
+            <w:r>
+              <w:rPr>
+                <w:rFonts w:ascii="Arial" w:hAnsi="Arial" w:eastAsia="Arial" w:cs="Tahoma"/>
                 <w:sz w:val="18"/>
               </w:rPr>
               <w:t>Input identity</w:t>
@@ -2195,13 +2313,13 @@
             </w:pPr>
             <w:r>
               <w:rPr>
-                <w:rFonts w:ascii="Arial" w:hAnsi="Arial" w:eastAsia="Arial"/>
-                <w:sz w:val="18"/>
-              </w:rPr>
-            </w:r>
-            <w:r>
-              <w:rPr>
-                <w:rFonts w:ascii="Arial" w:hAnsi="Arial" w:eastAsia="Arial"/>
+                <w:rFonts w:ascii="Arial" w:hAnsi="Arial" w:eastAsia="Arial" w:cs="Tahoma"/>
+                <w:sz w:val="18"/>
+              </w:rPr>
+            </w:r>
+            <w:r>
+              <w:rPr>
+                <w:rFonts w:ascii="Arial" w:hAnsi="Arial" w:eastAsia="Arial" w:cs="Tahoma"/>
                 <w:sz w:val="18"/>
               </w:rPr>
               <w:t>New-store compensation rows linked to active impact-process records, plus BPM/export SFTP parameters.</w:t>
@@ -2220,13 +2338,13 @@
             </w:pPr>
             <w:r>
               <w:rPr>
-                <w:rFonts w:ascii="Arial" w:hAnsi="Arial" w:eastAsia="Arial"/>
-                <w:sz w:val="18"/>
-              </w:rPr>
-            </w:r>
-            <w:r>
-              <w:rPr>
-                <w:rFonts w:ascii="Arial" w:hAnsi="Arial" w:eastAsia="Arial"/>
+                <w:rFonts w:ascii="Arial" w:hAnsi="Arial" w:eastAsia="Arial" w:cs="Tahoma"/>
+                <w:sz w:val="18"/>
+              </w:rPr>
+            </w:r>
+            <w:r>
+              <w:rPr>
+                <w:rFonts w:ascii="Arial" w:hAnsi="Arial" w:eastAsia="Arial" w:cs="Tahoma"/>
                 <w:sz w:val="18"/>
               </w:rPr>
               <w:t>snapshot input file/business key/period in run record</w:t>
@@ -2250,13 +2368,13 @@
             </w:pPr>
             <w:r>
               <w:rPr>
-                <w:rFonts w:ascii="Arial" w:hAnsi="Arial" w:eastAsia="Arial"/>
-                <w:sz w:val="18"/>
-              </w:rPr>
-            </w:r>
-            <w:r>
-              <w:rPr>
-                <w:rFonts w:ascii="Arial" w:hAnsi="Arial" w:eastAsia="Arial"/>
+                <w:rFonts w:ascii="Arial" w:hAnsi="Arial" w:eastAsia="Arial" w:cs="Tahoma"/>
+                <w:sz w:val="18"/>
+              </w:rPr>
+            </w:r>
+            <w:r>
+              <w:rPr>
+                <w:rFonts w:ascii="Arial" w:hAnsi="Arial" w:eastAsia="Arial" w:cs="Tahoma"/>
                 <w:sz w:val="18"/>
               </w:rPr>
               <w:t>Output identity</w:t>
@@ -2275,13 +2393,13 @@
             </w:pPr>
             <w:r>
               <w:rPr>
-                <w:rFonts w:ascii="Arial" w:hAnsi="Arial" w:eastAsia="Arial"/>
-                <w:sz w:val="18"/>
-              </w:rPr>
-            </w:r>
-            <w:r>
-              <w:rPr>
-                <w:rFonts w:ascii="Arial" w:hAnsi="Arial" w:eastAsia="Arial"/>
+                <w:rFonts w:ascii="Arial" w:hAnsi="Arial" w:eastAsia="Arial" w:cs="Tahoma"/>
+                <w:sz w:val="18"/>
+              </w:rPr>
+            </w:r>
+            <w:r>
+              <w:rPr>
+                <w:rFonts w:ascii="Arial" w:hAnsi="Arial" w:eastAsia="Arial" w:cs="Tahoma"/>
                 <w:sz w:val="18"/>
               </w:rPr>
               <w:t>New-store sync payload/output and confirm-receive rows keyed by NEW_STORE_INFO_ID/month/year.</w:t>
@@ -2300,13 +2418,13 @@
             </w:pPr>
             <w:r>
               <w:rPr>
-                <w:rFonts w:ascii="Arial" w:hAnsi="Arial" w:eastAsia="Arial"/>
-                <w:sz w:val="18"/>
-              </w:rPr>
-            </w:r>
-            <w:r>
-              <w:rPr>
-                <w:rFonts w:ascii="Arial" w:hAnsi="Arial" w:eastAsia="Arial"/>
+                <w:rFonts w:ascii="Arial" w:hAnsi="Arial" w:eastAsia="Arial" w:cs="Tahoma"/>
+                <w:sz w:val="18"/>
+              </w:rPr>
+            </w:r>
+            <w:r>
+              <w:rPr>
+                <w:rFonts w:ascii="Arial" w:hAnsi="Arial" w:eastAsia="Arial" w:cs="Tahoma"/>
                 <w:sz w:val="18"/>
               </w:rPr>
               <w:t>reconcile input, success, reject and skipped counts</w:t>
@@ -2330,13 +2448,13 @@
             </w:pPr>
             <w:r>
               <w:rPr>
-                <w:rFonts w:ascii="Arial" w:hAnsi="Arial" w:eastAsia="Arial"/>
-                <w:sz w:val="18"/>
-              </w:rPr>
-            </w:r>
-            <w:r>
-              <w:rPr>
-                <w:rFonts w:ascii="Arial" w:hAnsi="Arial" w:eastAsia="Arial"/>
+                <w:rFonts w:ascii="Arial" w:hAnsi="Arial" w:eastAsia="Arial" w:cs="Tahoma"/>
+                <w:sz w:val="18"/>
+              </w:rPr>
+            </w:r>
+            <w:r>
+              <w:rPr>
+                <w:rFonts w:ascii="Arial" w:hAnsi="Arial" w:eastAsia="Arial" w:cs="Tahoma"/>
                 <w:sz w:val="18"/>
               </w:rPr>
               <w:t>Dedup proof</w:t>
@@ -2355,13 +2473,13 @@
             </w:pPr>
             <w:r>
               <w:rPr>
-                <w:rFonts w:ascii="Arial" w:hAnsi="Arial" w:eastAsia="Arial"/>
-                <w:sz w:val="18"/>
-              </w:rPr>
-            </w:r>
-            <w:r>
-              <w:rPr>
-                <w:rFonts w:ascii="Arial" w:hAnsi="Arial" w:eastAsia="Arial"/>
+                <w:rFonts w:ascii="Arial" w:hAnsi="Arial" w:eastAsia="Arial" w:cs="Tahoma"/>
+                <w:sz w:val="18"/>
+              </w:rPr>
+            </w:r>
+            <w:r>
+              <w:rPr>
+                <w:rFonts w:ascii="Arial" w:hAnsi="Arial" w:eastAsia="Arial" w:cs="Tahoma"/>
                 <w:sz w:val="18"/>
               </w:rPr>
               <w:t>UNIQUE(doc_no,new_store_code); upsert + prune เฉพาะ source_system=FGI ให้ target ตรง impact set ปัจจุบัน โดยไม่ลบแถว USER</w:t>
@@ -2380,13 +2498,13 @@
             </w:pPr>
             <w:r>
               <w:rPr>
-                <w:rFonts w:ascii="Arial" w:hAnsi="Arial" w:eastAsia="Arial"/>
-                <w:sz w:val="18"/>
-              </w:rPr>
-            </w:r>
-            <w:r>
-              <w:rPr>
-                <w:rFonts w:ascii="Arial" w:hAnsi="Arial" w:eastAsia="Arial"/>
+                <w:rFonts w:ascii="Arial" w:hAnsi="Arial" w:eastAsia="Arial" w:cs="Tahoma"/>
+                <w:sz w:val="18"/>
+              </w:rPr>
+            </w:r>
+            <w:r>
+              <w:rPr>
+                <w:rFonts w:ascii="Arial" w:hAnsi="Arial" w:eastAsia="Arial" w:cs="Tahoma"/>
                 <w:sz w:val="18"/>
               </w:rPr>
               <w:t>rerun fixture produces no duplicate target business key</w:t>
@@ -2410,13 +2528,13 @@
             </w:pPr>
             <w:r>
               <w:rPr>
-                <w:rFonts w:ascii="Arial" w:hAnsi="Arial" w:eastAsia="Arial"/>
-                <w:sz w:val="18"/>
-              </w:rPr>
-            </w:r>
-            <w:r>
-              <w:rPr>
-                <w:rFonts w:ascii="Arial" w:hAnsi="Arial" w:eastAsia="Arial"/>
+                <w:rFonts w:ascii="Arial" w:hAnsi="Arial" w:eastAsia="Arial" w:cs="Tahoma"/>
+                <w:sz w:val="18"/>
+              </w:rPr>
+            </w:r>
+            <w:r>
+              <w:rPr>
+                <w:rFonts w:ascii="Arial" w:hAnsi="Arial" w:eastAsia="Arial" w:cs="Tahoma"/>
                 <w:sz w:val="18"/>
               </w:rPr>
               <w:t>Transaction proof</w:t>
@@ -2435,13 +2553,13 @@
             </w:pPr>
             <w:r>
               <w:rPr>
-                <w:rFonts w:ascii="Arial" w:hAnsi="Arial" w:eastAsia="Arial"/>
-                <w:sz w:val="18"/>
-              </w:rPr>
-            </w:r>
-            <w:r>
-              <w:rPr>
-                <w:rFonts w:ascii="Arial" w:hAnsi="Arial" w:eastAsia="Arial"/>
+                <w:rFonts w:ascii="Arial" w:hAnsi="Arial" w:eastAsia="Arial" w:cs="Tahoma"/>
+                <w:sz w:val="18"/>
+              </w:rPr>
+            </w:r>
+            <w:r>
+              <w:rPr>
+                <w:rFonts w:ascii="Arial" w:hAnsi="Arial" w:eastAsia="Arial" w:cs="Tahoma"/>
                 <w:sz w:val="18"/>
               </w:rPr>
               <w:t>validate source percent ต้องไม่เป็น NULL และอยู่ 0..100 ก่อน upsert; จากนั้น upsert + prune ร้านของ doc_no, validate ผลรวม 100% และ tracking INTERNAL_DB_WRITE ใน transaction เดียว; invalid/ไม่ครบให้ rollback ก่อน prune</w:t>
@@ -2460,13 +2578,13 @@
             </w:pPr>
             <w:r>
               <w:rPr>
-                <w:rFonts w:ascii="Arial" w:hAnsi="Arial" w:eastAsia="Arial"/>
-                <w:sz w:val="18"/>
-              </w:rPr>
-            </w:r>
-            <w:r>
-              <w:rPr>
-                <w:rFonts w:ascii="Arial" w:hAnsi="Arial" w:eastAsia="Arial"/>
+                <w:rFonts w:ascii="Arial" w:hAnsi="Arial" w:eastAsia="Arial" w:cs="Tahoma"/>
+                <w:sz w:val="18"/>
+              </w:rPr>
+            </w:r>
+            <w:r>
+              <w:rPr>
+                <w:rFonts w:ascii="Arial" w:hAnsi="Arial" w:eastAsia="Arial" w:cs="Tahoma"/>
                 <w:sz w:val="18"/>
               </w:rPr>
               <w:t>injected failure leaves no partial committed state outside documented boundary</w:t>
@@ -2490,13 +2608,13 @@
             </w:pPr>
             <w:r>
               <w:rPr>
-                <w:rFonts w:ascii="Arial" w:hAnsi="Arial" w:eastAsia="Arial"/>
-                <w:sz w:val="18"/>
-              </w:rPr>
-            </w:r>
-            <w:r>
-              <w:rPr>
-                <w:rFonts w:ascii="Arial" w:hAnsi="Arial" w:eastAsia="Arial"/>
+                <w:rFonts w:ascii="Arial" w:hAnsi="Arial" w:eastAsia="Arial" w:cs="Tahoma"/>
+                <w:sz w:val="18"/>
+              </w:rPr>
+            </w:r>
+            <w:r>
+              <w:rPr>
+                <w:rFonts w:ascii="Arial" w:hAnsi="Arial" w:eastAsia="Arial" w:cs="Tahoma"/>
                 <w:sz w:val="18"/>
               </w:rPr>
               <w:t>Security proof</w:t>
@@ -2515,13 +2633,13 @@
             </w:pPr>
             <w:r>
               <w:rPr>
-                <w:rFonts w:ascii="Arial" w:hAnsi="Arial" w:eastAsia="Arial"/>
-                <w:sz w:val="18"/>
-              </w:rPr>
-            </w:r>
-            <w:r>
-              <w:rPr>
-                <w:rFonts w:ascii="Arial" w:hAnsi="Arial" w:eastAsia="Arial"/>
+                <w:rFonts w:ascii="Arial" w:hAnsi="Arial" w:eastAsia="Arial" w:cs="Tahoma"/>
+                <w:sz w:val="18"/>
+              </w:rPr>
+            </w:r>
+            <w:r>
+              <w:rPr>
+                <w:rFonts w:ascii="Arial" w:hAnsi="Arial" w:eastAsia="Arial" w:cs="Tahoma"/>
                 <w:sz w:val="18"/>
               </w:rPr>
               <w:t>internal service account least privilege; ไม่มี SFTP/BPM credential หรือ editable external endpoint</w:t>
@@ -2540,13 +2658,13 @@
             </w:pPr>
             <w:r>
               <w:rPr>
-                <w:rFonts w:ascii="Arial" w:hAnsi="Arial" w:eastAsia="Arial"/>
-                <w:sz w:val="18"/>
-              </w:rPr>
-            </w:r>
-            <w:r>
-              <w:rPr>
-                <w:rFonts w:ascii="Arial" w:hAnsi="Arial" w:eastAsia="Arial"/>
+                <w:rFonts w:ascii="Arial" w:hAnsi="Arial" w:eastAsia="Arial" w:cs="Tahoma"/>
+                <w:sz w:val="18"/>
+              </w:rPr>
+            </w:r>
+            <w:r>
+              <w:rPr>
+                <w:rFonts w:ascii="Arial" w:hAnsi="Arial" w:eastAsia="Arial" w:cs="Tahoma"/>
                 <w:sz w:val="18"/>
               </w:rPr>
               <w:t>config/log/error contains no plaintext secret</w:t>
@@ -2597,7 +2715,7 @@
             <w:r/>
             <w:r>
               <w:rPr>
-                <w:rFonts w:ascii="Arial" w:hAnsi="Arial" w:eastAsia="Arial"/>
+                <w:rFonts w:ascii="Arial" w:hAnsi="Arial" w:eastAsia="Arial" w:cs="Tahoma"/>
                 <w:b/>
                 <w:sz w:val="18"/>
               </w:rPr>
@@ -2619,7 +2737,7 @@
             <w:r/>
             <w:r>
               <w:rPr>
-                <w:rFonts w:ascii="Arial" w:hAnsi="Arial" w:eastAsia="Arial"/>
+                <w:rFonts w:ascii="Arial" w:hAnsi="Arial" w:eastAsia="Arial" w:cs="Tahoma"/>
                 <w:b/>
                 <w:sz w:val="18"/>
               </w:rPr>
@@ -2641,7 +2759,7 @@
             <w:r/>
             <w:r>
               <w:rPr>
-                <w:rFonts w:ascii="Arial" w:hAnsi="Arial" w:eastAsia="Arial"/>
+                <w:rFonts w:ascii="Arial" w:hAnsi="Arial" w:eastAsia="Arial" w:cs="Tahoma"/>
                 <w:b/>
                 <w:sz w:val="18"/>
               </w:rPr>
@@ -2666,13 +2784,13 @@
             </w:pPr>
             <w:r>
               <w:rPr>
-                <w:rFonts w:ascii="Arial" w:hAnsi="Arial" w:eastAsia="Arial"/>
-                <w:sz w:val="18"/>
-              </w:rPr>
-            </w:r>
-            <w:r>
-              <w:rPr>
-                <w:rFonts w:ascii="Arial" w:hAnsi="Arial" w:eastAsia="Arial"/>
+                <w:rFonts w:ascii="Arial" w:hAnsi="Arial" w:eastAsia="Arial" w:cs="Tahoma"/>
+                <w:sz w:val="18"/>
+              </w:rPr>
+            </w:r>
+            <w:r>
+              <w:rPr>
+                <w:rFonts w:ascii="Arial" w:hAnsi="Arial" w:eastAsia="Arial" w:cs="Tahoma"/>
                 <w:sz w:val="18"/>
               </w:rPr>
               <w:t>fcsJar/src/th/co/gosoft/fgi/main/ExportOpenStore.java</w:t>
@@ -2691,13 +2809,13 @@
             </w:pPr>
             <w:r>
               <w:rPr>
-                <w:rFonts w:ascii="Arial" w:hAnsi="Arial" w:eastAsia="Arial"/>
-                <w:sz w:val="18"/>
-              </w:rPr>
-            </w:r>
-            <w:r>
-              <w:rPr>
-                <w:rFonts w:ascii="Arial" w:hAnsi="Arial" w:eastAsia="Arial"/>
+                <w:rFonts w:ascii="Arial" w:hAnsi="Arial" w:eastAsia="Arial" w:cs="Tahoma"/>
+                <w:sz w:val="18"/>
+              </w:rPr>
+            </w:r>
+            <w:r>
+              <w:rPr>
+                <w:rFonts w:ascii="Arial" w:hAnsi="Arial" w:eastAsia="Arial" w:cs="Tahoma"/>
                 <w:sz w:val="18"/>
               </w:rPr>
               <w:t>1-22</w:t>
@@ -2716,13 +2834,13 @@
             </w:pPr>
             <w:r>
               <w:rPr>
-                <w:rFonts w:ascii="Arial" w:hAnsi="Arial" w:eastAsia="Arial"/>
-                <w:sz w:val="18"/>
-              </w:rPr>
-            </w:r>
-            <w:r>
-              <w:rPr>
-                <w:rFonts w:ascii="Arial" w:hAnsi="Arial" w:eastAsia="Arial"/>
+                <w:rFonts w:ascii="Arial" w:hAnsi="Arial" w:eastAsia="Arial" w:cs="Tahoma"/>
+                <w:sz w:val="18"/>
+              </w:rPr>
+            </w:r>
+            <w:r>
+              <w:rPr>
+                <w:rFonts w:ascii="Arial" w:hAnsi="Arial" w:eastAsia="Arial" w:cs="Tahoma"/>
                 <w:sz w:val="18"/>
               </w:rPr>
               <w:t>Legacy main entrypoint; constant job name is ExportNewStoreToBPM.</w:t>
@@ -2746,13 +2864,13 @@
             </w:pPr>
             <w:r>
               <w:rPr>
-                <w:rFonts w:ascii="Arial" w:hAnsi="Arial" w:eastAsia="Arial"/>
-                <w:sz w:val="18"/>
-              </w:rPr>
-            </w:r>
-            <w:r>
-              <w:rPr>
-                <w:rFonts w:ascii="Arial" w:hAnsi="Arial" w:eastAsia="Arial"/>
+                <w:rFonts w:ascii="Arial" w:hAnsi="Arial" w:eastAsia="Arial" w:cs="Tahoma"/>
+                <w:sz w:val="18"/>
+              </w:rPr>
+            </w:r>
+            <w:r>
+              <w:rPr>
+                <w:rFonts w:ascii="Arial" w:hAnsi="Arial" w:eastAsia="Arial" w:cs="Tahoma"/>
                 <w:sz w:val="18"/>
               </w:rPr>
               <w:t>fcsJar/src/th/co/gosoft/fgi/controller/ExportController.java</w:t>
@@ -2771,13 +2889,13 @@
             </w:pPr>
             <w:r>
               <w:rPr>
-                <w:rFonts w:ascii="Arial" w:hAnsi="Arial" w:eastAsia="Arial"/>
-                <w:sz w:val="18"/>
-              </w:rPr>
-            </w:r>
-            <w:r>
-              <w:rPr>
-                <w:rFonts w:ascii="Arial" w:hAnsi="Arial" w:eastAsia="Arial"/>
+                <w:rFonts w:ascii="Arial" w:hAnsi="Arial" w:eastAsia="Arial" w:cs="Tahoma"/>
+                <w:sz w:val="18"/>
+              </w:rPr>
+            </w:r>
+            <w:r>
+              <w:rPr>
+                <w:rFonts w:ascii="Arial" w:hAnsi="Arial" w:eastAsia="Arial" w:cs="Tahoma"/>
                 <w:sz w:val="18"/>
               </w:rPr>
               <w:t>404-516, 893-961</w:t>
@@ -2796,13 +2914,13 @@
             </w:pPr>
             <w:r>
               <w:rPr>
-                <w:rFonts w:ascii="Arial" w:hAnsi="Arial" w:eastAsia="Arial"/>
-                <w:sz w:val="18"/>
-              </w:rPr>
-            </w:r>
-            <w:r>
-              <w:rPr>
-                <w:rFonts w:ascii="Arial" w:hAnsi="Arial" w:eastAsia="Arial"/>
+                <w:rFonts w:ascii="Arial" w:hAnsi="Arial" w:eastAsia="Arial" w:cs="Tahoma"/>
+                <w:sz w:val="18"/>
+              </w:rPr>
+            </w:r>
+            <w:r>
+              <w:rPr>
+                <w:rFonts w:ascii="Arial" w:hAnsi="Arial" w:eastAsia="Arial" w:cs="Tahoma"/>
                 <w:sz w:val="18"/>
               </w:rPr>
               <w:t>Query new stores, create payload content, upload, backup, notification.</w:t>
@@ -2826,13 +2944,13 @@
             </w:pPr>
             <w:r>
               <w:rPr>
-                <w:rFonts w:ascii="Arial" w:hAnsi="Arial" w:eastAsia="Arial"/>
-                <w:sz w:val="18"/>
-              </w:rPr>
-            </w:r>
-            <w:r>
-              <w:rPr>
-                <w:rFonts w:ascii="Arial" w:hAnsi="Arial" w:eastAsia="Arial"/>
+                <w:rFonts w:ascii="Arial" w:hAnsi="Arial" w:eastAsia="Arial" w:cs="Tahoma"/>
+                <w:sz w:val="18"/>
+              </w:rPr>
+            </w:r>
+            <w:r>
+              <w:rPr>
+                <w:rFonts w:ascii="Arial" w:hAnsi="Arial" w:eastAsia="Arial" w:cs="Tahoma"/>
                 <w:sz w:val="18"/>
               </w:rPr>
               <w:t>fcsJar/src/th/co/gosoft/fgi/dao/jdbc/ExportJdbc.java</w:t>
@@ -2851,13 +2969,13 @@
             </w:pPr>
             <w:r>
               <w:rPr>
-                <w:rFonts w:ascii="Arial" w:hAnsi="Arial" w:eastAsia="Arial"/>
-                <w:sz w:val="18"/>
-              </w:rPr>
-            </w:r>
-            <w:r>
-              <w:rPr>
-                <w:rFonts w:ascii="Arial" w:hAnsi="Arial" w:eastAsia="Arial"/>
+                <w:rFonts w:ascii="Arial" w:hAnsi="Arial" w:eastAsia="Arial" w:cs="Tahoma"/>
+                <w:sz w:val="18"/>
+              </w:rPr>
+            </w:r>
+            <w:r>
+              <w:rPr>
+                <w:rFonts w:ascii="Arial" w:hAnsi="Arial" w:eastAsia="Arial" w:cs="Tahoma"/>
                 <w:sz w:val="18"/>
               </w:rPr>
               <w:t>1558-1594</w:t>
@@ -2876,13 +2994,13 @@
             </w:pPr>
             <w:r>
               <w:rPr>
-                <w:rFonts w:ascii="Arial" w:hAnsi="Arial" w:eastAsia="Arial"/>
-                <w:sz w:val="18"/>
-              </w:rPr>
-            </w:r>
-            <w:r>
-              <w:rPr>
-                <w:rFonts w:ascii="Arial" w:hAnsi="Arial" w:eastAsia="Arial"/>
+                <w:rFonts w:ascii="Arial" w:hAnsi="Arial" w:eastAsia="Arial" w:cs="Tahoma"/>
+                <w:sz w:val="18"/>
+              </w:rPr>
+            </w:r>
+            <w:r>
+              <w:rPr>
+                <w:rFonts w:ascii="Arial" w:hAnsi="Arial" w:eastAsia="Arial" w:cs="Tahoma"/>
                 <w:sz w:val="18"/>
               </w:rPr>
               <w:t>Query new-store rows eligible for export.</w:t>
@@ -2937,7 +3055,7 @@
             <w:r/>
             <w:r>
               <w:rPr>
-                <w:rFonts w:ascii="Arial" w:hAnsi="Arial" w:eastAsia="Arial"/>
+                <w:rFonts w:ascii="Arial" w:hAnsi="Arial" w:eastAsia="Arial" w:cs="Tahoma"/>
                 <w:b/>
                 <w:sz w:val="18"/>
               </w:rPr>
@@ -2959,7 +3077,7 @@
             <w:r/>
             <w:r>
               <w:rPr>
-                <w:rFonts w:ascii="Arial" w:hAnsi="Arial" w:eastAsia="Arial"/>
+                <w:rFonts w:ascii="Arial" w:hAnsi="Arial" w:eastAsia="Arial" w:cs="Tahoma"/>
                 <w:b/>
                 <w:sz w:val="18"/>
               </w:rPr>
@@ -2984,13 +3102,13 @@
             </w:pPr>
             <w:r>
               <w:rPr>
-                <w:rFonts w:ascii="Arial" w:hAnsi="Arial" w:eastAsia="Arial"/>
-                <w:sz w:val="18"/>
-              </w:rPr>
-            </w:r>
-            <w:r>
-              <w:rPr>
-                <w:rFonts w:ascii="Arial" w:hAnsi="Arial" w:eastAsia="Arial"/>
+                <w:rFonts w:ascii="Arial" w:hAnsi="Arial" w:eastAsia="Arial" w:cs="Tahoma"/>
+                <w:sz w:val="18"/>
+              </w:rPr>
+            </w:r>
+            <w:r>
+              <w:rPr>
+                <w:rFonts w:ascii="Arial" w:hAnsi="Arial" w:eastAsia="Arial" w:cs="Tahoma"/>
                 <w:sz w:val="18"/>
               </w:rPr>
               <w:t>Repository</w:t>
@@ -3009,13 +3127,13 @@
             </w:pPr>
             <w:r>
               <w:rPr>
-                <w:rFonts w:ascii="Arial" w:hAnsi="Arial" w:eastAsia="Arial"/>
-                <w:sz w:val="18"/>
-              </w:rPr>
-            </w:r>
-            <w:r>
-              <w:rPr>
-                <w:rFonts w:ascii="Arial" w:hAnsi="Arial" w:eastAsia="Arial"/>
+                <w:rFonts w:ascii="Arial" w:hAnsi="Arial" w:eastAsia="Arial" w:cs="Tahoma"/>
+                <w:sz w:val="18"/>
+              </w:rPr>
+            </w:r>
+            <w:r>
+              <w:rPr>
+                <w:rFonts w:ascii="Arial" w:hAnsi="Arial" w:eastAsia="Arial" w:cs="Tahoma"/>
                 <w:sz w:val="18"/>
               </w:rPr>
               <w:t>documentNewStoreRepository</w:t>
@@ -3039,13 +3157,13 @@
             </w:pPr>
             <w:r>
               <w:rPr>
-                <w:rFonts w:ascii="Arial" w:hAnsi="Arial" w:eastAsia="Arial"/>
-                <w:sz w:val="18"/>
-              </w:rPr>
-            </w:r>
-            <w:r>
-              <w:rPr>
-                <w:rFonts w:ascii="Arial" w:hAnsi="Arial" w:eastAsia="Arial"/>
+                <w:rFonts w:ascii="Arial" w:hAnsi="Arial" w:eastAsia="Arial" w:cs="Tahoma"/>
+                <w:sz w:val="18"/>
+              </w:rPr>
+            </w:r>
+            <w:r>
+              <w:rPr>
+                <w:rFonts w:ascii="Arial" w:hAnsi="Arial" w:eastAsia="Arial" w:cs="Tahoma"/>
                 <w:sz w:val="18"/>
               </w:rPr>
               <w:t>Idempotency / dedup</w:t>
@@ -3064,13 +3182,13 @@
             </w:pPr>
             <w:r>
               <w:rPr>
-                <w:rFonts w:ascii="Arial" w:hAnsi="Arial" w:eastAsia="Arial"/>
-                <w:sz w:val="18"/>
-              </w:rPr>
-            </w:r>
-            <w:r>
-              <w:rPr>
-                <w:rFonts w:ascii="Arial" w:hAnsi="Arial" w:eastAsia="Arial"/>
+                <w:rFonts w:ascii="Arial" w:hAnsi="Arial" w:eastAsia="Arial" w:cs="Tahoma"/>
+                <w:sz w:val="18"/>
+              </w:rPr>
+            </w:r>
+            <w:r>
+              <w:rPr>
+                <w:rFonts w:ascii="Arial" w:hAnsi="Arial" w:eastAsia="Arial" w:cs="Tahoma"/>
                 <w:sz w:val="18"/>
               </w:rPr>
               <w:t>UNIQUE(doc_no,new_store_code); upsert + prune เฉพาะ source_system=FGI ให้ target ตรง impact set ปัจจุบัน โดยไม่ลบแถว USER</w:t>
@@ -3094,13 +3212,13 @@
             </w:pPr>
             <w:r>
               <w:rPr>
-                <w:rFonts w:ascii="Arial" w:hAnsi="Arial" w:eastAsia="Arial"/>
-                <w:sz w:val="18"/>
-              </w:rPr>
-            </w:r>
-            <w:r>
-              <w:rPr>
-                <w:rFonts w:ascii="Arial" w:hAnsi="Arial" w:eastAsia="Arial"/>
+                <w:rFonts w:ascii="Arial" w:hAnsi="Arial" w:eastAsia="Arial" w:cs="Tahoma"/>
+                <w:sz w:val="18"/>
+              </w:rPr>
+            </w:r>
+            <w:r>
+              <w:rPr>
+                <w:rFonts w:ascii="Arial" w:hAnsi="Arial" w:eastAsia="Arial" w:cs="Tahoma"/>
                 <w:sz w:val="18"/>
               </w:rPr>
               <w:t>Transaction boundary</w:t>
@@ -3119,13 +3237,13 @@
             </w:pPr>
             <w:r>
               <w:rPr>
-                <w:rFonts w:ascii="Arial" w:hAnsi="Arial" w:eastAsia="Arial"/>
-                <w:sz w:val="18"/>
-              </w:rPr>
-            </w:r>
-            <w:r>
-              <w:rPr>
-                <w:rFonts w:ascii="Arial" w:hAnsi="Arial" w:eastAsia="Arial"/>
+                <w:rFonts w:ascii="Arial" w:hAnsi="Arial" w:eastAsia="Arial" w:cs="Tahoma"/>
+                <w:sz w:val="18"/>
+              </w:rPr>
+            </w:r>
+            <w:r>
+              <w:rPr>
+                <w:rFonts w:ascii="Arial" w:hAnsi="Arial" w:eastAsia="Arial" w:cs="Tahoma"/>
                 <w:sz w:val="18"/>
               </w:rPr>
               <w:t>validate source percent ต้องไม่เป็น NULL และอยู่ 0..100 ก่อน upsert; จากนั้น upsert + prune ร้านของ doc_no, validate ผลรวม 100% และ tracking INTERNAL_DB_WRITE ใน transaction เดียว; invalid/ไม่ครบให้ rollback ก่อน prune</w:t>
@@ -3149,13 +3267,13 @@
             </w:pPr>
             <w:r>
               <w:rPr>
-                <w:rFonts w:ascii="Arial" w:hAnsi="Arial" w:eastAsia="Arial"/>
-                <w:sz w:val="18"/>
-              </w:rPr>
-            </w:r>
-            <w:r>
-              <w:rPr>
-                <w:rFonts w:ascii="Arial" w:hAnsi="Arial" w:eastAsia="Arial"/>
+                <w:rFonts w:ascii="Arial" w:hAnsi="Arial" w:eastAsia="Arial" w:cs="Tahoma"/>
+                <w:sz w:val="18"/>
+              </w:rPr>
+            </w:r>
+            <w:r>
+              <w:rPr>
+                <w:rFonts w:ascii="Arial" w:hAnsi="Arial" w:eastAsia="Arial" w:cs="Tahoma"/>
                 <w:sz w:val="18"/>
               </w:rPr>
               <w:t>Security</w:t>
@@ -3174,13 +3292,13 @@
             </w:pPr>
             <w:r>
               <w:rPr>
-                <w:rFonts w:ascii="Arial" w:hAnsi="Arial" w:eastAsia="Arial"/>
-                <w:sz w:val="18"/>
-              </w:rPr>
-            </w:r>
-            <w:r>
-              <w:rPr>
-                <w:rFonts w:ascii="Arial" w:hAnsi="Arial" w:eastAsia="Arial"/>
+                <w:rFonts w:ascii="Arial" w:hAnsi="Arial" w:eastAsia="Arial" w:cs="Tahoma"/>
+                <w:sz w:val="18"/>
+              </w:rPr>
+            </w:r>
+            <w:r>
+              <w:rPr>
+                <w:rFonts w:ascii="Arial" w:hAnsi="Arial" w:eastAsia="Arial" w:cs="Tahoma"/>
                 <w:sz w:val="18"/>
               </w:rPr>
               <w:t>internal service account least privilege; ไม่มี SFTP/BPM credential หรือ editable external endpoint</w:t>
@@ -3208,7 +3326,7 @@
       </w:pPr>
       <w:r>
         <w:rPr>
-          <w:rFonts w:ascii="Courier New" w:hAnsi="Courier New"/>
+          <w:rFonts w:ascii="Courier New" w:hAnsi="Courier New" w:eastAsia="Courier New" w:cs="Tahoma"/>
           <w:sz w:val="16"/>
         </w:rPr>
         <w:t>SELECT d.doc_no, s.new_store_code,</w:t>
@@ -3246,7 +3364,7 @@
       </w:pPr>
       <w:r>
         <w:rPr>
-          <w:rFonts w:ascii="Courier New" w:hAnsi="Courier New"/>
+          <w:rFonts w:ascii="Courier New" w:hAnsi="Courier New" w:eastAsia="Courier New" w:cs="Tahoma"/>
           <w:sz w:val="16"/>
         </w:rPr>
         <w:t>-- validateAllocationValues ต้องยืนยัน source_row_count = valid_row_count ก่อนคำสั่งนี้;</w:t>
@@ -3333,7 +3451,7 @@
       </w:pPr>
       <w:r>
         <w:rPr>
-          <w:rFonts w:ascii="Courier New" w:hAnsi="Courier New"/>
+          <w:rFonts w:ascii="Courier New" w:hAnsi="Courier New" w:eastAsia="Courier New" w:cs="Tahoma"/>
           <w:sz w:val="16"/>
         </w:rPr>
         <w:t>export async function runLlddBeJob9Syncnewstoretodocument(ctx, services) {</w:t>
@@ -3422,7 +3540,7 @@
             <w:r/>
             <w:r>
               <w:rPr>
-                <w:rFonts w:ascii="Arial" w:hAnsi="Arial" w:eastAsia="Arial"/>
+                <w:rFonts w:ascii="Arial" w:hAnsi="Arial" w:eastAsia="Arial" w:cs="Tahoma"/>
                 <w:b/>
                 <w:sz w:val="18"/>
               </w:rPr>
@@ -3444,7 +3562,7 @@
             <w:r/>
             <w:r>
               <w:rPr>
-                <w:rFonts w:ascii="Arial" w:hAnsi="Arial" w:eastAsia="Arial"/>
+                <w:rFonts w:ascii="Arial" w:hAnsi="Arial" w:eastAsia="Arial" w:cs="Tahoma"/>
                 <w:b/>
                 <w:sz w:val="18"/>
               </w:rPr>
@@ -3466,7 +3584,7 @@
             <w:r/>
             <w:r>
               <w:rPr>
-                <w:rFonts w:ascii="Arial" w:hAnsi="Arial" w:eastAsia="Arial"/>
+                <w:rFonts w:ascii="Arial" w:hAnsi="Arial" w:eastAsia="Arial" w:cs="Tahoma"/>
                 <w:b/>
                 <w:sz w:val="18"/>
               </w:rPr>
@@ -3488,7 +3606,7 @@
             <w:r/>
             <w:r>
               <w:rPr>
-                <w:rFonts w:ascii="Arial" w:hAnsi="Arial" w:eastAsia="Arial"/>
+                <w:rFonts w:ascii="Arial" w:hAnsi="Arial" w:eastAsia="Arial" w:cs="Tahoma"/>
                 <w:b/>
                 <w:sz w:val="18"/>
               </w:rPr>
@@ -3513,13 +3631,13 @@
             </w:pPr>
             <w:r>
               <w:rPr>
-                <w:rFonts w:ascii="Arial" w:hAnsi="Arial" w:eastAsia="Arial"/>
-                <w:sz w:val="18"/>
-              </w:rPr>
-            </w:r>
-            <w:r>
-              <w:rPr>
-                <w:rFonts w:ascii="Arial" w:hAnsi="Arial" w:eastAsia="Arial"/>
+                <w:rFonts w:ascii="Arial" w:hAnsi="Arial" w:eastAsia="Arial" w:cs="Tahoma"/>
+                <w:sz w:val="18"/>
+              </w:rPr>
+            </w:r>
+            <w:r>
+              <w:rPr>
+                <w:rFonts w:ascii="Arial" w:hAnsi="Arial" w:eastAsia="Arial" w:cs="Tahoma"/>
                 <w:sz w:val="18"/>
               </w:rPr>
               <w:t>รันตามตารางเวลา</w:t>
@@ -3538,13 +3656,13 @@
             </w:pPr>
             <w:r>
               <w:rPr>
-                <w:rFonts w:ascii="Arial" w:hAnsi="Arial" w:eastAsia="Arial"/>
-                <w:sz w:val="18"/>
-              </w:rPr>
-            </w:r>
-            <w:r>
-              <w:rPr>
-                <w:rFonts w:ascii="Arial" w:hAnsi="Arial" w:eastAsia="Arial"/>
+                <w:rFonts w:ascii="Arial" w:hAnsi="Arial" w:eastAsia="Arial" w:cs="Tahoma"/>
+                <w:sz w:val="18"/>
+              </w:rPr>
+            </w:r>
+            <w:r>
+              <w:rPr>
+                <w:rFonts w:ascii="Arial" w:hAnsi="Arial" w:eastAsia="Arial" w:cs="Tahoma"/>
                 <w:sz w:val="18"/>
               </w:rPr>
               <w:t>CRON</w:t>
@@ -3563,13 +3681,13 @@
             </w:pPr>
             <w:r>
               <w:rPr>
-                <w:rFonts w:ascii="Arial" w:hAnsi="Arial" w:eastAsia="Arial"/>
-                <w:sz w:val="18"/>
-              </w:rPr>
-            </w:r>
-            <w:r>
-              <w:rPr>
-                <w:rFonts w:ascii="Arial" w:hAnsi="Arial" w:eastAsia="Arial"/>
+                <w:rFonts w:ascii="Arial" w:hAnsi="Arial" w:eastAsia="Arial" w:cs="Tahoma"/>
+                <w:sz w:val="18"/>
+              </w:rPr>
+            </w:r>
+            <w:r>
+              <w:rPr>
+                <w:rFonts w:ascii="Arial" w:hAnsi="Arial" w:eastAsia="Arial" w:cs="Tahoma"/>
                 <w:sz w:val="18"/>
               </w:rPr>
               <w:t>scheduler → runner (job 9)</w:t>
@@ -3588,13 +3706,13 @@
             </w:pPr>
             <w:r>
               <w:rPr>
-                <w:rFonts w:ascii="Arial" w:hAnsi="Arial" w:eastAsia="Arial"/>
-                <w:sz w:val="18"/>
-              </w:rPr>
-            </w:r>
-            <w:r>
-              <w:rPr>
-                <w:rFonts w:ascii="Arial" w:hAnsi="Arial" w:eastAsia="Arial"/>
+                <w:rFonts w:ascii="Arial" w:hAnsi="Arial" w:eastAsia="Arial" w:cs="Tahoma"/>
+                <w:sz w:val="18"/>
+              </w:rPr>
+            </w:r>
+            <w:r>
+              <w:rPr>
+                <w:rFonts w:ascii="Arial" w:hAnsi="Arial" w:eastAsia="Arial" w:cs="Tahoma"/>
                 <w:sz w:val="18"/>
               </w:rPr>
               <w:t>อ่าน cron/พารามิเตอร์จาก backend config</w:t>
@@ -3618,13 +3736,13 @@
             </w:pPr>
             <w:r>
               <w:rPr>
-                <w:rFonts w:ascii="Arial" w:hAnsi="Arial" w:eastAsia="Arial"/>
-                <w:sz w:val="18"/>
-              </w:rPr>
-            </w:r>
-            <w:r>
-              <w:rPr>
-                <w:rFonts w:ascii="Arial" w:hAnsi="Arial" w:eastAsia="Arial"/>
+                <w:rFonts w:ascii="Arial" w:hAnsi="Arial" w:eastAsia="Arial" w:cs="Tahoma"/>
+                <w:sz w:val="18"/>
+              </w:rPr>
+            </w:r>
+            <w:r>
+              <w:rPr>
+                <w:rFonts w:ascii="Arial" w:hAnsi="Arial" w:eastAsia="Arial" w:cs="Tahoma"/>
                 <w:sz w:val="18"/>
               </w:rPr>
               <w:t>รันนอกรอบ (manual/rerun)</w:t>
@@ -3643,13 +3761,13 @@
             </w:pPr>
             <w:r>
               <w:rPr>
-                <w:rFonts w:ascii="Arial" w:hAnsi="Arial" w:eastAsia="Arial"/>
-                <w:sz w:val="18"/>
-              </w:rPr>
-            </w:r>
-            <w:r>
-              <w:rPr>
-                <w:rFonts w:ascii="Arial" w:hAnsi="Arial" w:eastAsia="Arial"/>
+                <w:rFonts w:ascii="Arial" w:hAnsi="Arial" w:eastAsia="Arial" w:cs="Tahoma"/>
+                <w:sz w:val="18"/>
+              </w:rPr>
+            </w:r>
+            <w:r>
+              <w:rPr>
+                <w:rFonts w:ascii="Arial" w:hAnsi="Arial" w:eastAsia="Arial" w:cs="Tahoma"/>
                 <w:sz w:val="18"/>
               </w:rPr>
               <w:t>CLI</w:t>
@@ -3668,13 +3786,13 @@
             </w:pPr>
             <w:r>
               <w:rPr>
-                <w:rFonts w:ascii="Arial" w:hAnsi="Arial" w:eastAsia="Arial"/>
-                <w:sz w:val="18"/>
-              </w:rPr>
-            </w:r>
-            <w:r>
-              <w:rPr>
-                <w:rFonts w:ascii="Arial" w:hAnsi="Arial" w:eastAsia="Arial"/>
+                <w:rFonts w:ascii="Arial" w:hAnsi="Arial" w:eastAsia="Arial" w:cs="Tahoma"/>
+                <w:sz w:val="18"/>
+              </w:rPr>
+            </w:r>
+            <w:r>
+              <w:rPr>
+                <w:rFonts w:ascii="Arial" w:hAnsi="Arial" w:eastAsia="Arial" w:cs="Tahoma"/>
                 <w:sz w:val="18"/>
               </w:rPr>
               <w:t>CLI/ops runbook → runner (job 9)</w:t>
@@ -3693,13 +3811,13 @@
             </w:pPr>
             <w:r>
               <w:rPr>
-                <w:rFonts w:ascii="Arial" w:hAnsi="Arial" w:eastAsia="Arial"/>
-                <w:sz w:val="18"/>
-              </w:rPr>
-            </w:r>
-            <w:r>
-              <w:rPr>
-                <w:rFonts w:ascii="Arial" w:hAnsi="Arial" w:eastAsia="Arial"/>
+                <w:rFonts w:ascii="Arial" w:hAnsi="Arial" w:eastAsia="Arial" w:cs="Tahoma"/>
+                <w:sz w:val="18"/>
+              </w:rPr>
+            </w:r>
+            <w:r>
+              <w:rPr>
+                <w:rFonts w:ascii="Arial" w:hAnsi="Arial" w:eastAsia="Arial" w:cs="Tahoma"/>
                 <w:sz w:val="18"/>
               </w:rPr>
               <w:t>guard ไม่ให้รันซ้อนด้วย distributed lock</w:t>
@@ -3723,13 +3841,13 @@
             </w:pPr>
             <w:r>
               <w:rPr>
-                <w:rFonts w:ascii="Arial" w:hAnsi="Arial" w:eastAsia="Arial"/>
-                <w:sz w:val="18"/>
-              </w:rPr>
-            </w:r>
-            <w:r>
-              <w:rPr>
-                <w:rFonts w:ascii="Arial" w:hAnsi="Arial" w:eastAsia="Arial"/>
+                <w:rFonts w:ascii="Arial" w:hAnsi="Arial" w:eastAsia="Arial" w:cs="Tahoma"/>
+                <w:sz w:val="18"/>
+              </w:rPr>
+            </w:r>
+            <w:r>
+              <w:rPr>
+                <w:rFonts w:ascii="Arial" w:hAnsi="Arial" w:eastAsia="Arial" w:cs="Tahoma"/>
                 <w:sz w:val="18"/>
               </w:rPr>
               <w:t>แก้พารามิเตอร์/เปิด-ปิด job</w:t>
@@ -3748,13 +3866,13 @@
             </w:pPr>
             <w:r>
               <w:rPr>
-                <w:rFonts w:ascii="Arial" w:hAnsi="Arial" w:eastAsia="Arial"/>
-                <w:sz w:val="18"/>
-              </w:rPr>
-            </w:r>
-            <w:r>
-              <w:rPr>
-                <w:rFonts w:ascii="Arial" w:hAnsi="Arial" w:eastAsia="Arial"/>
+                <w:rFonts w:ascii="Arial" w:hAnsi="Arial" w:eastAsia="Arial" w:cs="Tahoma"/>
+                <w:sz w:val="18"/>
+              </w:rPr>
+            </w:r>
+            <w:r>
+              <w:rPr>
+                <w:rFonts w:ascii="Arial" w:hAnsi="Arial" w:eastAsia="Arial" w:cs="Tahoma"/>
                 <w:sz w:val="18"/>
               </w:rPr>
               <w:t>CONFIG</w:t>
@@ -3773,13 +3891,13 @@
             </w:pPr>
             <w:r>
               <w:rPr>
-                <w:rFonts w:ascii="Arial" w:hAnsi="Arial" w:eastAsia="Arial"/>
-                <w:sz w:val="18"/>
-              </w:rPr>
-            </w:r>
-            <w:r>
-              <w:rPr>
-                <w:rFonts w:ascii="Arial" w:hAnsi="Arial" w:eastAsia="Arial"/>
+                <w:rFonts w:ascii="Arial" w:hAnsi="Arial" w:eastAsia="Arial" w:cs="Tahoma"/>
+                <w:sz w:val="18"/>
+              </w:rPr>
+            </w:r>
+            <w:r>
+              <w:rPr>
+                <w:rFonts w:ascii="Arial" w:hAnsi="Arial" w:eastAsia="Arial" w:cs="Tahoma"/>
                 <w:sz w:val="18"/>
               </w:rPr>
               <w:t>แก้ backend config แล้ว deploy</w:t>
@@ -3798,13 +3916,13 @@
             </w:pPr>
             <w:r>
               <w:rPr>
-                <w:rFonts w:ascii="Arial" w:hAnsi="Arial" w:eastAsia="Arial"/>
-                <w:sz w:val="18"/>
-              </w:rPr>
-            </w:r>
-            <w:r>
-              <w:rPr>
-                <w:rFonts w:ascii="Arial" w:hAnsi="Arial" w:eastAsia="Arial"/>
+                <w:rFonts w:ascii="Arial" w:hAnsi="Arial" w:eastAsia="Arial" w:cs="Tahoma"/>
+                <w:sz w:val="18"/>
+              </w:rPr>
+            </w:r>
+            <w:r>
+              <w:rPr>
+                <w:rFonts w:ascii="Arial" w:hAnsi="Arial" w:eastAsia="Arial" w:cs="Tahoma"/>
                 <w:sz w:val="18"/>
               </w:rPr>
               <w:t>ไม่มี endpoint และไม่มีหน้าจอควบคุม — หน้า Flow Batch Job เป็น reference อย่างเดียว (2026-08-06)</w:t>
@@ -3828,13 +3946,13 @@
             </w:pPr>
             <w:r>
               <w:rPr>
-                <w:rFonts w:ascii="Arial" w:hAnsi="Arial" w:eastAsia="Arial"/>
-                <w:sz w:val="18"/>
-              </w:rPr>
-            </w:r>
-            <w:r>
-              <w:rPr>
-                <w:rFonts w:ascii="Arial" w:hAnsi="Arial" w:eastAsia="Arial"/>
+                <w:rFonts w:ascii="Arial" w:hAnsi="Arial" w:eastAsia="Arial" w:cs="Tahoma"/>
+                <w:sz w:val="18"/>
+              </w:rPr>
+            </w:r>
+            <w:r>
+              <w:rPr>
+                <w:rFonts w:ascii="Arial" w:hAnsi="Arial" w:eastAsia="Arial" w:cs="Tahoma"/>
                 <w:sz w:val="18"/>
               </w:rPr>
               <w:t>ตรวจผลการรัน</w:t>
@@ -3853,13 +3971,13 @@
             </w:pPr>
             <w:r>
               <w:rPr>
-                <w:rFonts w:ascii="Arial" w:hAnsi="Arial" w:eastAsia="Arial"/>
-                <w:sz w:val="18"/>
-              </w:rPr>
-            </w:r>
-            <w:r>
-              <w:rPr>
-                <w:rFonts w:ascii="Arial" w:hAnsi="Arial" w:eastAsia="Arial"/>
+                <w:rFonts w:ascii="Arial" w:hAnsi="Arial" w:eastAsia="Arial" w:cs="Tahoma"/>
+                <w:sz w:val="18"/>
+              </w:rPr>
+            </w:r>
+            <w:r>
+              <w:rPr>
+                <w:rFonts w:ascii="Arial" w:hAnsi="Arial" w:eastAsia="Arial" w:cs="Tahoma"/>
                 <w:sz w:val="18"/>
               </w:rPr>
               <w:t>LOG</w:t>
@@ -3878,13 +3996,13 @@
             </w:pPr>
             <w:r>
               <w:rPr>
-                <w:rFonts w:ascii="Arial" w:hAnsi="Arial" w:eastAsia="Arial"/>
-                <w:sz w:val="18"/>
-              </w:rPr>
-            </w:r>
-            <w:r>
-              <w:rPr>
-                <w:rFonts w:ascii="Arial" w:hAnsi="Arial" w:eastAsia="Arial"/>
+                <w:rFonts w:ascii="Arial" w:hAnsi="Arial" w:eastAsia="Arial" w:cs="Tahoma"/>
+                <w:sz w:val="18"/>
+              </w:rPr>
+            </w:r>
+            <w:r>
+              <w:rPr>
+                <w:rFonts w:ascii="Arial" w:hAnsi="Arial" w:eastAsia="Arial" w:cs="Tahoma"/>
                 <w:sz w:val="18"/>
               </w:rPr>
               <w:t>application log (structured)</w:t>
@@ -3903,13 +4021,13 @@
             </w:pPr>
             <w:r>
               <w:rPr>
-                <w:rFonts w:ascii="Arial" w:hAnsi="Arial" w:eastAsia="Arial"/>
-                <w:sz w:val="18"/>
-              </w:rPr>
-            </w:r>
-            <w:r>
-              <w:rPr>
-                <w:rFonts w:ascii="Arial" w:hAnsi="Arial" w:eastAsia="Arial"/>
+                <w:rFonts w:ascii="Arial" w:hAnsi="Arial" w:eastAsia="Arial" w:cs="Tahoma"/>
+                <w:sz w:val="18"/>
+              </w:rPr>
+            </w:r>
+            <w:r>
+              <w:rPr>
+                <w:rFonts w:ascii="Arial" w:hAnsi="Arial" w:eastAsia="Arial" w:cs="Tahoma"/>
                 <w:sz w:val="18"/>
               </w:rPr>
               <w:t>ไม่มีตาราง job_run_histories แล้ว · ไฟล์/ACK ดูที่ interface_transactions</w:t>
@@ -3979,7 +4097,7 @@
             <w:r/>
             <w:r>
               <w:rPr>
-                <w:rFonts w:ascii="Arial" w:hAnsi="Arial" w:eastAsia="Arial"/>
+                <w:rFonts w:ascii="Arial" w:hAnsi="Arial" w:eastAsia="Arial" w:cs="Tahoma"/>
                 <w:b/>
                 <w:sz w:val="18"/>
               </w:rPr>
@@ -4001,7 +4119,7 @@
             <w:r/>
             <w:r>
               <w:rPr>
-                <w:rFonts w:ascii="Arial" w:hAnsi="Arial" w:eastAsia="Arial"/>
+                <w:rFonts w:ascii="Arial" w:hAnsi="Arial" w:eastAsia="Arial" w:cs="Tahoma"/>
                 <w:b/>
                 <w:sz w:val="18"/>
               </w:rPr>
@@ -4023,7 +4141,7 @@
             <w:r/>
             <w:r>
               <w:rPr>
-                <w:rFonts w:ascii="Arial" w:hAnsi="Arial" w:eastAsia="Arial"/>
+                <w:rFonts w:ascii="Arial" w:hAnsi="Arial" w:eastAsia="Arial" w:cs="Tahoma"/>
                 <w:b/>
                 <w:sz w:val="18"/>
               </w:rPr>
@@ -4048,13 +4166,13 @@
             </w:pPr>
             <w:r>
               <w:rPr>
-                <w:rFonts w:ascii="Arial" w:hAnsi="Arial" w:eastAsia="Arial"/>
-                <w:sz w:val="18"/>
-              </w:rPr>
-            </w:r>
-            <w:r>
-              <w:rPr>
-                <w:rFonts w:ascii="Arial" w:hAnsi="Arial" w:eastAsia="Arial"/>
+                <w:rFonts w:ascii="Arial" w:hAnsi="Arial" w:eastAsia="Arial" w:cs="Tahoma"/>
+                <w:sz w:val="18"/>
+              </w:rPr>
+            </w:r>
+            <w:r>
+              <w:rPr>
+                <w:rFonts w:ascii="Arial" w:hAnsi="Arial" w:eastAsia="Arial" w:cs="Tahoma"/>
                 <w:sz w:val="18"/>
               </w:rPr>
               <w:t>fgi_impact_stores</w:t>
@@ -4073,13 +4191,13 @@
             </w:pPr>
             <w:r>
               <w:rPr>
-                <w:rFonts w:ascii="Arial" w:hAnsi="Arial" w:eastAsia="Arial"/>
-                <w:sz w:val="18"/>
-              </w:rPr>
-            </w:r>
-            <w:r>
-              <w:rPr>
-                <w:rFonts w:ascii="Arial" w:hAnsi="Arial" w:eastAsia="Arial"/>
+                <w:rFonts w:ascii="Arial" w:hAnsi="Arial" w:eastAsia="Arial" w:cs="Tahoma"/>
+                <w:sz w:val="18"/>
+              </w:rPr>
+            </w:r>
+            <w:r>
+              <w:rPr>
+                <w:rFonts w:ascii="Arial" w:hAnsi="Arial" w:eastAsia="Arial" w:cs="Tahoma"/>
                 <w:sz w:val="18"/>
               </w:rPr>
               <w:t>R</w:t>
@@ -4098,13 +4216,13 @@
             </w:pPr>
             <w:r>
               <w:rPr>
-                <w:rFonts w:ascii="Arial" w:hAnsi="Arial" w:eastAsia="Arial"/>
-                <w:sz w:val="18"/>
-              </w:rPr>
-            </w:r>
-            <w:r>
-              <w:rPr>
-                <w:rFonts w:ascii="Arial" w:hAnsi="Arial" w:eastAsia="Arial"/>
+                <w:rFonts w:ascii="Arial" w:hAnsi="Arial" w:eastAsia="Arial" w:cs="Tahoma"/>
+                <w:sz w:val="18"/>
+              </w:rPr>
+            </w:r>
+            <w:r>
+              <w:rPr>
+                <w:rFonts w:ascii="Arial" w:hAnsi="Arial" w:eastAsia="Arial" w:cs="Tahoma"/>
                 <w:sz w:val="18"/>
               </w:rPr>
               <w:t>โปรไฟล์ร้านเปิดใหม่และค่า forecast/adjust รายงวด</w:t>
@@ -4128,13 +4246,13 @@
             </w:pPr>
             <w:r>
               <w:rPr>
-                <w:rFonts w:ascii="Arial" w:hAnsi="Arial" w:eastAsia="Arial"/>
-                <w:sz w:val="18"/>
-              </w:rPr>
-            </w:r>
-            <w:r>
-              <w:rPr>
-                <w:rFonts w:ascii="Arial" w:hAnsi="Arial" w:eastAsia="Arial"/>
+                <w:rFonts w:ascii="Arial" w:hAnsi="Arial" w:eastAsia="Arial" w:cs="Tahoma"/>
+                <w:sz w:val="18"/>
+              </w:rPr>
+            </w:r>
+            <w:r>
+              <w:rPr>
+                <w:rFonts w:ascii="Arial" w:hAnsi="Arial" w:eastAsia="Arial" w:cs="Tahoma"/>
                 <w:sz w:val="18"/>
               </w:rPr>
               <w:t>compensation_documents</w:t>
@@ -4153,13 +4271,13 @@
             </w:pPr>
             <w:r>
               <w:rPr>
-                <w:rFonts w:ascii="Arial" w:hAnsi="Arial" w:eastAsia="Arial"/>
-                <w:sz w:val="18"/>
-              </w:rPr>
-            </w:r>
-            <w:r>
-              <w:rPr>
-                <w:rFonts w:ascii="Arial" w:hAnsi="Arial" w:eastAsia="Arial"/>
+                <w:rFonts w:ascii="Arial" w:hAnsi="Arial" w:eastAsia="Arial" w:cs="Tahoma"/>
+                <w:sz w:val="18"/>
+              </w:rPr>
+            </w:r>
+            <w:r>
+              <w:rPr>
+                <w:rFonts w:ascii="Arial" w:hAnsi="Arial" w:eastAsia="Arial" w:cs="Tahoma"/>
                 <w:sz w:val="18"/>
               </w:rPr>
               <w:t>R</w:t>
@@ -4178,13 +4296,13 @@
             </w:pPr>
             <w:r>
               <w:rPr>
-                <w:rFonts w:ascii="Arial" w:hAnsi="Arial" w:eastAsia="Arial"/>
-                <w:sz w:val="18"/>
-              </w:rPr>
-            </w:r>
-            <w:r>
-              <w:rPr>
-                <w:rFonts w:ascii="Arial" w:hAnsi="Arial" w:eastAsia="Arial"/>
+                <w:rFonts w:ascii="Arial" w:hAnsi="Arial" w:eastAsia="Arial" w:cs="Tahoma"/>
+                <w:sz w:val="18"/>
+              </w:rPr>
+            </w:r>
+            <w:r>
+              <w:rPr>
+                <w:rFonts w:ascii="Arial" w:hAnsi="Arial" w:eastAsia="Arial" w:cs="Tahoma"/>
                 <w:sz w:val="18"/>
               </w:rPr>
               <w:t>หา doc_no จาก impact_process_id</w:t>
@@ -4208,13 +4326,13 @@
             </w:pPr>
             <w:r>
               <w:rPr>
-                <w:rFonts w:ascii="Arial" w:hAnsi="Arial" w:eastAsia="Arial"/>
-                <w:sz w:val="18"/>
-              </w:rPr>
-            </w:r>
-            <w:r>
-              <w:rPr>
-                <w:rFonts w:ascii="Arial" w:hAnsi="Arial" w:eastAsia="Arial"/>
+                <w:rFonts w:ascii="Arial" w:hAnsi="Arial" w:eastAsia="Arial" w:cs="Tahoma"/>
+                <w:sz w:val="18"/>
+              </w:rPr>
+            </w:r>
+            <w:r>
+              <w:rPr>
+                <w:rFonts w:ascii="Arial" w:hAnsi="Arial" w:eastAsia="Arial" w:cs="Tahoma"/>
                 <w:sz w:val="18"/>
               </w:rPr>
               <w:t>document_new_stores</w:t>
@@ -4233,13 +4351,13 @@
             </w:pPr>
             <w:r>
               <w:rPr>
-                <w:rFonts w:ascii="Arial" w:hAnsi="Arial" w:eastAsia="Arial"/>
-                <w:sz w:val="18"/>
-              </w:rPr>
-            </w:r>
-            <w:r>
-              <w:rPr>
-                <w:rFonts w:ascii="Arial" w:hAnsi="Arial" w:eastAsia="Arial"/>
+                <w:rFonts w:ascii="Arial" w:hAnsi="Arial" w:eastAsia="Arial" w:cs="Tahoma"/>
+                <w:sz w:val="18"/>
+              </w:rPr>
+            </w:r>
+            <w:r>
+              <w:rPr>
+                <w:rFonts w:ascii="Arial" w:hAnsi="Arial" w:eastAsia="Arial" w:cs="Tahoma"/>
                 <w:sz w:val="18"/>
               </w:rPr>
               <w:t>W</w:t>
@@ -4258,13 +4376,13 @@
             </w:pPr>
             <w:r>
               <w:rPr>
-                <w:rFonts w:ascii="Arial" w:hAnsi="Arial" w:eastAsia="Arial"/>
-                <w:sz w:val="18"/>
-              </w:rPr>
-            </w:r>
-            <w:r>
-              <w:rPr>
-                <w:rFonts w:ascii="Arial" w:hAnsi="Arial" w:eastAsia="Arial"/>
+                <w:rFonts w:ascii="Arial" w:hAnsi="Arial" w:eastAsia="Arial" w:cs="Tahoma"/>
+                <w:sz w:val="18"/>
+              </w:rPr>
+            </w:r>
+            <w:r>
+              <w:rPr>
+                <w:rFonts w:ascii="Arial" w:hAnsi="Arial" w:eastAsia="Arial" w:cs="Tahoma"/>
                 <w:sz w:val="18"/>
               </w:rPr>
               <w:t>บันทึกร้านเปิดใหม่เข้าเอกสารโดยตรง</w:t>
@@ -4288,13 +4406,13 @@
             </w:pPr>
             <w:r>
               <w:rPr>
-                <w:rFonts w:ascii="Arial" w:hAnsi="Arial" w:eastAsia="Arial"/>
-                <w:sz w:val="18"/>
-              </w:rPr>
-            </w:r>
-            <w:r>
-              <w:rPr>
-                <w:rFonts w:ascii="Arial" w:hAnsi="Arial" w:eastAsia="Arial"/>
+                <w:rFonts w:ascii="Arial" w:hAnsi="Arial" w:eastAsia="Arial" w:cs="Tahoma"/>
+                <w:sz w:val="18"/>
+              </w:rPr>
+            </w:r>
+            <w:r>
+              <w:rPr>
+                <w:rFonts w:ascii="Arial" w:hAnsi="Arial" w:eastAsia="Arial" w:cs="Tahoma"/>
                 <w:sz w:val="18"/>
               </w:rPr>
               <w:t>interface_transactions</w:t>
@@ -4313,13 +4431,13 @@
             </w:pPr>
             <w:r>
               <w:rPr>
-                <w:rFonts w:ascii="Arial" w:hAnsi="Arial" w:eastAsia="Arial"/>
-                <w:sz w:val="18"/>
-              </w:rPr>
-            </w:r>
-            <w:r>
-              <w:rPr>
-                <w:rFonts w:ascii="Arial" w:hAnsi="Arial" w:eastAsia="Arial"/>
+                <w:rFonts w:ascii="Arial" w:hAnsi="Arial" w:eastAsia="Arial" w:cs="Tahoma"/>
+                <w:sz w:val="18"/>
+              </w:rPr>
+            </w:r>
+            <w:r>
+              <w:rPr>
+                <w:rFonts w:ascii="Arial" w:hAnsi="Arial" w:eastAsia="Arial" w:cs="Tahoma"/>
                 <w:sz w:val="18"/>
               </w:rPr>
               <w:t>W</w:t>
@@ -4338,13 +4456,13 @@
             </w:pPr>
             <w:r>
               <w:rPr>
-                <w:rFonts w:ascii="Arial" w:hAnsi="Arial" w:eastAsia="Arial"/>
-                <w:sz w:val="18"/>
-              </w:rPr>
-            </w:r>
-            <w:r>
-              <w:rPr>
-                <w:rFonts w:ascii="Arial" w:hAnsi="Arial" w:eastAsia="Arial"/>
+                <w:rFonts w:ascii="Arial" w:hAnsi="Arial" w:eastAsia="Arial" w:cs="Tahoma"/>
+                <w:sz w:val="18"/>
+              </w:rPr>
+            </w:r>
+            <w:r>
+              <w:rPr>
+                <w:rFonts w:ascii="Arial" w:hAnsi="Arial" w:eastAsia="Arial" w:cs="Tahoma"/>
                 <w:sz w:val="18"/>
               </w:rPr>
               <w:t>tracking ภายใน type=INTERNAL_DB_WRITE</w:t>
@@ -4385,7 +4503,7 @@
       </w:r>
       <w:r>
         <w:rPr>
-          <w:rFonts w:ascii="Courier New" w:hAnsi="Courier New"/>
+          <w:rFonts w:ascii="Courier New" w:hAnsi="Courier New" w:eastAsia="Courier New" w:cs="Tahoma"/>
         </w:rPr>
         <w:t>src/batch/sbpgi/</w:t>
       </w:r>
@@ -4394,7 +4512,7 @@
       </w:r>
       <w:r>
         <w:rPr>
-          <w:rFonts w:ascii="Courier New" w:hAnsi="Courier New"/>
+          <w:rFonts w:ascii="Courier New" w:hAnsi="Courier New" w:eastAsia="Courier New" w:cs="Tahoma"/>
         </w:rPr>
         <w:t>DATA_SOURCE</w:t>
       </w:r>
@@ -4403,7 +4521,7 @@
       </w:r>
       <w:r>
         <w:rPr>
-          <w:rFonts w:ascii="Courier New" w:hAnsi="Courier New"/>
+          <w:rFonts w:ascii="Courier New" w:hAnsi="Courier New" w:eastAsia="Courier New" w:cs="Tahoma"/>
         </w:rPr>
         <w:t>src/entitys/</w:t>
       </w:r>
@@ -4420,7 +4538,7 @@
       </w:r>
       <w:r>
         <w:rPr>
-          <w:rFonts w:ascii="Courier New" w:hAnsi="Courier New"/>
+          <w:rFonts w:ascii="Courier New" w:hAnsi="Courier New" w:eastAsia="Courier New" w:cs="Tahoma"/>
         </w:rPr>
         <w:t>src/batch</w:t>
       </w:r>
@@ -4429,7 +4547,7 @@
       </w:r>
       <w:r>
         <w:rPr>
-          <w:rFonts w:ascii="Courier New" w:hAnsi="Courier New"/>
+          <w:rFonts w:ascii="Courier New" w:hAnsi="Courier New" w:eastAsia="Courier New" w:cs="Tahoma"/>
         </w:rPr>
         <w:t>@nestjs/schedule</w:t>
       </w:r>
@@ -4447,7 +4565,7 @@
       </w:r>
       <w:r>
         <w:rPr>
-          <w:rFonts w:ascii="Courier New" w:hAnsi="Courier New"/>
+          <w:rFonts w:ascii="Courier New" w:hAnsi="Courier New" w:eastAsia="Courier New" w:cs="Tahoma"/>
         </w:rPr>
         <w:t>runner.ts</w:t>
       </w:r>
@@ -4456,7 +4574,7 @@
       </w:r>
       <w:r>
         <w:rPr>
-          <w:rFonts w:ascii="Courier New" w:hAnsi="Courier New"/>
+          <w:rFonts w:ascii="Courier New" w:hAnsi="Courier New" w:eastAsia="Courier New" w:cs="Tahoma"/>
         </w:rPr>
         <w:t>scheduler.ts</w:t>
       </w:r>
@@ -4465,7 +4583,7 @@
       </w:r>
       <w:r>
         <w:rPr>
-          <w:rFonts w:ascii="Courier New" w:hAnsi="Courier New"/>
+          <w:rFonts w:ascii="Courier New" w:hAnsi="Courier New" w:eastAsia="Courier New" w:cs="Tahoma"/>
         </w:rPr>
         <w:t>cli.js</w:t>
       </w:r>
@@ -4474,7 +4592,7 @@
       </w:r>
       <w:r>
         <w:rPr>
-          <w:rFonts w:ascii="Courier New" w:hAnsi="Courier New"/>
+          <w:rFonts w:ascii="Courier New" w:hAnsi="Courier New" w:eastAsia="Courier New" w:cs="Tahoma"/>
         </w:rPr>
         <w:t>job-failure.notifier.ts</w:t>
       </w:r>
@@ -4492,7 +4610,7 @@
       </w:r>
       <w:r>
         <w:rPr>
-          <w:rFonts w:ascii="Courier New" w:hAnsi="Courier New"/>
+          <w:rFonts w:ascii="Courier New" w:hAnsi="Courier New" w:eastAsia="Courier New" w:cs="Tahoma"/>
         </w:rPr>
         <w:t>ScheduleModule.forRoot()</w:t>
       </w:r>
@@ -4501,7 +4619,7 @@
       </w:r>
       <w:r>
         <w:rPr>
-          <w:rFonts w:ascii="Courier New" w:hAnsi="Courier New"/>
+          <w:rFonts w:ascii="Courier New" w:hAnsi="Courier New" w:eastAsia="Courier New" w:cs="Tahoma"/>
         </w:rPr>
         <w:t>app.module.ts</w:t>
       </w:r>
@@ -4538,7 +4656,7 @@
             <w:r/>
             <w:r>
               <w:rPr>
-                <w:rFonts w:ascii="Arial" w:hAnsi="Arial" w:eastAsia="Arial"/>
+                <w:rFonts w:ascii="Arial" w:hAnsi="Arial" w:eastAsia="Arial" w:cs="Tahoma"/>
                 <w:b/>
                 <w:sz w:val="18"/>
               </w:rPr>
@@ -4560,7 +4678,7 @@
             <w:r/>
             <w:r>
               <w:rPr>
-                <w:rFonts w:ascii="Arial" w:hAnsi="Arial" w:eastAsia="Arial"/>
+                <w:rFonts w:ascii="Arial" w:hAnsi="Arial" w:eastAsia="Arial" w:cs="Tahoma"/>
                 <w:b/>
                 <w:sz w:val="18"/>
               </w:rPr>
@@ -4585,13 +4703,13 @@
             </w:pPr>
             <w:r>
               <w:rPr>
-                <w:rFonts w:ascii="Arial" w:hAnsi="Arial" w:eastAsia="Arial"/>
-                <w:sz w:val="18"/>
-              </w:rPr>
-            </w:r>
-            <w:r>
-              <w:rPr>
-                <w:rFonts w:ascii="Arial" w:hAnsi="Arial" w:eastAsia="Arial"/>
+                <w:rFonts w:ascii="Arial" w:hAnsi="Arial" w:eastAsia="Arial" w:cs="Tahoma"/>
+                <w:sz w:val="18"/>
+              </w:rPr>
+            </w:r>
+            <w:r>
+              <w:rPr>
+                <w:rFonts w:ascii="Arial" w:hAnsi="Arial" w:eastAsia="Arial" w:cs="Tahoma"/>
                 <w:sz w:val="18"/>
               </w:rPr>
               <w:t>src/batch/sbpgi/job-9-sync-new-store-to-document/job-9-sync-new-store-to-document.job.ts</w:t>
@@ -4610,41 +4728,41 @@
             </w:pPr>
             <w:r>
               <w:rPr>
-                <w:rFonts w:ascii="Arial" w:hAnsi="Arial" w:eastAsia="Arial"/>
-                <w:sz w:val="18"/>
-              </w:rPr>
-            </w:r>
-            <w:r>
-              <w:rPr>
-                <w:rFonts w:ascii="Arial" w:hAnsi="Arial" w:eastAsia="Arial"/>
+                <w:rFonts w:ascii="Arial" w:hAnsi="Arial" w:eastAsia="Arial" w:cs="Tahoma"/>
+                <w:sz w:val="18"/>
+              </w:rPr>
+            </w:r>
+            <w:r>
+              <w:rPr>
+                <w:rFonts w:ascii="Arial" w:hAnsi="Arial" w:eastAsia="Arial" w:cs="Tahoma"/>
                 <w:sz w:val="18"/>
               </w:rPr>
               <w:t xml:space="preserve">คลาส </w:t>
             </w:r>
             <w:r>
               <w:rPr>
-                <w:rFonts w:ascii="Courier New" w:hAnsi="Courier New" w:eastAsia="Arial"/>
+                <w:rFonts w:ascii="Courier New" w:hAnsi="Courier New" w:eastAsia="Courier New" w:cs="Tahoma"/>
                 <w:sz w:val="18"/>
               </w:rPr>
               <w:t>SyncNewStoreToDocumentJob</w:t>
             </w:r>
             <w:r>
               <w:rPr>
-                <w:rFonts w:ascii="Arial" w:hAnsi="Arial" w:eastAsia="Arial"/>
+                <w:rFonts w:ascii="Arial" w:hAnsi="Arial" w:eastAsia="Arial" w:cs="Tahoma"/>
                 <w:sz w:val="18"/>
               </w:rPr>
               <w:t xml:space="preserve"> — </w:t>
             </w:r>
             <w:r>
               <w:rPr>
-                <w:rFonts w:ascii="Courier New" w:hAnsi="Courier New" w:eastAsia="Arial"/>
+                <w:rFonts w:ascii="Courier New" w:hAnsi="Courier New" w:eastAsia="Courier New" w:cs="Tahoma"/>
                 <w:sz w:val="18"/>
               </w:rPr>
               <w:t>run(ctx)</w:t>
             </w:r>
             <w:r>
               <w:rPr>
-                <w:rFonts w:ascii="Arial" w:hAnsi="Arial" w:eastAsia="Arial"/>
+                <w:rFonts w:ascii="Arial" w:hAnsi="Arial" w:eastAsia="Arial" w:cs="Tahoma"/>
                 <w:sz w:val="18"/>
               </w:rPr>
               <w:t xml:space="preserve"> เรียงตาม flow ของ Job 9 ทีละขั้น, ครอบ transaction, จบด้วย structured log</w:t>
@@ -4668,13 +4786,13 @@
             </w:pPr>
             <w:r>
               <w:rPr>
-                <w:rFonts w:ascii="Arial" w:hAnsi="Arial" w:eastAsia="Arial"/>
-                <w:sz w:val="18"/>
-              </w:rPr>
-            </w:r>
-            <w:r>
-              <w:rPr>
-                <w:rFonts w:ascii="Arial" w:hAnsi="Arial" w:eastAsia="Arial"/>
+                <w:rFonts w:ascii="Arial" w:hAnsi="Arial" w:eastAsia="Arial" w:cs="Tahoma"/>
+                <w:sz w:val="18"/>
+              </w:rPr>
+            </w:r>
+            <w:r>
+              <w:rPr>
+                <w:rFonts w:ascii="Arial" w:hAnsi="Arial" w:eastAsia="Arial" w:cs="Tahoma"/>
                 <w:sz w:val="18"/>
               </w:rPr>
               <w:t>src/batch/sbpgi/job-9-sync-new-store-to-document/job-9-sync-new-store-to-document.service.ts</w:t>
@@ -4693,34 +4811,34 @@
             </w:pPr>
             <w:r>
               <w:rPr>
-                <w:rFonts w:ascii="Arial" w:hAnsi="Arial" w:eastAsia="Arial"/>
-                <w:sz w:val="18"/>
-              </w:rPr>
-            </w:r>
-            <w:r>
-              <w:rPr>
-                <w:rFonts w:ascii="Arial" w:hAnsi="Arial" w:eastAsia="Arial"/>
+                <w:rFonts w:ascii="Arial" w:hAnsi="Arial" w:eastAsia="Arial" w:cs="Tahoma"/>
+                <w:sz w:val="18"/>
+              </w:rPr>
+            </w:r>
+            <w:r>
+              <w:rPr>
+                <w:rFonts w:ascii="Arial" w:hAnsi="Arial" w:eastAsia="Arial" w:cs="Tahoma"/>
                 <w:sz w:val="18"/>
               </w:rPr>
               <w:t xml:space="preserve">คลาส </w:t>
             </w:r>
             <w:r>
               <w:rPr>
-                <w:rFonts w:ascii="Courier New" w:hAnsi="Courier New" w:eastAsia="Arial"/>
+                <w:rFonts w:ascii="Courier New" w:hAnsi="Courier New" w:eastAsia="Courier New" w:cs="Tahoma"/>
                 <w:sz w:val="18"/>
               </w:rPr>
               <w:t>SyncNewStoreToDocumentService</w:t>
             </w:r>
             <w:r>
               <w:rPr>
-                <w:rFonts w:ascii="Arial" w:hAnsi="Arial" w:eastAsia="Arial"/>
+                <w:rFonts w:ascii="Arial" w:hAnsi="Arial" w:eastAsia="Arial" w:cs="Tahoma"/>
                 <w:sz w:val="18"/>
               </w:rPr>
               <w:t xml:space="preserve"> — logic ต่อขั้น (อ่าน/parse/คำนวณ/เขียน) + repository token ที่ inject จาก </w:t>
             </w:r>
             <w:r>
               <w:rPr>
-                <w:rFonts w:ascii="Courier New" w:hAnsi="Courier New" w:eastAsia="Arial"/>
+                <w:rFonts w:ascii="Courier New" w:hAnsi="Courier New" w:eastAsia="Courier New" w:cs="Tahoma"/>
                 <w:sz w:val="18"/>
               </w:rPr>
               <w:t>DATA_SOURCE</w:t>
@@ -4744,13 +4862,13 @@
             </w:pPr>
             <w:r>
               <w:rPr>
-                <w:rFonts w:ascii="Arial" w:hAnsi="Arial" w:eastAsia="Arial"/>
-                <w:sz w:val="18"/>
-              </w:rPr>
-            </w:r>
-            <w:r>
-              <w:rPr>
-                <w:rFonts w:ascii="Arial" w:hAnsi="Arial" w:eastAsia="Arial"/>
+                <w:rFonts w:ascii="Arial" w:hAnsi="Arial" w:eastAsia="Arial" w:cs="Tahoma"/>
+                <w:sz w:val="18"/>
+              </w:rPr>
+            </w:r>
+            <w:r>
+              <w:rPr>
+                <w:rFonts w:ascii="Arial" w:hAnsi="Arial" w:eastAsia="Arial" w:cs="Tahoma"/>
                 <w:sz w:val="18"/>
               </w:rPr>
               <w:t>src/batch/sbpgi/job-9-sync-new-store-to-document/job-9-sync-new-store-to-document.config.ts</w:t>
@@ -4769,55 +4887,55 @@
             </w:pPr>
             <w:r>
               <w:rPr>
-                <w:rFonts w:ascii="Arial" w:hAnsi="Arial" w:eastAsia="Arial"/>
-                <w:sz w:val="18"/>
-              </w:rPr>
-            </w:r>
-            <w:r>
-              <w:rPr>
-                <w:rFonts w:ascii="Arial" w:hAnsi="Arial" w:eastAsia="Arial"/>
+                <w:rFonts w:ascii="Arial" w:hAnsi="Arial" w:eastAsia="Arial" w:cs="Tahoma"/>
+                <w:sz w:val="18"/>
+              </w:rPr>
+            </w:r>
+            <w:r>
+              <w:rPr>
+                <w:rFonts w:ascii="Arial" w:hAnsi="Arial" w:eastAsia="Arial" w:cs="Tahoma"/>
                 <w:sz w:val="18"/>
               </w:rPr>
               <w:t xml:space="preserve">คลาส </w:t>
             </w:r>
             <w:r>
               <w:rPr>
-                <w:rFonts w:ascii="Courier New" w:hAnsi="Courier New" w:eastAsia="Arial"/>
+                <w:rFonts w:ascii="Courier New" w:hAnsi="Courier New" w:eastAsia="Courier New" w:cs="Tahoma"/>
                 <w:sz w:val="18"/>
               </w:rPr>
               <w:t>SbpgiJob9Config</w:t>
             </w:r>
             <w:r>
               <w:rPr>
-                <w:rFonts w:ascii="Arial" w:hAnsi="Arial" w:eastAsia="Arial"/>
+                <w:rFonts w:ascii="Arial" w:hAnsi="Arial" w:eastAsia="Arial" w:cs="Tahoma"/>
                 <w:sz w:val="18"/>
               </w:rPr>
               <w:t xml:space="preserve"> (แบบเดียวกับ </w:t>
             </w:r>
             <w:r>
               <w:rPr>
-                <w:rFonts w:ascii="Courier New" w:hAnsi="Courier New" w:eastAsia="Arial"/>
+                <w:rFonts w:ascii="Courier New" w:hAnsi="Courier New" w:eastAsia="Courier New" w:cs="Tahoma"/>
                 <w:sz w:val="18"/>
               </w:rPr>
               <w:t>src/config/app.config.ts</w:t>
             </w:r>
             <w:r>
               <w:rPr>
-                <w:rFonts w:ascii="Arial" w:hAnsi="Arial" w:eastAsia="Arial"/>
+                <w:rFonts w:ascii="Arial" w:hAnsi="Arial" w:eastAsia="Arial" w:cs="Tahoma"/>
                 <w:sz w:val="18"/>
               </w:rPr>
               <w:t xml:space="preserve"> — โปรเจกต์นี้ไม่ใช้ </w:t>
             </w:r>
             <w:r>
               <w:rPr>
-                <w:rFonts w:ascii="Courier New" w:hAnsi="Courier New" w:eastAsia="Arial"/>
+                <w:rFonts w:ascii="Courier New" w:hAnsi="Courier New" w:eastAsia="Courier New" w:cs="Tahoma"/>
                 <w:sz w:val="18"/>
               </w:rPr>
               <w:t>registerAs</w:t>
             </w:r>
             <w:r>
               <w:rPr>
-                <w:rFonts w:ascii="Arial" w:hAnsi="Arial" w:eastAsia="Arial"/>
+                <w:rFonts w:ascii="Arial" w:hAnsi="Arial" w:eastAsia="Arial" w:cs="Tahoma"/>
                 <w:sz w:val="18"/>
               </w:rPr>
               <w:t>) — cron และพารามิเตอร์ทั้ง 4 ตัวของ Job 9 อ่านจาก env/config file (ไม่มีตาราง job_configs)</w:t>
@@ -4841,13 +4959,13 @@
             </w:pPr>
             <w:r>
               <w:rPr>
-                <w:rFonts w:ascii="Arial" w:hAnsi="Arial" w:eastAsia="Arial"/>
-                <w:sz w:val="18"/>
-              </w:rPr>
-            </w:r>
-            <w:r>
-              <w:rPr>
-                <w:rFonts w:ascii="Arial" w:hAnsi="Arial" w:eastAsia="Arial"/>
+                <w:rFonts w:ascii="Arial" w:hAnsi="Arial" w:eastAsia="Arial" w:cs="Tahoma"/>
+                <w:sz w:val="18"/>
+              </w:rPr>
+            </w:r>
+            <w:r>
+              <w:rPr>
+                <w:rFonts w:ascii="Arial" w:hAnsi="Arial" w:eastAsia="Arial" w:cs="Tahoma"/>
                 <w:sz w:val="18"/>
               </w:rPr>
               <w:t>src/batch/sbpgi/job-9-sync-new-store-to-document/job-9-sync-new-store-to-document.module.ts</w:t>
@@ -4866,20 +4984,20 @@
             </w:pPr>
             <w:r>
               <w:rPr>
-                <w:rFonts w:ascii="Arial" w:hAnsi="Arial" w:eastAsia="Arial"/>
-                <w:sz w:val="18"/>
-              </w:rPr>
-            </w:r>
-            <w:r>
-              <w:rPr>
-                <w:rFonts w:ascii="Arial" w:hAnsi="Arial" w:eastAsia="Arial"/>
+                <w:rFonts w:ascii="Arial" w:hAnsi="Arial" w:eastAsia="Arial" w:cs="Tahoma"/>
+                <w:sz w:val="18"/>
+              </w:rPr>
+            </w:r>
+            <w:r>
+              <w:rPr>
+                <w:rFonts w:ascii="Arial" w:hAnsi="Arial" w:eastAsia="Arial" w:cs="Tahoma"/>
                 <w:sz w:val="18"/>
               </w:rPr>
               <w:t xml:space="preserve">NestJS module ผูก job + service + repository provider (factory token string) เข้ากับ </w:t>
             </w:r>
             <w:r>
               <w:rPr>
-                <w:rFonts w:ascii="Courier New" w:hAnsi="Courier New" w:eastAsia="Arial"/>
+                <w:rFonts w:ascii="Courier New" w:hAnsi="Courier New" w:eastAsia="Courier New" w:cs="Tahoma"/>
                 <w:sz w:val="18"/>
               </w:rPr>
               <w:t>DatabaseModule</w:t>
@@ -4903,13 +5021,13 @@
             </w:pPr>
             <w:r>
               <w:rPr>
-                <w:rFonts w:ascii="Arial" w:hAnsi="Arial" w:eastAsia="Arial"/>
-                <w:sz w:val="18"/>
-              </w:rPr>
-            </w:r>
-            <w:r>
-              <w:rPr>
-                <w:rFonts w:ascii="Arial" w:hAnsi="Arial" w:eastAsia="Arial"/>
+                <w:rFonts w:ascii="Arial" w:hAnsi="Arial" w:eastAsia="Arial" w:cs="Tahoma"/>
+                <w:sz w:val="18"/>
+              </w:rPr>
+            </w:r>
+            <w:r>
+              <w:rPr>
+                <w:rFonts w:ascii="Arial" w:hAnsi="Arial" w:eastAsia="Arial" w:cs="Tahoma"/>
                 <w:sz w:val="18"/>
               </w:rPr>
               <w:t>src/batch/runner.ts</w:t>
@@ -4928,13 +5046,13 @@
             </w:pPr>
             <w:r>
               <w:rPr>
-                <w:rFonts w:ascii="Arial" w:hAnsi="Arial" w:eastAsia="Arial"/>
-                <w:sz w:val="18"/>
-              </w:rPr>
-            </w:r>
-            <w:r>
-              <w:rPr>
-                <w:rFonts w:ascii="Arial" w:hAnsi="Arial" w:eastAsia="Arial"/>
+                <w:rFonts w:ascii="Arial" w:hAnsi="Arial" w:eastAsia="Arial" w:cs="Tahoma"/>
+                <w:sz w:val="18"/>
+              </w:rPr>
+            </w:r>
+            <w:r>
+              <w:rPr>
+                <w:rFonts w:ascii="Arial" w:hAnsi="Arial" w:eastAsia="Arial" w:cs="Tahoma"/>
                 <w:sz w:val="18"/>
               </w:rPr>
               <w:t>ตัวรันกลาง: resolve job ตาม jobNo, กันรันซ้อนด้วย advisory lock, จับ error → แจ้งเตือน, เขียน structured log สรุป (ใช้ร่วมทั้ง 11 job)</w:t>
@@ -4958,13 +5076,13 @@
             </w:pPr>
             <w:r>
               <w:rPr>
-                <w:rFonts w:ascii="Arial" w:hAnsi="Arial" w:eastAsia="Arial"/>
-                <w:sz w:val="18"/>
-              </w:rPr>
-            </w:r>
-            <w:r>
-              <w:rPr>
-                <w:rFonts w:ascii="Arial" w:hAnsi="Arial" w:eastAsia="Arial"/>
+                <w:rFonts w:ascii="Arial" w:hAnsi="Arial" w:eastAsia="Arial" w:cs="Tahoma"/>
+                <w:sz w:val="18"/>
+              </w:rPr>
+            </w:r>
+            <w:r>
+              <w:rPr>
+                <w:rFonts w:ascii="Arial" w:hAnsi="Arial" w:eastAsia="Arial" w:cs="Tahoma"/>
                 <w:sz w:val="18"/>
               </w:rPr>
               <w:t>src/batch/scheduler.ts</w:t>
@@ -4983,41 +5101,41 @@
             </w:pPr>
             <w:r>
               <w:rPr>
-                <w:rFonts w:ascii="Arial" w:hAnsi="Arial" w:eastAsia="Arial"/>
-                <w:sz w:val="18"/>
-              </w:rPr>
-            </w:r>
-            <w:r>
-              <w:rPr>
-                <w:rFonts w:ascii="Arial" w:hAnsi="Arial" w:eastAsia="Arial"/>
+                <w:rFonts w:ascii="Arial" w:hAnsi="Arial" w:eastAsia="Arial" w:cs="Tahoma"/>
+                <w:sz w:val="18"/>
+              </w:rPr>
+            </w:r>
+            <w:r>
+              <w:rPr>
+                <w:rFonts w:ascii="Arial" w:hAnsi="Arial" w:eastAsia="Arial" w:cs="Tahoma"/>
                 <w:sz w:val="18"/>
               </w:rPr>
               <w:t>ลงทะเบียน cron จาก config (</w:t>
             </w:r>
             <w:r>
               <w:rPr>
-                <w:rFonts w:ascii="Courier New" w:hAnsi="Courier New" w:eastAsia="Arial"/>
+                <w:rFonts w:ascii="Courier New" w:hAnsi="Courier New" w:eastAsia="Courier New" w:cs="Tahoma"/>
                 <w:sz w:val="18"/>
               </w:rPr>
               <w:t>SBPGI_JOB9_CRON</w:t>
             </w:r>
             <w:r>
               <w:rPr>
-                <w:rFonts w:ascii="Arial" w:hAnsi="Arial" w:eastAsia="Arial"/>
+                <w:rFonts w:ascii="Arial" w:hAnsi="Arial" w:eastAsia="Arial" w:cs="Tahoma"/>
                 <w:sz w:val="18"/>
               </w:rPr>
               <w:t xml:space="preserve"> = </w:t>
             </w:r>
             <w:r>
               <w:rPr>
-                <w:rFonts w:ascii="Courier New" w:hAnsi="Courier New" w:eastAsia="Arial"/>
+                <w:rFonts w:ascii="Courier New" w:hAnsi="Courier New" w:eastAsia="Courier New" w:cs="Tahoma"/>
                 <w:sz w:val="18"/>
               </w:rPr>
               <w:t>30 17 7-31 * *</w:t>
             </w:r>
             <w:r>
               <w:rPr>
-                <w:rFonts w:ascii="Arial" w:hAnsi="Arial" w:eastAsia="Arial"/>
+                <w:rFonts w:ascii="Arial" w:hAnsi="Arial" w:eastAsia="Arial" w:cs="Tahoma"/>
                 <w:sz w:val="18"/>
               </w:rPr>
               <w:t>) และรองรับสั่งรันนอกรอบผ่าน CLI/runbook</w:t>
@@ -5041,13 +5159,13 @@
             </w:pPr>
             <w:r>
               <w:rPr>
-                <w:rFonts w:ascii="Arial" w:hAnsi="Arial" w:eastAsia="Arial"/>
-                <w:sz w:val="18"/>
-              </w:rPr>
-            </w:r>
-            <w:r>
-              <w:rPr>
-                <w:rFonts w:ascii="Arial" w:hAnsi="Arial" w:eastAsia="Arial"/>
+                <w:rFonts w:ascii="Arial" w:hAnsi="Arial" w:eastAsia="Arial" w:cs="Tahoma"/>
+                <w:sz w:val="18"/>
+              </w:rPr>
+            </w:r>
+            <w:r>
+              <w:rPr>
+                <w:rFonts w:ascii="Arial" w:hAnsi="Arial" w:eastAsia="Arial" w:cs="Tahoma"/>
                 <w:sz w:val="18"/>
               </w:rPr>
               <w:t>src/batch/job-failure.notifier.ts</w:t>
@@ -5066,55 +5184,55 @@
             </w:pPr>
             <w:r>
               <w:rPr>
-                <w:rFonts w:ascii="Arial" w:hAnsi="Arial" w:eastAsia="Arial"/>
-                <w:sz w:val="18"/>
-              </w:rPr>
-            </w:r>
-            <w:r>
-              <w:rPr>
-                <w:rFonts w:ascii="Arial" w:hAnsi="Arial" w:eastAsia="Arial"/>
+                <w:rFonts w:ascii="Arial" w:hAnsi="Arial" w:eastAsia="Arial" w:cs="Tahoma"/>
+                <w:sz w:val="18"/>
+              </w:rPr>
+            </w:r>
+            <w:r>
+              <w:rPr>
+                <w:rFonts w:ascii="Arial" w:hAnsi="Arial" w:eastAsia="Arial" w:cs="Tahoma"/>
                 <w:sz w:val="18"/>
               </w:rPr>
               <w:t xml:space="preserve">ส่งอีเมลแจ้งผู้ดูแลเมื่อ job ล้มเหลว ผ่าน </w:t>
             </w:r>
             <w:r>
               <w:rPr>
-                <w:rFonts w:ascii="Courier New" w:hAnsi="Courier New" w:eastAsia="Arial"/>
+                <w:rFonts w:ascii="Courier New" w:hAnsi="Courier New" w:eastAsia="Courier New" w:cs="Tahoma"/>
                 <w:sz w:val="18"/>
               </w:rPr>
               <w:t>EmailLibService</w:t>
             </w:r>
             <w:r>
               <w:rPr>
-                <w:rFonts w:ascii="Arial" w:hAnsi="Arial" w:eastAsia="Arial"/>
+                <w:rFonts w:ascii="Arial" w:hAnsi="Arial" w:eastAsia="Arial" w:cs="Tahoma"/>
                 <w:sz w:val="18"/>
               </w:rPr>
               <w:t xml:space="preserve"> ของ </w:t>
             </w:r>
             <w:r>
               <w:rPr>
-                <w:rFonts w:ascii="Courier New" w:hAnsi="Courier New" w:eastAsia="Arial"/>
+                <w:rFonts w:ascii="Courier New" w:hAnsi="Courier New" w:eastAsia="Courier New" w:cs="Tahoma"/>
                 <w:sz w:val="18"/>
               </w:rPr>
               <w:t>@gosoft-sbp/email-lib</w:t>
             </w:r>
             <w:r>
               <w:rPr>
-                <w:rFonts w:ascii="Arial" w:hAnsi="Arial" w:eastAsia="Arial"/>
+                <w:rFonts w:ascii="Arial" w:hAnsi="Arial" w:eastAsia="Arial" w:cs="Tahoma"/>
                 <w:sz w:val="18"/>
               </w:rPr>
               <w:t xml:space="preserve"> (log ลง </w:t>
             </w:r>
             <w:r>
               <w:rPr>
-                <w:rFonts w:ascii="Courier New" w:hAnsi="Courier New" w:eastAsia="Arial"/>
+                <w:rFonts w:ascii="Courier New" w:hAnsi="Courier New" w:eastAsia="Courier New" w:cs="Tahoma"/>
                 <w:sz w:val="18"/>
               </w:rPr>
               <w:t>email_sent</w:t>
             </w:r>
             <w:r>
               <w:rPr>
-                <w:rFonts w:ascii="Arial" w:hAnsi="Arial" w:eastAsia="Arial"/>
+                <w:rFonts w:ascii="Arial" w:hAnsi="Arial" w:eastAsia="Arial" w:cs="Tahoma"/>
                 <w:sz w:val="18"/>
               </w:rPr>
               <w:t xml:space="preserve"> ให้อัตโนมัติ)</w:t>
@@ -5144,7 +5262,7 @@
       </w:r>
       <w:r>
         <w:rPr>
-          <w:rFonts w:ascii="Courier New" w:hAnsi="Courier New"/>
+          <w:rFonts w:ascii="Courier New" w:hAnsi="Courier New" w:eastAsia="Courier New" w:cs="Tahoma"/>
         </w:rPr>
         <w:t>30 17 7-31 * *</w:t>
       </w:r>
@@ -5153,7 +5271,7 @@
       </w:r>
       <w:r>
         <w:rPr>
-          <w:rFonts w:ascii="Courier New" w:hAnsi="Courier New"/>
+          <w:rFonts w:ascii="Courier New" w:hAnsi="Courier New" w:eastAsia="Courier New" w:cs="Tahoma"/>
         </w:rPr>
         <w:t>SBPGI_JOB9_CRON</w:t>
       </w:r>
@@ -5162,7 +5280,7 @@
       </w:r>
       <w:r>
         <w:rPr>
-          <w:rFonts w:ascii="Courier New" w:hAnsi="Courier New"/>
+          <w:rFonts w:ascii="Courier New" w:hAnsi="Courier New" w:eastAsia="Courier New" w:cs="Tahoma"/>
         </w:rPr>
         <w:t>scheduler.ts</w:t>
       </w:r>
@@ -5171,7 +5289,7 @@
       </w:r>
       <w:r>
         <w:rPr>
-          <w:rFonts w:ascii="Courier New" w:hAnsi="Courier New"/>
+          <w:rFonts w:ascii="Courier New" w:hAnsi="Courier New" w:eastAsia="Courier New" w:cs="Tahoma"/>
         </w:rPr>
         <w:t>enabled=false</w:t>
       </w:r>
@@ -5186,7 +5304,7 @@
       </w:pPr>
       <w:r>
         <w:rPr>
-          <w:rFonts w:ascii="Courier New" w:hAnsi="Courier New"/>
+          <w:rFonts w:ascii="Courier New" w:hAnsi="Courier New" w:eastAsia="Courier New" w:cs="Tahoma"/>
           <w:sz w:val="16"/>
         </w:rPr>
         <w:t>// src/batch/sbpgi/job-9-sync-new-store-to-document/job-9-sync-new-store-to-document.config.ts</w:t>
@@ -5296,7 +5414,7 @@
       </w:r>
       <w:r>
         <w:rPr>
-          <w:rFonts w:ascii="Courier New" w:hAnsi="Courier New"/>
+          <w:rFonts w:ascii="Courier New" w:hAnsi="Courier New" w:eastAsia="Courier New" w:cs="Tahoma"/>
         </w:rPr>
         <w:t>JobRunContext</w:t>
       </w:r>
@@ -5305,7 +5423,7 @@
       </w:r>
       <w:r>
         <w:rPr>
-          <w:rFonts w:ascii="Courier New" w:hAnsi="Courier New"/>
+          <w:rFonts w:ascii="Courier New" w:hAnsi="Courier New" w:eastAsia="Courier New" w:cs="Tahoma"/>
         </w:rPr>
         <w:t>JobRunResult</w:t>
       </w:r>
@@ -5314,7 +5432,7 @@
       </w:r>
       <w:r>
         <w:rPr>
-          <w:rFonts w:ascii="Courier New" w:hAnsi="Courier New"/>
+          <w:rFonts w:ascii="Courier New" w:hAnsi="Courier New" w:eastAsia="Courier New" w:cs="Tahoma"/>
         </w:rPr>
         <w:t>JobState</w:t>
       </w:r>
@@ -5323,7 +5441,7 @@
       </w:r>
       <w:r>
         <w:rPr>
-          <w:rFonts w:ascii="Courier New" w:hAnsi="Courier New"/>
+          <w:rFonts w:ascii="Courier New" w:hAnsi="Courier New" w:eastAsia="Courier New" w:cs="Tahoma"/>
         </w:rPr>
         <w:t>JobFailedError</w:t>
       </w:r>
@@ -5332,7 +5450,7 @@
       </w:r>
       <w:r>
         <w:rPr>
-          <w:rFonts w:ascii="Courier New" w:hAnsi="Courier New"/>
+          <w:rFonts w:ascii="Courier New" w:hAnsi="Courier New" w:eastAsia="Courier New" w:cs="Tahoma"/>
         </w:rPr>
         <w:t>src/batch/runner.ts</w:t>
       </w:r>
@@ -5347,7 +5465,7 @@
       </w:pPr>
       <w:r>
         <w:rPr>
-          <w:rFonts w:ascii="Courier New" w:hAnsi="Courier New"/>
+          <w:rFonts w:ascii="Courier New" w:hAnsi="Courier New" w:eastAsia="Courier New" w:cs="Tahoma"/>
           <w:sz w:val="16"/>
         </w:rPr>
         <w:t>// src/batch/runner.ts — สัญญากลางของทุก job (ประกาศครั้งเดียว ใช้ร่วมทั้ง 11 ฉบับ)</w:t>
@@ -5423,7 +5541,7 @@
       </w:pPr>
       <w:r>
         <w:rPr>
-          <w:rFonts w:ascii="Courier New" w:hAnsi="Courier New"/>
+          <w:rFonts w:ascii="Courier New" w:hAnsi="Courier New" w:eastAsia="Courier New" w:cs="Tahoma"/>
           <w:sz w:val="16"/>
         </w:rPr>
         <w:t>// SyncNewStoreToDocumentService — method ที่ job class เรียก (1 method ต่อ 1 ขั้นในตารางด้านบน)</w:t>
@@ -5528,7 +5646,7 @@
       </w:r>
       <w:r>
         <w:rPr>
-          <w:rFonts w:ascii="Courier New" w:hAnsi="Courier New"/>
+          <w:rFonts w:ascii="Courier New" w:hAnsi="Courier New" w:eastAsia="Courier New" w:cs="Tahoma"/>
         </w:rPr>
         <w:t>run()</w:t>
       </w:r>
@@ -5568,7 +5686,7 @@
             <w:r/>
             <w:r>
               <w:rPr>
-                <w:rFonts w:ascii="Arial" w:hAnsi="Arial" w:eastAsia="Arial"/>
+                <w:rFonts w:ascii="Arial" w:hAnsi="Arial" w:eastAsia="Arial" w:cs="Tahoma"/>
                 <w:b/>
                 <w:sz w:val="18"/>
               </w:rPr>
@@ -5590,7 +5708,7 @@
             <w:r/>
             <w:r>
               <w:rPr>
-                <w:rFonts w:ascii="Arial" w:hAnsi="Arial" w:eastAsia="Arial"/>
+                <w:rFonts w:ascii="Arial" w:hAnsi="Arial" w:eastAsia="Arial" w:cs="Tahoma"/>
                 <w:b/>
                 <w:sz w:val="18"/>
               </w:rPr>
@@ -5612,7 +5730,7 @@
             <w:r/>
             <w:r>
               <w:rPr>
-                <w:rFonts w:ascii="Arial" w:hAnsi="Arial" w:eastAsia="Arial"/>
+                <w:rFonts w:ascii="Arial" w:hAnsi="Arial" w:eastAsia="Arial" w:cs="Tahoma"/>
                 <w:b/>
                 <w:sz w:val="18"/>
               </w:rPr>
@@ -5634,7 +5752,7 @@
             <w:r/>
             <w:r>
               <w:rPr>
-                <w:rFonts w:ascii="Arial" w:hAnsi="Arial" w:eastAsia="Arial"/>
+                <w:rFonts w:ascii="Arial" w:hAnsi="Arial" w:eastAsia="Arial" w:cs="Tahoma"/>
                 <w:b/>
                 <w:sz w:val="18"/>
               </w:rPr>
@@ -5656,7 +5774,7 @@
             <w:r/>
             <w:r>
               <w:rPr>
-                <w:rFonts w:ascii="Arial" w:hAnsi="Arial" w:eastAsia="Arial"/>
+                <w:rFonts w:ascii="Arial" w:hAnsi="Arial" w:eastAsia="Arial" w:cs="Tahoma"/>
                 <w:b/>
                 <w:sz w:val="18"/>
               </w:rPr>
@@ -5681,13 +5799,13 @@
             </w:pPr>
             <w:r>
               <w:rPr>
-                <w:rFonts w:ascii="Arial" w:hAnsi="Arial" w:eastAsia="Arial"/>
-                <w:sz w:val="18"/>
-              </w:rPr>
-            </w:r>
-            <w:r>
-              <w:rPr>
-                <w:rFonts w:ascii="Arial" w:hAnsi="Arial" w:eastAsia="Arial"/>
+                <w:rFonts w:ascii="Arial" w:hAnsi="Arial" w:eastAsia="Arial" w:cs="Tahoma"/>
+                <w:sz w:val="18"/>
+              </w:rPr>
+            </w:r>
+            <w:r>
+              <w:rPr>
+                <w:rFonts w:ascii="Arial" w:hAnsi="Arial" w:eastAsia="Arial" w:cs="Tahoma"/>
                 <w:sz w:val="18"/>
               </w:rPr>
               <w:t>1</w:t>
@@ -5706,13 +5824,13 @@
             </w:pPr>
             <w:r>
               <w:rPr>
-                <w:rFonts w:ascii="Arial" w:hAnsi="Arial" w:eastAsia="Arial"/>
-                <w:sz w:val="18"/>
-              </w:rPr>
-            </w:r>
-            <w:r>
-              <w:rPr>
-                <w:rFonts w:ascii="Arial" w:hAnsi="Arial" w:eastAsia="Arial"/>
+                <w:rFonts w:ascii="Arial" w:hAnsi="Arial" w:eastAsia="Arial" w:cs="Tahoma"/>
+                <w:sz w:val="18"/>
+              </w:rPr>
+            </w:r>
+            <w:r>
+              <w:rPr>
+                <w:rFonts w:ascii="Arial" w:hAnsi="Arial" w:eastAsia="Arial" w:cs="Tahoma"/>
                 <w:sz w:val="18"/>
               </w:rPr>
               <w:t>start</w:t>
@@ -5731,13 +5849,13 @@
             </w:pPr>
             <w:r>
               <w:rPr>
-                <w:rFonts w:ascii="Arial" w:hAnsi="Arial" w:eastAsia="Arial"/>
-                <w:sz w:val="18"/>
-              </w:rPr>
-            </w:r>
-            <w:r>
-              <w:rPr>
-                <w:rFonts w:ascii="Arial" w:hAnsi="Arial" w:eastAsia="Arial"/>
+                <w:rFonts w:ascii="Arial" w:hAnsi="Arial" w:eastAsia="Arial" w:cs="Tahoma"/>
+                <w:sz w:val="18"/>
+              </w:rPr>
+            </w:r>
+            <w:r>
+              <w:rPr>
+                <w:rFonts w:ascii="Arial" w:hAnsi="Arial" w:eastAsia="Arial" w:cs="Tahoma"/>
                 <w:sz w:val="18"/>
               </w:rPr>
               <w:t>เริ่ม</w:t>
@@ -5756,13 +5874,13 @@
             </w:pPr>
             <w:r>
               <w:rPr>
-                <w:rFonts w:ascii="Arial" w:hAnsi="Arial" w:eastAsia="Arial"/>
-                <w:sz w:val="18"/>
-              </w:rPr>
-            </w:r>
-            <w:r>
-              <w:rPr>
-                <w:rFonts w:ascii="Arial" w:hAnsi="Arial" w:eastAsia="Arial"/>
+                <w:rFonts w:ascii="Arial" w:hAnsi="Arial" w:eastAsia="Arial" w:cs="Tahoma"/>
+                <w:sz w:val="18"/>
+              </w:rPr>
+            </w:r>
+            <w:r>
+              <w:rPr>
+                <w:rFonts w:ascii="Arial" w:hAnsi="Arial" w:eastAsia="Arial" w:cs="Tahoma"/>
                 <w:sz w:val="18"/>
               </w:rPr>
               <w:t>createState()</w:t>
@@ -5781,13 +5899,13 @@
             </w:pPr>
             <w:r>
               <w:rPr>
-                <w:rFonts w:ascii="Arial" w:hAnsi="Arial" w:eastAsia="Arial"/>
-                <w:sz w:val="18"/>
-              </w:rPr>
-            </w:r>
-            <w:r>
-              <w:rPr>
-                <w:rFonts w:ascii="Arial" w:hAnsi="Arial" w:eastAsia="Arial"/>
+                <w:rFonts w:ascii="Arial" w:hAnsi="Arial" w:eastAsia="Arial" w:cs="Tahoma"/>
+                <w:sz w:val="18"/>
+              </w:rPr>
+            </w:r>
+            <w:r>
+              <w:rPr>
+                <w:rFonts w:ascii="Arial" w:hAnsi="Arial" w:eastAsia="Arial" w:cs="Tahoma"/>
                 <w:sz w:val="18"/>
               </w:rPr>
               <w:t>-</w:t>
@@ -5811,13 +5929,13 @@
             </w:pPr>
             <w:r>
               <w:rPr>
-                <w:rFonts w:ascii="Arial" w:hAnsi="Arial" w:eastAsia="Arial"/>
-                <w:sz w:val="18"/>
-              </w:rPr>
-            </w:r>
-            <w:r>
-              <w:rPr>
-                <w:rFonts w:ascii="Arial" w:hAnsi="Arial" w:eastAsia="Arial"/>
+                <w:rFonts w:ascii="Arial" w:hAnsi="Arial" w:eastAsia="Arial" w:cs="Tahoma"/>
+                <w:sz w:val="18"/>
+              </w:rPr>
+            </w:r>
+            <w:r>
+              <w:rPr>
+                <w:rFonts w:ascii="Arial" w:hAnsi="Arial" w:eastAsia="Arial" w:cs="Tahoma"/>
                 <w:sz w:val="18"/>
               </w:rPr>
               <w:t>2</w:t>
@@ -5836,13 +5954,13 @@
             </w:pPr>
             <w:r>
               <w:rPr>
-                <w:rFonts w:ascii="Arial" w:hAnsi="Arial" w:eastAsia="Arial"/>
-                <w:sz w:val="18"/>
-              </w:rPr>
-            </w:r>
-            <w:r>
-              <w:rPr>
-                <w:rFonts w:ascii="Arial" w:hAnsi="Arial" w:eastAsia="Arial"/>
+                <w:rFonts w:ascii="Arial" w:hAnsi="Arial" w:eastAsia="Arial" w:cs="Tahoma"/>
+                <w:sz w:val="18"/>
+              </w:rPr>
+            </w:r>
+            <w:r>
+              <w:rPr>
+                <w:rFonts w:ascii="Arial" w:hAnsi="Arial" w:eastAsia="Arial" w:cs="Tahoma"/>
                 <w:sz w:val="18"/>
               </w:rPr>
               <w:t>process</w:t>
@@ -5861,13 +5979,13 @@
             </w:pPr>
             <w:r>
               <w:rPr>
-                <w:rFonts w:ascii="Arial" w:hAnsi="Arial" w:eastAsia="Arial"/>
-                <w:sz w:val="18"/>
-              </w:rPr>
-            </w:r>
-            <w:r>
-              <w:rPr>
-                <w:rFonts w:ascii="Arial" w:hAnsi="Arial" w:eastAsia="Arial"/>
+                <w:rFonts w:ascii="Arial" w:hAnsi="Arial" w:eastAsia="Arial" w:cs="Tahoma"/>
+                <w:sz w:val="18"/>
+              </w:rPr>
+            </w:r>
+            <w:r>
+              <w:rPr>
+                <w:rFonts w:ascii="Arial" w:hAnsi="Arial" w:eastAsia="Arial" w:cs="Tahoma"/>
                 <w:sz w:val="18"/>
               </w:rPr>
               <w:t>query ร้านเปิดใหม่ สถานะ I + forecast + ยังไม่ sync</w:t>
@@ -5886,13 +6004,13 @@
             </w:pPr>
             <w:r>
               <w:rPr>
-                <w:rFonts w:ascii="Arial" w:hAnsi="Arial" w:eastAsia="Arial"/>
-                <w:sz w:val="18"/>
-              </w:rPr>
-            </w:r>
-            <w:r>
-              <w:rPr>
-                <w:rFonts w:ascii="Arial" w:hAnsi="Arial" w:eastAsia="Arial"/>
+                <w:rFonts w:ascii="Arial" w:hAnsi="Arial" w:eastAsia="Arial" w:cs="Tahoma"/>
+                <w:sz w:val="18"/>
+              </w:rPr>
+            </w:r>
+            <w:r>
+              <w:rPr>
+                <w:rFonts w:ascii="Arial" w:hAnsi="Arial" w:eastAsia="Arial" w:cs="Tahoma"/>
                 <w:sz w:val="18"/>
               </w:rPr>
               <w:t>step02Query()</w:t>
@@ -5911,13 +6029,13 @@
             </w:pPr>
             <w:r>
               <w:rPr>
-                <w:rFonts w:ascii="Arial" w:hAnsi="Arial" w:eastAsia="Arial"/>
-                <w:sz w:val="18"/>
-              </w:rPr>
-            </w:r>
-            <w:r>
-              <w:rPr>
-                <w:rFonts w:ascii="Arial" w:hAnsi="Arial" w:eastAsia="Arial"/>
+                <w:rFonts w:ascii="Arial" w:hAnsi="Arial" w:eastAsia="Arial" w:cs="Tahoma"/>
+                <w:sz w:val="18"/>
+              </w:rPr>
+            </w:r>
+            <w:r>
+              <w:rPr>
+                <w:rFonts w:ascii="Arial" w:hAnsi="Arial" w:eastAsia="Arial" w:cs="Tahoma"/>
                 <w:sz w:val="18"/>
               </w:rPr>
               <w:t>throw JobFailedError เมื่อทำไม่สำเร็จ</w:t>
@@ -5941,13 +6059,13 @@
             </w:pPr>
             <w:r>
               <w:rPr>
-                <w:rFonts w:ascii="Arial" w:hAnsi="Arial" w:eastAsia="Arial"/>
-                <w:sz w:val="18"/>
-              </w:rPr>
-            </w:r>
-            <w:r>
-              <w:rPr>
-                <w:rFonts w:ascii="Arial" w:hAnsi="Arial" w:eastAsia="Arial"/>
+                <w:rFonts w:ascii="Arial" w:hAnsi="Arial" w:eastAsia="Arial" w:cs="Tahoma"/>
+                <w:sz w:val="18"/>
+              </w:rPr>
+            </w:r>
+            <w:r>
+              <w:rPr>
+                <w:rFonts w:ascii="Arial" w:hAnsi="Arial" w:eastAsia="Arial" w:cs="Tahoma"/>
                 <w:sz w:val="18"/>
               </w:rPr>
               <w:t>3</w:t>
@@ -5966,13 +6084,13 @@
             </w:pPr>
             <w:r>
               <w:rPr>
-                <w:rFonts w:ascii="Arial" w:hAnsi="Arial" w:eastAsia="Arial"/>
-                <w:sz w:val="18"/>
-              </w:rPr>
-            </w:r>
-            <w:r>
-              <w:rPr>
-                <w:rFonts w:ascii="Arial" w:hAnsi="Arial" w:eastAsia="Arial"/>
+                <w:rFonts w:ascii="Arial" w:hAnsi="Arial" w:eastAsia="Arial" w:cs="Tahoma"/>
+                <w:sz w:val="18"/>
+              </w:rPr>
+            </w:r>
+            <w:r>
+              <w:rPr>
+                <w:rFonts w:ascii="Arial" w:hAnsi="Arial" w:eastAsia="Arial" w:cs="Tahoma"/>
                 <w:sz w:val="18"/>
               </w:rPr>
               <w:t>decision</w:t>
@@ -5991,13 +6109,13 @@
             </w:pPr>
             <w:r>
               <w:rPr>
-                <w:rFonts w:ascii="Arial" w:hAnsi="Arial" w:eastAsia="Arial"/>
-                <w:sz w:val="18"/>
-              </w:rPr>
-            </w:r>
-            <w:r>
-              <w:rPr>
-                <w:rFonts w:ascii="Arial" w:hAnsi="Arial" w:eastAsia="Arial"/>
+                <w:rFonts w:ascii="Arial" w:hAnsi="Arial" w:eastAsia="Arial" w:cs="Tahoma"/>
+                <w:sz w:val="18"/>
+              </w:rPr>
+            </w:r>
+            <w:r>
+              <w:rPr>
+                <w:rFonts w:ascii="Arial" w:hAnsi="Arial" w:eastAsia="Arial" w:cs="Tahoma"/>
                 <w:sz w:val="18"/>
               </w:rPr>
               <w:t>มี compensation_documents ของ impact_process_id แล้ว?</w:t>
@@ -6016,13 +6134,13 @@
             </w:pPr>
             <w:r>
               <w:rPr>
-                <w:rFonts w:ascii="Arial" w:hAnsi="Arial" w:eastAsia="Arial"/>
-                <w:sz w:val="18"/>
-              </w:rPr>
-            </w:r>
-            <w:r>
-              <w:rPr>
-                <w:rFonts w:ascii="Arial" w:hAnsi="Arial" w:eastAsia="Arial"/>
+                <w:rFonts w:ascii="Arial" w:hAnsi="Arial" w:eastAsia="Arial" w:cs="Tahoma"/>
+                <w:sz w:val="18"/>
+              </w:rPr>
+            </w:r>
+            <w:r>
+              <w:rPr>
+                <w:rFonts w:ascii="Arial" w:hAnsi="Arial" w:eastAsia="Arial" w:cs="Tahoma"/>
                 <w:sz w:val="18"/>
               </w:rPr>
               <w:t>check03Document()</w:t>
@@ -6041,13 +6159,13 @@
             </w:pPr>
             <w:r>
               <w:rPr>
-                <w:rFonts w:ascii="Arial" w:hAnsi="Arial" w:eastAsia="Arial"/>
-                <w:sz w:val="18"/>
-              </w:rPr>
-            </w:r>
-            <w:r>
-              <w:rPr>
-                <w:rFonts w:ascii="Arial" w:hAnsi="Arial" w:eastAsia="Arial"/>
+                <w:rFonts w:ascii="Arial" w:hAnsi="Arial" w:eastAsia="Arial" w:cs="Tahoma"/>
+                <w:sz w:val="18"/>
+              </w:rPr>
+            </w:r>
+            <w:r>
+              <w:rPr>
+                <w:rFonts w:ascii="Arial" w:hAnsi="Arial" w:eastAsia="Arial" w:cs="Tahoma"/>
                 <w:sz w:val="18"/>
               </w:rPr>
               <w:t>[err] คงสถานะรอ sync / log pending</w:t>
@@ -6071,13 +6189,13 @@
             </w:pPr>
             <w:r>
               <w:rPr>
-                <w:rFonts w:ascii="Arial" w:hAnsi="Arial" w:eastAsia="Arial"/>
-                <w:sz w:val="18"/>
-              </w:rPr>
-            </w:r>
-            <w:r>
-              <w:rPr>
-                <w:rFonts w:ascii="Arial" w:hAnsi="Arial" w:eastAsia="Arial"/>
+                <w:rFonts w:ascii="Arial" w:hAnsi="Arial" w:eastAsia="Arial" w:cs="Tahoma"/>
+                <w:sz w:val="18"/>
+              </w:rPr>
+            </w:r>
+            <w:r>
+              <w:rPr>
+                <w:rFonts w:ascii="Arial" w:hAnsi="Arial" w:eastAsia="Arial" w:cs="Tahoma"/>
                 <w:sz w:val="18"/>
               </w:rPr>
               <w:t>4</w:t>
@@ -6096,13 +6214,13 @@
             </w:pPr>
             <w:r>
               <w:rPr>
-                <w:rFonts w:ascii="Arial" w:hAnsi="Arial" w:eastAsia="Arial"/>
-                <w:sz w:val="18"/>
-              </w:rPr>
-            </w:r>
-            <w:r>
-              <w:rPr>
-                <w:rFonts w:ascii="Arial" w:hAnsi="Arial" w:eastAsia="Arial"/>
+                <w:rFonts w:ascii="Arial" w:hAnsi="Arial" w:eastAsia="Arial" w:cs="Tahoma"/>
+                <w:sz w:val="18"/>
+              </w:rPr>
+            </w:r>
+            <w:r>
+              <w:rPr>
+                <w:rFonts w:ascii="Arial" w:hAnsi="Arial" w:eastAsia="Arial" w:cs="Tahoma"/>
                 <w:sz w:val="18"/>
               </w:rPr>
               <w:t>decision</w:t>
@@ -6121,13 +6239,13 @@
             </w:pPr>
             <w:r>
               <w:rPr>
-                <w:rFonts w:ascii="Arial" w:hAnsi="Arial" w:eastAsia="Arial"/>
-                <w:sz w:val="18"/>
-              </w:rPr>
-            </w:r>
-            <w:r>
-              <w:rPr>
-                <w:rFonts w:ascii="Arial" w:hAnsi="Arial" w:eastAsia="Arial"/>
+                <w:rFonts w:ascii="Arial" w:hAnsi="Arial" w:eastAsia="Arial" w:cs="Tahoma"/>
+                <w:sz w:val="18"/>
+              </w:rPr>
+            </w:r>
+            <w:r>
+              <w:rPr>
+                <w:rFonts w:ascii="Arial" w:hAnsi="Arial" w:eastAsia="Arial" w:cs="Tahoma"/>
                 <w:sz w:val="18"/>
               </w:rPr>
               <w:t>compensate_percent ครบและอยู่ในช่วง 0..100 ทุกแถว?</w:t>
@@ -6146,13 +6264,13 @@
             </w:pPr>
             <w:r>
               <w:rPr>
-                <w:rFonts w:ascii="Arial" w:hAnsi="Arial" w:eastAsia="Arial"/>
-                <w:sz w:val="18"/>
-              </w:rPr>
-            </w:r>
-            <w:r>
-              <w:rPr>
-                <w:rFonts w:ascii="Arial" w:hAnsi="Arial" w:eastAsia="Arial"/>
+                <w:rFonts w:ascii="Arial" w:hAnsi="Arial" w:eastAsia="Arial" w:cs="Tahoma"/>
+                <w:sz w:val="18"/>
+              </w:rPr>
+            </w:r>
+            <w:r>
+              <w:rPr>
+                <w:rFonts w:ascii="Arial" w:hAnsi="Arial" w:eastAsia="Arial" w:cs="Tahoma"/>
                 <w:sz w:val="18"/>
               </w:rPr>
               <w:t>check04Condition()</w:t>
@@ -6171,13 +6289,13 @@
             </w:pPr>
             <w:r>
               <w:rPr>
-                <w:rFonts w:ascii="Arial" w:hAnsi="Arial" w:eastAsia="Arial"/>
-                <w:sz w:val="18"/>
-              </w:rPr>
-            </w:r>
-            <w:r>
-              <w:rPr>
-                <w:rFonts w:ascii="Arial" w:hAnsi="Arial" w:eastAsia="Arial"/>
+                <w:rFonts w:ascii="Arial" w:hAnsi="Arial" w:eastAsia="Arial" w:cs="Tahoma"/>
+                <w:sz w:val="18"/>
+              </w:rPr>
+            </w:r>
+            <w:r>
+              <w:rPr>
+                <w:rFonts w:ascii="Arial" w:hAnsi="Arial" w:eastAsia="Arial" w:cs="Tahoma"/>
                 <w:sz w:val="18"/>
               </w:rPr>
               <w:t>[err] COMPENSATE_PERCENT_INVALID + rollback ก่อน upsert/prune</w:t>
@@ -6201,13 +6319,13 @@
             </w:pPr>
             <w:r>
               <w:rPr>
-                <w:rFonts w:ascii="Arial" w:hAnsi="Arial" w:eastAsia="Arial"/>
-                <w:sz w:val="18"/>
-              </w:rPr>
-            </w:r>
-            <w:r>
-              <w:rPr>
-                <w:rFonts w:ascii="Arial" w:hAnsi="Arial" w:eastAsia="Arial"/>
+                <w:rFonts w:ascii="Arial" w:hAnsi="Arial" w:eastAsia="Arial" w:cs="Tahoma"/>
+                <w:sz w:val="18"/>
+              </w:rPr>
+            </w:r>
+            <w:r>
+              <w:rPr>
+                <w:rFonts w:ascii="Arial" w:hAnsi="Arial" w:eastAsia="Arial" w:cs="Tahoma"/>
                 <w:sz w:val="18"/>
               </w:rPr>
               <w:t>5</w:t>
@@ -6226,13 +6344,13 @@
             </w:pPr>
             <w:r>
               <w:rPr>
-                <w:rFonts w:ascii="Arial" w:hAnsi="Arial" w:eastAsia="Arial"/>
-                <w:sz w:val="18"/>
-              </w:rPr>
-            </w:r>
-            <w:r>
-              <w:rPr>
-                <w:rFonts w:ascii="Arial" w:hAnsi="Arial" w:eastAsia="Arial"/>
+                <w:rFonts w:ascii="Arial" w:hAnsi="Arial" w:eastAsia="Arial" w:cs="Tahoma"/>
+                <w:sz w:val="18"/>
+              </w:rPr>
+            </w:r>
+            <w:r>
+              <w:rPr>
+                <w:rFonts w:ascii="Arial" w:hAnsi="Arial" w:eastAsia="Arial" w:cs="Tahoma"/>
                 <w:sz w:val="18"/>
               </w:rPr>
               <w:t>process</w:t>
@@ -6251,13 +6369,13 @@
             </w:pPr>
             <w:r>
               <w:rPr>
-                <w:rFonts w:ascii="Arial" w:hAnsi="Arial" w:eastAsia="Arial"/>
-                <w:sz w:val="18"/>
-              </w:rPr>
-            </w:r>
-            <w:r>
-              <w:rPr>
-                <w:rFonts w:ascii="Arial" w:hAnsi="Arial" w:eastAsia="Arial"/>
+                <w:rFonts w:ascii="Arial" w:hAnsi="Arial" w:eastAsia="Arial" w:cs="Tahoma"/>
+                <w:sz w:val="18"/>
+              </w:rPr>
+            </w:r>
+            <w:r>
+              <w:rPr>
+                <w:rFonts w:ascii="Arial" w:hAnsi="Arial" w:eastAsia="Arial" w:cs="Tahoma"/>
                 <w:sz w:val="18"/>
               </w:rPr>
               <w:t>upsert document_new_stores</w:t>
@@ -6276,13 +6394,13 @@
             </w:pPr>
             <w:r>
               <w:rPr>
-                <w:rFonts w:ascii="Arial" w:hAnsi="Arial" w:eastAsia="Arial"/>
-                <w:sz w:val="18"/>
-              </w:rPr>
-            </w:r>
-            <w:r>
-              <w:rPr>
-                <w:rFonts w:ascii="Arial" w:hAnsi="Arial" w:eastAsia="Arial"/>
+                <w:rFonts w:ascii="Arial" w:hAnsi="Arial" w:eastAsia="Arial" w:cs="Tahoma"/>
+                <w:sz w:val="18"/>
+              </w:rPr>
+            </w:r>
+            <w:r>
+              <w:rPr>
+                <w:rFonts w:ascii="Arial" w:hAnsi="Arial" w:eastAsia="Arial" w:cs="Tahoma"/>
                 <w:sz w:val="18"/>
               </w:rPr>
               <w:t>step05Upsert()</w:t>
@@ -6301,13 +6419,13 @@
             </w:pPr>
             <w:r>
               <w:rPr>
-                <w:rFonts w:ascii="Arial" w:hAnsi="Arial" w:eastAsia="Arial"/>
-                <w:sz w:val="18"/>
-              </w:rPr>
-            </w:r>
-            <w:r>
-              <w:rPr>
-                <w:rFonts w:ascii="Arial" w:hAnsi="Arial" w:eastAsia="Arial"/>
+                <w:rFonts w:ascii="Arial" w:hAnsi="Arial" w:eastAsia="Arial" w:cs="Tahoma"/>
+                <w:sz w:val="18"/>
+              </w:rPr>
+            </w:r>
+            <w:r>
+              <w:rPr>
+                <w:rFonts w:ascii="Arial" w:hAnsi="Arial" w:eastAsia="Arial" w:cs="Tahoma"/>
                 <w:sz w:val="18"/>
               </w:rPr>
               <w:t>throw JobFailedError เมื่อทำไม่สำเร็จ</w:t>
@@ -6331,13 +6449,13 @@
             </w:pPr>
             <w:r>
               <w:rPr>
-                <w:rFonts w:ascii="Arial" w:hAnsi="Arial" w:eastAsia="Arial"/>
-                <w:sz w:val="18"/>
-              </w:rPr>
-            </w:r>
-            <w:r>
-              <w:rPr>
-                <w:rFonts w:ascii="Arial" w:hAnsi="Arial" w:eastAsia="Arial"/>
+                <w:rFonts w:ascii="Arial" w:hAnsi="Arial" w:eastAsia="Arial" w:cs="Tahoma"/>
+                <w:sz w:val="18"/>
+              </w:rPr>
+            </w:r>
+            <w:r>
+              <w:rPr>
+                <w:rFonts w:ascii="Arial" w:hAnsi="Arial" w:eastAsia="Arial" w:cs="Tahoma"/>
                 <w:sz w:val="18"/>
               </w:rPr>
               <w:t>6</w:t>
@@ -6356,13 +6474,13 @@
             </w:pPr>
             <w:r>
               <w:rPr>
-                <w:rFonts w:ascii="Arial" w:hAnsi="Arial" w:eastAsia="Arial"/>
-                <w:sz w:val="18"/>
-              </w:rPr>
-            </w:r>
-            <w:r>
-              <w:rPr>
-                <w:rFonts w:ascii="Arial" w:hAnsi="Arial" w:eastAsia="Arial"/>
+                <w:rFonts w:ascii="Arial" w:hAnsi="Arial" w:eastAsia="Arial" w:cs="Tahoma"/>
+                <w:sz w:val="18"/>
+              </w:rPr>
+            </w:r>
+            <w:r>
+              <w:rPr>
+                <w:rFonts w:ascii="Arial" w:hAnsi="Arial" w:eastAsia="Arial" w:cs="Tahoma"/>
                 <w:sz w:val="18"/>
               </w:rPr>
               <w:t>process</w:t>
@@ -6381,13 +6499,13 @@
             </w:pPr>
             <w:r>
               <w:rPr>
-                <w:rFonts w:ascii="Arial" w:hAnsi="Arial" w:eastAsia="Arial"/>
-                <w:sz w:val="18"/>
-              </w:rPr>
-            </w:r>
-            <w:r>
-              <w:rPr>
-                <w:rFonts w:ascii="Arial" w:hAnsi="Arial" w:eastAsia="Arial"/>
+                <w:rFonts w:ascii="Arial" w:hAnsi="Arial" w:eastAsia="Arial" w:cs="Tahoma"/>
+                <w:sz w:val="18"/>
+              </w:rPr>
+            </w:r>
+            <w:r>
+              <w:rPr>
+                <w:rFonts w:ascii="Arial" w:hAnsi="Arial" w:eastAsia="Arial" w:cs="Tahoma"/>
                 <w:sz w:val="18"/>
               </w:rPr>
               <w:t>validate allocation percent รวมต่อ doc_no</w:t>
@@ -6406,13 +6524,13 @@
             </w:pPr>
             <w:r>
               <w:rPr>
-                <w:rFonts w:ascii="Arial" w:hAnsi="Arial" w:eastAsia="Arial"/>
-                <w:sz w:val="18"/>
-              </w:rPr>
-            </w:r>
-            <w:r>
-              <w:rPr>
-                <w:rFonts w:ascii="Arial" w:hAnsi="Arial" w:eastAsia="Arial"/>
+                <w:rFonts w:ascii="Arial" w:hAnsi="Arial" w:eastAsia="Arial" w:cs="Tahoma"/>
+                <w:sz w:val="18"/>
+              </w:rPr>
+            </w:r>
+            <w:r>
+              <w:rPr>
+                <w:rFonts w:ascii="Arial" w:hAnsi="Arial" w:eastAsia="Arial" w:cs="Tahoma"/>
                 <w:sz w:val="18"/>
               </w:rPr>
               <w:t>step06Workflow()</w:t>
@@ -6431,13 +6549,13 @@
             </w:pPr>
             <w:r>
               <w:rPr>
-                <w:rFonts w:ascii="Arial" w:hAnsi="Arial" w:eastAsia="Arial"/>
-                <w:sz w:val="18"/>
-              </w:rPr>
-            </w:r>
-            <w:r>
-              <w:rPr>
-                <w:rFonts w:ascii="Arial" w:hAnsi="Arial" w:eastAsia="Arial"/>
+                <w:rFonts w:ascii="Arial" w:hAnsi="Arial" w:eastAsia="Arial" w:cs="Tahoma"/>
+                <w:sz w:val="18"/>
+              </w:rPr>
+            </w:r>
+            <w:r>
+              <w:rPr>
+                <w:rFonts w:ascii="Arial" w:hAnsi="Arial" w:eastAsia="Arial" w:cs="Tahoma"/>
                 <w:sz w:val="18"/>
               </w:rPr>
               <w:t>throw JobFailedError เมื่อทำไม่สำเร็จ</w:t>
@@ -6461,13 +6579,13 @@
             </w:pPr>
             <w:r>
               <w:rPr>
-                <w:rFonts w:ascii="Arial" w:hAnsi="Arial" w:eastAsia="Arial"/>
-                <w:sz w:val="18"/>
-              </w:rPr>
-            </w:r>
-            <w:r>
-              <w:rPr>
-                <w:rFonts w:ascii="Arial" w:hAnsi="Arial" w:eastAsia="Arial"/>
+                <w:rFonts w:ascii="Arial" w:hAnsi="Arial" w:eastAsia="Arial" w:cs="Tahoma"/>
+                <w:sz w:val="18"/>
+              </w:rPr>
+            </w:r>
+            <w:r>
+              <w:rPr>
+                <w:rFonts w:ascii="Arial" w:hAnsi="Arial" w:eastAsia="Arial" w:cs="Tahoma"/>
                 <w:sz w:val="18"/>
               </w:rPr>
               <w:t>7</w:t>
@@ -6486,13 +6604,13 @@
             </w:pPr>
             <w:r>
               <w:rPr>
-                <w:rFonts w:ascii="Arial" w:hAnsi="Arial" w:eastAsia="Arial"/>
-                <w:sz w:val="18"/>
-              </w:rPr>
-            </w:r>
-            <w:r>
-              <w:rPr>
-                <w:rFonts w:ascii="Arial" w:hAnsi="Arial" w:eastAsia="Arial"/>
+                <w:rFonts w:ascii="Arial" w:hAnsi="Arial" w:eastAsia="Arial" w:cs="Tahoma"/>
+                <w:sz w:val="18"/>
+              </w:rPr>
+            </w:r>
+            <w:r>
+              <w:rPr>
+                <w:rFonts w:ascii="Arial" w:hAnsi="Arial" w:eastAsia="Arial" w:cs="Tahoma"/>
                 <w:sz w:val="18"/>
               </w:rPr>
               <w:t>process</w:t>
@@ -6511,13 +6629,13 @@
             </w:pPr>
             <w:r>
               <w:rPr>
-                <w:rFonts w:ascii="Arial" w:hAnsi="Arial" w:eastAsia="Arial"/>
-                <w:sz w:val="18"/>
-              </w:rPr>
-            </w:r>
-            <w:r>
-              <w:rPr>
-                <w:rFonts w:ascii="Arial" w:hAnsi="Arial" w:eastAsia="Arial"/>
+                <w:rFonts w:ascii="Arial" w:hAnsi="Arial" w:eastAsia="Arial" w:cs="Tahoma"/>
+                <w:sz w:val="18"/>
+              </w:rPr>
+            </w:r>
+            <w:r>
+              <w:rPr>
+                <w:rFonts w:ascii="Arial" w:hAnsi="Arial" w:eastAsia="Arial" w:cs="Tahoma"/>
                 <w:sz w:val="18"/>
               </w:rPr>
               <w:t>บันทึก interface_transactions เป็น INTERNAL_DB_WRITE</w:t>
@@ -6536,13 +6654,13 @@
             </w:pPr>
             <w:r>
               <w:rPr>
-                <w:rFonts w:ascii="Arial" w:hAnsi="Arial" w:eastAsia="Arial"/>
-                <w:sz w:val="18"/>
-              </w:rPr>
-            </w:r>
-            <w:r>
-              <w:rPr>
-                <w:rFonts w:ascii="Arial" w:hAnsi="Arial" w:eastAsia="Arial"/>
+                <w:rFonts w:ascii="Arial" w:hAnsi="Arial" w:eastAsia="Arial" w:cs="Tahoma"/>
+                <w:sz w:val="18"/>
+              </w:rPr>
+            </w:r>
+            <w:r>
+              <w:rPr>
+                <w:rFonts w:ascii="Arial" w:hAnsi="Arial" w:eastAsia="Arial" w:cs="Tahoma"/>
                 <w:sz w:val="18"/>
               </w:rPr>
               <w:t>step07WriteFile()</w:t>
@@ -6561,13 +6679,13 @@
             </w:pPr>
             <w:r>
               <w:rPr>
-                <w:rFonts w:ascii="Arial" w:hAnsi="Arial" w:eastAsia="Arial"/>
-                <w:sz w:val="18"/>
-              </w:rPr>
-            </w:r>
-            <w:r>
-              <w:rPr>
-                <w:rFonts w:ascii="Arial" w:hAnsi="Arial" w:eastAsia="Arial"/>
+                <w:rFonts w:ascii="Arial" w:hAnsi="Arial" w:eastAsia="Arial" w:cs="Tahoma"/>
+                <w:sz w:val="18"/>
+              </w:rPr>
+            </w:r>
+            <w:r>
+              <w:rPr>
+                <w:rFonts w:ascii="Arial" w:hAnsi="Arial" w:eastAsia="Arial" w:cs="Tahoma"/>
                 <w:sz w:val="18"/>
               </w:rPr>
               <w:t>throw JobFailedError เมื่อทำไม่สำเร็จ</w:t>
@@ -6591,13 +6709,13 @@
             </w:pPr>
             <w:r>
               <w:rPr>
-                <w:rFonts w:ascii="Arial" w:hAnsi="Arial" w:eastAsia="Arial"/>
-                <w:sz w:val="18"/>
-              </w:rPr>
-            </w:r>
-            <w:r>
-              <w:rPr>
-                <w:rFonts w:ascii="Arial" w:hAnsi="Arial" w:eastAsia="Arial"/>
+                <w:rFonts w:ascii="Arial" w:hAnsi="Arial" w:eastAsia="Arial" w:cs="Tahoma"/>
+                <w:sz w:val="18"/>
+              </w:rPr>
+            </w:r>
+            <w:r>
+              <w:rPr>
+                <w:rFonts w:ascii="Arial" w:hAnsi="Arial" w:eastAsia="Arial" w:cs="Tahoma"/>
                 <w:sz w:val="18"/>
               </w:rPr>
               <w:t>8</w:t>
@@ -6616,13 +6734,13 @@
             </w:pPr>
             <w:r>
               <w:rPr>
-                <w:rFonts w:ascii="Arial" w:hAnsi="Arial" w:eastAsia="Arial"/>
-                <w:sz w:val="18"/>
-              </w:rPr>
-            </w:r>
-            <w:r>
-              <w:rPr>
-                <w:rFonts w:ascii="Arial" w:hAnsi="Arial" w:eastAsia="Arial"/>
+                <w:rFonts w:ascii="Arial" w:hAnsi="Arial" w:eastAsia="Arial" w:cs="Tahoma"/>
+                <w:sz w:val="18"/>
+              </w:rPr>
+            </w:r>
+            <w:r>
+              <w:rPr>
+                <w:rFonts w:ascii="Arial" w:hAnsi="Arial" w:eastAsia="Arial" w:cs="Tahoma"/>
                 <w:sz w:val="18"/>
               </w:rPr>
               <w:t>end</w:t>
@@ -6641,13 +6759,13 @@
             </w:pPr>
             <w:r>
               <w:rPr>
-                <w:rFonts w:ascii="Arial" w:hAnsi="Arial" w:eastAsia="Arial"/>
-                <w:sz w:val="18"/>
-              </w:rPr>
-            </w:r>
-            <w:r>
-              <w:rPr>
-                <w:rFonts w:ascii="Arial" w:hAnsi="Arial" w:eastAsia="Arial"/>
+                <w:rFonts w:ascii="Arial" w:hAnsi="Arial" w:eastAsia="Arial" w:cs="Tahoma"/>
+                <w:sz w:val="18"/>
+              </w:rPr>
+            </w:r>
+            <w:r>
+              <w:rPr>
+                <w:rFonts w:ascii="Arial" w:hAnsi="Arial" w:eastAsia="Arial" w:cs="Tahoma"/>
                 <w:sz w:val="18"/>
               </w:rPr>
               <w:t>จบ</w:t>
@@ -6666,13 +6784,13 @@
             </w:pPr>
             <w:r>
               <w:rPr>
-                <w:rFonts w:ascii="Arial" w:hAnsi="Arial" w:eastAsia="Arial"/>
-                <w:sz w:val="18"/>
-              </w:rPr>
-            </w:r>
-            <w:r>
-              <w:rPr>
-                <w:rFonts w:ascii="Arial" w:hAnsi="Arial" w:eastAsia="Arial"/>
+                <w:rFonts w:ascii="Arial" w:hAnsi="Arial" w:eastAsia="Arial" w:cs="Tahoma"/>
+                <w:sz w:val="18"/>
+              </w:rPr>
+            </w:r>
+            <w:r>
+              <w:rPr>
+                <w:rFonts w:ascii="Arial" w:hAnsi="Arial" w:eastAsia="Arial" w:cs="Tahoma"/>
                 <w:sz w:val="18"/>
               </w:rPr>
               <w:t>summarize()</w:t>
@@ -6691,13 +6809,13 @@
             </w:pPr>
             <w:r>
               <w:rPr>
-                <w:rFonts w:ascii="Arial" w:hAnsi="Arial" w:eastAsia="Arial"/>
-                <w:sz w:val="18"/>
-              </w:rPr>
-            </w:r>
-            <w:r>
-              <w:rPr>
-                <w:rFonts w:ascii="Arial" w:hAnsi="Arial" w:eastAsia="Arial"/>
+                <w:rFonts w:ascii="Arial" w:hAnsi="Arial" w:eastAsia="Arial" w:cs="Tahoma"/>
+                <w:sz w:val="18"/>
+              </w:rPr>
+            </w:r>
+            <w:r>
+              <w:rPr>
+                <w:rFonts w:ascii="Arial" w:hAnsi="Arial" w:eastAsia="Arial" w:cs="Tahoma"/>
                 <w:sz w:val="18"/>
               </w:rPr>
               <w:t>-</w:t>
@@ -6714,7 +6832,7 @@
       </w:pPr>
       <w:r>
         <w:rPr>
-          <w:rFonts w:ascii="Courier New" w:hAnsi="Courier New"/>
+          <w:rFonts w:ascii="Courier New" w:hAnsi="Courier New" w:eastAsia="Courier New" w:cs="Tahoma"/>
           <w:sz w:val="16"/>
         </w:rPr>
         <w:t>// src/batch/sbpgi/job-9-sync-new-store-to-document/job-9-sync-new-store-to-document.job.ts</w:t>
@@ -6858,7 +6976,7 @@
       </w:r>
       <w:r>
         <w:rPr>
-          <w:rFonts w:ascii="Courier New" w:hAnsi="Courier New"/>
+          <w:rFonts w:ascii="Courier New" w:hAnsi="Courier New" w:eastAsia="Courier New" w:cs="Tahoma"/>
         </w:rPr>
         <w:t>pg_try_advisory_lock</w:t>
       </w:r>
@@ -6873,7 +6991,7 @@
       </w:pPr>
       <w:r>
         <w:rPr>
-          <w:rFonts w:ascii="Courier New" w:hAnsi="Courier New"/>
+          <w:rFonts w:ascii="Courier New" w:hAnsi="Courier New" w:eastAsia="Courier New" w:cs="Tahoma"/>
           <w:sz w:val="16"/>
         </w:rPr>
         <w:t>// src/batch/runner.ts (ส่วนกันรันซ้อน)</w:t>
@@ -6970,7 +7088,7 @@
       </w:r>
       <w:r>
         <w:rPr>
-          <w:rFonts w:ascii="Courier New" w:hAnsi="Courier New"/>
+          <w:rFonts w:ascii="Courier New" w:hAnsi="Courier New" w:eastAsia="Courier New" w:cs="Tahoma"/>
         </w:rPr>
         <w:t>{provide: 'SYNC_NEW_STORE_TO_DOCUMENT_REPOSITORY', useFactory: (ds) =&gt; ds.getRepository(Entity), inject: ['DATA_SOURCE']}</w:t>
       </w:r>
@@ -6979,7 +7097,7 @@
       </w:r>
       <w:r>
         <w:rPr>
-          <w:rFonts w:ascii="Courier New" w:hAnsi="Courier New"/>
+          <w:rFonts w:ascii="Courier New" w:hAnsi="Courier New" w:eastAsia="Courier New" w:cs="Tahoma"/>
         </w:rPr>
         <w:t>sps_store</w:t>
       </w:r>
@@ -7018,7 +7136,7 @@
             <w:r/>
             <w:r>
               <w:rPr>
-                <w:rFonts w:ascii="Arial" w:hAnsi="Arial" w:eastAsia="Arial"/>
+                <w:rFonts w:ascii="Arial" w:hAnsi="Arial" w:eastAsia="Arial" w:cs="Tahoma"/>
                 <w:b/>
                 <w:sz w:val="18"/>
               </w:rPr>
@@ -7040,7 +7158,7 @@
             <w:r/>
             <w:r>
               <w:rPr>
-                <w:rFonts w:ascii="Arial" w:hAnsi="Arial" w:eastAsia="Arial"/>
+                <w:rFonts w:ascii="Arial" w:hAnsi="Arial" w:eastAsia="Arial" w:cs="Tahoma"/>
                 <w:b/>
                 <w:sz w:val="18"/>
               </w:rPr>
@@ -7062,7 +7180,7 @@
             <w:r/>
             <w:r>
               <w:rPr>
-                <w:rFonts w:ascii="Arial" w:hAnsi="Arial" w:eastAsia="Arial"/>
+                <w:rFonts w:ascii="Arial" w:hAnsi="Arial" w:eastAsia="Arial" w:cs="Tahoma"/>
                 <w:b/>
                 <w:sz w:val="18"/>
               </w:rPr>
@@ -7084,7 +7202,7 @@
             <w:r/>
             <w:r>
               <w:rPr>
-                <w:rFonts w:ascii="Arial" w:hAnsi="Arial" w:eastAsia="Arial"/>
+                <w:rFonts w:ascii="Arial" w:hAnsi="Arial" w:eastAsia="Arial" w:cs="Tahoma"/>
                 <w:b/>
                 <w:sz w:val="18"/>
               </w:rPr>
@@ -7109,13 +7227,13 @@
             </w:pPr>
             <w:r>
               <w:rPr>
-                <w:rFonts w:ascii="Arial" w:hAnsi="Arial" w:eastAsia="Arial"/>
-                <w:sz w:val="18"/>
-              </w:rPr>
-            </w:r>
-            <w:r>
-              <w:rPr>
-                <w:rFonts w:ascii="Arial" w:hAnsi="Arial" w:eastAsia="Arial"/>
+                <w:rFonts w:ascii="Arial" w:hAnsi="Arial" w:eastAsia="Arial" w:cs="Tahoma"/>
+                <w:sz w:val="18"/>
+              </w:rPr>
+            </w:r>
+            <w:r>
+              <w:rPr>
+                <w:rFonts w:ascii="Arial" w:hAnsi="Arial" w:eastAsia="Arial" w:cs="Tahoma"/>
                 <w:sz w:val="18"/>
               </w:rPr>
               <w:t>fgi_impact_stores</w:t>
@@ -7134,13 +7252,13 @@
             </w:pPr>
             <w:r>
               <w:rPr>
-                <w:rFonts w:ascii="Arial" w:hAnsi="Arial" w:eastAsia="Arial"/>
-                <w:sz w:val="18"/>
-              </w:rPr>
-            </w:r>
-            <w:r>
-              <w:rPr>
-                <w:rFonts w:ascii="Arial" w:hAnsi="Arial" w:eastAsia="Arial"/>
+                <w:rFonts w:ascii="Arial" w:hAnsi="Arial" w:eastAsia="Arial" w:cs="Tahoma"/>
+                <w:sz w:val="18"/>
+              </w:rPr>
+            </w:r>
+            <w:r>
+              <w:rPr>
+                <w:rFonts w:ascii="Arial" w:hAnsi="Arial" w:eastAsia="Arial" w:cs="Tahoma"/>
                 <w:sz w:val="18"/>
               </w:rPr>
               <w:t>R</w:t>
@@ -7159,13 +7277,13 @@
             </w:pPr>
             <w:r>
               <w:rPr>
-                <w:rFonts w:ascii="Arial" w:hAnsi="Arial" w:eastAsia="Arial"/>
-                <w:sz w:val="18"/>
-              </w:rPr>
-            </w:r>
-            <w:r>
-              <w:rPr>
-                <w:rFonts w:ascii="Arial" w:hAnsi="Arial" w:eastAsia="Arial"/>
+                <w:rFonts w:ascii="Arial" w:hAnsi="Arial" w:eastAsia="Arial" w:cs="Tahoma"/>
+                <w:sz w:val="18"/>
+              </w:rPr>
+            </w:r>
+            <w:r>
+              <w:rPr>
+                <w:rFonts w:ascii="Arial" w:hAnsi="Arial" w:eastAsia="Arial" w:cs="Tahoma"/>
                 <w:sz w:val="18"/>
               </w:rPr>
               <w:t>โปรไฟล์ร้านเปิดใหม่และค่า forecast/adjust รายงวด</w:t>
@@ -7184,13 +7302,13 @@
             </w:pPr>
             <w:r>
               <w:rPr>
-                <w:rFonts w:ascii="Arial" w:hAnsi="Arial" w:eastAsia="Arial"/>
-                <w:sz w:val="18"/>
-              </w:rPr>
-            </w:r>
-            <w:r>
-              <w:rPr>
-                <w:rFonts w:ascii="Arial" w:hAnsi="Arial" w:eastAsia="Arial"/>
+                <w:rFonts w:ascii="Arial" w:hAnsi="Arial" w:eastAsia="Arial" w:cs="Tahoma"/>
+                <w:sz w:val="18"/>
+              </w:rPr>
+            </w:r>
+            <w:r>
+              <w:rPr>
+                <w:rFonts w:ascii="Arial" w:hAnsi="Arial" w:eastAsia="Arial" w:cs="Tahoma"/>
                 <w:sz w:val="18"/>
               </w:rPr>
               <w:t>เขียน SQL ตรงผ่าน DATA_SOURCE</w:t>
@@ -7214,13 +7332,13 @@
             </w:pPr>
             <w:r>
               <w:rPr>
-                <w:rFonts w:ascii="Arial" w:hAnsi="Arial" w:eastAsia="Arial"/>
-                <w:sz w:val="18"/>
-              </w:rPr>
-            </w:r>
-            <w:r>
-              <w:rPr>
-                <w:rFonts w:ascii="Arial" w:hAnsi="Arial" w:eastAsia="Arial"/>
+                <w:rFonts w:ascii="Arial" w:hAnsi="Arial" w:eastAsia="Arial" w:cs="Tahoma"/>
+                <w:sz w:val="18"/>
+              </w:rPr>
+            </w:r>
+            <w:r>
+              <w:rPr>
+                <w:rFonts w:ascii="Arial" w:hAnsi="Arial" w:eastAsia="Arial" w:cs="Tahoma"/>
                 <w:sz w:val="18"/>
               </w:rPr>
               <w:t>compensation_documents</w:t>
@@ -7239,13 +7357,13 @@
             </w:pPr>
             <w:r>
               <w:rPr>
-                <w:rFonts w:ascii="Arial" w:hAnsi="Arial" w:eastAsia="Arial"/>
-                <w:sz w:val="18"/>
-              </w:rPr>
-            </w:r>
-            <w:r>
-              <w:rPr>
-                <w:rFonts w:ascii="Arial" w:hAnsi="Arial" w:eastAsia="Arial"/>
+                <w:rFonts w:ascii="Arial" w:hAnsi="Arial" w:eastAsia="Arial" w:cs="Tahoma"/>
+                <w:sz w:val="18"/>
+              </w:rPr>
+            </w:r>
+            <w:r>
+              <w:rPr>
+                <w:rFonts w:ascii="Arial" w:hAnsi="Arial" w:eastAsia="Arial" w:cs="Tahoma"/>
                 <w:sz w:val="18"/>
               </w:rPr>
               <w:t>R</w:t>
@@ -7264,13 +7382,13 @@
             </w:pPr>
             <w:r>
               <w:rPr>
-                <w:rFonts w:ascii="Arial" w:hAnsi="Arial" w:eastAsia="Arial"/>
-                <w:sz w:val="18"/>
-              </w:rPr>
-            </w:r>
-            <w:r>
-              <w:rPr>
-                <w:rFonts w:ascii="Arial" w:hAnsi="Arial" w:eastAsia="Arial"/>
+                <w:rFonts w:ascii="Arial" w:hAnsi="Arial" w:eastAsia="Arial" w:cs="Tahoma"/>
+                <w:sz w:val="18"/>
+              </w:rPr>
+            </w:r>
+            <w:r>
+              <w:rPr>
+                <w:rFonts w:ascii="Arial" w:hAnsi="Arial" w:eastAsia="Arial" w:cs="Tahoma"/>
                 <w:sz w:val="18"/>
               </w:rPr>
               <w:t>หา doc_no จาก impact_process_id</w:t>
@@ -7289,13 +7407,13 @@
             </w:pPr>
             <w:r>
               <w:rPr>
-                <w:rFonts w:ascii="Arial" w:hAnsi="Arial" w:eastAsia="Arial"/>
-                <w:sz w:val="18"/>
-              </w:rPr>
-            </w:r>
-            <w:r>
-              <w:rPr>
-                <w:rFonts w:ascii="Arial" w:hAnsi="Arial" w:eastAsia="Arial"/>
+                <w:rFonts w:ascii="Arial" w:hAnsi="Arial" w:eastAsia="Arial" w:cs="Tahoma"/>
+                <w:sz w:val="18"/>
+              </w:rPr>
+            </w:r>
+            <w:r>
+              <w:rPr>
+                <w:rFonts w:ascii="Arial" w:hAnsi="Arial" w:eastAsia="Arial" w:cs="Tahoma"/>
                 <w:sz w:val="18"/>
               </w:rPr>
               <w:t>เขียน SQL ตรงผ่าน DATA_SOURCE</w:t>
@@ -7319,13 +7437,13 @@
             </w:pPr>
             <w:r>
               <w:rPr>
-                <w:rFonts w:ascii="Arial" w:hAnsi="Arial" w:eastAsia="Arial"/>
-                <w:sz w:val="18"/>
-              </w:rPr>
-            </w:r>
-            <w:r>
-              <w:rPr>
-                <w:rFonts w:ascii="Arial" w:hAnsi="Arial" w:eastAsia="Arial"/>
+                <w:rFonts w:ascii="Arial" w:hAnsi="Arial" w:eastAsia="Arial" w:cs="Tahoma"/>
+                <w:sz w:val="18"/>
+              </w:rPr>
+            </w:r>
+            <w:r>
+              <w:rPr>
+                <w:rFonts w:ascii="Arial" w:hAnsi="Arial" w:eastAsia="Arial" w:cs="Tahoma"/>
                 <w:sz w:val="18"/>
               </w:rPr>
               <w:t>document_new_stores</w:t>
@@ -7344,13 +7462,13 @@
             </w:pPr>
             <w:r>
               <w:rPr>
-                <w:rFonts w:ascii="Arial" w:hAnsi="Arial" w:eastAsia="Arial"/>
-                <w:sz w:val="18"/>
-              </w:rPr>
-            </w:r>
-            <w:r>
-              <w:rPr>
-                <w:rFonts w:ascii="Arial" w:hAnsi="Arial" w:eastAsia="Arial"/>
+                <w:rFonts w:ascii="Arial" w:hAnsi="Arial" w:eastAsia="Arial" w:cs="Tahoma"/>
+                <w:sz w:val="18"/>
+              </w:rPr>
+            </w:r>
+            <w:r>
+              <w:rPr>
+                <w:rFonts w:ascii="Arial" w:hAnsi="Arial" w:eastAsia="Arial" w:cs="Tahoma"/>
                 <w:sz w:val="18"/>
               </w:rPr>
               <w:t>W</w:t>
@@ -7369,13 +7487,13 @@
             </w:pPr>
             <w:r>
               <w:rPr>
-                <w:rFonts w:ascii="Arial" w:hAnsi="Arial" w:eastAsia="Arial"/>
-                <w:sz w:val="18"/>
-              </w:rPr>
-            </w:r>
-            <w:r>
-              <w:rPr>
-                <w:rFonts w:ascii="Arial" w:hAnsi="Arial" w:eastAsia="Arial"/>
+                <w:rFonts w:ascii="Arial" w:hAnsi="Arial" w:eastAsia="Arial" w:cs="Tahoma"/>
+                <w:sz w:val="18"/>
+              </w:rPr>
+            </w:r>
+            <w:r>
+              <w:rPr>
+                <w:rFonts w:ascii="Arial" w:hAnsi="Arial" w:eastAsia="Arial" w:cs="Tahoma"/>
                 <w:sz w:val="18"/>
               </w:rPr>
               <w:t>บันทึกร้านเปิดใหม่เข้าเอกสารโดยตรง</w:t>
@@ -7394,13 +7512,13 @@
             </w:pPr>
             <w:r>
               <w:rPr>
-                <w:rFonts w:ascii="Arial" w:hAnsi="Arial" w:eastAsia="Arial"/>
-                <w:sz w:val="18"/>
-              </w:rPr>
-            </w:r>
-            <w:r>
-              <w:rPr>
-                <w:rFonts w:ascii="Arial" w:hAnsi="Arial" w:eastAsia="Arial"/>
+                <w:rFonts w:ascii="Arial" w:hAnsi="Arial" w:eastAsia="Arial" w:cs="Tahoma"/>
+                <w:sz w:val="18"/>
+              </w:rPr>
+            </w:r>
+            <w:r>
+              <w:rPr>
+                <w:rFonts w:ascii="Arial" w:hAnsi="Arial" w:eastAsia="Arial" w:cs="Tahoma"/>
                 <w:sz w:val="18"/>
               </w:rPr>
               <w:t>เขียน SQL ตรงผ่าน DATA_SOURCE</w:t>
@@ -7424,13 +7542,13 @@
             </w:pPr>
             <w:r>
               <w:rPr>
-                <w:rFonts w:ascii="Arial" w:hAnsi="Arial" w:eastAsia="Arial"/>
-                <w:sz w:val="18"/>
-              </w:rPr>
-            </w:r>
-            <w:r>
-              <w:rPr>
-                <w:rFonts w:ascii="Arial" w:hAnsi="Arial" w:eastAsia="Arial"/>
+                <w:rFonts w:ascii="Arial" w:hAnsi="Arial" w:eastAsia="Arial" w:cs="Tahoma"/>
+                <w:sz w:val="18"/>
+              </w:rPr>
+            </w:r>
+            <w:r>
+              <w:rPr>
+                <w:rFonts w:ascii="Arial" w:hAnsi="Arial" w:eastAsia="Arial" w:cs="Tahoma"/>
                 <w:sz w:val="18"/>
               </w:rPr>
               <w:t>interface_transactions</w:t>
@@ -7449,13 +7567,13 @@
             </w:pPr>
             <w:r>
               <w:rPr>
-                <w:rFonts w:ascii="Arial" w:hAnsi="Arial" w:eastAsia="Arial"/>
-                <w:sz w:val="18"/>
-              </w:rPr>
-            </w:r>
-            <w:r>
-              <w:rPr>
-                <w:rFonts w:ascii="Arial" w:hAnsi="Arial" w:eastAsia="Arial"/>
+                <w:rFonts w:ascii="Arial" w:hAnsi="Arial" w:eastAsia="Arial" w:cs="Tahoma"/>
+                <w:sz w:val="18"/>
+              </w:rPr>
+            </w:r>
+            <w:r>
+              <w:rPr>
+                <w:rFonts w:ascii="Arial" w:hAnsi="Arial" w:eastAsia="Arial" w:cs="Tahoma"/>
                 <w:sz w:val="18"/>
               </w:rPr>
               <w:t>W</w:t>
@@ -7474,13 +7592,13 @@
             </w:pPr>
             <w:r>
               <w:rPr>
-                <w:rFonts w:ascii="Arial" w:hAnsi="Arial" w:eastAsia="Arial"/>
-                <w:sz w:val="18"/>
-              </w:rPr>
-            </w:r>
-            <w:r>
-              <w:rPr>
-                <w:rFonts w:ascii="Arial" w:hAnsi="Arial" w:eastAsia="Arial"/>
+                <w:rFonts w:ascii="Arial" w:hAnsi="Arial" w:eastAsia="Arial" w:cs="Tahoma"/>
+                <w:sz w:val="18"/>
+              </w:rPr>
+            </w:r>
+            <w:r>
+              <w:rPr>
+                <w:rFonts w:ascii="Arial" w:hAnsi="Arial" w:eastAsia="Arial" w:cs="Tahoma"/>
                 <w:sz w:val="18"/>
               </w:rPr>
               <w:t>tracking ภายใน type=INTERNAL_DB_WRITE</w:t>
@@ -7499,13 +7617,13 @@
             </w:pPr>
             <w:r>
               <w:rPr>
-                <w:rFonts w:ascii="Arial" w:hAnsi="Arial" w:eastAsia="Arial"/>
-                <w:sz w:val="18"/>
-              </w:rPr>
-            </w:r>
-            <w:r>
-              <w:rPr>
-                <w:rFonts w:ascii="Arial" w:hAnsi="Arial" w:eastAsia="Arial"/>
+                <w:rFonts w:ascii="Arial" w:hAnsi="Arial" w:eastAsia="Arial" w:cs="Tahoma"/>
+                <w:sz w:val="18"/>
+              </w:rPr>
+            </w:r>
+            <w:r>
+              <w:rPr>
+                <w:rFonts w:ascii="Arial" w:hAnsi="Arial" w:eastAsia="Arial" w:cs="Tahoma"/>
                 <w:sz w:val="18"/>
               </w:rPr>
               <w:t>เขียน SQL ตรงผ่าน DATA_SOURCE</w:t>
@@ -7522,7 +7640,7 @@
       </w:pPr>
       <w:r>
         <w:rPr>
-          <w:rFonts w:ascii="Courier New" w:hAnsi="Courier New"/>
+          <w:rFonts w:ascii="Courier New" w:hAnsi="Courier New" w:eastAsia="Courier New" w:cs="Tahoma"/>
           <w:sz w:val="16"/>
         </w:rPr>
         <w:t>-- Job 9 SyncNewStoreToDocument — query หลักที่ต้อง implement</w:t>
@@ -7629,7 +7747,7 @@
       </w:r>
       <w:r>
         <w:rPr>
-          <w:rFonts w:ascii="Courier New" w:hAnsi="Courier New"/>
+          <w:rFonts w:ascii="Courier New" w:hAnsi="Courier New" w:eastAsia="Courier New" w:cs="Tahoma"/>
         </w:rPr>
         <w:t>EmailLibService</w:t>
       </w:r>
@@ -7638,7 +7756,7 @@
       </w:r>
       <w:r>
         <w:rPr>
-          <w:rFonts w:ascii="Courier New" w:hAnsi="Courier New"/>
+          <w:rFonts w:ascii="Courier New" w:hAnsi="Courier New" w:eastAsia="Courier New" w:cs="Tahoma"/>
         </w:rPr>
         <w:t>@gosoft-sbp/email-lib</w:t>
       </w:r>
@@ -7653,7 +7771,7 @@
       </w:pPr>
       <w:r>
         <w:rPr>
-          <w:rFonts w:ascii="Courier New" w:hAnsi="Courier New"/>
+          <w:rFonts w:ascii="Courier New" w:hAnsi="Courier New" w:eastAsia="Courier New" w:cs="Tahoma"/>
           <w:sz w:val="16"/>
         </w:rPr>
         <w:t>// src/batch/job-failure.notifier.ts</w:t>
@@ -7789,7 +7907,7 @@
       </w:r>
       <w:r>
         <w:rPr>
-          <w:rFonts w:ascii="Courier New" w:hAnsi="Courier New"/>
+          <w:rFonts w:ascii="Courier New" w:hAnsi="Courier New" w:eastAsia="Courier New" w:cs="Tahoma"/>
         </w:rPr>
         <w:t>SELECT * FROM pg_locks WHERE locktype = 'advisory'</w:t>
       </w:r>
@@ -7807,7 +7925,7 @@
       </w:r>
       <w:r>
         <w:rPr>
-          <w:rFonts w:ascii="Courier New" w:hAnsi="Courier New"/>
+          <w:rFonts w:ascii="Courier New" w:hAnsi="Courier New" w:eastAsia="Courier New" w:cs="Tahoma"/>
         </w:rPr>
         <w:t>node dist/batch/cli.js --job=9 --period=&lt;YYYYMM&gt;</w:t>
       </w:r>
@@ -7822,7 +7940,7 @@
       </w:r>
       <w:r>
         <w:rPr>
-          <w:rFonts w:ascii="Courier New" w:hAnsi="Courier New"/>
+          <w:rFonts w:ascii="Courier New" w:hAnsi="Courier New" w:eastAsia="Courier New" w:cs="Tahoma"/>
         </w:rPr>
         <w:t>document_new_stores (DB)</w:t>
       </w:r>
@@ -7831,7 +7949,7 @@
       </w:r>
       <w:r>
         <w:rPr>
-          <w:rFonts w:ascii="Courier New" w:hAnsi="Courier New"/>
+          <w:rFonts w:ascii="Courier New" w:hAnsi="Courier New" w:eastAsia="Courier New" w:cs="Tahoma"/>
         </w:rPr>
         <w:t>job.finish</w:t>
       </w:r>
@@ -7849,7 +7967,7 @@
       </w:r>
       <w:r>
         <w:rPr>
-          <w:rFonts w:ascii="Courier New" w:hAnsi="Courier New"/>
+          <w:rFonts w:ascii="Courier New" w:hAnsi="Courier New" w:eastAsia="Courier New" w:cs="Tahoma"/>
         </w:rPr>
         <w:t>interface_transactions</w:t>
       </w:r>
@@ -7897,7 +8015,7 @@
             <w:r/>
             <w:r>
               <w:rPr>
-                <w:rFonts w:ascii="Arial" w:hAnsi="Arial" w:eastAsia="Arial"/>
+                <w:rFonts w:ascii="Arial" w:hAnsi="Arial" w:eastAsia="Arial" w:cs="Tahoma"/>
                 <w:b/>
                 <w:sz w:val="18"/>
               </w:rPr>
@@ -7919,7 +8037,7 @@
             <w:r/>
             <w:r>
               <w:rPr>
-                <w:rFonts w:ascii="Arial" w:hAnsi="Arial" w:eastAsia="Arial"/>
+                <w:rFonts w:ascii="Arial" w:hAnsi="Arial" w:eastAsia="Arial" w:cs="Tahoma"/>
                 <w:b/>
                 <w:sz w:val="18"/>
               </w:rPr>
@@ -7944,13 +8062,13 @@
             </w:pPr>
             <w:r>
               <w:rPr>
-                <w:rFonts w:ascii="Arial" w:hAnsi="Arial" w:eastAsia="Arial"/>
-                <w:sz w:val="18"/>
-              </w:rPr>
-            </w:r>
-            <w:r>
-              <w:rPr>
-                <w:rFonts w:ascii="Arial" w:hAnsi="Arial" w:eastAsia="Arial"/>
+                <w:rFonts w:ascii="Arial" w:hAnsi="Arial" w:eastAsia="Arial" w:cs="Tahoma"/>
+                <w:sz w:val="18"/>
+              </w:rPr>
+            </w:r>
+            <w:r>
+              <w:rPr>
+                <w:rFonts w:ascii="Arial" w:hAnsi="Arial" w:eastAsia="Arial" w:cs="Tahoma"/>
                 <w:sz w:val="18"/>
               </w:rPr>
               <w:t>1</w:t>
@@ -7969,13 +8087,13 @@
             </w:pPr>
             <w:r>
               <w:rPr>
-                <w:rFonts w:ascii="Arial" w:hAnsi="Arial" w:eastAsia="Arial"/>
-                <w:sz w:val="18"/>
-              </w:rPr>
-            </w:r>
-            <w:r>
-              <w:rPr>
-                <w:rFonts w:ascii="Arial" w:hAnsi="Arial" w:eastAsia="Arial"/>
+                <w:rFonts w:ascii="Arial" w:hAnsi="Arial" w:eastAsia="Arial" w:cs="Tahoma"/>
+                <w:sz w:val="18"/>
+              </w:rPr>
+            </w:r>
+            <w:r>
+              <w:rPr>
+                <w:rFonts w:ascii="Arial" w:hAnsi="Arial" w:eastAsia="Arial" w:cs="Tahoma"/>
                 <w:sz w:val="18"/>
               </w:rPr>
               <w:t>เริ่ม</w:t>
@@ -7999,13 +8117,13 @@
             </w:pPr>
             <w:r>
               <w:rPr>
-                <w:rFonts w:ascii="Arial" w:hAnsi="Arial" w:eastAsia="Arial"/>
-                <w:sz w:val="18"/>
-              </w:rPr>
-            </w:r>
-            <w:r>
-              <w:rPr>
-                <w:rFonts w:ascii="Arial" w:hAnsi="Arial" w:eastAsia="Arial"/>
+                <w:rFonts w:ascii="Arial" w:hAnsi="Arial" w:eastAsia="Arial" w:cs="Tahoma"/>
+                <w:sz w:val="18"/>
+              </w:rPr>
+            </w:r>
+            <w:r>
+              <w:rPr>
+                <w:rFonts w:ascii="Arial" w:hAnsi="Arial" w:eastAsia="Arial" w:cs="Tahoma"/>
                 <w:sz w:val="18"/>
               </w:rPr>
               <w:t>2</w:t>
@@ -8024,13 +8142,13 @@
             </w:pPr>
             <w:r>
               <w:rPr>
-                <w:rFonts w:ascii="Arial" w:hAnsi="Arial" w:eastAsia="Arial"/>
-                <w:sz w:val="18"/>
-              </w:rPr>
-            </w:r>
-            <w:r>
-              <w:rPr>
-                <w:rFonts w:ascii="Arial" w:hAnsi="Arial" w:eastAsia="Arial"/>
+                <w:rFonts w:ascii="Arial" w:hAnsi="Arial" w:eastAsia="Arial" w:cs="Tahoma"/>
+                <w:sz w:val="18"/>
+              </w:rPr>
+            </w:r>
+            <w:r>
+              <w:rPr>
+                <w:rFonts w:ascii="Arial" w:hAnsi="Arial" w:eastAsia="Arial" w:cs="Tahoma"/>
                 <w:sz w:val="18"/>
               </w:rPr>
               <w:t>query ร้านเปิดใหม่ สถานะ I + forecast + ยังไม่ sync</w:t>
@@ -8054,13 +8172,13 @@
             </w:pPr>
             <w:r>
               <w:rPr>
-                <w:rFonts w:ascii="Arial" w:hAnsi="Arial" w:eastAsia="Arial"/>
-                <w:sz w:val="18"/>
-              </w:rPr>
-            </w:r>
-            <w:r>
-              <w:rPr>
-                <w:rFonts w:ascii="Arial" w:hAnsi="Arial" w:eastAsia="Arial"/>
+                <w:rFonts w:ascii="Arial" w:hAnsi="Arial" w:eastAsia="Arial" w:cs="Tahoma"/>
+                <w:sz w:val="18"/>
+              </w:rPr>
+            </w:r>
+            <w:r>
+              <w:rPr>
+                <w:rFonts w:ascii="Arial" w:hAnsi="Arial" w:eastAsia="Arial" w:cs="Tahoma"/>
                 <w:sz w:val="18"/>
               </w:rPr>
               <w:t>3</w:t>
@@ -8079,13 +8197,13 @@
             </w:pPr>
             <w:r>
               <w:rPr>
-                <w:rFonts w:ascii="Arial" w:hAnsi="Arial" w:eastAsia="Arial"/>
-                <w:sz w:val="18"/>
-              </w:rPr>
-            </w:r>
-            <w:r>
-              <w:rPr>
-                <w:rFonts w:ascii="Arial" w:hAnsi="Arial" w:eastAsia="Arial"/>
+                <w:rFonts w:ascii="Arial" w:hAnsi="Arial" w:eastAsia="Arial" w:cs="Tahoma"/>
+                <w:sz w:val="18"/>
+              </w:rPr>
+            </w:r>
+            <w:r>
+              <w:rPr>
+                <w:rFonts w:ascii="Arial" w:hAnsi="Arial" w:eastAsia="Arial" w:cs="Tahoma"/>
                 <w:sz w:val="18"/>
               </w:rPr>
               <w:t>มี compensation_documents ของ impact_process_id แล้ว? | No: คงสถานะรอ sync / log pending</w:t>
@@ -8109,13 +8227,13 @@
             </w:pPr>
             <w:r>
               <w:rPr>
-                <w:rFonts w:ascii="Arial" w:hAnsi="Arial" w:eastAsia="Arial"/>
-                <w:sz w:val="18"/>
-              </w:rPr>
-            </w:r>
-            <w:r>
-              <w:rPr>
-                <w:rFonts w:ascii="Arial" w:hAnsi="Arial" w:eastAsia="Arial"/>
+                <w:rFonts w:ascii="Arial" w:hAnsi="Arial" w:eastAsia="Arial" w:cs="Tahoma"/>
+                <w:sz w:val="18"/>
+              </w:rPr>
+            </w:r>
+            <w:r>
+              <w:rPr>
+                <w:rFonts w:ascii="Arial" w:hAnsi="Arial" w:eastAsia="Arial" w:cs="Tahoma"/>
                 <w:sz w:val="18"/>
               </w:rPr>
               <w:t>4</w:t>
@@ -8134,13 +8252,13 @@
             </w:pPr>
             <w:r>
               <w:rPr>
-                <w:rFonts w:ascii="Arial" w:hAnsi="Arial" w:eastAsia="Arial"/>
-                <w:sz w:val="18"/>
-              </w:rPr>
-            </w:r>
-            <w:r>
-              <w:rPr>
-                <w:rFonts w:ascii="Arial" w:hAnsi="Arial" w:eastAsia="Arial"/>
+                <w:rFonts w:ascii="Arial" w:hAnsi="Arial" w:eastAsia="Arial" w:cs="Tahoma"/>
+                <w:sz w:val="18"/>
+              </w:rPr>
+            </w:r>
+            <w:r>
+              <w:rPr>
+                <w:rFonts w:ascii="Arial" w:hAnsi="Arial" w:eastAsia="Arial" w:cs="Tahoma"/>
                 <w:sz w:val="18"/>
               </w:rPr>
               <w:t>compensate_percent ครบและอยู่ในช่วง 0..100 ทุกแถว? | No: COMPENSATE_PERCENT_INVALID + rollback ก่อน upsert/prune (COALESCE(adjust_compensate_percent, forecast_compensate_percent) ต้องไม่เป็น NULL)</w:t>
@@ -8164,13 +8282,13 @@
             </w:pPr>
             <w:r>
               <w:rPr>
-                <w:rFonts w:ascii="Arial" w:hAnsi="Arial" w:eastAsia="Arial"/>
-                <w:sz w:val="18"/>
-              </w:rPr>
-            </w:r>
-            <w:r>
-              <w:rPr>
-                <w:rFonts w:ascii="Arial" w:hAnsi="Arial" w:eastAsia="Arial"/>
+                <w:rFonts w:ascii="Arial" w:hAnsi="Arial" w:eastAsia="Arial" w:cs="Tahoma"/>
+                <w:sz w:val="18"/>
+              </w:rPr>
+            </w:r>
+            <w:r>
+              <w:rPr>
+                <w:rFonts w:ascii="Arial" w:hAnsi="Arial" w:eastAsia="Arial" w:cs="Tahoma"/>
                 <w:sz w:val="18"/>
               </w:rPr>
               <w:t>5</w:t>
@@ -8189,13 +8307,13 @@
             </w:pPr>
             <w:r>
               <w:rPr>
-                <w:rFonts w:ascii="Arial" w:hAnsi="Arial" w:eastAsia="Arial"/>
-                <w:sz w:val="18"/>
-              </w:rPr>
-            </w:r>
-            <w:r>
-              <w:rPr>
-                <w:rFonts w:ascii="Arial" w:hAnsi="Arial" w:eastAsia="Arial"/>
+                <w:rFonts w:ascii="Arial" w:hAnsi="Arial" w:eastAsia="Arial" w:cs="Tahoma"/>
+                <w:sz w:val="18"/>
+              </w:rPr>
+            </w:r>
+            <w:r>
+              <w:rPr>
+                <w:rFonts w:ascii="Arial" w:hAnsi="Arial" w:eastAsia="Arial" w:cs="Tahoma"/>
                 <w:sz w:val="18"/>
               </w:rPr>
               <w:t>upsert document_new_stores (forecast/percent = NVL(adjust_n, forecast_n))</w:t>
@@ -8219,13 +8337,13 @@
             </w:pPr>
             <w:r>
               <w:rPr>
-                <w:rFonts w:ascii="Arial" w:hAnsi="Arial" w:eastAsia="Arial"/>
-                <w:sz w:val="18"/>
-              </w:rPr>
-            </w:r>
-            <w:r>
-              <w:rPr>
-                <w:rFonts w:ascii="Arial" w:hAnsi="Arial" w:eastAsia="Arial"/>
+                <w:rFonts w:ascii="Arial" w:hAnsi="Arial" w:eastAsia="Arial" w:cs="Tahoma"/>
+                <w:sz w:val="18"/>
+              </w:rPr>
+            </w:r>
+            <w:r>
+              <w:rPr>
+                <w:rFonts w:ascii="Arial" w:hAnsi="Arial" w:eastAsia="Arial" w:cs="Tahoma"/>
                 <w:sz w:val="18"/>
               </w:rPr>
               <w:t>6</w:t>
@@ -8244,13 +8362,13 @@
             </w:pPr>
             <w:r>
               <w:rPr>
-                <w:rFonts w:ascii="Arial" w:hAnsi="Arial" w:eastAsia="Arial"/>
-                <w:sz w:val="18"/>
-              </w:rPr>
-            </w:r>
-            <w:r>
-              <w:rPr>
-                <w:rFonts w:ascii="Arial" w:hAnsi="Arial" w:eastAsia="Arial"/>
+                <w:rFonts w:ascii="Arial" w:hAnsi="Arial" w:eastAsia="Arial" w:cs="Tahoma"/>
+                <w:sz w:val="18"/>
+              </w:rPr>
+            </w:r>
+            <w:r>
+              <w:rPr>
+                <w:rFonts w:ascii="Arial" w:hAnsi="Arial" w:eastAsia="Arial" w:cs="Tahoma"/>
                 <w:sz w:val="18"/>
               </w:rPr>
               <w:t>validate allocation percent รวมต่อ doc_no (ต้องรวมได้ 100 ก่อน submit workflow)</w:t>
@@ -8274,13 +8392,13 @@
             </w:pPr>
             <w:r>
               <w:rPr>
-                <w:rFonts w:ascii="Arial" w:hAnsi="Arial" w:eastAsia="Arial"/>
-                <w:sz w:val="18"/>
-              </w:rPr>
-            </w:r>
-            <w:r>
-              <w:rPr>
-                <w:rFonts w:ascii="Arial" w:hAnsi="Arial" w:eastAsia="Arial"/>
+                <w:rFonts w:ascii="Arial" w:hAnsi="Arial" w:eastAsia="Arial" w:cs="Tahoma"/>
+                <w:sz w:val="18"/>
+              </w:rPr>
+            </w:r>
+            <w:r>
+              <w:rPr>
+                <w:rFonts w:ascii="Arial" w:hAnsi="Arial" w:eastAsia="Arial" w:cs="Tahoma"/>
                 <w:sz w:val="18"/>
               </w:rPr>
               <w:t>7</w:t>
@@ -8299,13 +8417,13 @@
             </w:pPr>
             <w:r>
               <w:rPr>
-                <w:rFonts w:ascii="Arial" w:hAnsi="Arial" w:eastAsia="Arial"/>
-                <w:sz w:val="18"/>
-              </w:rPr>
-            </w:r>
-            <w:r>
-              <w:rPr>
-                <w:rFonts w:ascii="Arial" w:hAnsi="Arial" w:eastAsia="Arial"/>
+                <w:rFonts w:ascii="Arial" w:hAnsi="Arial" w:eastAsia="Arial" w:cs="Tahoma"/>
+                <w:sz w:val="18"/>
+              </w:rPr>
+            </w:r>
+            <w:r>
+              <w:rPr>
+                <w:rFonts w:ascii="Arial" w:hAnsi="Arial" w:eastAsia="Arial" w:cs="Tahoma"/>
                 <w:sz w:val="18"/>
               </w:rPr>
               <w:t>บันทึก interface_transactions เป็น INTERNAL_DB_WRITE (ไม่สร้างไฟล์ BPM06002O)</w:t>
@@ -8329,13 +8447,13 @@
             </w:pPr>
             <w:r>
               <w:rPr>
-                <w:rFonts w:ascii="Arial" w:hAnsi="Arial" w:eastAsia="Arial"/>
-                <w:sz w:val="18"/>
-              </w:rPr>
-            </w:r>
-            <w:r>
-              <w:rPr>
-                <w:rFonts w:ascii="Arial" w:hAnsi="Arial" w:eastAsia="Arial"/>
+                <w:rFonts w:ascii="Arial" w:hAnsi="Arial" w:eastAsia="Arial" w:cs="Tahoma"/>
+                <w:sz w:val="18"/>
+              </w:rPr>
+            </w:r>
+            <w:r>
+              <w:rPr>
+                <w:rFonts w:ascii="Arial" w:hAnsi="Arial" w:eastAsia="Arial" w:cs="Tahoma"/>
                 <w:sz w:val="18"/>
               </w:rPr>
               <w:t>8</w:t>
@@ -8354,13 +8472,13 @@
             </w:pPr>
             <w:r>
               <w:rPr>
-                <w:rFonts w:ascii="Arial" w:hAnsi="Arial" w:eastAsia="Arial"/>
-                <w:sz w:val="18"/>
-              </w:rPr>
-            </w:r>
-            <w:r>
-              <w:rPr>
-                <w:rFonts w:ascii="Arial" w:hAnsi="Arial" w:eastAsia="Arial"/>
+                <w:rFonts w:ascii="Arial" w:hAnsi="Arial" w:eastAsia="Arial" w:cs="Tahoma"/>
+                <w:sz w:val="18"/>
+              </w:rPr>
+            </w:r>
+            <w:r>
+              <w:rPr>
+                <w:rFonts w:ascii="Arial" w:hAnsi="Arial" w:eastAsia="Arial" w:cs="Tahoma"/>
                 <w:sz w:val="18"/>
               </w:rPr>
               <w:t>จบ</w:t>
@@ -8466,7 +8584,7 @@
             <w:r/>
             <w:r>
               <w:rPr>
-                <w:rFonts w:ascii="Arial" w:hAnsi="Arial" w:eastAsia="Arial"/>
+                <w:rFonts w:ascii="Arial" w:hAnsi="Arial" w:eastAsia="Arial" w:cs="Tahoma"/>
                 <w:b/>
                 <w:sz w:val="18"/>
               </w:rPr>
@@ -8488,7 +8606,7 @@
             <w:r/>
             <w:r>
               <w:rPr>
-                <w:rFonts w:ascii="Arial" w:hAnsi="Arial" w:eastAsia="Arial"/>
+                <w:rFonts w:ascii="Arial" w:hAnsi="Arial" w:eastAsia="Arial" w:cs="Tahoma"/>
                 <w:b/>
                 <w:sz w:val="18"/>
               </w:rPr>
@@ -8513,13 +8631,13 @@
             </w:pPr>
             <w:r>
               <w:rPr>
-                <w:rFonts w:ascii="Arial" w:hAnsi="Arial" w:eastAsia="Arial"/>
-                <w:sz w:val="18"/>
-              </w:rPr>
-            </w:r>
-            <w:r>
-              <w:rPr>
-                <w:rFonts w:ascii="Arial" w:hAnsi="Arial" w:eastAsia="Arial"/>
+                <w:rFonts w:ascii="Arial" w:hAnsi="Arial" w:eastAsia="Arial" w:cs="Tahoma"/>
+                <w:sz w:val="18"/>
+              </w:rPr>
+            </w:r>
+            <w:r>
+              <w:rPr>
+                <w:rFonts w:ascii="Arial" w:hAnsi="Arial" w:eastAsia="Arial" w:cs="Tahoma"/>
                 <w:sz w:val="18"/>
               </w:rPr>
               <w:t>1</w:t>
@@ -8538,13 +8656,13 @@
             </w:pPr>
             <w:r>
               <w:rPr>
-                <w:rFonts w:ascii="Arial" w:hAnsi="Arial" w:eastAsia="Arial"/>
-                <w:sz w:val="18"/>
-              </w:rPr>
-            </w:r>
-            <w:r>
-              <w:rPr>
-                <w:rFonts w:ascii="Arial" w:hAnsi="Arial" w:eastAsia="Arial"/>
+                <w:rFonts w:ascii="Arial" w:hAnsi="Arial" w:eastAsia="Arial" w:cs="Tahoma"/>
+                <w:sz w:val="18"/>
+              </w:rPr>
+            </w:r>
+            <w:r>
+              <w:rPr>
+                <w:rFonts w:ascii="Arial" w:hAnsi="Arial" w:eastAsia="Arial" w:cs="Tahoma"/>
                 <w:sz w:val="18"/>
               </w:rPr>
               <w:t>รันตามตารางเวลาแล้วผลถูกต้องบน fixture</w:t>
@@ -8568,13 +8686,13 @@
             </w:pPr>
             <w:r>
               <w:rPr>
-                <w:rFonts w:ascii="Arial" w:hAnsi="Arial" w:eastAsia="Arial"/>
-                <w:sz w:val="18"/>
-              </w:rPr>
-            </w:r>
-            <w:r>
-              <w:rPr>
-                <w:rFonts w:ascii="Arial" w:hAnsi="Arial" w:eastAsia="Arial"/>
+                <w:rFonts w:ascii="Arial" w:hAnsi="Arial" w:eastAsia="Arial" w:cs="Tahoma"/>
+                <w:sz w:val="18"/>
+              </w:rPr>
+            </w:r>
+            <w:r>
+              <w:rPr>
+                <w:rFonts w:ascii="Arial" w:hAnsi="Arial" w:eastAsia="Arial" w:cs="Tahoma"/>
                 <w:sz w:val="18"/>
               </w:rPr>
               <w:t>2</w:t>
@@ -8593,13 +8711,13 @@
             </w:pPr>
             <w:r>
               <w:rPr>
-                <w:rFonts w:ascii="Arial" w:hAnsi="Arial" w:eastAsia="Arial"/>
-                <w:sz w:val="18"/>
-              </w:rPr>
-            </w:r>
-            <w:r>
-              <w:rPr>
-                <w:rFonts w:ascii="Arial" w:hAnsi="Arial" w:eastAsia="Arial"/>
+                <w:rFonts w:ascii="Arial" w:hAnsi="Arial" w:eastAsia="Arial" w:cs="Tahoma"/>
+                <w:sz w:val="18"/>
+              </w:rPr>
+            </w:r>
+            <w:r>
+              <w:rPr>
+                <w:rFonts w:ascii="Arial" w:hAnsi="Arial" w:eastAsia="Arial" w:cs="Tahoma"/>
                 <w:sz w:val="18"/>
               </w:rPr>
               <w:t>รันนอกรอบผ่าน CLI ได้ผลเดียวกับ cron</w:t>
@@ -8623,13 +8741,13 @@
             </w:pPr>
             <w:r>
               <w:rPr>
-                <w:rFonts w:ascii="Arial" w:hAnsi="Arial" w:eastAsia="Arial"/>
-                <w:sz w:val="18"/>
-              </w:rPr>
-            </w:r>
-            <w:r>
-              <w:rPr>
-                <w:rFonts w:ascii="Arial" w:hAnsi="Arial" w:eastAsia="Arial"/>
+                <w:rFonts w:ascii="Arial" w:hAnsi="Arial" w:eastAsia="Arial" w:cs="Tahoma"/>
+                <w:sz w:val="18"/>
+              </w:rPr>
+            </w:r>
+            <w:r>
+              <w:rPr>
+                <w:rFonts w:ascii="Arial" w:hAnsi="Arial" w:eastAsia="Arial" w:cs="Tahoma"/>
                 <w:sz w:val="18"/>
               </w:rPr>
               <w:t>3</w:t>
@@ -8648,13 +8766,13 @@
             </w:pPr>
             <w:r>
               <w:rPr>
-                <w:rFonts w:ascii="Arial" w:hAnsi="Arial" w:eastAsia="Arial"/>
-                <w:sz w:val="18"/>
-              </w:rPr>
-            </w:r>
-            <w:r>
-              <w:rPr>
-                <w:rFonts w:ascii="Arial" w:hAnsi="Arial" w:eastAsia="Arial"/>
+                <w:rFonts w:ascii="Arial" w:hAnsi="Arial" w:eastAsia="Arial" w:cs="Tahoma"/>
+                <w:sz w:val="18"/>
+              </w:rPr>
+            </w:r>
+            <w:r>
+              <w:rPr>
+                <w:rFonts w:ascii="Arial" w:hAnsi="Arial" w:eastAsia="Arial" w:cs="Tahoma"/>
                 <w:sz w:val="18"/>
               </w:rPr>
               <w:t>สั่งรันซ้อนขณะกำลังรัน → runner ปฏิเสธ (lock ทำงาน)</w:t>
@@ -8678,13 +8796,13 @@
             </w:pPr>
             <w:r>
               <w:rPr>
-                <w:rFonts w:ascii="Arial" w:hAnsi="Arial" w:eastAsia="Arial"/>
-                <w:sz w:val="18"/>
-              </w:rPr>
-            </w:r>
-            <w:r>
-              <w:rPr>
-                <w:rFonts w:ascii="Arial" w:hAnsi="Arial" w:eastAsia="Arial"/>
+                <w:rFonts w:ascii="Arial" w:hAnsi="Arial" w:eastAsia="Arial" w:cs="Tahoma"/>
+                <w:sz w:val="18"/>
+              </w:rPr>
+            </w:r>
+            <w:r>
+              <w:rPr>
+                <w:rFonts w:ascii="Arial" w:hAnsi="Arial" w:eastAsia="Arial" w:cs="Tahoma"/>
                 <w:sz w:val="18"/>
               </w:rPr>
               <w:t>4</w:t>
@@ -8703,13 +8821,13 @@
             </w:pPr>
             <w:r>
               <w:rPr>
-                <w:rFonts w:ascii="Arial" w:hAnsi="Arial" w:eastAsia="Arial"/>
-                <w:sz w:val="18"/>
-              </w:rPr>
-            </w:r>
-            <w:r>
-              <w:rPr>
-                <w:rFonts w:ascii="Arial" w:hAnsi="Arial" w:eastAsia="Arial"/>
+                <w:rFonts w:ascii="Arial" w:hAnsi="Arial" w:eastAsia="Arial" w:cs="Tahoma"/>
+                <w:sz w:val="18"/>
+              </w:rPr>
+            </w:r>
+            <w:r>
+              <w:rPr>
+                <w:rFonts w:ascii="Arial" w:hAnsi="Arial" w:eastAsia="Arial" w:cs="Tahoma"/>
                 <w:sz w:val="18"/>
               </w:rPr>
               <w:t>แก้ config แล้ว deploy → รอบถัดไปใช้ค่าใหม่</w:t>
@@ -8733,13 +8851,13 @@
             </w:pPr>
             <w:r>
               <w:rPr>
-                <w:rFonts w:ascii="Arial" w:hAnsi="Arial" w:eastAsia="Arial"/>
-                <w:sz w:val="18"/>
-              </w:rPr>
-            </w:r>
-            <w:r>
-              <w:rPr>
-                <w:rFonts w:ascii="Arial" w:hAnsi="Arial" w:eastAsia="Arial"/>
+                <w:rFonts w:ascii="Arial" w:hAnsi="Arial" w:eastAsia="Arial" w:cs="Tahoma"/>
+                <w:sz w:val="18"/>
+              </w:rPr>
+            </w:r>
+            <w:r>
+              <w:rPr>
+                <w:rFonts w:ascii="Arial" w:hAnsi="Arial" w:eastAsia="Arial" w:cs="Tahoma"/>
                 <w:sz w:val="18"/>
               </w:rPr>
               <w:t>5</w:t>
@@ -8758,13 +8876,13 @@
             </w:pPr>
             <w:r>
               <w:rPr>
-                <w:rFonts w:ascii="Arial" w:hAnsi="Arial" w:eastAsia="Arial"/>
-                <w:sz w:val="18"/>
-              </w:rPr>
-            </w:r>
-            <w:r>
-              <w:rPr>
-                <w:rFonts w:ascii="Arial" w:hAnsi="Arial" w:eastAsia="Arial"/>
+                <w:rFonts w:ascii="Arial" w:hAnsi="Arial" w:eastAsia="Arial" w:cs="Tahoma"/>
+                <w:sz w:val="18"/>
+              </w:rPr>
+            </w:r>
+            <w:r>
+              <w:rPr>
+                <w:rFonts w:ascii="Arial" w:hAnsi="Arial" w:eastAsia="Arial" w:cs="Tahoma"/>
                 <w:sz w:val="18"/>
               </w:rPr>
               <w:t>job throw error → EM-07 ออก และ log มีบรรทัด error</w:t>
@@ -8788,13 +8906,13 @@
             </w:pPr>
             <w:r>
               <w:rPr>
-                <w:rFonts w:ascii="Arial" w:hAnsi="Arial" w:eastAsia="Arial"/>
-                <w:sz w:val="18"/>
-              </w:rPr>
-            </w:r>
-            <w:r>
-              <w:rPr>
-                <w:rFonts w:ascii="Arial" w:hAnsi="Arial" w:eastAsia="Arial"/>
+                <w:rFonts w:ascii="Arial" w:hAnsi="Arial" w:eastAsia="Arial" w:cs="Tahoma"/>
+                <w:sz w:val="18"/>
+              </w:rPr>
+            </w:r>
+            <w:r>
+              <w:rPr>
+                <w:rFonts w:ascii="Arial" w:hAnsi="Arial" w:eastAsia="Arial" w:cs="Tahoma"/>
                 <w:sz w:val="18"/>
               </w:rPr>
               <w:t>6</w:t>
@@ -8813,13 +8931,13 @@
             </w:pPr>
             <w:r>
               <w:rPr>
-                <w:rFonts w:ascii="Arial" w:hAnsi="Arial" w:eastAsia="Arial"/>
-                <w:sz w:val="18"/>
-              </w:rPr>
-            </w:r>
-            <w:r>
-              <w:rPr>
-                <w:rFonts w:ascii="Arial" w:hAnsi="Arial" w:eastAsia="Arial"/>
+                <w:rFonts w:ascii="Arial" w:hAnsi="Arial" w:eastAsia="Arial" w:cs="Tahoma"/>
+                <w:sz w:val="18"/>
+              </w:rPr>
+            </w:r>
+            <w:r>
+              <w:rPr>
+                <w:rFonts w:ascii="Arial" w:hAnsi="Arial" w:eastAsia="Arial" w:cs="Tahoma"/>
                 <w:sz w:val="18"/>
               </w:rPr>
               <w:t>ตรวจผลกระทบตารางตาม R/W mapping reference</w:t>
@@ -8829,6 +8947,973 @@
       </w:tr>
     </w:tbl>
     <w:p/>
+    <w:p>
+      <w:pPr>
+        <w:pStyle w:val="Heading1"/>
+        <w:keepNext/>
+        <w:keepLines/>
+        <w:pageBreakBefore w:val="0"/>
+      </w:pPr>
+      <w:r>
+        <w:t>13. Unit Test Scope</w:t>
+      </w:r>
+    </w:p>
+    <w:p>
+      <w:pPr>
+        <w:keepNext w:val="0"/>
+      </w:pPr>
+      <w:r>
+        <w:rPr>
+          <w:b/>
+        </w:rPr>
+        <w:t>4 ชั่วโมง</w:t>
+      </w:r>
+      <w:r>
+        <w:t xml:space="preserve"> (30% ของ implementation 11 ชั่วโมง) · เครื่องมือ: Jest + mock repository/DataSource (ไม่ต่อ DB จริง)</w:t>
+      </w:r>
+    </w:p>
+    <w:p>
+      <w:r>
+        <w:t xml:space="preserve">หัวข้อนี้คือ </w:t>
+      </w:r>
+      <w:r>
+        <w:rPr>
+          <w:b/>
+        </w:rPr>
+        <w:t>unit test</w:t>
+      </w:r>
+      <w:r>
+        <w:t xml:space="preserve"> ที่ต้องเขียนคู่กับโค้ด — ต่างจาก *Developer Test Checklist* ซึ่งเป็น scenario ระดับ end-to-end/manual ที่ใช้ตอนตรวจรับ · รายการด้านล่าง derive จาก field/validation, acceptance criteria, endpoint และตารางที่เอกสารนี้เขียน</w:t>
+      </w:r>
+    </w:p>
+    <w:tbl>
+      <w:tblPr>
+        <w:tblStyle w:val="TableGrid"/>
+        <w:tblW w:type="auto" w:w="0"/>
+        <w:jc w:val="center"/>
+        <w:tblLook w:firstColumn="1" w:firstRow="1" w:lastColumn="0" w:lastRow="0" w:noHBand="0" w:noVBand="1" w:val="04A0"/>
+      </w:tblPr>
+      <w:tblGrid>
+        <w:gridCol w:w="3360"/>
+        <w:gridCol w:w="3360"/>
+        <w:gridCol w:w="3360"/>
+      </w:tblGrid>
+      <w:tr>
+        <w:trPr>
+          <w:cantSplit/>
+        </w:trPr>
+        <w:tc>
+          <w:tcPr>
+            <w:tcW w:type="dxa" w:w="3360"/>
+            <w:vAlign w:val="center"/>
+            <w:shd w:fill="E8EEF5"/>
+          </w:tcPr>
+          <w:p>
+            <w:pPr>
+              <w:keepLines/>
+              <w:spacing w:after="0"/>
+            </w:pPr>
+            <w:r/>
+            <w:r>
+              <w:rPr>
+                <w:rFonts w:ascii="Arial" w:hAnsi="Arial" w:eastAsia="Arial" w:cs="Tahoma"/>
+                <w:b/>
+                <w:sz w:val="18"/>
+              </w:rPr>
+              <w:t>สิ่งที่ทดสอบ</w:t>
+            </w:r>
+          </w:p>
+        </w:tc>
+        <w:tc>
+          <w:tcPr>
+            <w:tcW w:type="dxa" w:w="3360"/>
+            <w:vAlign w:val="center"/>
+            <w:shd w:fill="E8EEF5"/>
+          </w:tcPr>
+          <w:p>
+            <w:pPr>
+              <w:keepLines/>
+              <w:spacing w:after="0"/>
+            </w:pPr>
+            <w:r/>
+            <w:r>
+              <w:rPr>
+                <w:rFonts w:ascii="Arial" w:hAnsi="Arial" w:eastAsia="Arial" w:cs="Tahoma"/>
+                <w:b/>
+                <w:sz w:val="18"/>
+              </w:rPr>
+              <w:t>ประเภท</w:t>
+            </w:r>
+          </w:p>
+        </w:tc>
+        <w:tc>
+          <w:tcPr>
+            <w:tcW w:type="dxa" w:w="3360"/>
+            <w:vAlign w:val="center"/>
+            <w:shd w:fill="E8EEF5"/>
+          </w:tcPr>
+          <w:p>
+            <w:pPr>
+              <w:keepLines/>
+              <w:spacing w:after="0"/>
+            </w:pPr>
+            <w:r/>
+            <w:r>
+              <w:rPr>
+                <w:rFonts w:ascii="Arial" w:hAnsi="Arial" w:eastAsia="Arial" w:cs="Tahoma"/>
+                <w:b/>
+                <w:sz w:val="18"/>
+              </w:rPr>
+              <w:t>เกณฑ์ผ่าน</w:t>
+            </w:r>
+          </w:p>
+        </w:tc>
+      </w:tr>
+      <w:tr>
+        <w:trPr>
+          <w:cantSplit/>
+        </w:trPr>
+        <w:tc>
+          <w:tcPr>
+            <w:tcW w:type="dxa" w:w="3360"/>
+            <w:vAlign w:val="center"/>
+          </w:tcPr>
+          <w:p>
+            <w:pPr>
+              <w:keepLines/>
+              <w:spacing w:after="0"/>
+            </w:pPr>
+            <w:r>
+              <w:rPr>
+                <w:rFonts w:ascii="Arial" w:hAnsi="Arial" w:eastAsia="Arial" w:cs="Tahoma"/>
+                <w:sz w:val="18"/>
+              </w:rPr>
+            </w:r>
+            <w:r>
+              <w:rPr>
+                <w:rFonts w:ascii="Arial" w:hAnsi="Arial" w:eastAsia="Arial" w:cs="Tahoma"/>
+                <w:color w:val="8A3324"/>
+                <w:sz w:val="18"/>
+              </w:rPr>
+              <w:t>กฎ Forecast / Percent</w:t>
+            </w:r>
+          </w:p>
+        </w:tc>
+        <w:tc>
+          <w:tcPr>
+            <w:tcW w:type="dxa" w:w="3360"/>
+            <w:vAlign w:val="center"/>
+          </w:tcPr>
+          <w:p>
+            <w:pPr>
+              <w:keepLines/>
+              <w:spacing w:after="0"/>
+            </w:pPr>
+            <w:r>
+              <w:rPr>
+                <w:rFonts w:ascii="Arial" w:hAnsi="Arial" w:eastAsia="Arial" w:cs="Tahoma"/>
+                <w:sz w:val="18"/>
+              </w:rPr>
+            </w:r>
+            <w:r>
+              <w:rPr>
+                <w:rFonts w:ascii="Arial" w:hAnsi="Arial" w:eastAsia="Arial" w:cs="Tahoma"/>
+                <w:sz w:val="18"/>
+              </w:rPr>
+              <w:t>rule</w:t>
+            </w:r>
+          </w:p>
+        </w:tc>
+        <w:tc>
+          <w:tcPr>
+            <w:tcW w:type="dxa" w:w="3360"/>
+            <w:vAlign w:val="center"/>
+          </w:tcPr>
+          <w:p>
+            <w:pPr>
+              <w:keepLines/>
+              <w:spacing w:after="0"/>
+            </w:pPr>
+            <w:r>
+              <w:rPr>
+                <w:rFonts w:ascii="Arial" w:hAnsi="Arial" w:eastAsia="Arial" w:cs="Tahoma"/>
+                <w:sz w:val="18"/>
+              </w:rPr>
+            </w:r>
+            <w:r>
+              <w:rPr>
+                <w:rFonts w:ascii="Arial" w:hAnsi="Arial" w:eastAsia="Arial" w:cs="Tahoma"/>
+                <w:sz w:val="18"/>
+              </w:rPr>
+              <w:t>ใช้กฎกับข้อมูลตัวอย่างแล้วได้ผลตามที่ระบุ — NVL(adjust_n, forecast_n)</w:t>
+            </w:r>
+          </w:p>
+        </w:tc>
+      </w:tr>
+      <w:tr>
+        <w:trPr>
+          <w:cantSplit/>
+        </w:trPr>
+        <w:tc>
+          <w:tcPr>
+            <w:tcW w:type="dxa" w:w="3360"/>
+            <w:vAlign w:val="center"/>
+          </w:tcPr>
+          <w:p>
+            <w:pPr>
+              <w:keepLines/>
+              <w:spacing w:after="0"/>
+            </w:pPr>
+            <w:r>
+              <w:rPr>
+                <w:rFonts w:ascii="Arial" w:hAnsi="Arial" w:eastAsia="Arial" w:cs="Tahoma"/>
+                <w:sz w:val="18"/>
+              </w:rPr>
+            </w:r>
+            <w:r>
+              <w:rPr>
+                <w:rFonts w:ascii="Arial" w:hAnsi="Arial" w:eastAsia="Arial" w:cs="Tahoma"/>
+                <w:color w:val="8A3324"/>
+                <w:sz w:val="18"/>
+              </w:rPr>
+              <w:t>เงื่อนไขเลือกข้อมูล</w:t>
+            </w:r>
+          </w:p>
+        </w:tc>
+        <w:tc>
+          <w:tcPr>
+            <w:tcW w:type="dxa" w:w="3360"/>
+            <w:vAlign w:val="center"/>
+          </w:tcPr>
+          <w:p>
+            <w:pPr>
+              <w:keepLines/>
+              <w:spacing w:after="0"/>
+            </w:pPr>
+            <w:r>
+              <w:rPr>
+                <w:rFonts w:ascii="Arial" w:hAnsi="Arial" w:eastAsia="Arial" w:cs="Tahoma"/>
+                <w:sz w:val="18"/>
+              </w:rPr>
+            </w:r>
+            <w:r>
+              <w:rPr>
+                <w:rFonts w:ascii="Arial" w:hAnsi="Arial" w:eastAsia="Arial" w:cs="Tahoma"/>
+                <w:sz w:val="18"/>
+              </w:rPr>
+              <w:t>rule</w:t>
+            </w:r>
+          </w:p>
+        </w:tc>
+        <w:tc>
+          <w:tcPr>
+            <w:tcW w:type="dxa" w:w="3360"/>
+            <w:vAlign w:val="center"/>
+          </w:tcPr>
+          <w:p>
+            <w:pPr>
+              <w:keepLines/>
+              <w:spacing w:after="0"/>
+            </w:pPr>
+            <w:r>
+              <w:rPr>
+                <w:rFonts w:ascii="Arial" w:hAnsi="Arial" w:eastAsia="Arial" w:cs="Tahoma"/>
+                <w:sz w:val="18"/>
+              </w:rPr>
+            </w:r>
+            <w:r>
+              <w:rPr>
+                <w:rFonts w:ascii="Arial" w:hAnsi="Arial" w:eastAsia="Arial" w:cs="Tahoma"/>
+                <w:sz w:val="18"/>
+              </w:rPr>
+              <w:t>ใช้กฎกับข้อมูลตัวอย่างแล้วได้ผลตามที่ระบุ — ร้านเปิดใหม่ สถานะ I + forecast + ยังไม่ sync</w:t>
+            </w:r>
+          </w:p>
+        </w:tc>
+      </w:tr>
+      <w:tr>
+        <w:trPr>
+          <w:cantSplit/>
+        </w:trPr>
+        <w:tc>
+          <w:tcPr>
+            <w:tcW w:type="dxa" w:w="3360"/>
+            <w:vAlign w:val="center"/>
+          </w:tcPr>
+          <w:p>
+            <w:pPr>
+              <w:keepLines/>
+              <w:spacing w:after="0"/>
+            </w:pPr>
+            <w:r>
+              <w:rPr>
+                <w:rFonts w:ascii="Arial" w:hAnsi="Arial" w:eastAsia="Arial" w:cs="Tahoma"/>
+                <w:sz w:val="18"/>
+              </w:rPr>
+            </w:r>
+            <w:r>
+              <w:rPr>
+                <w:rFonts w:ascii="Arial" w:hAnsi="Arial" w:eastAsia="Arial" w:cs="Tahoma"/>
+                <w:sz w:val="18"/>
+              </w:rPr>
+              <w:t>business rule</w:t>
+            </w:r>
+          </w:p>
+        </w:tc>
+        <w:tc>
+          <w:tcPr>
+            <w:tcW w:type="dxa" w:w="3360"/>
+            <w:vAlign w:val="center"/>
+          </w:tcPr>
+          <w:p>
+            <w:pPr>
+              <w:keepLines/>
+              <w:spacing w:after="0"/>
+            </w:pPr>
+            <w:r>
+              <w:rPr>
+                <w:rFonts w:ascii="Arial" w:hAnsi="Arial" w:eastAsia="Arial" w:cs="Tahoma"/>
+                <w:sz w:val="18"/>
+              </w:rPr>
+            </w:r>
+            <w:r>
+              <w:rPr>
+                <w:rFonts w:ascii="Arial" w:hAnsi="Arial" w:eastAsia="Arial" w:cs="Tahoma"/>
+                <w:sz w:val="18"/>
+              </w:rPr>
+              <w:t>logic</w:t>
+            </w:r>
+          </w:p>
+        </w:tc>
+        <w:tc>
+          <w:tcPr>
+            <w:tcW w:type="dxa" w:w="3360"/>
+            <w:vAlign w:val="center"/>
+          </w:tcPr>
+          <w:p>
+            <w:pPr>
+              <w:keepLines/>
+              <w:spacing w:after="0"/>
+            </w:pPr>
+            <w:r>
+              <w:rPr>
+                <w:rFonts w:ascii="Arial" w:hAnsi="Arial" w:eastAsia="Arial" w:cs="Tahoma"/>
+                <w:sz w:val="18"/>
+              </w:rPr>
+            </w:r>
+            <w:r>
+              <w:rPr>
+                <w:rFonts w:ascii="Arial" w:hAnsi="Arial" w:eastAsia="Arial" w:cs="Tahoma"/>
+                <w:sz w:val="18"/>
+              </w:rPr>
+              <w:t>พารามิเตอร์และ cron อ่านจาก backend config เท่านั้น — เปลี่ยนค่าโดย deploy config ไม่ใช่ผ่าน API/หน้าจอ</w:t>
+            </w:r>
+          </w:p>
+        </w:tc>
+      </w:tr>
+      <w:tr>
+        <w:trPr>
+          <w:cantSplit/>
+        </w:trPr>
+        <w:tc>
+          <w:tcPr>
+            <w:tcW w:type="dxa" w:w="3360"/>
+            <w:vAlign w:val="center"/>
+          </w:tcPr>
+          <w:p>
+            <w:pPr>
+              <w:keepLines/>
+              <w:spacing w:after="0"/>
+            </w:pPr>
+            <w:r>
+              <w:rPr>
+                <w:rFonts w:ascii="Arial" w:hAnsi="Arial" w:eastAsia="Arial" w:cs="Tahoma"/>
+                <w:sz w:val="18"/>
+              </w:rPr>
+            </w:r>
+            <w:r>
+              <w:rPr>
+                <w:rFonts w:ascii="Arial" w:hAnsi="Arial" w:eastAsia="Arial" w:cs="Tahoma"/>
+                <w:sz w:val="18"/>
+              </w:rPr>
+              <w:t>business rule</w:t>
+            </w:r>
+          </w:p>
+        </w:tc>
+        <w:tc>
+          <w:tcPr>
+            <w:tcW w:type="dxa" w:w="3360"/>
+            <w:vAlign w:val="center"/>
+          </w:tcPr>
+          <w:p>
+            <w:pPr>
+              <w:keepLines/>
+              <w:spacing w:after="0"/>
+            </w:pPr>
+            <w:r>
+              <w:rPr>
+                <w:rFonts w:ascii="Arial" w:hAnsi="Arial" w:eastAsia="Arial" w:cs="Tahoma"/>
+                <w:sz w:val="18"/>
+              </w:rPr>
+            </w:r>
+            <w:r>
+              <w:rPr>
+                <w:rFonts w:ascii="Arial" w:hAnsi="Arial" w:eastAsia="Arial" w:cs="Tahoma"/>
+                <w:sz w:val="18"/>
+              </w:rPr>
+              <w:t>logic</w:t>
+            </w:r>
+          </w:p>
+        </w:tc>
+        <w:tc>
+          <w:tcPr>
+            <w:tcW w:type="dxa" w:w="3360"/>
+            <w:vAlign w:val="center"/>
+          </w:tcPr>
+          <w:p>
+            <w:pPr>
+              <w:keepLines/>
+              <w:spacing w:after="0"/>
+            </w:pPr>
+            <w:r>
+              <w:rPr>
+                <w:rFonts w:ascii="Arial" w:hAnsi="Arial" w:eastAsia="Arial" w:cs="Tahoma"/>
+                <w:sz w:val="18"/>
+              </w:rPr>
+            </w:r>
+            <w:r>
+              <w:rPr>
+                <w:rFonts w:ascii="Arial" w:hAnsi="Arial" w:eastAsia="Arial" w:cs="Tahoma"/>
+                <w:sz w:val="18"/>
+              </w:rPr>
+              <w:t>การรันต้องตรวจ enabled flag ใน config และกันรันซ้อนด้วย distributed/advisory lock</w:t>
+            </w:r>
+          </w:p>
+        </w:tc>
+      </w:tr>
+      <w:tr>
+        <w:trPr>
+          <w:cantSplit/>
+        </w:trPr>
+        <w:tc>
+          <w:tcPr>
+            <w:tcW w:type="dxa" w:w="3360"/>
+            <w:vAlign w:val="center"/>
+          </w:tcPr>
+          <w:p>
+            <w:pPr>
+              <w:keepLines/>
+              <w:spacing w:after="0"/>
+            </w:pPr>
+            <w:r>
+              <w:rPr>
+                <w:rFonts w:ascii="Arial" w:hAnsi="Arial" w:eastAsia="Arial" w:cs="Tahoma"/>
+                <w:sz w:val="18"/>
+              </w:rPr>
+            </w:r>
+            <w:r>
+              <w:rPr>
+                <w:rFonts w:ascii="Arial" w:hAnsi="Arial" w:eastAsia="Arial" w:cs="Tahoma"/>
+                <w:sz w:val="18"/>
+              </w:rPr>
+              <w:t>business rule</w:t>
+            </w:r>
+          </w:p>
+        </w:tc>
+        <w:tc>
+          <w:tcPr>
+            <w:tcW w:type="dxa" w:w="3360"/>
+            <w:vAlign w:val="center"/>
+          </w:tcPr>
+          <w:p>
+            <w:pPr>
+              <w:keepLines/>
+              <w:spacing w:after="0"/>
+            </w:pPr>
+            <w:r>
+              <w:rPr>
+                <w:rFonts w:ascii="Arial" w:hAnsi="Arial" w:eastAsia="Arial" w:cs="Tahoma"/>
+                <w:sz w:val="18"/>
+              </w:rPr>
+            </w:r>
+            <w:r>
+              <w:rPr>
+                <w:rFonts w:ascii="Arial" w:hAnsi="Arial" w:eastAsia="Arial" w:cs="Tahoma"/>
+                <w:sz w:val="18"/>
+              </w:rPr>
+              <w:t>logic</w:t>
+            </w:r>
+          </w:p>
+        </w:tc>
+        <w:tc>
+          <w:tcPr>
+            <w:tcW w:type="dxa" w:w="3360"/>
+            <w:vAlign w:val="center"/>
+          </w:tcPr>
+          <w:p>
+            <w:pPr>
+              <w:keepLines/>
+              <w:spacing w:after="0"/>
+            </w:pPr>
+            <w:r>
+              <w:rPr>
+                <w:rFonts w:ascii="Arial" w:hAnsi="Arial" w:eastAsia="Arial" w:cs="Tahoma"/>
+                <w:sz w:val="18"/>
+              </w:rPr>
+            </w:r>
+            <w:r>
+              <w:rPr>
+                <w:rFonts w:ascii="Arial" w:hAnsi="Arial" w:eastAsia="Arial" w:cs="Tahoma"/>
+                <w:sz w:val="18"/>
+              </w:rPr>
+              <w:t>ทุกรอบต้องเขียน application log แบบ structured (เวลา/แถว/ไฟล์/ผล) และ error ต้องส่ง EM-07</w:t>
+            </w:r>
+          </w:p>
+        </w:tc>
+      </w:tr>
+      <w:tr>
+        <w:trPr>
+          <w:cantSplit/>
+        </w:trPr>
+        <w:tc>
+          <w:tcPr>
+            <w:tcW w:type="dxa" w:w="3360"/>
+            <w:vAlign w:val="center"/>
+          </w:tcPr>
+          <w:p>
+            <w:pPr>
+              <w:keepLines/>
+              <w:spacing w:after="0"/>
+            </w:pPr>
+            <w:r>
+              <w:rPr>
+                <w:rFonts w:ascii="Arial" w:hAnsi="Arial" w:eastAsia="Arial" w:cs="Tahoma"/>
+                <w:sz w:val="18"/>
+              </w:rPr>
+            </w:r>
+            <w:r>
+              <w:rPr>
+                <w:rFonts w:ascii="Arial" w:hAnsi="Arial" w:eastAsia="Arial" w:cs="Tahoma"/>
+                <w:sz w:val="18"/>
+              </w:rPr>
+              <w:t>business rule</w:t>
+            </w:r>
+          </w:p>
+        </w:tc>
+        <w:tc>
+          <w:tcPr>
+            <w:tcW w:type="dxa" w:w="3360"/>
+            <w:vAlign w:val="center"/>
+          </w:tcPr>
+          <w:p>
+            <w:pPr>
+              <w:keepLines/>
+              <w:spacing w:after="0"/>
+            </w:pPr>
+            <w:r>
+              <w:rPr>
+                <w:rFonts w:ascii="Arial" w:hAnsi="Arial" w:eastAsia="Arial" w:cs="Tahoma"/>
+                <w:sz w:val="18"/>
+              </w:rPr>
+            </w:r>
+            <w:r>
+              <w:rPr>
+                <w:rFonts w:ascii="Arial" w:hAnsi="Arial" w:eastAsia="Arial" w:cs="Tahoma"/>
+                <w:sz w:val="18"/>
+              </w:rPr>
+              <w:t>logic</w:t>
+            </w:r>
+          </w:p>
+        </w:tc>
+        <w:tc>
+          <w:tcPr>
+            <w:tcW w:type="dxa" w:w="3360"/>
+            <w:vAlign w:val="center"/>
+          </w:tcPr>
+          <w:p>
+            <w:pPr>
+              <w:keepLines/>
+              <w:spacing w:after="0"/>
+            </w:pPr>
+            <w:r>
+              <w:rPr>
+                <w:rFonts w:ascii="Arial" w:hAnsi="Arial" w:eastAsia="Arial" w:cs="Tahoma"/>
+                <w:sz w:val="18"/>
+              </w:rPr>
+            </w:r>
+            <w:r>
+              <w:rPr>
+                <w:rFonts w:ascii="Arial" w:hAnsi="Arial" w:eastAsia="Arial" w:cs="Tahoma"/>
+                <w:sz w:val="18"/>
+              </w:rPr>
+              <w:t>DB/table mapping ใช้เป็น reference สำหรับ implement Job เท่านั้น ไม่ใช่งานสร้างหน้า Database</w:t>
+            </w:r>
+          </w:p>
+        </w:tc>
+      </w:tr>
+      <w:tr>
+        <w:trPr>
+          <w:cantSplit/>
+        </w:trPr>
+        <w:tc>
+          <w:tcPr>
+            <w:tcW w:type="dxa" w:w="3360"/>
+            <w:vAlign w:val="center"/>
+          </w:tcPr>
+          <w:p>
+            <w:pPr>
+              <w:keepLines/>
+              <w:spacing w:after="0"/>
+            </w:pPr>
+            <w:r>
+              <w:rPr>
+                <w:rFonts w:ascii="Arial" w:hAnsi="Arial" w:eastAsia="Arial" w:cs="Tahoma"/>
+                <w:sz w:val="18"/>
+              </w:rPr>
+            </w:r>
+            <w:r>
+              <w:rPr>
+                <w:rFonts w:ascii="Arial" w:hAnsi="Arial" w:eastAsia="Arial" w:cs="Tahoma"/>
+                <w:sz w:val="18"/>
+              </w:rPr>
+              <w:t>business rule</w:t>
+            </w:r>
+          </w:p>
+        </w:tc>
+        <w:tc>
+          <w:tcPr>
+            <w:tcW w:type="dxa" w:w="3360"/>
+            <w:vAlign w:val="center"/>
+          </w:tcPr>
+          <w:p>
+            <w:pPr>
+              <w:keepLines/>
+              <w:spacing w:after="0"/>
+            </w:pPr>
+            <w:r>
+              <w:rPr>
+                <w:rFonts w:ascii="Arial" w:hAnsi="Arial" w:eastAsia="Arial" w:cs="Tahoma"/>
+                <w:sz w:val="18"/>
+              </w:rPr>
+            </w:r>
+            <w:r>
+              <w:rPr>
+                <w:rFonts w:ascii="Arial" w:hAnsi="Arial" w:eastAsia="Arial" w:cs="Tahoma"/>
+                <w:sz w:val="18"/>
+              </w:rPr>
+              <w:t>logic</w:t>
+            </w:r>
+          </w:p>
+        </w:tc>
+        <w:tc>
+          <w:tcPr>
+            <w:tcW w:type="dxa" w:w="3360"/>
+            <w:vAlign w:val="center"/>
+          </w:tcPr>
+          <w:p>
+            <w:pPr>
+              <w:keepLines/>
+              <w:spacing w:after="0"/>
+            </w:pPr>
+            <w:r>
+              <w:rPr>
+                <w:rFonts w:ascii="Arial" w:hAnsi="Arial" w:eastAsia="Arial" w:cs="Tahoma"/>
+                <w:sz w:val="18"/>
+              </w:rPr>
+            </w:r>
+            <w:r>
+              <w:rPr>
+                <w:rFonts w:ascii="Arial" w:hAnsi="Arial" w:eastAsia="Arial" w:cs="Tahoma"/>
+                <w:sz w:val="18"/>
+              </w:rPr>
+              <w:t>รองรับ rerun rule และ risk note ตาม runbook</w:t>
+            </w:r>
+          </w:p>
+        </w:tc>
+      </w:tr>
+      <w:tr>
+        <w:trPr>
+          <w:cantSplit/>
+        </w:trPr>
+        <w:tc>
+          <w:tcPr>
+            <w:tcW w:type="dxa" w:w="3360"/>
+            <w:vAlign w:val="center"/>
+          </w:tcPr>
+          <w:p>
+            <w:pPr>
+              <w:keepLines/>
+              <w:spacing w:after="0"/>
+            </w:pPr>
+            <w:r>
+              <w:rPr>
+                <w:rFonts w:ascii="Arial" w:hAnsi="Arial" w:eastAsia="Arial" w:cs="Tahoma"/>
+                <w:sz w:val="18"/>
+              </w:rPr>
+            </w:r>
+            <w:r>
+              <w:rPr>
+                <w:rFonts w:ascii="Courier New" w:hAnsi="Courier New" w:eastAsia="Courier New" w:cs="Tahoma"/>
+                <w:sz w:val="18"/>
+              </w:rPr>
+              <w:t>document_new_stores</w:t>
+            </w:r>
+            <w:r>
+              <w:rPr>
+                <w:rFonts w:ascii="Arial" w:hAnsi="Arial" w:eastAsia="Arial" w:cs="Tahoma"/>
+                <w:sz w:val="18"/>
+              </w:rPr>
+              <w:t xml:space="preserve">, </w:t>
+            </w:r>
+            <w:r>
+              <w:rPr>
+                <w:rFonts w:ascii="Courier New" w:hAnsi="Courier New" w:eastAsia="Courier New" w:cs="Tahoma"/>
+                <w:sz w:val="18"/>
+              </w:rPr>
+              <w:t>interface_transactions</w:t>
+            </w:r>
+          </w:p>
+        </w:tc>
+        <w:tc>
+          <w:tcPr>
+            <w:tcW w:type="dxa" w:w="3360"/>
+            <w:vAlign w:val="center"/>
+          </w:tcPr>
+          <w:p>
+            <w:pPr>
+              <w:keepLines/>
+              <w:spacing w:after="0"/>
+            </w:pPr>
+            <w:r>
+              <w:rPr>
+                <w:rFonts w:ascii="Arial" w:hAnsi="Arial" w:eastAsia="Arial" w:cs="Tahoma"/>
+                <w:sz w:val="18"/>
+              </w:rPr>
+            </w:r>
+            <w:r>
+              <w:rPr>
+                <w:rFonts w:ascii="Arial" w:hAnsi="Arial" w:eastAsia="Arial" w:cs="Tahoma"/>
+                <w:sz w:val="18"/>
+              </w:rPr>
+              <w:t>transaction</w:t>
+            </w:r>
+          </w:p>
+        </w:tc>
+        <w:tc>
+          <w:tcPr>
+            <w:tcW w:type="dxa" w:w="3360"/>
+            <w:vAlign w:val="center"/>
+          </w:tcPr>
+          <w:p>
+            <w:pPr>
+              <w:keepLines/>
+              <w:spacing w:after="0"/>
+            </w:pPr>
+            <w:r>
+              <w:rPr>
+                <w:rFonts w:ascii="Arial" w:hAnsi="Arial" w:eastAsia="Arial" w:cs="Tahoma"/>
+                <w:sz w:val="18"/>
+              </w:rPr>
+            </w:r>
+            <w:r>
+              <w:rPr>
+                <w:rFonts w:ascii="Arial" w:hAnsi="Arial" w:eastAsia="Arial" w:cs="Tahoma"/>
+                <w:sz w:val="18"/>
+              </w:rPr>
+              <w:t>จำลอง error กลางทาง แล้วยืนยันว่า rollback ครบ ไม่เหลือแถวค้าง (mock DataSource/QueryRunner)</w:t>
+            </w:r>
+          </w:p>
+        </w:tc>
+      </w:tr>
+      <w:tr>
+        <w:trPr>
+          <w:cantSplit/>
+        </w:trPr>
+        <w:tc>
+          <w:tcPr>
+            <w:tcW w:type="dxa" w:w="3360"/>
+            <w:vAlign w:val="center"/>
+          </w:tcPr>
+          <w:p>
+            <w:pPr>
+              <w:keepLines/>
+              <w:spacing w:after="0"/>
+            </w:pPr>
+            <w:r>
+              <w:rPr>
+                <w:rFonts w:ascii="Arial" w:hAnsi="Arial" w:eastAsia="Arial" w:cs="Tahoma"/>
+                <w:sz w:val="18"/>
+              </w:rPr>
+            </w:r>
+            <w:r>
+              <w:rPr>
+                <w:rFonts w:ascii="Arial" w:hAnsi="Arial" w:eastAsia="Arial" w:cs="Tahoma"/>
+                <w:sz w:val="18"/>
+              </w:rPr>
+              <w:t>runner</w:t>
+            </w:r>
+          </w:p>
+        </w:tc>
+        <w:tc>
+          <w:tcPr>
+            <w:tcW w:type="dxa" w:w="3360"/>
+            <w:vAlign w:val="center"/>
+          </w:tcPr>
+          <w:p>
+            <w:pPr>
+              <w:keepLines/>
+              <w:spacing w:after="0"/>
+            </w:pPr>
+            <w:r>
+              <w:rPr>
+                <w:rFonts w:ascii="Arial" w:hAnsi="Arial" w:eastAsia="Arial" w:cs="Tahoma"/>
+                <w:sz w:val="18"/>
+              </w:rPr>
+            </w:r>
+            <w:r>
+              <w:rPr>
+                <w:rFonts w:ascii="Arial" w:hAnsi="Arial" w:eastAsia="Arial" w:cs="Tahoma"/>
+                <w:sz w:val="18"/>
+              </w:rPr>
+              <w:t>idempotency</w:t>
+            </w:r>
+          </w:p>
+        </w:tc>
+        <w:tc>
+          <w:tcPr>
+            <w:tcW w:type="dxa" w:w="3360"/>
+            <w:vAlign w:val="center"/>
+          </w:tcPr>
+          <w:p>
+            <w:pPr>
+              <w:keepLines/>
+              <w:spacing w:after="0"/>
+            </w:pPr>
+            <w:r>
+              <w:rPr>
+                <w:rFonts w:ascii="Arial" w:hAnsi="Arial" w:eastAsia="Arial" w:cs="Tahoma"/>
+                <w:sz w:val="18"/>
+              </w:rPr>
+            </w:r>
+            <w:r>
+              <w:rPr>
+                <w:rFonts w:ascii="Arial" w:hAnsi="Arial" w:eastAsia="Arial" w:cs="Tahoma"/>
+                <w:sz w:val="18"/>
+              </w:rPr>
+              <w:t>รันซ้ำด้วย fixture เดิมต้องไม่เกิดแถวซ้ำ (ON CONFLICT / business unique key ทำงาน)</w:t>
+            </w:r>
+          </w:p>
+        </w:tc>
+      </w:tr>
+      <w:tr>
+        <w:trPr>
+          <w:cantSplit/>
+        </w:trPr>
+        <w:tc>
+          <w:tcPr>
+            <w:tcW w:type="dxa" w:w="3360"/>
+            <w:vAlign w:val="center"/>
+          </w:tcPr>
+          <w:p>
+            <w:pPr>
+              <w:keepLines/>
+              <w:spacing w:after="0"/>
+            </w:pPr>
+            <w:r>
+              <w:rPr>
+                <w:rFonts w:ascii="Arial" w:hAnsi="Arial" w:eastAsia="Arial" w:cs="Tahoma"/>
+                <w:sz w:val="18"/>
+              </w:rPr>
+            </w:r>
+            <w:r>
+              <w:rPr>
+                <w:rFonts w:ascii="Arial" w:hAnsi="Arial" w:eastAsia="Arial" w:cs="Tahoma"/>
+                <w:sz w:val="18"/>
+              </w:rPr>
+              <w:t>runner</w:t>
+            </w:r>
+          </w:p>
+        </w:tc>
+        <w:tc>
+          <w:tcPr>
+            <w:tcW w:type="dxa" w:w="3360"/>
+            <w:vAlign w:val="center"/>
+          </w:tcPr>
+          <w:p>
+            <w:pPr>
+              <w:keepLines/>
+              <w:spacing w:after="0"/>
+            </w:pPr>
+            <w:r>
+              <w:rPr>
+                <w:rFonts w:ascii="Arial" w:hAnsi="Arial" w:eastAsia="Arial" w:cs="Tahoma"/>
+                <w:sz w:val="18"/>
+              </w:rPr>
+            </w:r>
+            <w:r>
+              <w:rPr>
+                <w:rFonts w:ascii="Arial" w:hAnsi="Arial" w:eastAsia="Arial" w:cs="Tahoma"/>
+                <w:sz w:val="18"/>
+              </w:rPr>
+              <w:t>lock</w:t>
+            </w:r>
+          </w:p>
+        </w:tc>
+        <w:tc>
+          <w:tcPr>
+            <w:tcW w:type="dxa" w:w="3360"/>
+            <w:vAlign w:val="center"/>
+          </w:tcPr>
+          <w:p>
+            <w:pPr>
+              <w:keepLines/>
+              <w:spacing w:after="0"/>
+            </w:pPr>
+            <w:r>
+              <w:rPr>
+                <w:rFonts w:ascii="Arial" w:hAnsi="Arial" w:eastAsia="Arial" w:cs="Tahoma"/>
+                <w:sz w:val="18"/>
+              </w:rPr>
+            </w:r>
+            <w:r>
+              <w:rPr>
+                <w:rFonts w:ascii="Arial" w:hAnsi="Arial" w:eastAsia="Arial" w:cs="Tahoma"/>
+                <w:sz w:val="18"/>
+              </w:rPr>
+              <w:t>เรียกซ้อนขณะกำลังรัน ต้องถูกปฏิเสธด้วย advisory lock</w:t>
+            </w:r>
+          </w:p>
+        </w:tc>
+      </w:tr>
+    </w:tbl>
+    <w:p/>
+    <w:p>
+      <w:pPr>
+        <w:pStyle w:val="ListBullet"/>
+        <w:keepLines/>
+      </w:pPr>
+      <w:r>
+        <w:t>ทุกเคสต้องรันได้โดยไม่ต่อ DB/บริการภายนอกจริง — mock ที่ขอบ repository/client เสมอ</w:t>
+      </w:r>
+    </w:p>
+    <w:p>
+      <w:pPr>
+        <w:pStyle w:val="ListBullet"/>
+        <w:keepLines/>
+      </w:pPr>
+      <w:r>
+        <w:t>ข้อความไทยที่ยืนยันในเทสต้องเป็น verbatim ตาม ข้อกำหนดทางธุรกิจ ห้ามพิมพ์ใหม่</w:t>
+      </w:r>
+    </w:p>
+    <w:p>
+      <w:pPr>
+        <w:pStyle w:val="ListBullet"/>
+        <w:keepLines/>
+      </w:pPr>
+      <w:r>
+        <w:t>เกณฑ์ผ่านของ CI: ทุกเคสในตารางนี้มี test จริงและผ่านทั้งหมด</w:t>
+      </w:r>
+    </w:p>
     <w:p>
       <w:pPr>
         <w:pStyle w:val="Heading1"/>
@@ -8888,7 +9973,7 @@
             <w:r/>
             <w:r>
               <w:rPr>
-                <w:rFonts w:ascii="Arial" w:hAnsi="Arial" w:eastAsia="Arial"/>
+                <w:rFonts w:ascii="Arial" w:hAnsi="Arial" w:eastAsia="Arial" w:cs="Tahoma"/>
                 <w:b/>
                 <w:sz w:val="18"/>
               </w:rPr>
@@ -8910,7 +9995,7 @@
             <w:r/>
             <w:r>
               <w:rPr>
-                <w:rFonts w:ascii="Arial" w:hAnsi="Arial" w:eastAsia="Arial"/>
+                <w:rFonts w:ascii="Arial" w:hAnsi="Arial" w:eastAsia="Arial" w:cs="Tahoma"/>
                 <w:b/>
                 <w:sz w:val="18"/>
               </w:rPr>
@@ -8935,13 +10020,13 @@
             </w:pPr>
             <w:r>
               <w:rPr>
-                <w:rFonts w:ascii="Arial" w:hAnsi="Arial" w:eastAsia="Arial"/>
-                <w:sz w:val="18"/>
-              </w:rPr>
-            </w:r>
-            <w:r>
-              <w:rPr>
-                <w:rFonts w:ascii="Arial" w:hAnsi="Arial" w:eastAsia="Arial"/>
+                <w:rFonts w:ascii="Arial" w:hAnsi="Arial" w:eastAsia="Arial" w:cs="Tahoma"/>
+                <w:sz w:val="18"/>
+              </w:rPr>
+            </w:r>
+            <w:r>
+              <w:rPr>
+                <w:rFonts w:ascii="Arial" w:hAnsi="Arial" w:eastAsia="Arial" w:cs="Tahoma"/>
                 <w:sz w:val="18"/>
               </w:rPr>
               <w:t>Source file</w:t>
@@ -8960,13 +10045,13 @@
             </w:pPr>
             <w:r>
               <w:rPr>
-                <w:rFonts w:ascii="Arial" w:hAnsi="Arial" w:eastAsia="Arial"/>
-                <w:sz w:val="18"/>
-              </w:rPr>
-            </w:r>
-            <w:r>
-              <w:rPr>
-                <w:rFonts w:ascii="Arial" w:hAnsi="Arial" w:eastAsia="Arial"/>
+                <w:rFonts w:ascii="Arial" w:hAnsi="Arial" w:eastAsia="Arial" w:cs="Tahoma"/>
+                <w:sz w:val="18"/>
+              </w:rPr>
+            </w:r>
+            <w:r>
+              <w:rPr>
+                <w:rFonts w:ascii="Arial" w:hAnsi="Arial" w:eastAsia="Arial" w:cs="Tahoma"/>
                 <w:sz w:val="18"/>
               </w:rPr>
               <w:t>fcsJar/src/th/co/gosoft/fgi/main/ExportOpenStore.java</w:t>
@@ -8990,13 +10075,13 @@
             </w:pPr>
             <w:r>
               <w:rPr>
-                <w:rFonts w:ascii="Arial" w:hAnsi="Arial" w:eastAsia="Arial"/>
-                <w:sz w:val="18"/>
-              </w:rPr>
-            </w:r>
-            <w:r>
-              <w:rPr>
-                <w:rFonts w:ascii="Arial" w:hAnsi="Arial" w:eastAsia="Arial"/>
+                <w:rFonts w:ascii="Arial" w:hAnsi="Arial" w:eastAsia="Arial" w:cs="Tahoma"/>
+                <w:sz w:val="18"/>
+              </w:rPr>
+            </w:r>
+            <w:r>
+              <w:rPr>
+                <w:rFonts w:ascii="Arial" w:hAnsi="Arial" w:eastAsia="Arial" w:cs="Tahoma"/>
                 <w:sz w:val="18"/>
               </w:rPr>
               <w:t>Original lines</w:t>
@@ -9015,13 +10100,13 @@
             </w:pPr>
             <w:r>
               <w:rPr>
-                <w:rFonts w:ascii="Arial" w:hAnsi="Arial" w:eastAsia="Arial"/>
-                <w:sz w:val="18"/>
-              </w:rPr>
-            </w:r>
-            <w:r>
-              <w:rPr>
-                <w:rFonts w:ascii="Arial" w:hAnsi="Arial" w:eastAsia="Arial"/>
+                <w:rFonts w:ascii="Arial" w:hAnsi="Arial" w:eastAsia="Arial" w:cs="Tahoma"/>
+                <w:sz w:val="18"/>
+              </w:rPr>
+            </w:r>
+            <w:r>
+              <w:rPr>
+                <w:rFonts w:ascii="Arial" w:hAnsi="Arial" w:eastAsia="Arial" w:cs="Tahoma"/>
                 <w:sz w:val="18"/>
               </w:rPr>
               <w:t>1-22</w:t>
@@ -9045,13 +10130,13 @@
             </w:pPr>
             <w:r>
               <w:rPr>
-                <w:rFonts w:ascii="Arial" w:hAnsi="Arial" w:eastAsia="Arial"/>
-                <w:sz w:val="18"/>
-              </w:rPr>
-            </w:r>
-            <w:r>
-              <w:rPr>
-                <w:rFonts w:ascii="Arial" w:hAnsi="Arial" w:eastAsia="Arial"/>
+                <w:rFonts w:ascii="Arial" w:hAnsi="Arial" w:eastAsia="Arial" w:cs="Tahoma"/>
+                <w:sz w:val="18"/>
+              </w:rPr>
+            </w:r>
+            <w:r>
+              <w:rPr>
+                <w:rFonts w:ascii="Arial" w:hAnsi="Arial" w:eastAsia="Arial" w:cs="Tahoma"/>
                 <w:sz w:val="18"/>
               </w:rPr>
               <w:t>Responsibility</w:t>
@@ -9070,13 +10155,13 @@
             </w:pPr>
             <w:r>
               <w:rPr>
-                <w:rFonts w:ascii="Arial" w:hAnsi="Arial" w:eastAsia="Arial"/>
-                <w:sz w:val="18"/>
-              </w:rPr>
-            </w:r>
-            <w:r>
-              <w:rPr>
-                <w:rFonts w:ascii="Arial" w:hAnsi="Arial" w:eastAsia="Arial"/>
+                <w:rFonts w:ascii="Arial" w:hAnsi="Arial" w:eastAsia="Arial" w:cs="Tahoma"/>
+                <w:sz w:val="18"/>
+              </w:rPr>
+            </w:r>
+            <w:r>
+              <w:rPr>
+                <w:rFonts w:ascii="Arial" w:hAnsi="Arial" w:eastAsia="Arial" w:cs="Tahoma"/>
                 <w:sz w:val="18"/>
               </w:rPr>
               <w:t>Legacy main entrypoint; constant job name is ExportNewStoreToBPM.</w:t>
@@ -9093,7 +10178,7 @@
       </w:pPr>
       <w:r>
         <w:rPr>
-          <w:rFonts w:ascii="Courier New" w:hAnsi="Courier New"/>
+          <w:rFonts w:ascii="Courier New" w:hAnsi="Courier New" w:eastAsia="Courier New" w:cs="Tahoma"/>
           <w:sz w:val="14"/>
         </w:rPr>
         <w:t>package th.co.gosoft.fgi.main;</w:t>
@@ -9189,7 +10274,7 @@
             <w:r/>
             <w:r>
               <w:rPr>
-                <w:rFonts w:ascii="Arial" w:hAnsi="Arial" w:eastAsia="Arial"/>
+                <w:rFonts w:ascii="Arial" w:hAnsi="Arial" w:eastAsia="Arial" w:cs="Tahoma"/>
                 <w:b/>
                 <w:sz w:val="18"/>
               </w:rPr>
@@ -9211,7 +10296,7 @@
             <w:r/>
             <w:r>
               <w:rPr>
-                <w:rFonts w:ascii="Arial" w:hAnsi="Arial" w:eastAsia="Arial"/>
+                <w:rFonts w:ascii="Arial" w:hAnsi="Arial" w:eastAsia="Arial" w:cs="Tahoma"/>
                 <w:b/>
                 <w:sz w:val="18"/>
               </w:rPr>
@@ -9236,13 +10321,13 @@
             </w:pPr>
             <w:r>
               <w:rPr>
-                <w:rFonts w:ascii="Arial" w:hAnsi="Arial" w:eastAsia="Arial"/>
-                <w:sz w:val="18"/>
-              </w:rPr>
-            </w:r>
-            <w:r>
-              <w:rPr>
-                <w:rFonts w:ascii="Arial" w:hAnsi="Arial" w:eastAsia="Arial"/>
+                <w:rFonts w:ascii="Arial" w:hAnsi="Arial" w:eastAsia="Arial" w:cs="Tahoma"/>
+                <w:sz w:val="18"/>
+              </w:rPr>
+            </w:r>
+            <w:r>
+              <w:rPr>
+                <w:rFonts w:ascii="Arial" w:hAnsi="Arial" w:eastAsia="Arial" w:cs="Tahoma"/>
                 <w:sz w:val="18"/>
               </w:rPr>
               <w:t>Source file</w:t>
@@ -9261,13 +10346,13 @@
             </w:pPr>
             <w:r>
               <w:rPr>
-                <w:rFonts w:ascii="Arial" w:hAnsi="Arial" w:eastAsia="Arial"/>
-                <w:sz w:val="18"/>
-              </w:rPr>
-            </w:r>
-            <w:r>
-              <w:rPr>
-                <w:rFonts w:ascii="Arial" w:hAnsi="Arial" w:eastAsia="Arial"/>
+                <w:rFonts w:ascii="Arial" w:hAnsi="Arial" w:eastAsia="Arial" w:cs="Tahoma"/>
+                <w:sz w:val="18"/>
+              </w:rPr>
+            </w:r>
+            <w:r>
+              <w:rPr>
+                <w:rFonts w:ascii="Arial" w:hAnsi="Arial" w:eastAsia="Arial" w:cs="Tahoma"/>
                 <w:sz w:val="18"/>
               </w:rPr>
               <w:t>fcsJar/src/th/co/gosoft/fgi/controller/ExportController.java</w:t>
@@ -9291,13 +10376,13 @@
             </w:pPr>
             <w:r>
               <w:rPr>
-                <w:rFonts w:ascii="Arial" w:hAnsi="Arial" w:eastAsia="Arial"/>
-                <w:sz w:val="18"/>
-              </w:rPr>
-            </w:r>
-            <w:r>
-              <w:rPr>
-                <w:rFonts w:ascii="Arial" w:hAnsi="Arial" w:eastAsia="Arial"/>
+                <w:rFonts w:ascii="Arial" w:hAnsi="Arial" w:eastAsia="Arial" w:cs="Tahoma"/>
+                <w:sz w:val="18"/>
+              </w:rPr>
+            </w:r>
+            <w:r>
+              <w:rPr>
+                <w:rFonts w:ascii="Arial" w:hAnsi="Arial" w:eastAsia="Arial" w:cs="Tahoma"/>
                 <w:sz w:val="18"/>
               </w:rPr>
               <w:t>Original lines</w:t>
@@ -9316,13 +10401,13 @@
             </w:pPr>
             <w:r>
               <w:rPr>
-                <w:rFonts w:ascii="Arial" w:hAnsi="Arial" w:eastAsia="Arial"/>
-                <w:sz w:val="18"/>
-              </w:rPr>
-            </w:r>
-            <w:r>
-              <w:rPr>
-                <w:rFonts w:ascii="Arial" w:hAnsi="Arial" w:eastAsia="Arial"/>
+                <w:rFonts w:ascii="Arial" w:hAnsi="Arial" w:eastAsia="Arial" w:cs="Tahoma"/>
+                <w:sz w:val="18"/>
+              </w:rPr>
+            </w:r>
+            <w:r>
+              <w:rPr>
+                <w:rFonts w:ascii="Arial" w:hAnsi="Arial" w:eastAsia="Arial" w:cs="Tahoma"/>
                 <w:sz w:val="18"/>
               </w:rPr>
               <w:t>404-415</w:t>
@@ -9346,13 +10431,13 @@
             </w:pPr>
             <w:r>
               <w:rPr>
-                <w:rFonts w:ascii="Arial" w:hAnsi="Arial" w:eastAsia="Arial"/>
-                <w:sz w:val="18"/>
-              </w:rPr>
-            </w:r>
-            <w:r>
-              <w:rPr>
-                <w:rFonts w:ascii="Arial" w:hAnsi="Arial" w:eastAsia="Arial"/>
+                <w:rFonts w:ascii="Arial" w:hAnsi="Arial" w:eastAsia="Arial" w:cs="Tahoma"/>
+                <w:sz w:val="18"/>
+              </w:rPr>
+            </w:r>
+            <w:r>
+              <w:rPr>
+                <w:rFonts w:ascii="Arial" w:hAnsi="Arial" w:eastAsia="Arial" w:cs="Tahoma"/>
                 <w:sz w:val="18"/>
               </w:rPr>
               <w:t>Responsibility</w:t>
@@ -9371,13 +10456,13 @@
             </w:pPr>
             <w:r>
               <w:rPr>
-                <w:rFonts w:ascii="Arial" w:hAnsi="Arial" w:eastAsia="Arial"/>
-                <w:sz w:val="18"/>
-              </w:rPr>
-            </w:r>
-            <w:r>
-              <w:rPr>
-                <w:rFonts w:ascii="Arial" w:hAnsi="Arial" w:eastAsia="Arial"/>
+                <w:rFonts w:ascii="Arial" w:hAnsi="Arial" w:eastAsia="Arial" w:cs="Tahoma"/>
+                <w:sz w:val="18"/>
+              </w:rPr>
+            </w:r>
+            <w:r>
+              <w:rPr>
+                <w:rFonts w:ascii="Arial" w:hAnsi="Arial" w:eastAsia="Arial" w:cs="Tahoma"/>
                 <w:sz w:val="18"/>
               </w:rPr>
               <w:t>Query new stores, create payload content, upload, backup, notification.</w:t>
@@ -9394,7 +10479,7 @@
       </w:pPr>
       <w:r>
         <w:rPr>
-          <w:rFonts w:ascii="Courier New" w:hAnsi="Courier New"/>
+          <w:rFonts w:ascii="Courier New" w:hAnsi="Courier New" w:eastAsia="Courier New" w:cs="Tahoma"/>
           <w:sz w:val="14"/>
         </w:rPr>
         <w:tab/>
@@ -9485,7 +10570,7 @@
             <w:r/>
             <w:r>
               <w:rPr>
-                <w:rFonts w:ascii="Arial" w:hAnsi="Arial" w:eastAsia="Arial"/>
+                <w:rFonts w:ascii="Arial" w:hAnsi="Arial" w:eastAsia="Arial" w:cs="Tahoma"/>
                 <w:b/>
                 <w:sz w:val="18"/>
               </w:rPr>
@@ -9507,7 +10592,7 @@
             <w:r/>
             <w:r>
               <w:rPr>
-                <w:rFonts w:ascii="Arial" w:hAnsi="Arial" w:eastAsia="Arial"/>
+                <w:rFonts w:ascii="Arial" w:hAnsi="Arial" w:eastAsia="Arial" w:cs="Tahoma"/>
                 <w:b/>
                 <w:sz w:val="18"/>
               </w:rPr>
@@ -9532,13 +10617,13 @@
             </w:pPr>
             <w:r>
               <w:rPr>
-                <w:rFonts w:ascii="Arial" w:hAnsi="Arial" w:eastAsia="Arial"/>
-                <w:sz w:val="18"/>
-              </w:rPr>
-            </w:r>
-            <w:r>
-              <w:rPr>
-                <w:rFonts w:ascii="Arial" w:hAnsi="Arial" w:eastAsia="Arial"/>
+                <w:rFonts w:ascii="Arial" w:hAnsi="Arial" w:eastAsia="Arial" w:cs="Tahoma"/>
+                <w:sz w:val="18"/>
+              </w:rPr>
+            </w:r>
+            <w:r>
+              <w:rPr>
+                <w:rFonts w:ascii="Arial" w:hAnsi="Arial" w:eastAsia="Arial" w:cs="Tahoma"/>
                 <w:sz w:val="18"/>
               </w:rPr>
               <w:t>Source file</w:t>
@@ -9557,13 +10642,13 @@
             </w:pPr>
             <w:r>
               <w:rPr>
-                <w:rFonts w:ascii="Arial" w:hAnsi="Arial" w:eastAsia="Arial"/>
-                <w:sz w:val="18"/>
-              </w:rPr>
-            </w:r>
-            <w:r>
-              <w:rPr>
-                <w:rFonts w:ascii="Arial" w:hAnsi="Arial" w:eastAsia="Arial"/>
+                <w:rFonts w:ascii="Arial" w:hAnsi="Arial" w:eastAsia="Arial" w:cs="Tahoma"/>
+                <w:sz w:val="18"/>
+              </w:rPr>
+            </w:r>
+            <w:r>
+              <w:rPr>
+                <w:rFonts w:ascii="Arial" w:hAnsi="Arial" w:eastAsia="Arial" w:cs="Tahoma"/>
                 <w:sz w:val="18"/>
               </w:rPr>
               <w:t>fcsJar/src/th/co/gosoft/fgi/controller/ExportController.java</w:t>
@@ -9587,13 +10672,13 @@
             </w:pPr>
             <w:r>
               <w:rPr>
-                <w:rFonts w:ascii="Arial" w:hAnsi="Arial" w:eastAsia="Arial"/>
-                <w:sz w:val="18"/>
-              </w:rPr>
-            </w:r>
-            <w:r>
-              <w:rPr>
-                <w:rFonts w:ascii="Arial" w:hAnsi="Arial" w:eastAsia="Arial"/>
+                <w:rFonts w:ascii="Arial" w:hAnsi="Arial" w:eastAsia="Arial" w:cs="Tahoma"/>
+                <w:sz w:val="18"/>
+              </w:rPr>
+            </w:r>
+            <w:r>
+              <w:rPr>
+                <w:rFonts w:ascii="Arial" w:hAnsi="Arial" w:eastAsia="Arial" w:cs="Tahoma"/>
                 <w:sz w:val="18"/>
               </w:rPr>
               <w:t>Original lines</w:t>
@@ -9612,13 +10697,13 @@
             </w:pPr>
             <w:r>
               <w:rPr>
-                <w:rFonts w:ascii="Arial" w:hAnsi="Arial" w:eastAsia="Arial"/>
-                <w:sz w:val="18"/>
-              </w:rPr>
-            </w:r>
-            <w:r>
-              <w:rPr>
-                <w:rFonts w:ascii="Arial" w:hAnsi="Arial" w:eastAsia="Arial"/>
+                <w:rFonts w:ascii="Arial" w:hAnsi="Arial" w:eastAsia="Arial" w:cs="Tahoma"/>
+                <w:sz w:val="18"/>
+              </w:rPr>
+            </w:r>
+            <w:r>
+              <w:rPr>
+                <w:rFonts w:ascii="Arial" w:hAnsi="Arial" w:eastAsia="Arial" w:cs="Tahoma"/>
                 <w:sz w:val="18"/>
               </w:rPr>
               <w:t>505-516</w:t>
@@ -9642,13 +10727,13 @@
             </w:pPr>
             <w:r>
               <w:rPr>
-                <w:rFonts w:ascii="Arial" w:hAnsi="Arial" w:eastAsia="Arial"/>
-                <w:sz w:val="18"/>
-              </w:rPr>
-            </w:r>
-            <w:r>
-              <w:rPr>
-                <w:rFonts w:ascii="Arial" w:hAnsi="Arial" w:eastAsia="Arial"/>
+                <w:rFonts w:ascii="Arial" w:hAnsi="Arial" w:eastAsia="Arial" w:cs="Tahoma"/>
+                <w:sz w:val="18"/>
+              </w:rPr>
+            </w:r>
+            <w:r>
+              <w:rPr>
+                <w:rFonts w:ascii="Arial" w:hAnsi="Arial" w:eastAsia="Arial" w:cs="Tahoma"/>
                 <w:sz w:val="18"/>
               </w:rPr>
               <w:t>Responsibility</w:t>
@@ -9667,13 +10752,13 @@
             </w:pPr>
             <w:r>
               <w:rPr>
-                <w:rFonts w:ascii="Arial" w:hAnsi="Arial" w:eastAsia="Arial"/>
-                <w:sz w:val="18"/>
-              </w:rPr>
-            </w:r>
-            <w:r>
-              <w:rPr>
-                <w:rFonts w:ascii="Arial" w:hAnsi="Arial" w:eastAsia="Arial"/>
+                <w:rFonts w:ascii="Arial" w:hAnsi="Arial" w:eastAsia="Arial" w:cs="Tahoma"/>
+                <w:sz w:val="18"/>
+              </w:rPr>
+            </w:r>
+            <w:r>
+              <w:rPr>
+                <w:rFonts w:ascii="Arial" w:hAnsi="Arial" w:eastAsia="Arial" w:cs="Tahoma"/>
                 <w:sz w:val="18"/>
               </w:rPr>
               <w:t>Query new stores, create payload content, upload, backup, notification.</w:t>
@@ -9690,7 +10775,7 @@
       </w:pPr>
       <w:r>
         <w:rPr>
-          <w:rFonts w:ascii="Courier New" w:hAnsi="Courier New"/>
+          <w:rFonts w:ascii="Courier New" w:hAnsi="Courier New" w:eastAsia="Courier New" w:cs="Tahoma"/>
           <w:sz w:val="14"/>
         </w:rPr>
         <w:tab/>
@@ -9801,7 +10886,7 @@
             <w:r/>
             <w:r>
               <w:rPr>
-                <w:rFonts w:ascii="Arial" w:hAnsi="Arial" w:eastAsia="Arial"/>
+                <w:rFonts w:ascii="Arial" w:hAnsi="Arial" w:eastAsia="Arial" w:cs="Tahoma"/>
                 <w:b/>
                 <w:sz w:val="18"/>
               </w:rPr>
@@ -9823,7 +10908,7 @@
             <w:r/>
             <w:r>
               <w:rPr>
-                <w:rFonts w:ascii="Arial" w:hAnsi="Arial" w:eastAsia="Arial"/>
+                <w:rFonts w:ascii="Arial" w:hAnsi="Arial" w:eastAsia="Arial" w:cs="Tahoma"/>
                 <w:b/>
                 <w:sz w:val="18"/>
               </w:rPr>
@@ -9848,13 +10933,13 @@
             </w:pPr>
             <w:r>
               <w:rPr>
-                <w:rFonts w:ascii="Arial" w:hAnsi="Arial" w:eastAsia="Arial"/>
-                <w:sz w:val="18"/>
-              </w:rPr>
-            </w:r>
-            <w:r>
-              <w:rPr>
-                <w:rFonts w:ascii="Arial" w:hAnsi="Arial" w:eastAsia="Arial"/>
+                <w:rFonts w:ascii="Arial" w:hAnsi="Arial" w:eastAsia="Arial" w:cs="Tahoma"/>
+                <w:sz w:val="18"/>
+              </w:rPr>
+            </w:r>
+            <w:r>
+              <w:rPr>
+                <w:rFonts w:ascii="Arial" w:hAnsi="Arial" w:eastAsia="Arial" w:cs="Tahoma"/>
                 <w:sz w:val="18"/>
               </w:rPr>
               <w:t>Source file</w:t>
@@ -9873,13 +10958,13 @@
             </w:pPr>
             <w:r>
               <w:rPr>
-                <w:rFonts w:ascii="Arial" w:hAnsi="Arial" w:eastAsia="Arial"/>
-                <w:sz w:val="18"/>
-              </w:rPr>
-            </w:r>
-            <w:r>
-              <w:rPr>
-                <w:rFonts w:ascii="Arial" w:hAnsi="Arial" w:eastAsia="Arial"/>
+                <w:rFonts w:ascii="Arial" w:hAnsi="Arial" w:eastAsia="Arial" w:cs="Tahoma"/>
+                <w:sz w:val="18"/>
+              </w:rPr>
+            </w:r>
+            <w:r>
+              <w:rPr>
+                <w:rFonts w:ascii="Arial" w:hAnsi="Arial" w:eastAsia="Arial" w:cs="Tahoma"/>
                 <w:sz w:val="18"/>
               </w:rPr>
               <w:t>fcsJar/src/th/co/gosoft/fgi/controller/ExportController.java</w:t>
@@ -9903,13 +10988,13 @@
             </w:pPr>
             <w:r>
               <w:rPr>
-                <w:rFonts w:ascii="Arial" w:hAnsi="Arial" w:eastAsia="Arial"/>
-                <w:sz w:val="18"/>
-              </w:rPr>
-            </w:r>
-            <w:r>
-              <w:rPr>
-                <w:rFonts w:ascii="Arial" w:hAnsi="Arial" w:eastAsia="Arial"/>
+                <w:rFonts w:ascii="Arial" w:hAnsi="Arial" w:eastAsia="Arial" w:cs="Tahoma"/>
+                <w:sz w:val="18"/>
+              </w:rPr>
+            </w:r>
+            <w:r>
+              <w:rPr>
+                <w:rFonts w:ascii="Arial" w:hAnsi="Arial" w:eastAsia="Arial" w:cs="Tahoma"/>
                 <w:sz w:val="18"/>
               </w:rPr>
               <w:t>Original lines</w:t>
@@ -9928,13 +11013,13 @@
             </w:pPr>
             <w:r>
               <w:rPr>
-                <w:rFonts w:ascii="Arial" w:hAnsi="Arial" w:eastAsia="Arial"/>
-                <w:sz w:val="18"/>
-              </w:rPr>
-            </w:r>
-            <w:r>
-              <w:rPr>
-                <w:rFonts w:ascii="Arial" w:hAnsi="Arial" w:eastAsia="Arial"/>
+                <w:rFonts w:ascii="Arial" w:hAnsi="Arial" w:eastAsia="Arial" w:cs="Tahoma"/>
+                <w:sz w:val="18"/>
+              </w:rPr>
+            </w:r>
+            <w:r>
+              <w:rPr>
+                <w:rFonts w:ascii="Arial" w:hAnsi="Arial" w:eastAsia="Arial" w:cs="Tahoma"/>
                 <w:sz w:val="18"/>
               </w:rPr>
               <w:t>893-904</w:t>
@@ -9958,13 +11043,13 @@
             </w:pPr>
             <w:r>
               <w:rPr>
-                <w:rFonts w:ascii="Arial" w:hAnsi="Arial" w:eastAsia="Arial"/>
-                <w:sz w:val="18"/>
-              </w:rPr>
-            </w:r>
-            <w:r>
-              <w:rPr>
-                <w:rFonts w:ascii="Arial" w:hAnsi="Arial" w:eastAsia="Arial"/>
+                <w:rFonts w:ascii="Arial" w:hAnsi="Arial" w:eastAsia="Arial" w:cs="Tahoma"/>
+                <w:sz w:val="18"/>
+              </w:rPr>
+            </w:r>
+            <w:r>
+              <w:rPr>
+                <w:rFonts w:ascii="Arial" w:hAnsi="Arial" w:eastAsia="Arial" w:cs="Tahoma"/>
                 <w:sz w:val="18"/>
               </w:rPr>
               <w:t>Responsibility</w:t>
@@ -9983,13 +11068,13 @@
             </w:pPr>
             <w:r>
               <w:rPr>
-                <w:rFonts w:ascii="Arial" w:hAnsi="Arial" w:eastAsia="Arial"/>
-                <w:sz w:val="18"/>
-              </w:rPr>
-            </w:r>
-            <w:r>
-              <w:rPr>
-                <w:rFonts w:ascii="Arial" w:hAnsi="Arial" w:eastAsia="Arial"/>
+                <w:rFonts w:ascii="Arial" w:hAnsi="Arial" w:eastAsia="Arial" w:cs="Tahoma"/>
+                <w:sz w:val="18"/>
+              </w:rPr>
+            </w:r>
+            <w:r>
+              <w:rPr>
+                <w:rFonts w:ascii="Arial" w:hAnsi="Arial" w:eastAsia="Arial" w:cs="Tahoma"/>
                 <w:sz w:val="18"/>
               </w:rPr>
               <w:t>Query new stores, create payload content, upload, backup, notification.</w:t>
@@ -10006,7 +11091,7 @@
       </w:pPr>
       <w:r>
         <w:rPr>
-          <w:rFonts w:ascii="Courier New" w:hAnsi="Courier New"/>
+          <w:rFonts w:ascii="Courier New" w:hAnsi="Courier New" w:eastAsia="Courier New" w:cs="Tahoma"/>
           <w:sz w:val="14"/>
         </w:rPr>
         <w:tab/>
@@ -10103,7 +11188,7 @@
             <w:r/>
             <w:r>
               <w:rPr>
-                <w:rFonts w:ascii="Arial" w:hAnsi="Arial" w:eastAsia="Arial"/>
+                <w:rFonts w:ascii="Arial" w:hAnsi="Arial" w:eastAsia="Arial" w:cs="Tahoma"/>
                 <w:b/>
                 <w:sz w:val="18"/>
               </w:rPr>
@@ -10125,7 +11210,7 @@
             <w:r/>
             <w:r>
               <w:rPr>
-                <w:rFonts w:ascii="Arial" w:hAnsi="Arial" w:eastAsia="Arial"/>
+                <w:rFonts w:ascii="Arial" w:hAnsi="Arial" w:eastAsia="Arial" w:cs="Tahoma"/>
                 <w:b/>
                 <w:sz w:val="18"/>
               </w:rPr>
@@ -10150,13 +11235,13 @@
             </w:pPr>
             <w:r>
               <w:rPr>
-                <w:rFonts w:ascii="Arial" w:hAnsi="Arial" w:eastAsia="Arial"/>
-                <w:sz w:val="18"/>
-              </w:rPr>
-            </w:r>
-            <w:r>
-              <w:rPr>
-                <w:rFonts w:ascii="Arial" w:hAnsi="Arial" w:eastAsia="Arial"/>
+                <w:rFonts w:ascii="Arial" w:hAnsi="Arial" w:eastAsia="Arial" w:cs="Tahoma"/>
+                <w:sz w:val="18"/>
+              </w:rPr>
+            </w:r>
+            <w:r>
+              <w:rPr>
+                <w:rFonts w:ascii="Arial" w:hAnsi="Arial" w:eastAsia="Arial" w:cs="Tahoma"/>
                 <w:sz w:val="18"/>
               </w:rPr>
               <w:t>Source file</w:t>
@@ -10175,13 +11260,13 @@
             </w:pPr>
             <w:r>
               <w:rPr>
-                <w:rFonts w:ascii="Arial" w:hAnsi="Arial" w:eastAsia="Arial"/>
-                <w:sz w:val="18"/>
-              </w:rPr>
-            </w:r>
-            <w:r>
-              <w:rPr>
-                <w:rFonts w:ascii="Arial" w:hAnsi="Arial" w:eastAsia="Arial"/>
+                <w:rFonts w:ascii="Arial" w:hAnsi="Arial" w:eastAsia="Arial" w:cs="Tahoma"/>
+                <w:sz w:val="18"/>
+              </w:rPr>
+            </w:r>
+            <w:r>
+              <w:rPr>
+                <w:rFonts w:ascii="Arial" w:hAnsi="Arial" w:eastAsia="Arial" w:cs="Tahoma"/>
                 <w:sz w:val="18"/>
               </w:rPr>
               <w:t>fcsJar/src/th/co/gosoft/fgi/controller/ExportController.java</w:t>
@@ -10205,13 +11290,13 @@
             </w:pPr>
             <w:r>
               <w:rPr>
-                <w:rFonts w:ascii="Arial" w:hAnsi="Arial" w:eastAsia="Arial"/>
-                <w:sz w:val="18"/>
-              </w:rPr>
-            </w:r>
-            <w:r>
-              <w:rPr>
-                <w:rFonts w:ascii="Arial" w:hAnsi="Arial" w:eastAsia="Arial"/>
+                <w:rFonts w:ascii="Arial" w:hAnsi="Arial" w:eastAsia="Arial" w:cs="Tahoma"/>
+                <w:sz w:val="18"/>
+              </w:rPr>
+            </w:r>
+            <w:r>
+              <w:rPr>
+                <w:rFonts w:ascii="Arial" w:hAnsi="Arial" w:eastAsia="Arial" w:cs="Tahoma"/>
                 <w:sz w:val="18"/>
               </w:rPr>
               <w:t>Original lines</w:t>
@@ -10230,13 +11315,13 @@
             </w:pPr>
             <w:r>
               <w:rPr>
-                <w:rFonts w:ascii="Arial" w:hAnsi="Arial" w:eastAsia="Arial"/>
-                <w:sz w:val="18"/>
-              </w:rPr>
-            </w:r>
-            <w:r>
-              <w:rPr>
-                <w:rFonts w:ascii="Arial" w:hAnsi="Arial" w:eastAsia="Arial"/>
+                <w:rFonts w:ascii="Arial" w:hAnsi="Arial" w:eastAsia="Arial" w:cs="Tahoma"/>
+                <w:sz w:val="18"/>
+              </w:rPr>
+            </w:r>
+            <w:r>
+              <w:rPr>
+                <w:rFonts w:ascii="Arial" w:hAnsi="Arial" w:eastAsia="Arial" w:cs="Tahoma"/>
                 <w:sz w:val="18"/>
               </w:rPr>
               <w:t>950-961</w:t>
@@ -10260,13 +11345,13 @@
             </w:pPr>
             <w:r>
               <w:rPr>
-                <w:rFonts w:ascii="Arial" w:hAnsi="Arial" w:eastAsia="Arial"/>
-                <w:sz w:val="18"/>
-              </w:rPr>
-            </w:r>
-            <w:r>
-              <w:rPr>
-                <w:rFonts w:ascii="Arial" w:hAnsi="Arial" w:eastAsia="Arial"/>
+                <w:rFonts w:ascii="Arial" w:hAnsi="Arial" w:eastAsia="Arial" w:cs="Tahoma"/>
+                <w:sz w:val="18"/>
+              </w:rPr>
+            </w:r>
+            <w:r>
+              <w:rPr>
+                <w:rFonts w:ascii="Arial" w:hAnsi="Arial" w:eastAsia="Arial" w:cs="Tahoma"/>
                 <w:sz w:val="18"/>
               </w:rPr>
               <w:t>Responsibility</w:t>
@@ -10285,13 +11370,13 @@
             </w:pPr>
             <w:r>
               <w:rPr>
-                <w:rFonts w:ascii="Arial" w:hAnsi="Arial" w:eastAsia="Arial"/>
-                <w:sz w:val="18"/>
-              </w:rPr>
-            </w:r>
-            <w:r>
-              <w:rPr>
-                <w:rFonts w:ascii="Arial" w:hAnsi="Arial" w:eastAsia="Arial"/>
+                <w:rFonts w:ascii="Arial" w:hAnsi="Arial" w:eastAsia="Arial" w:cs="Tahoma"/>
+                <w:sz w:val="18"/>
+              </w:rPr>
+            </w:r>
+            <w:r>
+              <w:rPr>
+                <w:rFonts w:ascii="Arial" w:hAnsi="Arial" w:eastAsia="Arial" w:cs="Tahoma"/>
                 <w:sz w:val="18"/>
               </w:rPr>
               <w:t>Query new stores, create payload content, upload, backup, notification.</w:t>
@@ -10308,7 +11393,7 @@
       </w:pPr>
       <w:r>
         <w:rPr>
-          <w:rFonts w:ascii="Courier New" w:hAnsi="Courier New"/>
+          <w:rFonts w:ascii="Courier New" w:hAnsi="Courier New" w:eastAsia="Courier New" w:cs="Tahoma"/>
           <w:sz w:val="14"/>
         </w:rPr>
         <w:tab/>
@@ -10407,7 +11492,7 @@
             <w:r/>
             <w:r>
               <w:rPr>
-                <w:rFonts w:ascii="Arial" w:hAnsi="Arial" w:eastAsia="Arial"/>
+                <w:rFonts w:ascii="Arial" w:hAnsi="Arial" w:eastAsia="Arial" w:cs="Tahoma"/>
                 <w:b/>
                 <w:sz w:val="18"/>
               </w:rPr>
@@ -10429,7 +11514,7 @@
             <w:r/>
             <w:r>
               <w:rPr>
-                <w:rFonts w:ascii="Arial" w:hAnsi="Arial" w:eastAsia="Arial"/>
+                <w:rFonts w:ascii="Arial" w:hAnsi="Arial" w:eastAsia="Arial" w:cs="Tahoma"/>
                 <w:b/>
                 <w:sz w:val="18"/>
               </w:rPr>
@@ -10454,13 +11539,13 @@
             </w:pPr>
             <w:r>
               <w:rPr>
-                <w:rFonts w:ascii="Arial" w:hAnsi="Arial" w:eastAsia="Arial"/>
-                <w:sz w:val="18"/>
-              </w:rPr>
-            </w:r>
-            <w:r>
-              <w:rPr>
-                <w:rFonts w:ascii="Arial" w:hAnsi="Arial" w:eastAsia="Arial"/>
+                <w:rFonts w:ascii="Arial" w:hAnsi="Arial" w:eastAsia="Arial" w:cs="Tahoma"/>
+                <w:sz w:val="18"/>
+              </w:rPr>
+            </w:r>
+            <w:r>
+              <w:rPr>
+                <w:rFonts w:ascii="Arial" w:hAnsi="Arial" w:eastAsia="Arial" w:cs="Tahoma"/>
                 <w:sz w:val="18"/>
               </w:rPr>
               <w:t>Source file</w:t>
@@ -10479,13 +11564,13 @@
             </w:pPr>
             <w:r>
               <w:rPr>
-                <w:rFonts w:ascii="Arial" w:hAnsi="Arial" w:eastAsia="Arial"/>
-                <w:sz w:val="18"/>
-              </w:rPr>
-            </w:r>
-            <w:r>
-              <w:rPr>
-                <w:rFonts w:ascii="Arial" w:hAnsi="Arial" w:eastAsia="Arial"/>
+                <w:rFonts w:ascii="Arial" w:hAnsi="Arial" w:eastAsia="Arial" w:cs="Tahoma"/>
+                <w:sz w:val="18"/>
+              </w:rPr>
+            </w:r>
+            <w:r>
+              <w:rPr>
+                <w:rFonts w:ascii="Arial" w:hAnsi="Arial" w:eastAsia="Arial" w:cs="Tahoma"/>
                 <w:sz w:val="18"/>
               </w:rPr>
               <w:t>fcsJar/src/th/co/gosoft/fgi/dao/jdbc/ExportJdbc.java</w:t>
@@ -10509,13 +11594,13 @@
             </w:pPr>
             <w:r>
               <w:rPr>
-                <w:rFonts w:ascii="Arial" w:hAnsi="Arial" w:eastAsia="Arial"/>
-                <w:sz w:val="18"/>
-              </w:rPr>
-            </w:r>
-            <w:r>
-              <w:rPr>
-                <w:rFonts w:ascii="Arial" w:hAnsi="Arial" w:eastAsia="Arial"/>
+                <w:rFonts w:ascii="Arial" w:hAnsi="Arial" w:eastAsia="Arial" w:cs="Tahoma"/>
+                <w:sz w:val="18"/>
+              </w:rPr>
+            </w:r>
+            <w:r>
+              <w:rPr>
+                <w:rFonts w:ascii="Arial" w:hAnsi="Arial" w:eastAsia="Arial" w:cs="Tahoma"/>
                 <w:sz w:val="18"/>
               </w:rPr>
               <w:t>Original lines</w:t>
@@ -10534,13 +11619,13 @@
             </w:pPr>
             <w:r>
               <w:rPr>
-                <w:rFonts w:ascii="Arial" w:hAnsi="Arial" w:eastAsia="Arial"/>
-                <w:sz w:val="18"/>
-              </w:rPr>
-            </w:r>
-            <w:r>
-              <w:rPr>
-                <w:rFonts w:ascii="Arial" w:hAnsi="Arial" w:eastAsia="Arial"/>
+                <w:rFonts w:ascii="Arial" w:hAnsi="Arial" w:eastAsia="Arial" w:cs="Tahoma"/>
+                <w:sz w:val="18"/>
+              </w:rPr>
+            </w:r>
+            <w:r>
+              <w:rPr>
+                <w:rFonts w:ascii="Arial" w:hAnsi="Arial" w:eastAsia="Arial" w:cs="Tahoma"/>
                 <w:sz w:val="18"/>
               </w:rPr>
               <w:t>1558-1569</w:t>
@@ -10564,13 +11649,13 @@
             </w:pPr>
             <w:r>
               <w:rPr>
-                <w:rFonts w:ascii="Arial" w:hAnsi="Arial" w:eastAsia="Arial"/>
-                <w:sz w:val="18"/>
-              </w:rPr>
-            </w:r>
-            <w:r>
-              <w:rPr>
-                <w:rFonts w:ascii="Arial" w:hAnsi="Arial" w:eastAsia="Arial"/>
+                <w:rFonts w:ascii="Arial" w:hAnsi="Arial" w:eastAsia="Arial" w:cs="Tahoma"/>
+                <w:sz w:val="18"/>
+              </w:rPr>
+            </w:r>
+            <w:r>
+              <w:rPr>
+                <w:rFonts w:ascii="Arial" w:hAnsi="Arial" w:eastAsia="Arial" w:cs="Tahoma"/>
                 <w:sz w:val="18"/>
               </w:rPr>
               <w:t>Responsibility</w:t>
@@ -10589,13 +11674,13 @@
             </w:pPr>
             <w:r>
               <w:rPr>
-                <w:rFonts w:ascii="Arial" w:hAnsi="Arial" w:eastAsia="Arial"/>
-                <w:sz w:val="18"/>
-              </w:rPr>
-            </w:r>
-            <w:r>
-              <w:rPr>
-                <w:rFonts w:ascii="Arial" w:hAnsi="Arial" w:eastAsia="Arial"/>
+                <w:rFonts w:ascii="Arial" w:hAnsi="Arial" w:eastAsia="Arial" w:cs="Tahoma"/>
+                <w:sz w:val="18"/>
+              </w:rPr>
+            </w:r>
+            <w:r>
+              <w:rPr>
+                <w:rFonts w:ascii="Arial" w:hAnsi="Arial" w:eastAsia="Arial" w:cs="Tahoma"/>
                 <w:sz w:val="18"/>
               </w:rPr>
               <w:t>Query new-store rows eligible for export.</w:t>
@@ -10612,7 +11697,7 @@
       </w:pPr>
       <w:r>
         <w:rPr>
-          <w:rFonts w:ascii="Courier New" w:hAnsi="Courier New"/>
+          <w:rFonts w:ascii="Courier New" w:hAnsi="Courier New" w:eastAsia="Courier New" w:cs="Tahoma"/>
           <w:sz w:val="14"/>
         </w:rPr>
         <w:tab/>
@@ -10703,7 +11788,7 @@
             <w:r/>
             <w:r>
               <w:rPr>
-                <w:rFonts w:ascii="Arial" w:hAnsi="Arial" w:eastAsia="Arial"/>
+                <w:rFonts w:ascii="Arial" w:hAnsi="Arial" w:eastAsia="Arial" w:cs="Tahoma"/>
                 <w:b/>
                 <w:sz w:val="18"/>
               </w:rPr>
@@ -10725,7 +11810,7 @@
             <w:r/>
             <w:r>
               <w:rPr>
-                <w:rFonts w:ascii="Arial" w:hAnsi="Arial" w:eastAsia="Arial"/>
+                <w:rFonts w:ascii="Arial" w:hAnsi="Arial" w:eastAsia="Arial" w:cs="Tahoma"/>
                 <w:b/>
                 <w:sz w:val="18"/>
               </w:rPr>
@@ -10750,13 +11835,13 @@
             </w:pPr>
             <w:r>
               <w:rPr>
-                <w:rFonts w:ascii="Arial" w:hAnsi="Arial" w:eastAsia="Arial"/>
-                <w:sz w:val="18"/>
-              </w:rPr>
-            </w:r>
-            <w:r>
-              <w:rPr>
-                <w:rFonts w:ascii="Arial" w:hAnsi="Arial" w:eastAsia="Arial"/>
+                <w:rFonts w:ascii="Arial" w:hAnsi="Arial" w:eastAsia="Arial" w:cs="Tahoma"/>
+                <w:sz w:val="18"/>
+              </w:rPr>
+            </w:r>
+            <w:r>
+              <w:rPr>
+                <w:rFonts w:ascii="Arial" w:hAnsi="Arial" w:eastAsia="Arial" w:cs="Tahoma"/>
                 <w:sz w:val="18"/>
               </w:rPr>
               <w:t>Source file</w:t>
@@ -10775,13 +11860,13 @@
             </w:pPr>
             <w:r>
               <w:rPr>
-                <w:rFonts w:ascii="Arial" w:hAnsi="Arial" w:eastAsia="Arial"/>
-                <w:sz w:val="18"/>
-              </w:rPr>
-            </w:r>
-            <w:r>
-              <w:rPr>
-                <w:rFonts w:ascii="Arial" w:hAnsi="Arial" w:eastAsia="Arial"/>
+                <w:rFonts w:ascii="Arial" w:hAnsi="Arial" w:eastAsia="Arial" w:cs="Tahoma"/>
+                <w:sz w:val="18"/>
+              </w:rPr>
+            </w:r>
+            <w:r>
+              <w:rPr>
+                <w:rFonts w:ascii="Arial" w:hAnsi="Arial" w:eastAsia="Arial" w:cs="Tahoma"/>
                 <w:sz w:val="18"/>
               </w:rPr>
               <w:t>fcsJar/src/th/co/gosoft/fgi/dao/jdbc/ExportJdbc.java</w:t>
@@ -10805,13 +11890,13 @@
             </w:pPr>
             <w:r>
               <w:rPr>
-                <w:rFonts w:ascii="Arial" w:hAnsi="Arial" w:eastAsia="Arial"/>
-                <w:sz w:val="18"/>
-              </w:rPr>
-            </w:r>
-            <w:r>
-              <w:rPr>
-                <w:rFonts w:ascii="Arial" w:hAnsi="Arial" w:eastAsia="Arial"/>
+                <w:rFonts w:ascii="Arial" w:hAnsi="Arial" w:eastAsia="Arial" w:cs="Tahoma"/>
+                <w:sz w:val="18"/>
+              </w:rPr>
+            </w:r>
+            <w:r>
+              <w:rPr>
+                <w:rFonts w:ascii="Arial" w:hAnsi="Arial" w:eastAsia="Arial" w:cs="Tahoma"/>
                 <w:sz w:val="18"/>
               </w:rPr>
               <w:t>Original lines</w:t>
@@ -10830,13 +11915,13 @@
             </w:pPr>
             <w:r>
               <w:rPr>
-                <w:rFonts w:ascii="Arial" w:hAnsi="Arial" w:eastAsia="Arial"/>
-                <w:sz w:val="18"/>
-              </w:rPr>
-            </w:r>
-            <w:r>
-              <w:rPr>
-                <w:rFonts w:ascii="Arial" w:hAnsi="Arial" w:eastAsia="Arial"/>
+                <w:rFonts w:ascii="Arial" w:hAnsi="Arial" w:eastAsia="Arial" w:cs="Tahoma"/>
+                <w:sz w:val="18"/>
+              </w:rPr>
+            </w:r>
+            <w:r>
+              <w:rPr>
+                <w:rFonts w:ascii="Arial" w:hAnsi="Arial" w:eastAsia="Arial" w:cs="Tahoma"/>
                 <w:sz w:val="18"/>
               </w:rPr>
               <w:t>1583-1594</w:t>
@@ -10860,13 +11945,13 @@
             </w:pPr>
             <w:r>
               <w:rPr>
-                <w:rFonts w:ascii="Arial" w:hAnsi="Arial" w:eastAsia="Arial"/>
-                <w:sz w:val="18"/>
-              </w:rPr>
-            </w:r>
-            <w:r>
-              <w:rPr>
-                <w:rFonts w:ascii="Arial" w:hAnsi="Arial" w:eastAsia="Arial"/>
+                <w:rFonts w:ascii="Arial" w:hAnsi="Arial" w:eastAsia="Arial" w:cs="Tahoma"/>
+                <w:sz w:val="18"/>
+              </w:rPr>
+            </w:r>
+            <w:r>
+              <w:rPr>
+                <w:rFonts w:ascii="Arial" w:hAnsi="Arial" w:eastAsia="Arial" w:cs="Tahoma"/>
                 <w:sz w:val="18"/>
               </w:rPr>
               <w:t>Responsibility</w:t>
@@ -10885,13 +11970,13 @@
             </w:pPr>
             <w:r>
               <w:rPr>
-                <w:rFonts w:ascii="Arial" w:hAnsi="Arial" w:eastAsia="Arial"/>
-                <w:sz w:val="18"/>
-              </w:rPr>
-            </w:r>
-            <w:r>
-              <w:rPr>
-                <w:rFonts w:ascii="Arial" w:hAnsi="Arial" w:eastAsia="Arial"/>
+                <w:rFonts w:ascii="Arial" w:hAnsi="Arial" w:eastAsia="Arial" w:cs="Tahoma"/>
+                <w:sz w:val="18"/>
+              </w:rPr>
+            </w:r>
+            <w:r>
+              <w:rPr>
+                <w:rFonts w:ascii="Arial" w:hAnsi="Arial" w:eastAsia="Arial" w:cs="Tahoma"/>
                 <w:sz w:val="18"/>
               </w:rPr>
               <w:t>Query new-store rows eligible for export.</w:t>
@@ -10908,7 +11993,7 @@
       </w:pPr>
       <w:r>
         <w:rPr>
-          <w:rFonts w:ascii="Courier New" w:hAnsi="Courier New"/>
+          <w:rFonts w:ascii="Courier New" w:hAnsi="Courier New" w:eastAsia="Courier New" w:cs="Tahoma"/>
           <w:sz w:val="14"/>
         </w:rPr>
         <w:tab/>
@@ -10980,7 +12065,7 @@
     </w:pPr>
     <w:r>
       <w:rPr>
-        <w:rFonts w:ascii="Arial" w:hAnsi="Arial"/>
+        <w:rFonts w:ascii="Arial" w:hAnsi="Arial" w:eastAsia="Arial" w:cs="Tahoma"/>
         <w:sz w:val="16"/>
       </w:rPr>
       <w:t xml:space="preserve">หน้า </w:t>
@@ -10999,7 +12084,7 @@
     </w:pPr>
     <w:r>
       <w:rPr>
-        <w:rFonts w:ascii="Arial" w:hAnsi="Arial" w:eastAsia="Arial"/>
+        <w:rFonts w:ascii="Arial" w:hAnsi="Arial" w:eastAsia="Arial" w:cs="Tahoma"/>
         <w:color w:val="66717F"/>
         <w:sz w:val="16"/>
       </w:rPr>
@@ -11373,7 +12458,7 @@
     <w:qFormat/>
     <w:rsid w:val="00FC693F"/>
     <w:rPr>
-      <w:rFonts w:ascii="Arial" w:hAnsi="Arial" w:eastAsia="Arial"/>
+      <w:rFonts w:ascii="Arial" w:hAnsi="Arial" w:eastAsia="Arial" w:cs="Tahoma"/>
       <w:sz w:val="20"/>
     </w:rPr>
   </w:style>
@@ -11436,7 +12521,7 @@
       <w:outlineLvl w:val="0"/>
     </w:pPr>
     <w:rPr>
-      <w:rFonts w:asciiTheme="majorHAnsi" w:eastAsiaTheme="majorEastAsia" w:hAnsiTheme="majorHAnsi" w:cstheme="majorBidi" w:ascii="Arial" w:hAnsi="Arial" w:eastAsia="Arial"/>
+      <w:rFonts w:asciiTheme="majorHAnsi" w:eastAsiaTheme="majorEastAsia" w:hAnsiTheme="majorHAnsi" w:cstheme="majorBidi" w:ascii="Arial" w:hAnsi="Arial" w:eastAsia="Arial" w:cs="Tahoma"/>
       <w:b/>
       <w:bCs/>
       <w:color w:val="1F4D78"/>
@@ -11460,7 +12545,7 @@
       <w:outlineLvl w:val="1"/>
     </w:pPr>
     <w:rPr>
-      <w:rFonts w:asciiTheme="majorHAnsi" w:eastAsiaTheme="majorEastAsia" w:hAnsiTheme="majorHAnsi" w:cstheme="majorBidi" w:ascii="Arial" w:hAnsi="Arial" w:eastAsia="Arial"/>
+      <w:rFonts w:asciiTheme="majorHAnsi" w:eastAsiaTheme="majorEastAsia" w:hAnsiTheme="majorHAnsi" w:cstheme="majorBidi" w:ascii="Arial" w:hAnsi="Arial" w:eastAsia="Arial" w:cs="Tahoma"/>
       <w:b/>
       <w:bCs/>
       <w:color w:val="2E74B5"/>
@@ -11484,7 +12569,7 @@
       <w:outlineLvl w:val="2"/>
     </w:pPr>
     <w:rPr>
-      <w:rFonts w:asciiTheme="majorHAnsi" w:eastAsiaTheme="majorEastAsia" w:hAnsiTheme="majorHAnsi" w:cstheme="majorBidi" w:ascii="Arial" w:hAnsi="Arial" w:eastAsia="Arial"/>
+      <w:rFonts w:asciiTheme="majorHAnsi" w:eastAsiaTheme="majorEastAsia" w:hAnsiTheme="majorHAnsi" w:cstheme="majorBidi" w:ascii="Arial" w:hAnsi="Arial" w:eastAsia="Arial" w:cs="Tahoma"/>
       <w:b/>
       <w:bCs/>
       <w:color w:val="1F4D78"/>
@@ -11508,7 +12593,7 @@
       <w:outlineLvl w:val="3"/>
     </w:pPr>
     <w:rPr>
-      <w:rFonts w:asciiTheme="majorHAnsi" w:eastAsiaTheme="majorEastAsia" w:hAnsiTheme="majorHAnsi" w:cstheme="majorBidi" w:ascii="Arial" w:hAnsi="Arial" w:eastAsia="Arial"/>
+      <w:rFonts w:asciiTheme="majorHAnsi" w:eastAsiaTheme="majorEastAsia" w:hAnsiTheme="majorHAnsi" w:cstheme="majorBidi" w:ascii="Arial" w:hAnsi="Arial" w:eastAsia="Arial" w:cs="Tahoma"/>
       <w:b/>
       <w:bCs/>
       <w:i/>

--- a/LLDD/word/BE/Jobs/LLDD-BE-Job-9-SyncNewStoreToDocument.docx
+++ b/LLDD/word/BE/Jobs/LLDD-BE-Job-9-SyncNewStoreToDocument.docx
@@ -739,7 +739,7 @@
         <w:keepLines/>
       </w:pPr>
       <w:r>
-        <w:t>Phase: B</w:t>
+        <w:t>Phase: C</w:t>
       </w:r>
     </w:p>
     <w:p>
@@ -1238,7 +1238,7 @@
                 <w:rFonts w:ascii="Arial" w:hAnsi="Arial" w:eastAsia="Arial" w:cs="Tahoma"/>
                 <w:sz w:val="18"/>
               </w:rPr>
-              <w:t>NVL(adjust_n, forecast_n)</w:t>
+              <w:t>COALESCE(adjust_amount, forecast_amount) จาก fgi_impact_compensations</w:t>
             </w:r>
           </w:p>
         </w:tc>
@@ -1514,7 +1514,7 @@
                 <w:rFonts w:ascii="Arial" w:hAnsi="Arial" w:eastAsia="Arial" w:cs="Tahoma"/>
                 <w:sz w:val="18"/>
               </w:rPr>
-              <w:t>New-store compensation rows linked to active impact-process records, plus BPM/export SFTP parameters.</w:t>
+              <w:t>New-store compensation rows linked to active impact-process records (writes to document_new_stores directly; no export file).</w:t>
             </w:r>
           </w:p>
         </w:tc>
@@ -2322,7 +2322,7 @@
                 <w:rFonts w:ascii="Arial" w:hAnsi="Arial" w:eastAsia="Arial" w:cs="Tahoma"/>
                 <w:sz w:val="18"/>
               </w:rPr>
-              <w:t>New-store compensation rows linked to active impact-process records, plus BPM/export SFTP parameters.</w:t>
+              <w:t>New-store compensation rows linked to active impact-process records (writes to document_new_stores directly; no export file).</w:t>
             </w:r>
           </w:p>
         </w:tc>
@@ -2562,7 +2562,7 @@
                 <w:rFonts w:ascii="Arial" w:hAnsi="Arial" w:eastAsia="Arial" w:cs="Tahoma"/>
                 <w:sz w:val="18"/>
               </w:rPr>
-              <w:t>validate source percent ต้องไม่เป็น NULL และอยู่ 0..100 ก่อน upsert; จากนั้น upsert + prune ร้านของ doc_no, validate ผลรวม 100% และ tracking INTERNAL_DB_WRITE ใน transaction เดียว; invalid/ไม่ครบให้ rollback ก่อน prune</w:t>
+              <w:t>validate source percent ต้องไม่เป็น NULL และอยู่ 0..100 ก่อน upsert; จากนั้น upsert + prune ร้านของ doc_no, validate ผลรวม 100% และ tracking (direction=INTERNAL) ใน transaction เดียว; invalid/ไม่ครบให้ rollback ก่อน prune</w:t>
             </w:r>
           </w:p>
         </w:tc>
@@ -3246,7 +3246,7 @@
                 <w:rFonts w:ascii="Arial" w:hAnsi="Arial" w:eastAsia="Arial" w:cs="Tahoma"/>
                 <w:sz w:val="18"/>
               </w:rPr>
-              <w:t>validate source percent ต้องไม่เป็น NULL และอยู่ 0..100 ก่อน upsert; จากนั้น upsert + prune ร้านของ doc_no, validate ผลรวม 100% และ tracking INTERNAL_DB_WRITE ใน transaction เดียว; invalid/ไม่ครบให้ rollback ก่อน prune</w:t>
+              <w:t>validate source percent ต้องไม่เป็น NULL และอยู่ 0..100 ก่อน upsert; จากนั้น upsert + prune ร้านของ doc_no, validate ผลรวม 100% และ tracking (direction=INTERNAL) ใน transaction เดียว; invalid/ไม่ครบให้ rollback ก่อน prune</w:t>
             </w:r>
           </w:p>
         </w:tc>
@@ -4175,7 +4175,7 @@
                 <w:rFonts w:ascii="Arial" w:hAnsi="Arial" w:eastAsia="Arial" w:cs="Tahoma"/>
                 <w:sz w:val="18"/>
               </w:rPr>
-              <w:t>fgi_impact_stores</w:t>
+              <w:t>fgi_impact_compensations</w:t>
             </w:r>
           </w:p>
         </w:tc>
@@ -4225,7 +4225,7 @@
                 <w:rFonts w:ascii="Arial" w:hAnsi="Arial" w:eastAsia="Arial" w:cs="Tahoma"/>
                 <w:sz w:val="18"/>
               </w:rPr>
-              <w:t>โปรไฟล์ร้านเปิดใหม่และค่า forecast/adjust รายงวด</w:t>
+              <w:t>ยอด forecast_amount / adjust_amount รายงวด — ที่มาของ %ชดเชย (ตาราง F1)</w:t>
             </w:r>
           </w:p>
         </w:tc>
@@ -4255,7 +4255,7 @@
                 <w:rFonts w:ascii="Arial" w:hAnsi="Arial" w:eastAsia="Arial" w:cs="Tahoma"/>
                 <w:sz w:val="18"/>
               </w:rPr>
-              <w:t>compensation_documents</w:t>
+              <w:t>fgi_impact_stores</w:t>
             </w:r>
           </w:p>
         </w:tc>
@@ -4305,7 +4305,7 @@
                 <w:rFonts w:ascii="Arial" w:hAnsi="Arial" w:eastAsia="Arial" w:cs="Tahoma"/>
                 <w:sz w:val="18"/>
               </w:rPr>
-              <w:t>หา doc_no จาก impact_process_id</w:t>
+              <w:t>โปรไฟล์ร้านเปิดใหม่และค่า forecast/adjust รายงวด</w:t>
             </w:r>
           </w:p>
         </w:tc>
@@ -4335,7 +4335,7 @@
                 <w:rFonts w:ascii="Arial" w:hAnsi="Arial" w:eastAsia="Arial" w:cs="Tahoma"/>
                 <w:sz w:val="18"/>
               </w:rPr>
-              <w:t>document_new_stores</w:t>
+              <w:t>compensation_documents</w:t>
             </w:r>
           </w:p>
         </w:tc>
@@ -4360,7 +4360,7 @@
                 <w:rFonts w:ascii="Arial" w:hAnsi="Arial" w:eastAsia="Arial" w:cs="Tahoma"/>
                 <w:sz w:val="18"/>
               </w:rPr>
-              <w:t>W</w:t>
+              <w:t>R</w:t>
             </w:r>
           </w:p>
         </w:tc>
@@ -4385,7 +4385,7 @@
                 <w:rFonts w:ascii="Arial" w:hAnsi="Arial" w:eastAsia="Arial" w:cs="Tahoma"/>
                 <w:sz w:val="18"/>
               </w:rPr>
-              <w:t>บันทึกร้านเปิดใหม่เข้าเอกสารโดยตรง</w:t>
+              <w:t>หา doc_no จาก impact_process_id</w:t>
             </w:r>
           </w:p>
         </w:tc>
@@ -4415,7 +4415,7 @@
                 <w:rFonts w:ascii="Arial" w:hAnsi="Arial" w:eastAsia="Arial" w:cs="Tahoma"/>
                 <w:sz w:val="18"/>
               </w:rPr>
-              <w:t>interface_transactions</w:t>
+              <w:t>document_new_stores</w:t>
             </w:r>
           </w:p>
         </w:tc>
@@ -4465,7 +4465,87 @@
                 <w:rFonts w:ascii="Arial" w:hAnsi="Arial" w:eastAsia="Arial" w:cs="Tahoma"/>
                 <w:sz w:val="18"/>
               </w:rPr>
-              <w:t>tracking ภายใน type=INTERNAL_DB_WRITE</w:t>
+              <w:t>บันทึกร้านเปิดใหม่เข้าเอกสารโดยตรง</w:t>
+            </w:r>
+          </w:p>
+        </w:tc>
+      </w:tr>
+      <w:tr>
+        <w:trPr>
+          <w:cantSplit/>
+        </w:trPr>
+        <w:tc>
+          <w:tcPr>
+            <w:tcW w:type="dxa" w:w="3360"/>
+            <w:vAlign w:val="center"/>
+          </w:tcPr>
+          <w:p>
+            <w:pPr>
+              <w:keepLines/>
+              <w:spacing w:after="0"/>
+            </w:pPr>
+            <w:r>
+              <w:rPr>
+                <w:rFonts w:ascii="Arial" w:hAnsi="Arial" w:eastAsia="Arial" w:cs="Tahoma"/>
+                <w:sz w:val="18"/>
+              </w:rPr>
+            </w:r>
+            <w:r>
+              <w:rPr>
+                <w:rFonts w:ascii="Arial" w:hAnsi="Arial" w:eastAsia="Arial" w:cs="Tahoma"/>
+                <w:sz w:val="18"/>
+              </w:rPr>
+              <w:t>interface_transactions</w:t>
+            </w:r>
+          </w:p>
+        </w:tc>
+        <w:tc>
+          <w:tcPr>
+            <w:tcW w:type="dxa" w:w="3360"/>
+            <w:vAlign w:val="center"/>
+          </w:tcPr>
+          <w:p>
+            <w:pPr>
+              <w:keepLines/>
+              <w:spacing w:after="0"/>
+            </w:pPr>
+            <w:r>
+              <w:rPr>
+                <w:rFonts w:ascii="Arial" w:hAnsi="Arial" w:eastAsia="Arial" w:cs="Tahoma"/>
+                <w:sz w:val="18"/>
+              </w:rPr>
+            </w:r>
+            <w:r>
+              <w:rPr>
+                <w:rFonts w:ascii="Arial" w:hAnsi="Arial" w:eastAsia="Arial" w:cs="Tahoma"/>
+                <w:sz w:val="18"/>
+              </w:rPr>
+              <w:t>W</w:t>
+            </w:r>
+          </w:p>
+        </w:tc>
+        <w:tc>
+          <w:tcPr>
+            <w:tcW w:type="dxa" w:w="3360"/>
+            <w:vAlign w:val="center"/>
+          </w:tcPr>
+          <w:p>
+            <w:pPr>
+              <w:keepLines/>
+              <w:spacing w:after="0"/>
+            </w:pPr>
+            <w:r>
+              <w:rPr>
+                <w:rFonts w:ascii="Arial" w:hAnsi="Arial" w:eastAsia="Arial" w:cs="Tahoma"/>
+                <w:sz w:val="18"/>
+              </w:rPr>
+            </w:r>
+            <w:r>
+              <w:rPr>
+                <w:rFonts w:ascii="Arial" w:hAnsi="Arial" w:eastAsia="Arial" w:cs="Tahoma"/>
+                <w:sz w:val="18"/>
+              </w:rPr>
+              <w:t>tracking ภายใน: direction=INTERNAL · status=COMPLETED (ไม่มี ACK ให้รอเพราะเขียน DB ตรง)</w:t>
             </w:r>
           </w:p>
         </w:tc>
@@ -5371,11 +5451,11 @@
         <w:br/>
         <w:t xml:space="preserve">  targetTable = process.env.SBPGI_JOB9_TARGET_TABLE ?? 'document_new_stores'; // TODO: ค่าคงที่ทางธุรกิจ — เปลี่ยนต้องผ่านการอนุมัติ</w:t>
         <w:br/>
-        <w:t xml:space="preserve">  forecastPercent = process.env.SBPGI_JOB9_FORECAST_PERCENT ?? 'NVL(adjust_n, forecast_n)'; // TODO: ค่าคงที่ทางธุรกิจ — เปลี่ยนต้องผ่านการอนุมัติ</w:t>
+        <w:t xml:space="preserve">  forecastPercent = process.env.SBPGI_JOB9_FORECAST_PERCENT ?? 'COALESCE(adjust_amount, forecast_amount) จาก fgi_impact_compensations'; // TODO: ค่าคงที่ทางธุรกิจ — เปลี่ยนต้องผ่านการอนุมัติ</w:t>
         <w:br/>
         <w:t xml:space="preserve">  condition = process.env.SBPGI_JOB9_CONDITION ?? 'ร้านเปิดใหม่ สถานะ I + forecast + ยังไม่ sync'; // TODO: ค่าคงที่ทางธุรกิจ — เปลี่ยนต้องผ่านการอนุมัติ</w:t>
         <w:br/>
-        <w:t xml:space="preserve">  mailTo = process.env.SBPGI_JOB9_MAIL_TO ?? ''; // TODO: ผู้รับอีเมลแจ้ง error คั่นด้วย comma (เดิม: ส่ง error ผ่าน Notification Service กลางเมื่อ sync ล้มเหลว)</w:t>
+        <w:t xml:space="preserve">  mailTo = process.env.SBPGI_JOB9_MAIL_TO ?? ''; // TODO: ผู้รับอีเมลแจ้ง error คั่นด้วย comma (เดิม: ส่ง error ผ่าน email-lib กลาง (sendEmail) เมื่อ sync ล้มเหลว)</w:t>
         <w:br/>
         <w:t>}</w:t>
         <w:br/>
@@ -5614,7 +5694,7 @@
         <w:t xml:space="preserve">  }</w:t>
         <w:br/>
         <w:br/>
-        <w:t xml:space="preserve">  // บันทึก interface_transactions เป็น INTERNAL_DB_WRITE</w:t>
+        <w:t xml:space="preserve">  // insert interface_transactions: data_name = NEW_STORE · direction = INTERNAL · status = COMPLETED</w:t>
         <w:br/>
         <w:t xml:space="preserve">  async step07WriteFile(state: JobState, manager?: EntityManager): Promise&lt;void&gt; {</w:t>
         <w:br/>
@@ -6638,7 +6718,7 @@
                 <w:rFonts w:ascii="Arial" w:hAnsi="Arial" w:eastAsia="Arial" w:cs="Tahoma"/>
                 <w:sz w:val="18"/>
               </w:rPr>
-              <w:t>บันทึก interface_transactions เป็น INTERNAL_DB_WRITE</w:t>
+              <w:t>insert interface_transactions: data_name = NEW_STORE · direction = INTERNAL · status = COMPLETED</w:t>
             </w:r>
           </w:p>
         </w:tc>
@@ -6898,7 +6978,7 @@
         <w:br/>
         <w:t xml:space="preserve">      await this.dataSource.transaction(async (manager: EntityManager) =&gt; {</w:t>
         <w:br/>
-        <w:t xml:space="preserve">        // ขั้นที่ 5: upsert document_new_stores · TODO: forecast/percent = NVL(adjust_n, forecast_n)</w:t>
+        <w:t xml:space="preserve">        // ขั้นที่ 5: upsert document_new_stores · TODO: compensate_percent = COALESCE(adjust_compensate_percent, forecast_compensate_percent) · compensation_amount = COALESCE(adjust_amount, forecast_amount)</w:t>
         <w:br/>
         <w:t xml:space="preserve">        await this.service.step05Upsert(state, manager);</w:t>
         <w:br/>
@@ -6906,7 +6986,7 @@
         <w:br/>
         <w:t xml:space="preserve">        await this.service.step06Workflow(state, manager);</w:t>
         <w:br/>
-        <w:t xml:space="preserve">        // ขั้นที่ 7: บันทึก interface_transactions เป็น INTERNAL_DB_WRITE · TODO: ไม่สร้างไฟล์ BPM06002O</w:t>
+        <w:t xml:space="preserve">        // ขั้นที่ 7: insert interface_transactions: data_name = NEW_STORE · direction = INTERNAL · status = COMPLETED · TODO: ไม่สร้างไฟล์ BPM06002O แล้ว — เขียน DB ตรงจึงไม่มี ACK ให้รอ</w:t>
         <w:br/>
         <w:t xml:space="preserve">        await this.service.step07WriteFile(state, manager);</w:t>
         <w:br/>
@@ -7236,7 +7316,7 @@
                 <w:rFonts w:ascii="Arial" w:hAnsi="Arial" w:eastAsia="Arial" w:cs="Tahoma"/>
                 <w:sz w:val="18"/>
               </w:rPr>
-              <w:t>fgi_impact_stores</w:t>
+              <w:t>fgi_impact_compensations</w:t>
             </w:r>
           </w:p>
         </w:tc>
@@ -7286,7 +7366,7 @@
                 <w:rFonts w:ascii="Arial" w:hAnsi="Arial" w:eastAsia="Arial" w:cs="Tahoma"/>
                 <w:sz w:val="18"/>
               </w:rPr>
-              <w:t>โปรไฟล์ร้านเปิดใหม่และค่า forecast/adjust รายงวด</w:t>
+              <w:t>ยอด forecast_amount / adjust_amount รายงวด — ที่มาของ %ชดเชย (ตาราง F1)</w:t>
             </w:r>
           </w:p>
         </w:tc>
@@ -7341,7 +7421,7 @@
                 <w:rFonts w:ascii="Arial" w:hAnsi="Arial" w:eastAsia="Arial" w:cs="Tahoma"/>
                 <w:sz w:val="18"/>
               </w:rPr>
-              <w:t>compensation_documents</w:t>
+              <w:t>fgi_impact_stores</w:t>
             </w:r>
           </w:p>
         </w:tc>
@@ -7391,7 +7471,7 @@
                 <w:rFonts w:ascii="Arial" w:hAnsi="Arial" w:eastAsia="Arial" w:cs="Tahoma"/>
                 <w:sz w:val="18"/>
               </w:rPr>
-              <w:t>หา doc_no จาก impact_process_id</w:t>
+              <w:t>โปรไฟล์ร้านเปิดใหม่และค่า forecast/adjust รายงวด</w:t>
             </w:r>
           </w:p>
         </w:tc>
@@ -7446,7 +7526,7 @@
                 <w:rFonts w:ascii="Arial" w:hAnsi="Arial" w:eastAsia="Arial" w:cs="Tahoma"/>
                 <w:sz w:val="18"/>
               </w:rPr>
-              <w:t>document_new_stores</w:t>
+              <w:t>compensation_documents</w:t>
             </w:r>
           </w:p>
         </w:tc>
@@ -7471,7 +7551,7 @@
                 <w:rFonts w:ascii="Arial" w:hAnsi="Arial" w:eastAsia="Arial" w:cs="Tahoma"/>
                 <w:sz w:val="18"/>
               </w:rPr>
-              <w:t>W</w:t>
+              <w:t>R</w:t>
             </w:r>
           </w:p>
         </w:tc>
@@ -7496,7 +7576,7 @@
                 <w:rFonts w:ascii="Arial" w:hAnsi="Arial" w:eastAsia="Arial" w:cs="Tahoma"/>
                 <w:sz w:val="18"/>
               </w:rPr>
-              <w:t>บันทึกร้านเปิดใหม่เข้าเอกสารโดยตรง</w:t>
+              <w:t>หา doc_no จาก impact_process_id</w:t>
             </w:r>
           </w:p>
         </w:tc>
@@ -7551,7 +7631,7 @@
                 <w:rFonts w:ascii="Arial" w:hAnsi="Arial" w:eastAsia="Arial" w:cs="Tahoma"/>
                 <w:sz w:val="18"/>
               </w:rPr>
-              <w:t>interface_transactions</w:t>
+              <w:t>document_new_stores</w:t>
             </w:r>
           </w:p>
         </w:tc>
@@ -7601,7 +7681,112 @@
                 <w:rFonts w:ascii="Arial" w:hAnsi="Arial" w:eastAsia="Arial" w:cs="Tahoma"/>
                 <w:sz w:val="18"/>
               </w:rPr>
-              <w:t>tracking ภายใน type=INTERNAL_DB_WRITE</w:t>
+              <w:t>บันทึกร้านเปิดใหม่เข้าเอกสารโดยตรง</w:t>
+            </w:r>
+          </w:p>
+        </w:tc>
+        <w:tc>
+          <w:tcPr>
+            <w:tcW w:type="dxa" w:w="2520"/>
+            <w:vAlign w:val="center"/>
+          </w:tcPr>
+          <w:p>
+            <w:pPr>
+              <w:keepLines/>
+              <w:spacing w:after="0"/>
+            </w:pPr>
+            <w:r>
+              <w:rPr>
+                <w:rFonts w:ascii="Arial" w:hAnsi="Arial" w:eastAsia="Arial" w:cs="Tahoma"/>
+                <w:sz w:val="18"/>
+              </w:rPr>
+            </w:r>
+            <w:r>
+              <w:rPr>
+                <w:rFonts w:ascii="Arial" w:hAnsi="Arial" w:eastAsia="Arial" w:cs="Tahoma"/>
+                <w:sz w:val="18"/>
+              </w:rPr>
+              <w:t>เขียน SQL ตรงผ่าน DATA_SOURCE</w:t>
+            </w:r>
+          </w:p>
+        </w:tc>
+      </w:tr>
+      <w:tr>
+        <w:trPr>
+          <w:cantSplit/>
+        </w:trPr>
+        <w:tc>
+          <w:tcPr>
+            <w:tcW w:type="dxa" w:w="2520"/>
+            <w:vAlign w:val="center"/>
+          </w:tcPr>
+          <w:p>
+            <w:pPr>
+              <w:keepLines/>
+              <w:spacing w:after="0"/>
+            </w:pPr>
+            <w:r>
+              <w:rPr>
+                <w:rFonts w:ascii="Arial" w:hAnsi="Arial" w:eastAsia="Arial" w:cs="Tahoma"/>
+                <w:sz w:val="18"/>
+              </w:rPr>
+            </w:r>
+            <w:r>
+              <w:rPr>
+                <w:rFonts w:ascii="Arial" w:hAnsi="Arial" w:eastAsia="Arial" w:cs="Tahoma"/>
+                <w:sz w:val="18"/>
+              </w:rPr>
+              <w:t>interface_transactions</w:t>
+            </w:r>
+          </w:p>
+        </w:tc>
+        <w:tc>
+          <w:tcPr>
+            <w:tcW w:type="dxa" w:w="2520"/>
+            <w:vAlign w:val="center"/>
+          </w:tcPr>
+          <w:p>
+            <w:pPr>
+              <w:keepLines/>
+              <w:spacing w:after="0"/>
+            </w:pPr>
+            <w:r>
+              <w:rPr>
+                <w:rFonts w:ascii="Arial" w:hAnsi="Arial" w:eastAsia="Arial" w:cs="Tahoma"/>
+                <w:sz w:val="18"/>
+              </w:rPr>
+            </w:r>
+            <w:r>
+              <w:rPr>
+                <w:rFonts w:ascii="Arial" w:hAnsi="Arial" w:eastAsia="Arial" w:cs="Tahoma"/>
+                <w:sz w:val="18"/>
+              </w:rPr>
+              <w:t>W</w:t>
+            </w:r>
+          </w:p>
+        </w:tc>
+        <w:tc>
+          <w:tcPr>
+            <w:tcW w:type="dxa" w:w="2520"/>
+            <w:vAlign w:val="center"/>
+          </w:tcPr>
+          <w:p>
+            <w:pPr>
+              <w:keepLines/>
+              <w:spacing w:after="0"/>
+            </w:pPr>
+            <w:r>
+              <w:rPr>
+                <w:rFonts w:ascii="Arial" w:hAnsi="Arial" w:eastAsia="Arial" w:cs="Tahoma"/>
+                <w:sz w:val="18"/>
+              </w:rPr>
+            </w:r>
+            <w:r>
+              <w:rPr>
+                <w:rFonts w:ascii="Arial" w:hAnsi="Arial" w:eastAsia="Arial" w:cs="Tahoma"/>
+                <w:sz w:val="18"/>
+              </w:rPr>
+              <w:t>tracking ภายใน: direction=INTERNAL · status=COMPLETED (ไม่มี ACK ให้รอเพราะเขียน DB ตรง)</w:t>
             </w:r>
           </w:p>
         </w:tc>
@@ -7650,6 +7835,21 @@
         <w:t>--       write ทั้งหมดต้องอยู่ใน transaction เดียวกับที่ระบุใน 9.3</w:t>
         <w:br/>
         <w:br/>
+        <w:t>-- [R] fgi_impact_compensations : ยอด forecast_amount / adjust_amount รายงวด — ที่มาของ %ชดเชย (ตาราง F1)</w:t>
+        <w:br/>
+        <w:t>-- TODO: เติมเฉพาะคอลัมน์ที่ job ใช้จริง (ห้าม SELECT *) และตรวจว่ามี index รองรับ WHERE นี้</w:t>
+        <w:br/>
+        <w:t>SELECT /* TODO: columns */</w:t>
+        <w:br/>
+        <w:t xml:space="preserve">  FROM fgi_impact_compensations</w:t>
+        <w:br/>
+        <w:t xml:space="preserve"> WHERE impact_year = $1 AND impact_month = $2  -- TODO: ยืนยันชื่อคอลัมน์งวดกับ Database design</w:t>
+        <w:br/>
+        <w:t xml:space="preserve"> ORDER BY /* TODO: คีย์ที่ทำให้ลำดับคงที่ */</w:t>
+        <w:br/>
+        <w:t xml:space="preserve"> LIMIT $3 OFFSET $4;  -- TODO: อ่านเป็น chunk กัน memory บวม</w:t>
+        <w:br/>
+        <w:br/>
         <w:t>-- [R] fgi_impact_stores : โปรไฟล์ร้านเปิดใหม่และค่า forecast/adjust รายงวด</w:t>
         <w:br/>
         <w:t>-- TODO: เติมเฉพาะคอลัมน์ที่ job ใช้จริง (ห้าม SELECT *) และตรวจว่ามี index รองรับ WHERE นี้</w:t>
@@ -7695,25 +7895,6 @@
         <w:t>DO UPDATE SET /* TODO: คอลัมน์ที่ยอมให้ทับ */</w:t>
         <w:br/>
         <w:t xml:space="preserve">       updated_at = NOW(), updated_by = 'JOB9';</w:t>
-        <w:br/>
-        <w:br/>
-        <w:t>-- [W] interface_transactions : tracking ภายใน type=INTERNAL_DB_WRITE</w:t>
-        <w:br/>
-        <w:t>-- TODO: บันทึก ACK ระดับ record ของไฟล์ interface (แทน job_run_histories ที่ยกเลิกไปแล้ว)</w:t>
-        <w:br/>
-        <w:t>INSERT INTO interface_transactions</w:t>
-        <w:br/>
-        <w:t xml:space="preserve">  (run_id, data_name, direction, status, business_key, period_key,</w:t>
-        <w:br/>
-        <w:t xml:space="preserve">   file_name, file_checksum, created_at)</w:t>
-        <w:br/>
-        <w:t>VALUES ($1 /* run_id = correlation id ของรอบรัน Job 9 จาก application log */,</w:t>
-        <w:br/>
-        <w:t xml:space="preserve">        $2 /* TODO: data_name ของ Job 9 */, $3 /* IN|OUT|INTERNAL */, 'READY',</w:t>
-        <w:br/>
-        <w:t xml:space="preserve">        $4 /* business key ของแถว */, $5 /* YYYYMM */, $6, $7, NOW())</w:t>
-        <w:br/>
-        <w:t>ON CONFLICT (data_name, direction, business_key, period_key) DO NOTHING;</w:t>
       </w:r>
     </w:p>
     <w:p>
@@ -7804,7 +7985,7 @@
         <w:br/>
         <w:t xml:space="preserve">  async notifyFailure(jobNo: string, ctx: JobRunContext, error: Error): Promise&lt;void&gt; {</w:t>
         <w:br/>
-        <w:t xml:space="preserve">    // TODO: ผู้รับของ Job 9 เดิมคือ ส่ง error ผ่าน Notification Service กลางเมื่อ sync ล้มเหลว — ย้ายมาเป็น env SBPGI_JOB9_MAIL_TO</w:t>
+        <w:t xml:space="preserve">    // TODO: ผู้รับของ Job 9 เดิมคือ ส่ง error ผ่าน email-lib กลาง (sendEmail) เมื่อ sync ล้มเหลว — ย้ายมาเป็น env SBPGI_JOB9_MAIL_TO</w:t>
         <w:br/>
         <w:t xml:space="preserve">    const recipients = (process.env.SBPGI_JOB9_MAIL_TO ?? '').split(',').map((s) =&gt; s.trim()).filter(Boolean);</w:t>
         <w:br/>
@@ -8316,7 +8497,7 @@
                 <w:rFonts w:ascii="Arial" w:hAnsi="Arial" w:eastAsia="Arial" w:cs="Tahoma"/>
                 <w:sz w:val="18"/>
               </w:rPr>
-              <w:t>upsert document_new_stores (forecast/percent = NVL(adjust_n, forecast_n))</w:t>
+              <w:t>upsert document_new_stores (compensate_percent = COALESCE(adjust_compensate_percent, forecast_compensate_percent) · compensation_amount = COALESCE(adjust_amount, forecast_amount))</w:t>
             </w:r>
           </w:p>
         </w:tc>
@@ -8426,7 +8607,7 @@
                 <w:rFonts w:ascii="Arial" w:hAnsi="Arial" w:eastAsia="Arial" w:cs="Tahoma"/>
                 <w:sz w:val="18"/>
               </w:rPr>
-              <w:t>บันทึก interface_transactions เป็น INTERNAL_DB_WRITE (ไม่สร้างไฟล์ BPM06002O)</w:t>
+              <w:t>insert interface_transactions: data_name = NEW_STORE · direction = INTERNAL · status = COMPLETED (ไม่สร้างไฟล์ BPM06002O แล้ว — เขียน DB ตรงจึงไม่มี ACK ให้รอ)</w:t>
             </w:r>
           </w:p>
         </w:tc>
@@ -9145,7 +9326,7 @@
                 <w:rFonts w:ascii="Arial" w:hAnsi="Arial" w:eastAsia="Arial" w:cs="Tahoma"/>
                 <w:sz w:val="18"/>
               </w:rPr>
-              <w:t>ใช้กฎกับข้อมูลตัวอย่างแล้วได้ผลตามที่ระบุ — NVL(adjust_n, forecast_n)</w:t>
+              <w:t>ใช้กฎกับข้อมูลตัวอย่างแล้วได้ผลตามที่ระบุ — COALESCE(adjust_amount, forecast_amount) จาก fgi_impact_compensations</w:t>
             </w:r>
           </w:p>
         </w:tc>

--- a/LLDD/word/BE/Jobs/LLDD-BE-Job-9-SyncNewStoreToDocument.docx
+++ b/LLDD/word/BE/Jobs/LLDD-BE-Job-9-SyncNewStoreToDocument.docx
@@ -5548,7 +5548,7 @@
           <w:rFonts w:ascii="Courier New" w:hAnsi="Courier New" w:eastAsia="Courier New" w:cs="Tahoma"/>
           <w:sz w:val="16"/>
         </w:rPr>
-        <w:t>// src/batch/runner.ts — สัญญากลางของทุก job (ประกาศครั้งเดียว ใช้ร่วมทั้ง 11 ฉบับ)</w:t>
+        <w:t>// src/batch/runner.ts — สัญญากลางของทุก job (ประกาศครั้งเดียว ใช้ร่วมทั้ง 10 ฉบับ)</w:t>
         <w:br/>
         <w:br/>
         <w:t>export interface JobRunContext {</w:t>

--- a/LLDD/word/BE/Jobs/LLDD-BE-Job-9-SyncNewStoreToDocument.docx
+++ b/LLDD/word/BE/Jobs/LLDD-BE-Job-9-SyncNewStoreToDocument.docx
@@ -555,7 +555,7 @@
                 <w:rFonts w:ascii="Arial" w:hAnsi="Arial" w:eastAsia="Arial" w:cs="Tahoma"/>
                 <w:sz w:val="18"/>
               </w:rPr>
-              <w:t>Peerakorn &lt;Pete&gt; Sakunkaewphithak</w:t>
+              <w:t>Aphiwit &lt;Bank&gt; Khammoon</w:t>
             </w:r>
           </w:p>
         </w:tc>
@@ -4046,6 +4046,35 @@
       </w:pPr>
       <w:r>
         <w:t>7. API Contract</w:t>
+      </w:r>
+    </w:p>
+    <w:p>
+      <w:pPr>
+        <w:keepNext w:val="0"/>
+      </w:pPr>
+      <w:r>
+        <w:rPr>
+          <w:b/>
+        </w:rPr>
+        <w:t>เอกสารฉบับนี้ไม่มี endpoint ของตัวเอง</w:t>
+      </w:r>
+      <w:r>
+        <w:t xml:space="preserve"> — เป็นสัญญา/งานภายในที่เอกสารอื่นเรียกใช้ (ดูขอบเขตใน 5.90 Endpoint Implementation Contract) · รายการ endpoint ทั้ง 29 เส้นของ SBPGI อยู่ที่ </w:t>
+      </w:r>
+      <w:r>
+        <w:rPr>
+          <w:b/>
+        </w:rPr>
+        <w:t>LLDD-API.pdf</w:t>
+      </w:r>
+      <w:r>
+        <w:t xml:space="preserve"> และ </w:t>
+      </w:r>
+      <w:r>
+        <w:rPr>
+          <w:rFonts w:ascii="Courier New" w:hAnsi="Courier New" w:eastAsia="Courier New" w:cs="Tahoma"/>
+        </w:rPr>
+        <w:t>API design</w:t>
       </w:r>
     </w:p>
     <w:p>

--- a/LLDD/word/BE/Jobs/LLDD-BE-Job-9-SyncNewStoreToDocument.docx
+++ b/LLDD/word/BE/Jobs/LLDD-BE-Job-9-SyncNewStoreToDocument.docx
@@ -701,7 +701,7 @@
                 <w:rFonts w:ascii="Arial" w:hAnsi="Arial" w:eastAsia="Arial" w:cs="Tahoma"/>
                 <w:sz w:val="18"/>
               </w:rPr>
-              <w:t>บันทึกร้านเปิดใหม่เข้าเอกสาร: อ่านโปรไฟล์ร้านเปิดใหม่และค่า forecast/adjust แล้วบันทึกเข้า document_new_stores ผ่าน Document Service โดยตรง แทนการเขียนไฟล์ BPM06002O และ SFTP ไป impactprofile</w:t>
+              <w:t>บันทึกร้านเปิดใหม่เข้าเอกสาร: อ่านโปรไฟล์ร้านเปิดใหม่และค่า forecast/adjust แล้วบันทึกเข้า sgi_document_new_stores ผ่าน Document Service โดยตรง แทนการเขียนไฟล์ BPM06002O และ SFTP ไป impactprofile</w:t>
             </w:r>
           </w:p>
         </w:tc>
@@ -713,6 +713,638 @@
         <w:t>Common contract reference: ทุกหัวข้อ API/FE ต้องยึด LLDD-BE-API-Common-Contracts.pdf และ LLDD-FE-Integration-Contracts.pdf สำหรับ error/auth/format/pagination/action/RBAC ก่อนลงรายละเอียดเฉพาะหน้าหรือเฉพาะ endpoint</w:t>
       </w:r>
     </w:p>
+    <w:p>
+      <w:pPr>
+        <w:pStyle w:val="Heading2"/>
+        <w:keepNext/>
+        <w:keepLines/>
+        <w:pageBreakBefore w:val="0"/>
+      </w:pPr>
+      <w:r>
+        <w:t>1.1 เอกสาร LLDD ที่เกี่ยวข้อง</w:t>
+      </w:r>
+    </w:p>
+    <w:p>
+      <w:pPr>
+        <w:keepNext w:val="0"/>
+      </w:pPr>
+      <w:r>
+        <w:t>ตารางนี้สร้างจาก endpoint และตารางที่เอกสารฉบับนี้ประกาศไว้จริง — อ่านฉบับที่อยู่ในตารางก่อนลงมือ เพื่อไม่ให้สัญญา request/response หรือชื่อคอลัมน์หลุดจากกัน</w:t>
+      </w:r>
+    </w:p>
+    <w:tbl>
+      <w:tblPr>
+        <w:tblStyle w:val="TableGrid"/>
+        <w:tblW w:type="auto" w:w="0"/>
+        <w:jc w:val="center"/>
+        <w:tblLook w:firstColumn="1" w:firstRow="1" w:lastColumn="0" w:lastRow="0" w:noHBand="0" w:noVBand="1" w:val="04A0"/>
+      </w:tblPr>
+      <w:tblGrid>
+        <w:gridCol w:w="3360"/>
+        <w:gridCol w:w="3360"/>
+        <w:gridCol w:w="3360"/>
+      </w:tblGrid>
+      <w:tr>
+        <w:trPr>
+          <w:cantSplit/>
+        </w:trPr>
+        <w:tc>
+          <w:tcPr>
+            <w:tcW w:type="dxa" w:w="3360"/>
+            <w:vAlign w:val="center"/>
+            <w:shd w:fill="E8EEF5"/>
+          </w:tcPr>
+          <w:p>
+            <w:pPr>
+              <w:keepLines/>
+              <w:spacing w:after="0"/>
+            </w:pPr>
+            <w:r/>
+            <w:r>
+              <w:rPr>
+                <w:rFonts w:ascii="Arial" w:hAnsi="Arial" w:eastAsia="Arial" w:cs="Tahoma"/>
+                <w:b/>
+                <w:sz w:val="18"/>
+              </w:rPr>
+              <w:t>ความสัมพันธ์</w:t>
+            </w:r>
+          </w:p>
+        </w:tc>
+        <w:tc>
+          <w:tcPr>
+            <w:tcW w:type="dxa" w:w="3360"/>
+            <w:vAlign w:val="center"/>
+            <w:shd w:fill="E8EEF5"/>
+          </w:tcPr>
+          <w:p>
+            <w:pPr>
+              <w:keepLines/>
+              <w:spacing w:after="0"/>
+            </w:pPr>
+            <w:r/>
+            <w:r>
+              <w:rPr>
+                <w:rFonts w:ascii="Arial" w:hAnsi="Arial" w:eastAsia="Arial" w:cs="Tahoma"/>
+                <w:b/>
+                <w:sz w:val="18"/>
+              </w:rPr>
+              <w:t>เอกสาร LLDD</w:t>
+            </w:r>
+          </w:p>
+        </w:tc>
+        <w:tc>
+          <w:tcPr>
+            <w:tcW w:type="dxa" w:w="3360"/>
+            <w:vAlign w:val="center"/>
+            <w:shd w:fill="E8EEF5"/>
+          </w:tcPr>
+          <w:p>
+            <w:pPr>
+              <w:keepLines/>
+              <w:spacing w:after="0"/>
+            </w:pPr>
+            <w:r/>
+            <w:r>
+              <w:rPr>
+                <w:rFonts w:ascii="Arial" w:hAnsi="Arial" w:eastAsia="Arial" w:cs="Tahoma"/>
+                <w:b/>
+                <w:sz w:val="18"/>
+              </w:rPr>
+              <w:t>เกี่ยวข้องตรงไหน</w:t>
+            </w:r>
+          </w:p>
+        </w:tc>
+      </w:tr>
+      <w:tr>
+        <w:trPr>
+          <w:cantSplit/>
+        </w:trPr>
+        <w:tc>
+          <w:tcPr>
+            <w:tcW w:type="dxa" w:w="3360"/>
+            <w:vAlign w:val="center"/>
+          </w:tcPr>
+          <w:p>
+            <w:pPr>
+              <w:keepLines/>
+              <w:spacing w:after="0"/>
+            </w:pPr>
+            <w:r>
+              <w:rPr>
+                <w:rFonts w:ascii="Arial" w:hAnsi="Arial" w:eastAsia="Arial" w:cs="Tahoma"/>
+                <w:sz w:val="18"/>
+              </w:rPr>
+            </w:r>
+            <w:r>
+              <w:rPr>
+                <w:rFonts w:ascii="Arial" w:hAnsi="Arial" w:eastAsia="Arial" w:cs="Tahoma"/>
+                <w:sz w:val="18"/>
+              </w:rPr>
+              <w:t>สัญญากลาง</w:t>
+            </w:r>
+          </w:p>
+        </w:tc>
+        <w:tc>
+          <w:tcPr>
+            <w:tcW w:type="dxa" w:w="3360"/>
+            <w:vAlign w:val="center"/>
+          </w:tcPr>
+          <w:p>
+            <w:pPr>
+              <w:keepLines/>
+              <w:spacing w:after="0"/>
+            </w:pPr>
+            <w:r>
+              <w:rPr>
+                <w:rFonts w:ascii="Arial" w:hAnsi="Arial" w:eastAsia="Arial" w:cs="Tahoma"/>
+                <w:sz w:val="18"/>
+              </w:rPr>
+            </w:r>
+            <w:r>
+              <w:rPr>
+                <w:rFonts w:ascii="Arial" w:hAnsi="Arial" w:eastAsia="Arial" w:cs="Tahoma"/>
+                <w:b/>
+                <w:sz w:val="18"/>
+              </w:rPr>
+              <w:t>LLDD-BE-API-Common-Contracts.pdf</w:t>
+            </w:r>
+          </w:p>
+        </w:tc>
+        <w:tc>
+          <w:tcPr>
+            <w:tcW w:type="dxa" w:w="3360"/>
+            <w:vAlign w:val="center"/>
+          </w:tcPr>
+          <w:p>
+            <w:pPr>
+              <w:keepLines/>
+              <w:spacing w:after="0"/>
+            </w:pPr>
+            <w:r>
+              <w:rPr>
+                <w:rFonts w:ascii="Arial" w:hAnsi="Arial" w:eastAsia="Arial" w:cs="Tahoma"/>
+                <w:sz w:val="18"/>
+              </w:rPr>
+            </w:r>
+            <w:r>
+              <w:rPr>
+                <w:rFonts w:ascii="Arial" w:hAnsi="Arial" w:eastAsia="Arial" w:cs="Tahoma"/>
+                <w:sz w:val="18"/>
+              </w:rPr>
+              <w:t xml:space="preserve">envelope </w:t>
+            </w:r>
+            <w:r>
+              <w:rPr>
+                <w:rFonts w:ascii="Courier New" w:hAnsi="Courier New" w:eastAsia="Courier New" w:cs="Tahoma"/>
+                <w:sz w:val="18"/>
+              </w:rPr>
+              <w:t>{success,data}</w:t>
+            </w:r>
+            <w:r>
+              <w:rPr>
+                <w:rFonts w:ascii="Arial" w:hAnsi="Arial" w:eastAsia="Arial" w:cs="Tahoma"/>
+                <w:sz w:val="18"/>
+              </w:rPr>
+              <w:t xml:space="preserve"> · error code · pagination · รูปแบบวันที่/เลขเอกสาร</w:t>
+            </w:r>
+          </w:p>
+        </w:tc>
+      </w:tr>
+      <w:tr>
+        <w:trPr>
+          <w:cantSplit/>
+        </w:trPr>
+        <w:tc>
+          <w:tcPr>
+            <w:tcW w:type="dxa" w:w="3360"/>
+            <w:vAlign w:val="center"/>
+          </w:tcPr>
+          <w:p>
+            <w:pPr>
+              <w:keepLines/>
+              <w:spacing w:after="0"/>
+            </w:pPr>
+            <w:r>
+              <w:rPr>
+                <w:rFonts w:ascii="Arial" w:hAnsi="Arial" w:eastAsia="Arial" w:cs="Tahoma"/>
+                <w:sz w:val="18"/>
+              </w:rPr>
+            </w:r>
+            <w:r>
+              <w:rPr>
+                <w:rFonts w:ascii="Arial" w:hAnsi="Arial" w:eastAsia="Arial" w:cs="Tahoma"/>
+                <w:sz w:val="18"/>
+              </w:rPr>
+              <w:t>โครงสร้างข้อมูล</w:t>
+            </w:r>
+          </w:p>
+        </w:tc>
+        <w:tc>
+          <w:tcPr>
+            <w:tcW w:type="dxa" w:w="3360"/>
+            <w:vAlign w:val="center"/>
+          </w:tcPr>
+          <w:p>
+            <w:pPr>
+              <w:keepLines/>
+              <w:spacing w:after="0"/>
+            </w:pPr>
+            <w:r>
+              <w:rPr>
+                <w:rFonts w:ascii="Arial" w:hAnsi="Arial" w:eastAsia="Arial" w:cs="Tahoma"/>
+                <w:sz w:val="18"/>
+              </w:rPr>
+            </w:r>
+            <w:r>
+              <w:rPr>
+                <w:rFonts w:ascii="Arial" w:hAnsi="Arial" w:eastAsia="Arial" w:cs="Tahoma"/>
+                <w:b/>
+                <w:sz w:val="18"/>
+              </w:rPr>
+              <w:t>LLDD-BE-Database-Structure.pdf</w:t>
+            </w:r>
+          </w:p>
+        </w:tc>
+        <w:tc>
+          <w:tcPr>
+            <w:tcW w:type="dxa" w:w="3360"/>
+            <w:vAlign w:val="center"/>
+          </w:tcPr>
+          <w:p>
+            <w:pPr>
+              <w:keepLines/>
+              <w:spacing w:after="0"/>
+            </w:pPr>
+            <w:r>
+              <w:rPr>
+                <w:rFonts w:ascii="Arial" w:hAnsi="Arial" w:eastAsia="Arial" w:cs="Tahoma"/>
+                <w:sz w:val="18"/>
+              </w:rPr>
+            </w:r>
+            <w:r>
+              <w:rPr>
+                <w:rFonts w:ascii="Arial" w:hAnsi="Arial" w:eastAsia="Arial" w:cs="Tahoma"/>
+                <w:sz w:val="18"/>
+              </w:rPr>
+              <w:t>DDL ของตารางที่หัวข้อ Reference DB Mapping อ้างถึง</w:t>
+            </w:r>
+          </w:p>
+        </w:tc>
+      </w:tr>
+      <w:tr>
+        <w:trPr>
+          <w:cantSplit/>
+        </w:trPr>
+        <w:tc>
+          <w:tcPr>
+            <w:tcW w:type="dxa" w:w="3360"/>
+            <w:vAlign w:val="center"/>
+          </w:tcPr>
+          <w:p>
+            <w:pPr>
+              <w:keepLines/>
+              <w:spacing w:after="0"/>
+            </w:pPr>
+            <w:r>
+              <w:rPr>
+                <w:rFonts w:ascii="Arial" w:hAnsi="Arial" w:eastAsia="Arial" w:cs="Tahoma"/>
+                <w:sz w:val="18"/>
+              </w:rPr>
+            </w:r>
+            <w:r>
+              <w:rPr>
+                <w:rFonts w:ascii="Arial" w:hAnsi="Arial" w:eastAsia="Arial" w:cs="Tahoma"/>
+                <w:sz w:val="18"/>
+              </w:rPr>
+              <w:t>แพลตฟอร์มระบบเดิม</w:t>
+            </w:r>
+          </w:p>
+        </w:tc>
+        <w:tc>
+          <w:tcPr>
+            <w:tcW w:type="dxa" w:w="3360"/>
+            <w:vAlign w:val="center"/>
+          </w:tcPr>
+          <w:p>
+            <w:pPr>
+              <w:keepLines/>
+              <w:spacing w:after="0"/>
+            </w:pPr>
+            <w:r>
+              <w:rPr>
+                <w:rFonts w:ascii="Arial" w:hAnsi="Arial" w:eastAsia="Arial" w:cs="Tahoma"/>
+                <w:sz w:val="18"/>
+              </w:rPr>
+            </w:r>
+            <w:r>
+              <w:rPr>
+                <w:rFonts w:ascii="Arial" w:hAnsi="Arial" w:eastAsia="Arial" w:cs="Tahoma"/>
+                <w:b/>
+                <w:sz w:val="18"/>
+              </w:rPr>
+              <w:t>LLDD-BE-Integration-SBP-Platform.pdf</w:t>
+            </w:r>
+          </w:p>
+        </w:tc>
+        <w:tc>
+          <w:tcPr>
+            <w:tcW w:type="dxa" w:w="3360"/>
+            <w:vAlign w:val="center"/>
+          </w:tcPr>
+          <w:p>
+            <w:pPr>
+              <w:keepLines/>
+              <w:spacing w:after="0"/>
+            </w:pPr>
+            <w:r>
+              <w:rPr>
+                <w:rFonts w:ascii="Arial" w:hAnsi="Arial" w:eastAsia="Arial" w:cs="Tahoma"/>
+                <w:sz w:val="18"/>
+              </w:rPr>
+            </w:r>
+            <w:r>
+              <w:rPr>
+                <w:rFonts w:ascii="Arial" w:hAnsi="Arial" w:eastAsia="Arial" w:cs="Tahoma"/>
+                <w:sz w:val="18"/>
+              </w:rPr>
+              <w:t>header จาก BFF (</w:t>
+            </w:r>
+            <w:r>
+              <w:rPr>
+                <w:rFonts w:ascii="Courier New" w:hAnsi="Courier New" w:eastAsia="Courier New" w:cs="Tahoma"/>
+                <w:sz w:val="18"/>
+              </w:rPr>
+              <w:t>x-api-key</w:t>
+            </w:r>
+            <w:r>
+              <w:rPr>
+                <w:rFonts w:ascii="Arial" w:hAnsi="Arial" w:eastAsia="Arial" w:cs="Tahoma"/>
+                <w:sz w:val="18"/>
+              </w:rPr>
+              <w:t xml:space="preserve"> / </w:t>
+            </w:r>
+            <w:r>
+              <w:rPr>
+                <w:rFonts w:ascii="Courier New" w:hAnsi="Courier New" w:eastAsia="Courier New" w:cs="Tahoma"/>
+                <w:sz w:val="18"/>
+              </w:rPr>
+              <w:t>x-user-*</w:t>
+            </w:r>
+            <w:r>
+              <w:rPr>
+                <w:rFonts w:ascii="Arial" w:hAnsi="Arial" w:eastAsia="Arial" w:cs="Tahoma"/>
+                <w:sz w:val="18"/>
+              </w:rPr>
+              <w:t>) · การ reuse ตารางและ service ของระบบ SBP เดิม</w:t>
+            </w:r>
+          </w:p>
+        </w:tc>
+      </w:tr>
+      <w:tr>
+        <w:trPr>
+          <w:cantSplit/>
+        </w:trPr>
+        <w:tc>
+          <w:tcPr>
+            <w:tcW w:type="dxa" w:w="3360"/>
+            <w:vAlign w:val="center"/>
+          </w:tcPr>
+          <w:p>
+            <w:pPr>
+              <w:keepLines/>
+              <w:spacing w:after="0"/>
+            </w:pPr>
+            <w:r>
+              <w:rPr>
+                <w:rFonts w:ascii="Arial" w:hAnsi="Arial" w:eastAsia="Arial" w:cs="Tahoma"/>
+                <w:sz w:val="18"/>
+              </w:rPr>
+            </w:r>
+            <w:r>
+              <w:rPr>
+                <w:rFonts w:ascii="Arial" w:hAnsi="Arial" w:eastAsia="Arial" w:cs="Tahoma"/>
+                <w:sz w:val="18"/>
+              </w:rPr>
+              <w:t>ต้องจบก่อน (ลำดับงาน)</w:t>
+            </w:r>
+          </w:p>
+        </w:tc>
+        <w:tc>
+          <w:tcPr>
+            <w:tcW w:type="dxa" w:w="3360"/>
+            <w:vAlign w:val="center"/>
+          </w:tcPr>
+          <w:p>
+            <w:pPr>
+              <w:keepLines/>
+              <w:spacing w:after="0"/>
+            </w:pPr>
+            <w:r>
+              <w:rPr>
+                <w:rFonts w:ascii="Arial" w:hAnsi="Arial" w:eastAsia="Arial" w:cs="Tahoma"/>
+                <w:sz w:val="18"/>
+              </w:rPr>
+            </w:r>
+            <w:r>
+              <w:rPr>
+                <w:rFonts w:ascii="Arial" w:hAnsi="Arial" w:eastAsia="Arial" w:cs="Tahoma"/>
+                <w:b/>
+                <w:sz w:val="18"/>
+              </w:rPr>
+              <w:t>LLDD-BE-API-Common-Contracts.pdf</w:t>
+            </w:r>
+          </w:p>
+        </w:tc>
+        <w:tc>
+          <w:tcPr>
+            <w:tcW w:type="dxa" w:w="3360"/>
+            <w:vAlign w:val="center"/>
+          </w:tcPr>
+          <w:p>
+            <w:pPr>
+              <w:keepLines/>
+              <w:spacing w:after="0"/>
+            </w:pPr>
+            <w:r>
+              <w:rPr>
+                <w:rFonts w:ascii="Arial" w:hAnsi="Arial" w:eastAsia="Arial" w:cs="Tahoma"/>
+                <w:sz w:val="18"/>
+              </w:rPr>
+            </w:r>
+            <w:r>
+              <w:rPr>
+                <w:rFonts w:ascii="Arial" w:hAnsi="Arial" w:eastAsia="Arial" w:cs="Tahoma"/>
+                <w:sz w:val="18"/>
+              </w:rPr>
+              <w:t>เป็นฉบับต้นทางของสัญญา/โครงที่ฉบับนี้อ้าง</w:t>
+            </w:r>
+          </w:p>
+        </w:tc>
+      </w:tr>
+      <w:tr>
+        <w:trPr>
+          <w:cantSplit/>
+        </w:trPr>
+        <w:tc>
+          <w:tcPr>
+            <w:tcW w:type="dxa" w:w="3360"/>
+            <w:vAlign w:val="center"/>
+          </w:tcPr>
+          <w:p>
+            <w:pPr>
+              <w:keepLines/>
+              <w:spacing w:after="0"/>
+            </w:pPr>
+            <w:r>
+              <w:rPr>
+                <w:rFonts w:ascii="Arial" w:hAnsi="Arial" w:eastAsia="Arial" w:cs="Tahoma"/>
+                <w:sz w:val="18"/>
+              </w:rPr>
+            </w:r>
+            <w:r>
+              <w:rPr>
+                <w:rFonts w:ascii="Arial" w:hAnsi="Arial" w:eastAsia="Arial" w:cs="Tahoma"/>
+                <w:sz w:val="18"/>
+              </w:rPr>
+              <w:t>ต้องจบก่อน (ลำดับงาน)</w:t>
+            </w:r>
+          </w:p>
+        </w:tc>
+        <w:tc>
+          <w:tcPr>
+            <w:tcW w:type="dxa" w:w="3360"/>
+            <w:vAlign w:val="center"/>
+          </w:tcPr>
+          <w:p>
+            <w:pPr>
+              <w:keepLines/>
+              <w:spacing w:after="0"/>
+            </w:pPr>
+            <w:r>
+              <w:rPr>
+                <w:rFonts w:ascii="Arial" w:hAnsi="Arial" w:eastAsia="Arial" w:cs="Tahoma"/>
+                <w:sz w:val="18"/>
+              </w:rPr>
+            </w:r>
+            <w:r>
+              <w:rPr>
+                <w:rFonts w:ascii="Arial" w:hAnsi="Arial" w:eastAsia="Arial" w:cs="Tahoma"/>
+                <w:b/>
+                <w:sz w:val="18"/>
+              </w:rPr>
+              <w:t>LLDD-BE-Database-Structure.pdf</w:t>
+            </w:r>
+          </w:p>
+        </w:tc>
+        <w:tc>
+          <w:tcPr>
+            <w:tcW w:type="dxa" w:w="3360"/>
+            <w:vAlign w:val="center"/>
+          </w:tcPr>
+          <w:p>
+            <w:pPr>
+              <w:keepLines/>
+              <w:spacing w:after="0"/>
+            </w:pPr>
+            <w:r>
+              <w:rPr>
+                <w:rFonts w:ascii="Arial" w:hAnsi="Arial" w:eastAsia="Arial" w:cs="Tahoma"/>
+                <w:sz w:val="18"/>
+              </w:rPr>
+            </w:r>
+            <w:r>
+              <w:rPr>
+                <w:rFonts w:ascii="Arial" w:hAnsi="Arial" w:eastAsia="Arial" w:cs="Tahoma"/>
+                <w:sz w:val="18"/>
+              </w:rPr>
+              <w:t>เป็นฉบับต้นทางของสัญญา/โครงที่ฉบับนี้อ้าง</w:t>
+            </w:r>
+          </w:p>
+        </w:tc>
+      </w:tr>
+      <w:tr>
+        <w:trPr>
+          <w:cantSplit/>
+        </w:trPr>
+        <w:tc>
+          <w:tcPr>
+            <w:tcW w:type="dxa" w:w="3360"/>
+            <w:vAlign w:val="center"/>
+          </w:tcPr>
+          <w:p>
+            <w:pPr>
+              <w:keepLines/>
+              <w:spacing w:after="0"/>
+            </w:pPr>
+            <w:r>
+              <w:rPr>
+                <w:rFonts w:ascii="Arial" w:hAnsi="Arial" w:eastAsia="Arial" w:cs="Tahoma"/>
+                <w:sz w:val="18"/>
+              </w:rPr>
+            </w:r>
+            <w:r>
+              <w:rPr>
+                <w:rFonts w:ascii="Arial" w:hAnsi="Arial" w:eastAsia="Arial" w:cs="Tahoma"/>
+                <w:sz w:val="18"/>
+              </w:rPr>
+              <w:t>ต้องจบก่อน (ลำดับงาน)</w:t>
+            </w:r>
+          </w:p>
+        </w:tc>
+        <w:tc>
+          <w:tcPr>
+            <w:tcW w:type="dxa" w:w="3360"/>
+            <w:vAlign w:val="center"/>
+          </w:tcPr>
+          <w:p>
+            <w:pPr>
+              <w:keepLines/>
+              <w:spacing w:after="0"/>
+            </w:pPr>
+            <w:r>
+              <w:rPr>
+                <w:rFonts w:ascii="Arial" w:hAnsi="Arial" w:eastAsia="Arial" w:cs="Tahoma"/>
+                <w:sz w:val="18"/>
+              </w:rPr>
+            </w:r>
+            <w:r>
+              <w:rPr>
+                <w:rFonts w:ascii="Arial" w:hAnsi="Arial" w:eastAsia="Arial" w:cs="Tahoma"/>
+                <w:b/>
+                <w:sz w:val="18"/>
+              </w:rPr>
+              <w:t>LLDD-BE-Job-8-CreateCompensationDocument.pdf</w:t>
+            </w:r>
+          </w:p>
+        </w:tc>
+        <w:tc>
+          <w:tcPr>
+            <w:tcW w:type="dxa" w:w="3360"/>
+            <w:vAlign w:val="center"/>
+          </w:tcPr>
+          <w:p>
+            <w:pPr>
+              <w:keepLines/>
+              <w:spacing w:after="0"/>
+            </w:pPr>
+            <w:r>
+              <w:rPr>
+                <w:rFonts w:ascii="Arial" w:hAnsi="Arial" w:eastAsia="Arial" w:cs="Tahoma"/>
+                <w:sz w:val="18"/>
+              </w:rPr>
+            </w:r>
+            <w:r>
+              <w:rPr>
+                <w:rFonts w:ascii="Arial" w:hAnsi="Arial" w:eastAsia="Arial" w:cs="Tahoma"/>
+                <w:sz w:val="18"/>
+              </w:rPr>
+              <w:t>เป็นฉบับต้นทางของสัญญา/โครงที่ฉบับนี้อ้าง</w:t>
+            </w:r>
+          </w:p>
+        </w:tc>
+      </w:tr>
+    </w:tbl>
+    <w:p/>
     <w:p>
       <w:pPr>
         <w:pStyle w:val="Heading1"/>
@@ -748,7 +1380,7 @@
         <w:keepLines/>
       </w:pPr>
       <w:r>
-        <w:t>Output: document_new_stores (DB)</w:t>
+        <w:t>Output: sgi_document_new_stores (DB)</w:t>
       </w:r>
     </w:p>
     <w:p>
@@ -805,7 +1437,18 @@
         <w:pageBreakBefore w:val="0"/>
       </w:pPr>
       <w:r>
-        <w:t>4. Implementation Flow Diagram (Reference)</w:t>
+        <w:t>4. Implementation Flow &amp; Sequence Diagram (Reference)</w:t>
+      </w:r>
+    </w:p>
+    <w:p>
+      <w:pPr>
+        <w:pStyle w:val="Heading2"/>
+        <w:keepNext/>
+        <w:keepLines/>
+        <w:pageBreakBefore w:val="0"/>
+      </w:pPr>
+      <w:r>
+        <w:t>4.1 Implementation Flow (ลำดับขั้นการทำงาน)</w:t>
       </w:r>
     </w:p>
     <w:p>
@@ -863,6 +1506,78 @@
     </w:p>
     <w:p>
       <w:pPr>
+        <w:pStyle w:val="Heading2"/>
+        <w:keepNext/>
+        <w:keepLines/>
+        <w:pageBreakBefore w:val="0"/>
+      </w:pPr>
+      <w:r>
+        <w:t>4.2 Sequence Diagram (ใครคุยกับใคร ลำดับไหน)</w:t>
+      </w:r>
+    </w:p>
+    <w:p>
+      <w:pPr>
+        <w:keepNext w:val="0"/>
+      </w:pPr>
+      <w:r>
+        <w:t>ผู้แสดงและลำดับข้อความในภาพนี้สร้างจาก endpoint ในหัวข้อ 7 และตารางในหัวข้อ Reference DB Mapping ของเอกสารฉบับนี้เอง จึงตรงกับสัญญาเสมอ</w:t>
+      </w:r>
+    </w:p>
+    <w:p>
+      <w:pPr>
+        <w:keepNext/>
+        <w:jc w:val="center"/>
+      </w:pPr>
+      <w:r>
+        <w:drawing>
+          <wp:inline xmlns:a="http://schemas.openxmlformats.org/drawingml/2006/main" xmlns:pic="http://schemas.openxmlformats.org/drawingml/2006/picture">
+            <wp:extent cx="5669280" cy="3257057"/>
+            <wp:docPr id="2" name="Picture 2"/>
+            <wp:cNvGraphicFramePr>
+              <a:graphicFrameLocks noChangeAspect="1"/>
+            </wp:cNvGraphicFramePr>
+            <a:graphic>
+              <a:graphicData uri="http://schemas.openxmlformats.org/drawingml/2006/picture">
+                <pic:pic>
+                  <pic:nvPicPr>
+                    <pic:cNvPr id="0" name="BE-Job-9-SyncNewStoreToDocument-sequence.png"/>
+                    <pic:cNvPicPr/>
+                  </pic:nvPicPr>
+                  <pic:blipFill>
+                    <a:blip r:embed="rId12"/>
+                    <a:stretch>
+                      <a:fillRect/>
+                    </a:stretch>
+                  </pic:blipFill>
+                  <pic:spPr>
+                    <a:xfrm>
+                      <a:off x="0" y="0"/>
+                      <a:ext cx="5669280" cy="3257057"/>
+                    </a:xfrm>
+                    <a:prstGeom prst="rect"/>
+                  </pic:spPr>
+                </pic:pic>
+              </a:graphicData>
+            </a:graphic>
+          </wp:inline>
+        </w:drawing>
+      </w:r>
+    </w:p>
+    <w:p>
+      <w:pPr>
+        <w:keepLines/>
+        <w:jc w:val="center"/>
+      </w:pPr>
+      <w:r>
+        <w:rPr>
+          <w:i/>
+          <w:sz w:val="18"/>
+        </w:rPr>
+        <w:t>รูปที่ 2: Sequence diagram: LLDD BE - Job 9 SyncNewStoreToDocument</w:t>
+      </w:r>
+    </w:p>
+    <w:p>
+      <w:pPr>
         <w:pStyle w:val="Heading1"/>
         <w:keepNext/>
         <w:keepLines/>
@@ -1133,7 +1848,7 @@
                 <w:rFonts w:ascii="Arial" w:hAnsi="Arial" w:eastAsia="Arial" w:cs="Tahoma"/>
                 <w:sz w:val="18"/>
               </w:rPr>
-              <w:t>document_new_stores</w:t>
+              <w:t>sgi_document_new_stores</w:t>
             </w:r>
           </w:p>
         </w:tc>
@@ -1238,7 +1953,7 @@
                 <w:rFonts w:ascii="Arial" w:hAnsi="Arial" w:eastAsia="Arial" w:cs="Tahoma"/>
                 <w:sz w:val="18"/>
               </w:rPr>
-              <w:t>COALESCE(adjust_amount, forecast_amount) จาก fgi_impact_compensations</w:t>
+              <w:t>COALESCE(adjust_amount, forecast_amount) จาก sgi_fgi_impact_compensations</w:t>
             </w:r>
           </w:p>
         </w:tc>
@@ -1514,7 +2229,7 @@
                 <w:rFonts w:ascii="Arial" w:hAnsi="Arial" w:eastAsia="Arial" w:cs="Tahoma"/>
                 <w:sz w:val="18"/>
               </w:rPr>
-              <w:t>New-store compensation rows linked to active impact-process records (writes to document_new_stores directly; no export file).</w:t>
+              <w:t>New-store compensation rows linked to active impact-process records (writes to sgi_document_new_stores directly; no export file).</w:t>
             </w:r>
           </w:p>
         </w:tc>
@@ -2322,7 +3037,7 @@
                 <w:rFonts w:ascii="Arial" w:hAnsi="Arial" w:eastAsia="Arial" w:cs="Tahoma"/>
                 <w:sz w:val="18"/>
               </w:rPr>
-              <w:t>New-store compensation rows linked to active impact-process records (writes to document_new_stores directly; no export file).</w:t>
+              <w:t>New-store compensation rows linked to active impact-process records (writes to sgi_document_new_stores directly; no export file).</w:t>
             </w:r>
           </w:p>
         </w:tc>
@@ -3335,9 +4050,9 @@
         <w:br/>
         <w:t xml:space="preserve">       COALESCE(s.adjust_compensation_amount, s.forecast_compensation_amount) AS compensation_amount</w:t>
         <w:br/>
-        <w:t>FROM fgi_impact_stores s</w:t>
-        <w:br/>
-        <w:t>JOIN compensation_documents d ON d.impact_process_id = s.impact_process_id</w:t>
+        <w:t>FROM sgi_fgi_impact_stores s</w:t>
+        <w:br/>
+        <w:t>JOIN sgi_compensation_documents d ON d.impact_process_id = s.impact_process_id</w:t>
         <w:br/>
         <w:t>WHERE s.impact_month = :impact_month</w:t>
         <w:br/>
@@ -3371,7 +4086,7 @@
         <w:br/>
         <w:t>-- ถ้าค่า percent เป็น NULL/นอกช่วง ให้ throw COMPENSATE_PERCENT_INVALID และ rollback ก่อน upsert/prune.</w:t>
         <w:br/>
-        <w:t>INSERT INTO document_new_stores</w:t>
+        <w:t>INSERT INTO sgi_document_new_stores</w:t>
         <w:br/>
         <w:t xml:space="preserve">    (doc_no, new_store_code, compensate_percent, compensation_amount, source_system, updated_at)</w:t>
         <w:br/>
@@ -3395,7 +4110,7 @@
         <w:t>-- Service ต้องได้ RETURNING 1 แถวต่อ source row; ไม่ครบให้ rollback และห้าม prune.</w:t>
         <w:br/>
         <w:br/>
-        <w:t>DELETE FROM document_new_stores dns</w:t>
+        <w:t>DELETE FROM sgi_document_new_stores dns</w:t>
         <w:br/>
         <w:t>WHERE dns.doc_no = :doc_no</w:t>
         <w:br/>
@@ -3405,9 +4120,9 @@
         <w:br/>
         <w:t xml:space="preserve">      SELECT 1</w:t>
         <w:br/>
-        <w:t xml:space="preserve">      FROM fgi_impact_stores src</w:t>
-        <w:br/>
-        <w:t xml:space="preserve">      JOIN compensation_documents d ON d.impact_process_id = src.impact_process_id</w:t>
+        <w:t xml:space="preserve">      FROM sgi_fgi_impact_stores src</w:t>
+        <w:br/>
+        <w:t xml:space="preserve">      JOIN sgi_compensation_documents d ON d.impact_process_id = src.impact_process_id</w:t>
         <w:br/>
         <w:t xml:space="preserve">      WHERE d.doc_no = dns.doc_no</w:t>
         <w:br/>
@@ -3420,7 +4135,7 @@
         <w:br/>
         <w:t>SELECT CASE WHEN ABS(SUM(compensate_percent) - 100) &lt;= 0.0001 THEN TRUE ELSE FALSE END AS allocation_valid</w:t>
         <w:br/>
-        <w:t>FROM document_new_stores</w:t>
+        <w:t>FROM sgi_document_new_stores</w:t>
         <w:br/>
         <w:t>WHERE doc_no = :doc_no;</w:t>
       </w:r>
@@ -4030,7 +4745,7 @@
                 <w:rFonts w:ascii="Arial" w:hAnsi="Arial" w:eastAsia="Arial" w:cs="Tahoma"/>
                 <w:sz w:val="18"/>
               </w:rPr>
-              <w:t>ไม่มีตาราง job_run_histories แล้ว · ไฟล์/ACK ดูที่ interface_transactions</w:t>
+              <w:t>ไม่มีตาราง job_run_histories แล้ว · ไฟล์/ACK ดูที่ sgi_interface_transactions</w:t>
             </w:r>
           </w:p>
         </w:tc>
@@ -4059,7 +4774,7 @@
         <w:t>เอกสารฉบับนี้ไม่มี endpoint ของตัวเอง</w:t>
       </w:r>
       <w:r>
-        <w:t xml:space="preserve"> — เป็นสัญญา/งานภายในที่เอกสารอื่นเรียกใช้ (ดูขอบเขตใน 5.90 Endpoint Implementation Contract) · รายการ endpoint ทั้ง 29 เส้นของ SBPGI อยู่ที่ </w:t>
+        <w:t xml:space="preserve"> — เป็นสัญญา/งานภายในที่เอกสารอื่นเรียกใช้ (ดูขอบเขตใน 5.90 Endpoint Implementation Contract) · รายการ endpoint ทั้ง 29 เส้นของ SGI อยู่ที่ </w:t>
       </w:r>
       <w:r>
         <w:rPr>
@@ -4204,7 +4919,7 @@
                 <w:rFonts w:ascii="Arial" w:hAnsi="Arial" w:eastAsia="Arial" w:cs="Tahoma"/>
                 <w:sz w:val="18"/>
               </w:rPr>
-              <w:t>fgi_impact_compensations</w:t>
+              <w:t>sgi_fgi_impact_compensations</w:t>
             </w:r>
           </w:p>
         </w:tc>
@@ -4284,7 +4999,7 @@
                 <w:rFonts w:ascii="Arial" w:hAnsi="Arial" w:eastAsia="Arial" w:cs="Tahoma"/>
                 <w:sz w:val="18"/>
               </w:rPr>
-              <w:t>fgi_impact_stores</w:t>
+              <w:t>sgi_fgi_impact_stores</w:t>
             </w:r>
           </w:p>
         </w:tc>
@@ -4364,7 +5079,7 @@
                 <w:rFonts w:ascii="Arial" w:hAnsi="Arial" w:eastAsia="Arial" w:cs="Tahoma"/>
                 <w:sz w:val="18"/>
               </w:rPr>
-              <w:t>compensation_documents</w:t>
+              <w:t>sgi_compensation_documents</w:t>
             </w:r>
           </w:p>
         </w:tc>
@@ -4444,7 +5159,7 @@
                 <w:rFonts w:ascii="Arial" w:hAnsi="Arial" w:eastAsia="Arial" w:cs="Tahoma"/>
                 <w:sz w:val="18"/>
               </w:rPr>
-              <w:t>document_new_stores</w:t>
+              <w:t>sgi_document_new_stores</w:t>
             </w:r>
           </w:p>
         </w:tc>
@@ -4524,7 +5239,7 @@
                 <w:rFonts w:ascii="Arial" w:hAnsi="Arial" w:eastAsia="Arial" w:cs="Tahoma"/>
                 <w:sz w:val="18"/>
               </w:rPr>
-              <w:t>interface_transactions</w:t>
+              <w:t>sgi_interface_transactions</w:t>
             </w:r>
           </w:p>
         </w:tc>
@@ -4614,7 +5329,7 @@
         <w:rPr>
           <w:rFonts w:ascii="Courier New" w:hAnsi="Courier New" w:eastAsia="Courier New" w:cs="Tahoma"/>
         </w:rPr>
-        <w:t>src/batch/sbpgi/</w:t>
+        <w:t>src/batch/sgi/</w:t>
       </w:r>
       <w:r>
         <w:t xml:space="preserve"> ของ store-backend โดยใช้ convention เดียวกับ module ธุรกิจอื่น: inject custom provider </w:t>
@@ -4821,7 +5536,7 @@
                 <w:rFonts w:ascii="Arial" w:hAnsi="Arial" w:eastAsia="Arial" w:cs="Tahoma"/>
                 <w:sz w:val="18"/>
               </w:rPr>
-              <w:t>src/batch/sbpgi/job-9-sync-new-store-to-document/job-9-sync-new-store-to-document.job.ts</w:t>
+              <w:t>src/batch/sgi/job-9-sync-new-store-to-document/job-9-sync-new-store-to-document.job.ts</w:t>
             </w:r>
           </w:p>
         </w:tc>
@@ -4904,7 +5619,7 @@
                 <w:rFonts w:ascii="Arial" w:hAnsi="Arial" w:eastAsia="Arial" w:cs="Tahoma"/>
                 <w:sz w:val="18"/>
               </w:rPr>
-              <w:t>src/batch/sbpgi/job-9-sync-new-store-to-document/job-9-sync-new-store-to-document.service.ts</w:t>
+              <w:t>src/batch/sgi/job-9-sync-new-store-to-document/job-9-sync-new-store-to-document.service.ts</w:t>
             </w:r>
           </w:p>
         </w:tc>
@@ -4980,7 +5695,7 @@
                 <w:rFonts w:ascii="Arial" w:hAnsi="Arial" w:eastAsia="Arial" w:cs="Tahoma"/>
                 <w:sz w:val="18"/>
               </w:rPr>
-              <w:t>src/batch/sbpgi/job-9-sync-new-store-to-document/job-9-sync-new-store-to-document.config.ts</w:t>
+              <w:t>src/batch/sgi/job-9-sync-new-store-to-document/job-9-sync-new-store-to-document.config.ts</w:t>
             </w:r>
           </w:p>
         </w:tc>
@@ -5012,7 +5727,7 @@
                 <w:rFonts w:ascii="Courier New" w:hAnsi="Courier New" w:eastAsia="Courier New" w:cs="Tahoma"/>
                 <w:sz w:val="18"/>
               </w:rPr>
-              <w:t>SbpgiJob9Config</w:t>
+              <w:t>SgiJob9Config</w:t>
             </w:r>
             <w:r>
               <w:rPr>
@@ -5077,7 +5792,7 @@
                 <w:rFonts w:ascii="Arial" w:hAnsi="Arial" w:eastAsia="Arial" w:cs="Tahoma"/>
                 <w:sz w:val="18"/>
               </w:rPr>
-              <w:t>src/batch/sbpgi/job-9-sync-new-store-to-document/job-9-sync-new-store-to-document.module.ts</w:t>
+              <w:t>src/batch/sgi/job-9-sync-new-store-to-document/job-9-sync-new-store-to-document.module.ts</w:t>
             </w:r>
           </w:p>
         </w:tc>
@@ -5226,7 +5941,7 @@
                 <w:rFonts w:ascii="Courier New" w:hAnsi="Courier New" w:eastAsia="Courier New" w:cs="Tahoma"/>
                 <w:sz w:val="18"/>
               </w:rPr>
-              <w:t>SBPGI_JOB9_CRON</w:t>
+              <w:t>SGI_JOB9_CRON</w:t>
             </w:r>
             <w:r>
               <w:rPr>
@@ -5382,7 +6097,7 @@
         <w:rPr>
           <w:rFonts w:ascii="Courier New" w:hAnsi="Courier New" w:eastAsia="Courier New" w:cs="Tahoma"/>
         </w:rPr>
-        <w:t>SBPGI_JOB9_CRON</w:t>
+        <w:t>SGI_JOB9_CRON</w:t>
       </w:r>
       <w:r>
         <w:t xml:space="preserve"> และอ่านตอน bootstrap ของ </w:t>
@@ -5416,7 +6131,7 @@
           <w:rFonts w:ascii="Courier New" w:hAnsi="Courier New" w:eastAsia="Courier New" w:cs="Tahoma"/>
           <w:sz w:val="16"/>
         </w:rPr>
-        <w:t>// src/batch/sbpgi/job-9-sync-new-store-to-document/job-9-sync-new-store-to-document.config.ts</w:t>
+        <w:t>// src/batch/sgi/job-9-sync-new-store-to-document/job-9-sync-new-store-to-document.config.ts</w:t>
         <w:br/>
         <w:t>// convention จริงของ store-backend คือคลาส config (`src/config/app.config.ts` ที่ export ผ่าน</w:t>
         <w:br/>
@@ -5468,28 +6183,28 @@
         <w:br/>
         <w:t>@Injectable()</w:t>
         <w:br/>
-        <w:t>export class SbpgiJob9Config implements Job9Config {</w:t>
+        <w:t>export class SgiJob9Config implements Job9Config {</w:t>
         <w:br/>
         <w:t xml:space="preserve">  // TODO: ยืนยันค่า default ทุกตัวกับ Ops ก่อนขึ้น production (ไม่มีหน้าจอแก้ค่าแล้ว)</w:t>
         <w:br/>
-        <w:t xml:space="preserve">  enabled = (process.env.SBPGI_JOB9_ENABLED ?? 'true') === 'true';</w:t>
-        <w:br/>
-        <w:t xml:space="preserve">  cron = process.env.SBPGI_JOB9_CRON ?? '30 17 7-31 * *';</w:t>
-        <w:br/>
-        <w:t xml:space="preserve">  cron = process.env.SBPGI_JOB9_CRON ?? '30 17 7-31 * *'; // TODO: แก้ผ่าน env/config file แล้ว deploy</w:t>
-        <w:br/>
-        <w:t xml:space="preserve">  targetTable = process.env.SBPGI_JOB9_TARGET_TABLE ?? 'document_new_stores'; // TODO: ค่าคงที่ทางธุรกิจ — เปลี่ยนต้องผ่านการอนุมัติ</w:t>
-        <w:br/>
-        <w:t xml:space="preserve">  forecastPercent = process.env.SBPGI_JOB9_FORECAST_PERCENT ?? 'COALESCE(adjust_amount, forecast_amount) จาก fgi_impact_compensations'; // TODO: ค่าคงที่ทางธุรกิจ — เปลี่ยนต้องผ่านการอนุมัติ</w:t>
-        <w:br/>
-        <w:t xml:space="preserve">  condition = process.env.SBPGI_JOB9_CONDITION ?? 'ร้านเปิดใหม่ สถานะ I + forecast + ยังไม่ sync'; // TODO: ค่าคงที่ทางธุรกิจ — เปลี่ยนต้องผ่านการอนุมัติ</w:t>
-        <w:br/>
-        <w:t xml:space="preserve">  mailTo = process.env.SBPGI_JOB9_MAIL_TO ?? ''; // TODO: ผู้รับอีเมลแจ้ง error คั่นด้วย comma (เดิม: ส่ง error ผ่าน email-lib กลาง (sendEmail) เมื่อ sync ล้มเหลว)</w:t>
+        <w:t xml:space="preserve">  enabled = (process.env.SGI_JOB9_ENABLED ?? 'true') === 'true';</w:t>
+        <w:br/>
+        <w:t xml:space="preserve">  cron = process.env.SGI_JOB9_CRON ?? '30 17 7-31 * *';</w:t>
+        <w:br/>
+        <w:t xml:space="preserve">  cron = process.env.SGI_JOB9_CRON ?? '30 17 7-31 * *'; // TODO: แก้ผ่าน env/config file แล้ว deploy</w:t>
+        <w:br/>
+        <w:t xml:space="preserve">  targetTable = process.env.SGI_JOB9_TARGET_TABLE ?? 'sgi_document_new_stores'; // TODO: ค่าคงที่ทางธุรกิจ — เปลี่ยนต้องผ่านการอนุมัติ</w:t>
+        <w:br/>
+        <w:t xml:space="preserve">  forecastPercent = process.env.SGI_JOB9_FORECAST_PERCENT ?? 'COALESCE(adjust_amount, forecast_amount) จาก sgi_fgi_impact_compensations'; // TODO: ค่าคงที่ทางธุรกิจ — เปลี่ยนต้องผ่านการอนุมัติ</w:t>
+        <w:br/>
+        <w:t xml:space="preserve">  condition = process.env.SGI_JOB9_CONDITION ?? 'ร้านเปิดใหม่ สถานะ I + forecast + ยังไม่ sync'; // TODO: ค่าคงที่ทางธุรกิจ — เปลี่ยนต้องผ่านการอนุมัติ</w:t>
+        <w:br/>
+        <w:t xml:space="preserve">  mailTo = process.env.SGI_JOB9_MAIL_TO ?? ''; // TODO: ผู้รับอีเมลแจ้ง error คั่นด้วย comma (เดิม: ส่ง error ผ่าน email-lib กลาง (sendEmail) เมื่อ sync ล้มเหลว)</w:t>
         <w:br/>
         <w:t>}</w:t>
         <w:br/>
         <w:br/>
-        <w:t>// TODO: เพิ่ม SbpgiJob9Config ใน providers/exports ของ AppConfigModule (@Global) เหมือน AppConfig</w:t>
+        <w:t>// TODO: เพิ่ม SgiJob9Config ใน providers/exports ของ AppConfigModule (@Global) เหมือน AppConfig</w:t>
       </w:r>
     </w:p>
     <w:p>
@@ -5687,7 +6402,7 @@
         <w:t xml:space="preserve">  }</w:t>
         <w:br/>
         <w:br/>
-        <w:t xml:space="preserve">  // มี compensation_documents ของ impact_process_id แล้ว?</w:t>
+        <w:t xml:space="preserve">  // มี sgi_compensation_documents ของ impact_process_id แล้ว?</w:t>
         <w:br/>
         <w:t xml:space="preserve">  async check03Document(state: JobState): Promise&lt;boolean&gt; {</w:t>
         <w:br/>
@@ -5705,7 +6420,7 @@
         <w:t xml:space="preserve">  }</w:t>
         <w:br/>
         <w:br/>
-        <w:t xml:space="preserve">  // upsert document_new_stores</w:t>
+        <w:t xml:space="preserve">  // upsert sgi_document_new_stores</w:t>
         <w:br/>
         <w:t xml:space="preserve">  async step05Upsert(state: JobState, manager?: EntityManager): Promise&lt;void&gt; {</w:t>
         <w:br/>
@@ -5723,7 +6438,7 @@
         <w:t xml:space="preserve">  }</w:t>
         <w:br/>
         <w:br/>
-        <w:t xml:space="preserve">  // insert interface_transactions: data_name = NEW_STORE · direction = INTERNAL · status = COMPLETED</w:t>
+        <w:t xml:space="preserve">  // insert sgi_interface_transactions: data_name = NEW_STORE · direction = INTERNAL · status = COMPLETED</w:t>
         <w:br/>
         <w:t xml:space="preserve">  async step07WriteFile(state: JobState, manager?: EntityManager): Promise&lt;void&gt; {</w:t>
         <w:br/>
@@ -6227,7 +6942,7 @@
                 <w:rFonts w:ascii="Arial" w:hAnsi="Arial" w:eastAsia="Arial" w:cs="Tahoma"/>
                 <w:sz w:val="18"/>
               </w:rPr>
-              <w:t>มี compensation_documents ของ impact_process_id แล้ว?</w:t>
+              <w:t>มี sgi_compensation_documents ของ impact_process_id แล้ว?</w:t>
             </w:r>
           </w:p>
         </w:tc>
@@ -6487,7 +7202,7 @@
                 <w:rFonts w:ascii="Arial" w:hAnsi="Arial" w:eastAsia="Arial" w:cs="Tahoma"/>
                 <w:sz w:val="18"/>
               </w:rPr>
-              <w:t>upsert document_new_stores</w:t>
+              <w:t>upsert sgi_document_new_stores</w:t>
             </w:r>
           </w:p>
         </w:tc>
@@ -6747,7 +7462,7 @@
                 <w:rFonts w:ascii="Arial" w:hAnsi="Arial" w:eastAsia="Arial" w:cs="Tahoma"/>
                 <w:sz w:val="18"/>
               </w:rPr>
-              <w:t>insert interface_transactions: data_name = NEW_STORE · direction = INTERNAL · status = COMPLETED</w:t>
+              <w:t>insert sgi_interface_transactions: data_name = NEW_STORE · direction = INTERNAL · status = COMPLETED</w:t>
             </w:r>
           </w:p>
         </w:tc>
@@ -6944,7 +7659,7 @@
           <w:rFonts w:ascii="Courier New" w:hAnsi="Courier New" w:eastAsia="Courier New" w:cs="Tahoma"/>
           <w:sz w:val="16"/>
         </w:rPr>
-        <w:t>// src/batch/sbpgi/job-9-sync-new-store-to-document/job-9-sync-new-store-to-document.job.ts</w:t>
+        <w:t>// src/batch/sgi/job-9-sync-new-store-to-document/job-9-sync-new-store-to-document.job.ts</w:t>
         <w:br/>
         <w:t>import { Inject, Injectable, Logger } from '@nestjs/common';</w:t>
         <w:br/>
@@ -6991,7 +7706,7 @@
         <w:br/>
         <w:t xml:space="preserve">      await this.service.step02Query(state);</w:t>
         <w:br/>
-        <w:t xml:space="preserve">      // ขั้นที่ 3 (decision): มี compensation_documents ของ impact_process_id แล้ว?</w:t>
+        <w:t xml:space="preserve">      // ขั้นที่ 3 (decision): มี sgi_compensation_documents ของ impact_process_id แล้ว?</w:t>
         <w:br/>
         <w:t xml:space="preserve">      const ok03 = await this.service.check03Document(state);</w:t>
         <w:br/>
@@ -7003,11 +7718,11 @@
         <w:br/>
         <w:t xml:space="preserve">      if (!ok04) throw new JobFailedError('JOB9_STEP04', 'COMPENSATE_PERCENT_INVALID + rollback ก่อน upsert/prune');</w:t>
         <w:br/>
-        <w:t xml:space="preserve">      // === transaction boundary === TODO: validate percent ไม่เป็น NULL และอยู่ 0..100 ก่อน; DB transaction ครอบ upsert document_new_stores + tracking; พบค่าผิดให้ rollback ก่อน prune</w:t>
+        <w:t xml:space="preserve">      // === transaction boundary === TODO: validate percent ไม่เป็น NULL และอยู่ 0..100 ก่อน; DB transaction ครอบ upsert sgi_document_new_stores + tracking; พบค่าผิดให้ rollback ก่อน prune</w:t>
         <w:br/>
         <w:t xml:space="preserve">      await this.dataSource.transaction(async (manager: EntityManager) =&gt; {</w:t>
         <w:br/>
-        <w:t xml:space="preserve">        // ขั้นที่ 5: upsert document_new_stores · TODO: compensate_percent = COALESCE(adjust_compensate_percent, forecast_compensate_percent) · compensation_amount = COALESCE(adjust_amount, forecast_amount)</w:t>
+        <w:t xml:space="preserve">        // ขั้นที่ 5: upsert sgi_document_new_stores · TODO: compensate_percent = COALESCE(adjust_compensate_percent, forecast_compensate_percent) · compensation_amount = COALESCE(adjust_amount, forecast_amount)</w:t>
         <w:br/>
         <w:t xml:space="preserve">        await this.service.step05Upsert(state, manager);</w:t>
         <w:br/>
@@ -7015,7 +7730,7 @@
         <w:br/>
         <w:t xml:space="preserve">        await this.service.step06Workflow(state, manager);</w:t>
         <w:br/>
-        <w:t xml:space="preserve">        // ขั้นที่ 7: insert interface_transactions: data_name = NEW_STORE · direction = INTERNAL · status = COMPLETED · TODO: ไม่สร้างไฟล์ BPM06002O แล้ว — เขียน DB ตรงจึงไม่มี ACK ให้รอ</w:t>
+        <w:t xml:space="preserve">        // ขั้นที่ 7: insert sgi_interface_transactions: data_name = NEW_STORE · direction = INTERNAL · status = COMPLETED · TODO: ไม่สร้างไฟล์ BPM06002O แล้ว — เขียน DB ตรงจึงไม่มี ACK ให้รอ</w:t>
         <w:br/>
         <w:t xml:space="preserve">        await this.service.step07WriteFile(state, manager);</w:t>
         <w:br/>
@@ -7048,7 +7763,7 @@
         <w:br/>
         <w:t xml:space="preserve">      event: 'job.finish', jobNo: '9', jobName: 'SyncNewStoreToDocument', status,</w:t>
         <w:br/>
-        <w:t xml:space="preserve">      period: state.period, output: 'document_new_stores (DB)',</w:t>
+        <w:t xml:space="preserve">      period: state.period, output: 'sgi_document_new_stores (DB)',</w:t>
         <w:br/>
         <w:t xml:space="preserve">      read: state.read, written: state.written, skipped: state.skipped,</w:t>
         <w:br/>
@@ -7114,7 +7829,7 @@
         <w:br/>
         <w:t>//       ใช้ PostgreSQL advisory lock ระดับ session แทน — ปลดอัตโนมัติเมื่อ connection หลุด</w:t>
         <w:br/>
-        <w:t>export const SBPGI_JOB_LOCK_CLASS_ID = 861000; // namespace ของระบบ SBPGI</w:t>
+        <w:t>export const SGI_JOB_LOCK_CLASS_ID = 861000; // namespace ของระบบ SGI</w:t>
         <w:br/>
         <w:t>export const JOB_LOCK_KEYS: Record&lt;string, number&gt; = { '9': 90 /* TODO: เพิ่มครบทั้ง 11 job */ };</w:t>
         <w:br/>
@@ -7146,7 +7861,7 @@
         <w:br/>
         <w:t xml:space="preserve">        'SELECT pg_try_advisory_lock($1, $2) AS locked',</w:t>
         <w:br/>
-        <w:t xml:space="preserve">        [SBPGI_JOB_LOCK_CLASS_ID, objectId],</w:t>
+        <w:t xml:space="preserve">        [SGI_JOB_LOCK_CLASS_ID, objectId],</w:t>
         <w:br/>
         <w:t xml:space="preserve">      );</w:t>
         <w:br/>
@@ -7166,7 +7881,7 @@
         <w:br/>
         <w:t xml:space="preserve">      // TODO: ปลด lock ทุกกรณี แล้วคืน connection เข้า pool</w:t>
         <w:br/>
-        <w:t xml:space="preserve">      await runner.query('SELECT pg_advisory_unlock($1, $2)', [SBPGI_JOB_LOCK_CLASS_ID, objectId]);</w:t>
+        <w:t xml:space="preserve">      await runner.query('SELECT pg_advisory_unlock($1, $2)', [SGI_JOB_LOCK_CLASS_ID, objectId]);</w:t>
         <w:br/>
         <w:t xml:space="preserve">      await runner.release();</w:t>
         <w:br/>
@@ -7345,7 +8060,7 @@
                 <w:rFonts w:ascii="Arial" w:hAnsi="Arial" w:eastAsia="Arial" w:cs="Tahoma"/>
                 <w:sz w:val="18"/>
               </w:rPr>
-              <w:t>fgi_impact_compensations</w:t>
+              <w:t>sgi_fgi_impact_compensations</w:t>
             </w:r>
           </w:p>
         </w:tc>
@@ -7450,7 +8165,7 @@
                 <w:rFonts w:ascii="Arial" w:hAnsi="Arial" w:eastAsia="Arial" w:cs="Tahoma"/>
                 <w:sz w:val="18"/>
               </w:rPr>
-              <w:t>fgi_impact_stores</w:t>
+              <w:t>sgi_fgi_impact_stores</w:t>
             </w:r>
           </w:p>
         </w:tc>
@@ -7555,7 +8270,7 @@
                 <w:rFonts w:ascii="Arial" w:hAnsi="Arial" w:eastAsia="Arial" w:cs="Tahoma"/>
                 <w:sz w:val="18"/>
               </w:rPr>
-              <w:t>compensation_documents</w:t>
+              <w:t>sgi_compensation_documents</w:t>
             </w:r>
           </w:p>
         </w:tc>
@@ -7660,7 +8375,7 @@
                 <w:rFonts w:ascii="Arial" w:hAnsi="Arial" w:eastAsia="Arial" w:cs="Tahoma"/>
                 <w:sz w:val="18"/>
               </w:rPr>
-              <w:t>document_new_stores</w:t>
+              <w:t>sgi_document_new_stores</w:t>
             </w:r>
           </w:p>
         </w:tc>
@@ -7765,7 +8480,7 @@
                 <w:rFonts w:ascii="Arial" w:hAnsi="Arial" w:eastAsia="Arial" w:cs="Tahoma"/>
                 <w:sz w:val="18"/>
               </w:rPr>
-              <w:t>interface_transactions</w:t>
+              <w:t>sgi_interface_transactions</w:t>
             </w:r>
           </w:p>
         </w:tc>
@@ -7864,13 +8579,13 @@
         <w:t>--       write ทั้งหมดต้องอยู่ใน transaction เดียวกับที่ระบุใน 9.3</w:t>
         <w:br/>
         <w:br/>
-        <w:t>-- [R] fgi_impact_compensations : ยอด forecast_amount / adjust_amount รายงวด — ที่มาของ %ชดเชย (ตาราง F1)</w:t>
+        <w:t>-- [R] sgi_fgi_impact_compensations : ยอด forecast_amount / adjust_amount รายงวด — ที่มาของ %ชดเชย (ตาราง F1)</w:t>
         <w:br/>
         <w:t>-- TODO: เติมเฉพาะคอลัมน์ที่ job ใช้จริง (ห้าม SELECT *) และตรวจว่ามี index รองรับ WHERE นี้</w:t>
         <w:br/>
         <w:t>SELECT /* TODO: columns */</w:t>
         <w:br/>
-        <w:t xml:space="preserve">  FROM fgi_impact_compensations</w:t>
+        <w:t xml:space="preserve">  FROM sgi_fgi_impact_compensations</w:t>
         <w:br/>
         <w:t xml:space="preserve"> WHERE impact_year = $1 AND impact_month = $2  -- TODO: ยืนยันชื่อคอลัมน์งวดกับ Database design</w:t>
         <w:br/>
@@ -7879,13 +8594,13 @@
         <w:t xml:space="preserve"> LIMIT $3 OFFSET $4;  -- TODO: อ่านเป็น chunk กัน memory บวม</w:t>
         <w:br/>
         <w:br/>
-        <w:t>-- [R] fgi_impact_stores : โปรไฟล์ร้านเปิดใหม่และค่า forecast/adjust รายงวด</w:t>
+        <w:t>-- [R] sgi_fgi_impact_stores : โปรไฟล์ร้านเปิดใหม่และค่า forecast/adjust รายงวด</w:t>
         <w:br/>
         <w:t>-- TODO: เติมเฉพาะคอลัมน์ที่ job ใช้จริง (ห้าม SELECT *) และตรวจว่ามี index รองรับ WHERE นี้</w:t>
         <w:br/>
         <w:t>SELECT /* TODO: columns */</w:t>
         <w:br/>
-        <w:t xml:space="preserve">  FROM fgi_impact_stores</w:t>
+        <w:t xml:space="preserve">  FROM sgi_fgi_impact_stores</w:t>
         <w:br/>
         <w:t xml:space="preserve"> WHERE impact_year = $1 AND impact_month = $2  -- TODO: ยืนยันชื่อคอลัมน์งวดกับ Database design</w:t>
         <w:br/>
@@ -7894,13 +8609,13 @@
         <w:t xml:space="preserve"> LIMIT $3 OFFSET $4;  -- TODO: อ่านเป็น chunk กัน memory บวม</w:t>
         <w:br/>
         <w:br/>
-        <w:t>-- [R] compensation_documents : หา doc_no จาก impact_process_id</w:t>
+        <w:t>-- [R] sgi_compensation_documents : หา doc_no จาก impact_process_id</w:t>
         <w:br/>
         <w:t>-- TODO: เติมเฉพาะคอลัมน์ที่ job ใช้จริง (ห้าม SELECT *) และตรวจว่ามี index รองรับ WHERE นี้</w:t>
         <w:br/>
         <w:t>SELECT /* TODO: columns */</w:t>
         <w:br/>
-        <w:t xml:space="preserve">  FROM compensation_documents</w:t>
+        <w:t xml:space="preserve">  FROM sgi_compensation_documents</w:t>
         <w:br/>
         <w:t xml:space="preserve"> WHERE /* TODO: เงื่อนไขงวด/สถานะที่ job นี้คัดแถว */ 1 = 1</w:t>
         <w:br/>
@@ -7909,17 +8624,17 @@
         <w:t xml:space="preserve"> LIMIT $1 OFFSET $2;  -- TODO: อ่านเป็น chunk กัน memory บวม</w:t>
         <w:br/>
         <w:br/>
-        <w:t>-- [W] document_new_stores : บันทึกร้านเปิดใหม่เข้าเอกสารโดยตรง</w:t>
+        <w:t>-- [W] sgi_document_new_stores : บันทึกร้านเปิดใหม่เข้าเอกสารโดยตรง</w:t>
         <w:br/>
         <w:t>-- TODO: เติมคอลัมน์ payload จริงจาก Database design</w:t>
         <w:br/>
-        <w:t>INSERT INTO document_new_stores</w:t>
+        <w:t>INSERT INTO sgi_document_new_stores</w:t>
         <w:br/>
         <w:t xml:space="preserve">  (/* TODO: business key + payload + created_by, created_at */)</w:t>
         <w:br/>
         <w:t>VALUES (/* TODO: bind params ตามลำดับคอลัมน์ด้านบน */)</w:t>
         <w:br/>
-        <w:t>ON CONFLICT (doc_no, new_store_code)   -- unique key จริงตาม DDL ของ document_new_stores (ห้ามเดา)</w:t>
+        <w:t>ON CONFLICT (doc_no, new_store_code)   -- unique key จริงตาม DDL ของ sgi_document_new_stores (ห้ามเดา)</w:t>
         <w:br/>
         <w:t>DO UPDATE SET /* TODO: คอลัมน์ที่ยอมให้ทับ */</w:t>
         <w:br/>
@@ -8014,9 +8729,9 @@
         <w:br/>
         <w:t xml:space="preserve">  async notifyFailure(jobNo: string, ctx: JobRunContext, error: Error): Promise&lt;void&gt; {</w:t>
         <w:br/>
-        <w:t xml:space="preserve">    // TODO: ผู้รับของ Job 9 เดิมคือ ส่ง error ผ่าน email-lib กลาง (sendEmail) เมื่อ sync ล้มเหลว — ย้ายมาเป็น env SBPGI_JOB9_MAIL_TO</w:t>
-        <w:br/>
-        <w:t xml:space="preserve">    const recipients = (process.env.SBPGI_JOB9_MAIL_TO ?? '').split(',').map((s) =&gt; s.trim()).filter(Boolean);</w:t>
+        <w:t xml:space="preserve">    // TODO: ผู้รับของ Job 9 เดิมคือ ส่ง error ผ่าน email-lib กลาง (sendEmail) เมื่อ sync ล้มเหลว — ย้ายมาเป็น env SGI_JOB9_MAIL_TO</w:t>
+        <w:br/>
+        <w:t xml:space="preserve">    const recipients = (process.env.SGI_JOB9_MAIL_TO ?? '').split(',').map((s) =&gt; s.trim()).filter(Boolean);</w:t>
         <w:br/>
         <w:t xml:space="preserve">    if (!recipients.length) {</w:t>
         <w:br/>
@@ -8032,7 +8747,7 @@
         <w:br/>
         <w:t xml:space="preserve">        // TODO: emailId = id ของ template EM-07 (แจ้ง error batch) ในตาราง email_template</w:t>
         <w:br/>
-        <w:t xml:space="preserve">        emailId: Number(process.env.SBPGI_JOB_FAIL_EMAIL_TEMPLATE_ID),</w:t>
+        <w:t xml:space="preserve">        emailId: Number(process.env.SGI_JOB_FAIL_EMAIL_TEMPLATE_ID),</w:t>
         <w:br/>
         <w:t xml:space="preserve">        mailTo: recipients.join(','), // signature รับ string ไม่ใช่ string[]</w:t>
         <w:br/>
@@ -8046,7 +8761,7 @@
         <w:br/>
         <w:t xml:space="preserve">          period: ctx.period, triggeredBy: ctx.triggeredBy,</w:t>
         <w:br/>
-        <w:t xml:space="preserve">          output: 'document_new_stores (DB)',</w:t>
+        <w:t xml:space="preserve">          output: 'sgi_document_new_stores (DB)',</w:t>
         <w:br/>
         <w:t xml:space="preserve">          errorMessage: error.message,</w:t>
         <w:br/>
@@ -8095,7 +8810,7 @@
         <w:keepLines/>
       </w:pPr>
       <w:r>
-        <w:t>ขอบเขต transaction ที่ต้องรักษาเมื่อรันซ้ำ: validate percent ไม่เป็น NULL และอยู่ 0..100 ก่อน; DB transaction ครอบ upsert document_new_stores + tracking; พบค่าผิดให้ rollback ก่อน prune</w:t>
+        <w:t>ขอบเขต transaction ที่ต้องรักษาเมื่อรันซ้ำ: validate percent ไม่เป็น NULL และอยู่ 0..100 ก่อน; DB transaction ครอบ upsert sgi_document_new_stores + tracking; พบค่าผิดให้ rollback ก่อน prune</w:t>
       </w:r>
     </w:p>
     <w:p>
@@ -8152,7 +8867,7 @@
         <w:rPr>
           <w:rFonts w:ascii="Courier New" w:hAnsi="Courier New" w:eastAsia="Courier New" w:cs="Tahoma"/>
         </w:rPr>
-        <w:t>document_new_stores (DB)</w:t>
+        <w:t>sgi_document_new_stores (DB)</w:t>
       </w:r>
       <w:r>
         <w:t xml:space="preserve"> และ log บรรทัด </w:t>
@@ -8179,7 +8894,7 @@
         <w:rPr>
           <w:rFonts w:ascii="Courier New" w:hAnsi="Courier New" w:eastAsia="Courier New" w:cs="Tahoma"/>
         </w:rPr>
-        <w:t>interface_transactions</w:t>
+        <w:t>sgi_interface_transactions</w:t>
       </w:r>
       <w:r>
         <w:t xml:space="preserve"> ของงวดนั้นว่ามีแถวค้างสถานะ READY/PENDING หรือไม่ ก่อนสั่งรันใหม่</w:t>
@@ -8416,7 +9131,7 @@
                 <w:rFonts w:ascii="Arial" w:hAnsi="Arial" w:eastAsia="Arial" w:cs="Tahoma"/>
                 <w:sz w:val="18"/>
               </w:rPr>
-              <w:t>มี compensation_documents ของ impact_process_id แล้ว? | No: คงสถานะรอ sync / log pending</w:t>
+              <w:t>มี sgi_compensation_documents ของ impact_process_id แล้ว? | No: คงสถานะรอ sync / log pending</w:t>
             </w:r>
           </w:p>
         </w:tc>
@@ -8526,7 +9241,7 @@
                 <w:rFonts w:ascii="Arial" w:hAnsi="Arial" w:eastAsia="Arial" w:cs="Tahoma"/>
                 <w:sz w:val="18"/>
               </w:rPr>
-              <w:t>upsert document_new_stores (compensate_percent = COALESCE(adjust_compensate_percent, forecast_compensate_percent) · compensation_amount = COALESCE(adjust_amount, forecast_amount))</w:t>
+              <w:t>upsert sgi_document_new_stores (compensate_percent = COALESCE(adjust_compensate_percent, forecast_compensate_percent) · compensation_amount = COALESCE(adjust_amount, forecast_amount))</w:t>
             </w:r>
           </w:p>
         </w:tc>
@@ -8636,7 +9351,7 @@
                 <w:rFonts w:ascii="Arial" w:hAnsi="Arial" w:eastAsia="Arial" w:cs="Tahoma"/>
                 <w:sz w:val="18"/>
               </w:rPr>
-              <w:t>insert interface_transactions: data_name = NEW_STORE · direction = INTERNAL · status = COMPLETED (ไม่สร้างไฟล์ BPM06002O แล้ว — เขียน DB ตรงจึงไม่มี ACK ให้รอ)</w:t>
+              <w:t>insert sgi_interface_transactions: data_name = NEW_STORE · direction = INTERNAL · status = COMPLETED (ไม่สร้างไฟล์ BPM06002O แล้ว — เขียน DB ตรงจึงไม่มี ACK ให้รอ)</w:t>
             </w:r>
           </w:p>
         </w:tc>
@@ -9355,7 +10070,7 @@
                 <w:rFonts w:ascii="Arial" w:hAnsi="Arial" w:eastAsia="Arial" w:cs="Tahoma"/>
                 <w:sz w:val="18"/>
               </w:rPr>
-              <w:t>ใช้กฎกับข้อมูลตัวอย่างแล้วได้ผลตามที่ระบุ — COALESCE(adjust_amount, forecast_amount) จาก fgi_impact_compensations</w:t>
+              <w:t>ใช้กฎกับข้อมูลตัวอย่างแล้วได้ผลตามที่ระบุ — COALESCE(adjust_amount, forecast_amount) จาก sgi_fgi_impact_compensations</w:t>
             </w:r>
           </w:p>
         </w:tc>
@@ -9866,7 +10581,7 @@
                 <w:rFonts w:ascii="Courier New" w:hAnsi="Courier New" w:eastAsia="Courier New" w:cs="Tahoma"/>
                 <w:sz w:val="18"/>
               </w:rPr>
-              <w:t>document_new_stores</w:t>
+              <w:t>sgi_document_new_stores</w:t>
             </w:r>
             <w:r>
               <w:rPr>
@@ -9880,7 +10595,7 @@
                 <w:rFonts w:ascii="Courier New" w:hAnsi="Courier New" w:eastAsia="Courier New" w:cs="Tahoma"/>
                 <w:sz w:val="18"/>
               </w:rPr>
-              <w:t>interface_transactions</w:t>
+              <w:t>sgi_interface_transactions</w:t>
             </w:r>
           </w:p>
         </w:tc>
